--- a/Editable Word files/Week 04-Activity and Swimlane Diagrams.docx
+++ b/Editable Word files/Week 04-Activity and Swimlane Diagrams.docx
@@ -1,6 +1,6 @@
 
 <file path=word/document.xml><?xml version="1.0" encoding="utf-8"?>
-<w:document xmlns:mc="http://schemas.openxmlformats.org/markup-compatibility/2006" xmlns:ve="http://schemas.openxmlformats.org/markup-compatibility/2006" xmlns:o="urn:schemas-microsoft-com:office:office" xmlns:r="http://schemas.openxmlformats.org/officeDocument/2006/relationships" xmlns:m="http://schemas.openxmlformats.org/officeDocument/2006/math" xmlns:v="urn:schemas-microsoft-com:vml" xmlns:wp="http://schemas.openxmlformats.org/drawingml/2006/wordprocessingDrawing" xmlns:w10="urn:schemas-microsoft-com:office:word" xmlns:w="http://schemas.openxmlformats.org/wordprocessingml/2006/main" xmlns:wne="http://schemas.microsoft.com/office/word/2006/wordml" xmlns:a="http://schemas.openxmlformats.org/drawingml/2006/main" xmlns:pic="http://schemas.openxmlformats.org/drawingml/2006/picture" xmlns:wpg="http://schemas.microsoft.com/office/word/2010/wordprocessingGroup" xmlns:wps="http://schemas.microsoft.com/office/word/2010/wordprocessingShape" xmlns:w14="http://schemas.microsoft.com/office/word/2010/wordml" mc:Ignorable="w14" xml:space="preserve">
+<w:document xmlns:wpc="http://schemas.microsoft.com/office/word/2010/wordprocessingCanvas" xmlns:cx="http://schemas.microsoft.com/office/drawing/2014/chartex" xmlns:cx1="http://schemas.microsoft.com/office/drawing/2015/9/8/chartex" xmlns:cx2="http://schemas.microsoft.com/office/drawing/2015/10/21/chartex" xmlns:cx3="http://schemas.microsoft.com/office/drawing/2016/5/9/chartex" xmlns:cx4="http://schemas.microsoft.com/office/drawing/2016/5/10/chartex" xmlns:cx5="http://schemas.microsoft.com/office/drawing/2016/5/11/chartex" xmlns:cx6="http://schemas.microsoft.com/office/drawing/2016/5/12/chartex" xmlns:cx7="http://schemas.microsoft.com/office/drawing/2016/5/13/chartex" xmlns:cx8="http://schemas.microsoft.com/office/drawing/2016/5/14/chartex" xmlns:mc="http://schemas.openxmlformats.org/markup-compatibility/2006" xmlns:aink="http://schemas.microsoft.com/office/drawing/2016/ink" xmlns:am3d="http://schemas.microsoft.com/office/drawing/2017/model3d" xmlns:o="urn:schemas-microsoft-com:office:office" xmlns:r="http://schemas.openxmlformats.org/officeDocument/2006/relationships" xmlns:m="http://schemas.openxmlformats.org/officeDocument/2006/math" xmlns:v="urn:schemas-microsoft-com:vml" xmlns:wp14="http://schemas.microsoft.com/office/word/2010/wordprocessingDrawing" xmlns:wp="http://schemas.openxmlformats.org/drawingml/2006/wordprocessingDrawing" xmlns:w10="urn:schemas-microsoft-com:office:word" xmlns:w="http://schemas.openxmlformats.org/wordprocessingml/2006/main" xmlns:w14="http://schemas.microsoft.com/office/word/2010/wordml" xmlns:w15="http://schemas.microsoft.com/office/word/2012/wordml" xmlns:w16cid="http://schemas.microsoft.com/office/word/2016/wordml/cid" xmlns:w16se="http://schemas.microsoft.com/office/word/2015/wordml/symex" xmlns:wpg="http://schemas.microsoft.com/office/word/2010/wordprocessingGroup" xmlns:wpi="http://schemas.microsoft.com/office/word/2010/wordprocessingInk" xmlns:wne="http://schemas.microsoft.com/office/word/2006/wordml" xmlns:wps="http://schemas.microsoft.com/office/word/2010/wordprocessingShape" mc:Ignorable="w14 w15 w16se w16cid wp14">
   <w:body>
     <w:p>
       <w:pPr>
@@ -10,82 +10,49 @@
         </w:rPr>
       </w:pPr>
       <w:r>
-        <w:rPr>
-          <w:u w:val="single"/>
-        </w:rPr>
         <w:t>Activity</w:t>
       </w:r>
       <w:r>
         <w:rPr>
           <w:spacing w:val="-22"/>
-          <w:u w:val="single"/>
-        </w:rPr>
-        <w:t> </w:t>
-      </w:r>
-      <w:r>
-        <w:rPr>
-          <w:u w:val="single"/>
-        </w:rPr>
+        </w:rPr>
+        <w:t xml:space="preserve"> </w:t>
+      </w:r>
+      <w:r>
         <w:t>and</w:t>
       </w:r>
       <w:r>
         <w:rPr>
           <w:spacing w:val="-18"/>
-          <w:u w:val="single"/>
-        </w:rPr>
-        <w:t> </w:t>
-      </w:r>
-      <w:r>
-        <w:rPr>
-          <w:u w:val="single"/>
-        </w:rPr>
+        </w:rPr>
+        <w:t xml:space="preserve"> </w:t>
+      </w:r>
+      <w:r>
         <w:t>State</w:t>
       </w:r>
       <w:r>
         <w:rPr>
           <w:spacing w:val="-19"/>
-          <w:u w:val="single"/>
-        </w:rPr>
-        <w:t> </w:t>
-      </w:r>
-      <w:r>
-        <w:rPr>
-          <w:spacing w:val="-2"/>
-          <w:u w:val="single"/>
+        </w:rPr>
+        <w:t xml:space="preserve"> </w:t>
+      </w:r>
+      <w:r>
+        <w:rPr>
+          <w:spacing w:val="-2"/>
         </w:rPr>
         <w:t>Diagrams</w:t>
       </w:r>
     </w:p>
     <w:p>
       <w:pPr>
-        <w:pStyle w:val="BodyText"/>
-        <w:spacing w:before="261"/>
+        <w:spacing w:before="7"/>
         <w:ind w:left="424"/>
-      </w:pPr>
-      <w:bookmarkStart w:name="Tenant" w:id="1"/>
-      <w:bookmarkEnd w:id="1"/>
-      <w:r>
-        <w:rPr>
-          <w:b w:val="0"/>
-        </w:rPr>
-      </w:r>
-      <w:r>
-        <w:rPr>
-          <w:color w:val="006EC0"/>
-          <w:spacing w:val="-2"/>
-        </w:rPr>
-        <w:t>Tenant</w:t>
-      </w:r>
-    </w:p>
-    <w:p>
-      <w:pPr>
-        <w:spacing w:before="7"/>
-        <w:ind w:left="424" w:right="0" w:firstLine="0"/>
-        <w:jc w:val="left"/>
-        <w:rPr>
-          <w:sz w:val="26"/>
-        </w:rPr>
-      </w:pPr>
+        <w:rPr>
+          <w:sz w:val="26"/>
+        </w:rPr>
+      </w:pPr>
+      <w:bookmarkStart w:id="0" w:name="Tenant"/>
+      <w:bookmarkEnd w:id="0"/>
       <w:r>
         <w:rPr>
           <w:b/>
@@ -102,7 +69,7 @@
           <w:sz w:val="26"/>
           <w:u w:val="thick"/>
         </w:rPr>
-        <w:t> </w:t>
+        <w:t xml:space="preserve"> </w:t>
       </w:r>
       <w:r>
         <w:rPr>
@@ -120,7 +87,7 @@
           <w:sz w:val="26"/>
           <w:u w:val="thick"/>
         </w:rPr>
-        <w:t> </w:t>
+        <w:t xml:space="preserve"> </w:t>
       </w:r>
       <w:r>
         <w:rPr>
@@ -138,7 +105,7 @@
           <w:sz w:val="26"/>
           <w:u w:val="thick"/>
         </w:rPr>
-        <w:t> </w:t>
+        <w:t xml:space="preserve"> </w:t>
       </w:r>
       <w:r>
         <w:rPr>
@@ -155,7 +122,7 @@
           <w:spacing w:val="-3"/>
           <w:sz w:val="26"/>
         </w:rPr>
-        <w:t> </w:t>
+        <w:t xml:space="preserve"> </w:t>
       </w:r>
       <w:r>
         <w:rPr>
@@ -169,14 +136,30 @@
           <w:spacing w:val="-5"/>
           <w:sz w:val="26"/>
         </w:rPr>
-        <w:t> </w:t>
-      </w:r>
-      <w:r>
-        <w:rPr>
-          <w:spacing w:val="-2"/>
-          <w:sz w:val="26"/>
-        </w:rPr>
-        <w:t>Anisa Domi)</w:t>
+        <w:t xml:space="preserve"> </w:t>
+      </w:r>
+      <w:r>
+        <w:rPr>
+          <w:spacing w:val="-2"/>
+          <w:sz w:val="26"/>
+        </w:rPr>
+        <w:t xml:space="preserve">Anisa </w:t>
+      </w:r>
+      <w:proofErr w:type="spellStart"/>
+      <w:r>
+        <w:rPr>
+          <w:spacing w:val="-2"/>
+          <w:sz w:val="26"/>
+        </w:rPr>
+        <w:t>Domi</w:t>
+      </w:r>
+      <w:proofErr w:type="spellEnd"/>
+      <w:r>
+        <w:rPr>
+          <w:spacing w:val="-2"/>
+          <w:sz w:val="26"/>
+        </w:rPr>
+        <w:t>)</w:t>
       </w:r>
     </w:p>
     <w:p>
@@ -191,10 +174,11 @@
       <w:r>
         <w:rPr>
           <w:b w:val="0"/>
+          <w:noProof/>
           <w:sz w:val="20"/>
         </w:rPr>
         <w:drawing>
-          <wp:anchor distT="0" distB="0" distL="0" distR="0" allowOverlap="1" layoutInCell="1" locked="0" behindDoc="1" simplePos="0" relativeHeight="487587840">
+          <wp:anchor distT="0" distB="0" distL="0" distR="0" simplePos="0" relativeHeight="487587840" behindDoc="1" locked="0" layoutInCell="1" allowOverlap="1" wp14:anchorId="00FDE73A" wp14:editId="00FDE73B">
             <wp:simplePos x="0" y="0"/>
             <wp:positionH relativeFrom="page">
               <wp:posOffset>2320925</wp:posOffset>
@@ -207,17 +191,17 @@
             <wp:wrapTopAndBottom/>
             <wp:docPr id="1" name="Image 1"/>
             <wp:cNvGraphicFramePr>
-              <a:graphicFrameLocks/>
+              <a:graphicFrameLocks xmlns:a="http://schemas.openxmlformats.org/drawingml/2006/main"/>
             </wp:cNvGraphicFramePr>
-            <a:graphic>
+            <a:graphic xmlns:a="http://schemas.openxmlformats.org/drawingml/2006/main">
               <a:graphicData uri="http://schemas.openxmlformats.org/drawingml/2006/picture">
-                <pic:pic>
+                <pic:pic xmlns:pic="http://schemas.openxmlformats.org/drawingml/2006/picture">
                   <pic:nvPicPr>
                     <pic:cNvPr id="1" name="Image 1"/>
                     <pic:cNvPicPr/>
                   </pic:nvPicPr>
                   <pic:blipFill>
-                    <a:blip r:embed="rId5" cstate="print"/>
+                    <a:blip r:embed="rId4" cstate="print"/>
                     <a:stretch>
                       <a:fillRect/>
                     </a:stretch>
@@ -250,9 +234,7 @@
     </w:p>
     <w:p>
       <w:pPr>
-        <w:spacing w:before="0"/>
-        <w:ind w:left="424" w:right="0" w:firstLine="0"/>
-        <w:jc w:val="left"/>
+        <w:ind w:left="424"/>
         <w:rPr>
           <w:sz w:val="26"/>
         </w:rPr>
@@ -273,7 +255,7 @@
           <w:sz w:val="26"/>
           <w:u w:val="thick"/>
         </w:rPr>
-        <w:t> </w:t>
+        <w:t xml:space="preserve"> </w:t>
       </w:r>
       <w:r>
         <w:rPr>
@@ -291,7 +273,7 @@
           <w:sz w:val="26"/>
           <w:u w:val="thick"/>
         </w:rPr>
-        <w:t> </w:t>
+        <w:t xml:space="preserve"> </w:t>
       </w:r>
       <w:r>
         <w:rPr>
@@ -309,7 +291,7 @@
           <w:sz w:val="26"/>
           <w:u w:val="thick"/>
         </w:rPr>
-        <w:t> </w:t>
+        <w:t xml:space="preserve"> </w:t>
       </w:r>
       <w:r>
         <w:rPr>
@@ -326,7 +308,7 @@
           <w:spacing w:val="-2"/>
           <w:sz w:val="26"/>
         </w:rPr>
-        <w:t> </w:t>
+        <w:t xml:space="preserve"> </w:t>
       </w:r>
       <w:r>
         <w:rPr>
@@ -340,7 +322,7 @@
           <w:spacing w:val="-3"/>
           <w:sz w:val="26"/>
         </w:rPr>
-        <w:t> </w:t>
+        <w:t xml:space="preserve"> </w:t>
       </w:r>
       <w:r>
         <w:rPr>
@@ -354,7 +336,7 @@
           <w:spacing w:val="-7"/>
           <w:sz w:val="26"/>
         </w:rPr>
-        <w:t> </w:t>
+        <w:t xml:space="preserve"> </w:t>
       </w:r>
       <w:r>
         <w:rPr>
@@ -368,7 +350,23 @@
           <w:spacing w:val="-4"/>
           <w:sz w:val="26"/>
         </w:rPr>
-        <w:t> Domi)</w:t>
+        <w:t xml:space="preserve"> </w:t>
+      </w:r>
+      <w:proofErr w:type="spellStart"/>
+      <w:r>
+        <w:rPr>
+          <w:spacing w:val="-4"/>
+          <w:sz w:val="26"/>
+        </w:rPr>
+        <w:t>Domi</w:t>
+      </w:r>
+      <w:proofErr w:type="spellEnd"/>
+      <w:r>
+        <w:rPr>
+          <w:spacing w:val="-4"/>
+          <w:sz w:val="26"/>
+        </w:rPr>
+        <w:t>)</w:t>
       </w:r>
     </w:p>
     <w:p>
@@ -383,10 +381,11 @@
       <w:r>
         <w:rPr>
           <w:b w:val="0"/>
+          <w:noProof/>
           <w:sz w:val="13"/>
         </w:rPr>
         <w:drawing>
-          <wp:anchor distT="0" distB="0" distL="0" distR="0" allowOverlap="1" layoutInCell="1" locked="0" behindDoc="1" simplePos="0" relativeHeight="487588352">
+          <wp:anchor distT="0" distB="0" distL="0" distR="0" simplePos="0" relativeHeight="487588352" behindDoc="1" locked="0" layoutInCell="1" allowOverlap="1" wp14:anchorId="00FDE73C" wp14:editId="00FDE73D">
             <wp:simplePos x="0" y="0"/>
             <wp:positionH relativeFrom="page">
               <wp:posOffset>1731010</wp:posOffset>
@@ -399,17 +398,17 @@
             <wp:wrapTopAndBottom/>
             <wp:docPr id="2" name="Image 2"/>
             <wp:cNvGraphicFramePr>
-              <a:graphicFrameLocks/>
+              <a:graphicFrameLocks xmlns:a="http://schemas.openxmlformats.org/drawingml/2006/main"/>
             </wp:cNvGraphicFramePr>
-            <a:graphic>
+            <a:graphic xmlns:a="http://schemas.openxmlformats.org/drawingml/2006/main">
               <a:graphicData uri="http://schemas.openxmlformats.org/drawingml/2006/picture">
-                <pic:pic>
+                <pic:pic xmlns:pic="http://schemas.openxmlformats.org/drawingml/2006/picture">
                   <pic:nvPicPr>
                     <pic:cNvPr id="2" name="Image 2"/>
                     <pic:cNvPicPr/>
                   </pic:nvPicPr>
                   <pic:blipFill>
-                    <a:blip r:embed="rId6" cstate="print"/>
+                    <a:blip r:embed="rId5" cstate="print"/>
                     <a:stretch>
                       <a:fillRect/>
                     </a:stretch>
@@ -433,7 +432,6 @@
     <w:p>
       <w:pPr>
         <w:pStyle w:val="BodyText"/>
-        <w:spacing w:after="0"/>
         <w:rPr>
           <w:b w:val="0"/>
           <w:sz w:val="13"/>
@@ -441,26 +439,27 @@
         <w:sectPr>
           <w:type w:val="continuous"/>
           <w:pgSz w:w="11910" w:h="16840"/>
-          <w:pgMar w:top="1380" w:bottom="280" w:left="992" w:right="1133"/>
+          <w:pgMar w:top="1380" w:right="1133" w:bottom="280" w:left="992" w:header="720" w:footer="720" w:gutter="0"/>
+          <w:cols w:space="720"/>
         </w:sectPr>
       </w:pPr>
     </w:p>
     <w:p>
       <w:pPr>
         <w:spacing w:before="25"/>
-        <w:ind w:left="424" w:right="0" w:firstLine="0"/>
-        <w:jc w:val="left"/>
-        <w:rPr>
-          <w:sz w:val="26"/>
-        </w:rPr>
-      </w:pPr>
-      <w:r>
-        <w:rPr>
-          <w:b/>
-          <w:spacing w:val="-2"/>
-          <w:sz w:val="26"/>
-          <w:u w:val="thick"/>
-        </w:rPr>
+        <w:ind w:left="424"/>
+        <w:rPr>
+          <w:sz w:val="26"/>
+        </w:rPr>
+      </w:pPr>
+      <w:r>
+        <w:rPr>
+          <w:b/>
+          <w:spacing w:val="-2"/>
+          <w:sz w:val="26"/>
+          <w:u w:val="thick"/>
+        </w:rPr>
+        <w:lastRenderedPageBreak/>
         <w:t>FR3</w:t>
       </w:r>
       <w:r>
@@ -470,7 +469,7 @@
           <w:sz w:val="26"/>
           <w:u w:val="thick"/>
         </w:rPr>
-        <w:t> </w:t>
+        <w:t xml:space="preserve"> </w:t>
       </w:r>
       <w:r>
         <w:rPr>
@@ -488,7 +487,7 @@
           <w:sz w:val="26"/>
           <w:u w:val="thick"/>
         </w:rPr>
-        <w:t> </w:t>
+        <w:t xml:space="preserve"> </w:t>
       </w:r>
       <w:r>
         <w:rPr>
@@ -506,7 +505,7 @@
           <w:sz w:val="26"/>
           <w:u w:val="thick"/>
         </w:rPr>
-        <w:t> </w:t>
+        <w:t xml:space="preserve"> </w:t>
       </w:r>
       <w:r>
         <w:rPr>
@@ -523,7 +522,7 @@
           <w:spacing w:val="-5"/>
           <w:sz w:val="26"/>
         </w:rPr>
-        <w:t> </w:t>
+        <w:t xml:space="preserve"> </w:t>
       </w:r>
       <w:r>
         <w:rPr>
@@ -537,7 +536,7 @@
           <w:spacing w:val="-3"/>
           <w:sz w:val="26"/>
         </w:rPr>
-        <w:t> </w:t>
+        <w:t xml:space="preserve"> </w:t>
       </w:r>
       <w:r>
         <w:rPr>
@@ -551,7 +550,7 @@
           <w:spacing w:val="-6"/>
           <w:sz w:val="26"/>
         </w:rPr>
-        <w:t> </w:t>
+        <w:t xml:space="preserve"> </w:t>
       </w:r>
       <w:r>
         <w:rPr>
@@ -565,14 +564,23 @@
           <w:spacing w:val="-3"/>
           <w:sz w:val="26"/>
         </w:rPr>
-        <w:t> </w:t>
-      </w:r>
+        <w:t xml:space="preserve"> </w:t>
+      </w:r>
+      <w:proofErr w:type="spellStart"/>
       <w:r>
         <w:rPr>
           <w:spacing w:val="-4"/>
           <w:sz w:val="26"/>
         </w:rPr>
-        <w:t>Domi)</w:t>
+        <w:t>Domi</w:t>
+      </w:r>
+      <w:proofErr w:type="spellEnd"/>
+      <w:r>
+        <w:rPr>
+          <w:spacing w:val="-4"/>
+          <w:sz w:val="26"/>
+        </w:rPr>
+        <w:t>)</w:t>
       </w:r>
     </w:p>
     <w:p>
@@ -596,10 +604,11 @@
       <w:r>
         <w:rPr>
           <w:b w:val="0"/>
+          <w:noProof/>
           <w:sz w:val="20"/>
         </w:rPr>
         <w:drawing>
-          <wp:anchor distT="0" distB="0" distL="0" distR="0" allowOverlap="1" layoutInCell="1" locked="0" behindDoc="1" simplePos="0" relativeHeight="487588864">
+          <wp:anchor distT="0" distB="0" distL="0" distR="0" simplePos="0" relativeHeight="487588864" behindDoc="1" locked="0" layoutInCell="1" allowOverlap="1" wp14:anchorId="00FDE73E" wp14:editId="00FDE73F">
             <wp:simplePos x="0" y="0"/>
             <wp:positionH relativeFrom="page">
               <wp:posOffset>1725295</wp:posOffset>
@@ -612,17 +621,17 @@
             <wp:wrapTopAndBottom/>
             <wp:docPr id="3" name="Image 3"/>
             <wp:cNvGraphicFramePr>
-              <a:graphicFrameLocks/>
+              <a:graphicFrameLocks xmlns:a="http://schemas.openxmlformats.org/drawingml/2006/main"/>
             </wp:cNvGraphicFramePr>
-            <a:graphic>
+            <a:graphic xmlns:a="http://schemas.openxmlformats.org/drawingml/2006/main">
               <a:graphicData uri="http://schemas.openxmlformats.org/drawingml/2006/picture">
-                <pic:pic>
+                <pic:pic xmlns:pic="http://schemas.openxmlformats.org/drawingml/2006/picture">
                   <pic:nvPicPr>
                     <pic:cNvPr id="3" name="Image 3"/>
                     <pic:cNvPicPr/>
                   </pic:nvPicPr>
                   <pic:blipFill>
-                    <a:blip r:embed="rId7" cstate="print"/>
+                    <a:blip r:embed="rId6" cstate="print"/>
                     <a:stretch>
                       <a:fillRect/>
                     </a:stretch>
@@ -664,9 +673,7 @@
     </w:p>
     <w:p>
       <w:pPr>
-        <w:spacing w:before="0"/>
-        <w:ind w:left="424" w:right="0" w:firstLine="0"/>
-        <w:jc w:val="left"/>
+        <w:ind w:left="424"/>
         <w:rPr>
           <w:sz w:val="26"/>
         </w:rPr>
@@ -686,7 +693,7 @@
           <w:sz w:val="26"/>
           <w:u w:val="thick"/>
         </w:rPr>
-        <w:t> </w:t>
+        <w:t xml:space="preserve"> </w:t>
       </w:r>
       <w:r>
         <w:rPr>
@@ -703,7 +710,7 @@
           <w:sz w:val="26"/>
           <w:u w:val="thick"/>
         </w:rPr>
-        <w:t> </w:t>
+        <w:t xml:space="preserve"> </w:t>
       </w:r>
       <w:r>
         <w:rPr>
@@ -720,7 +727,7 @@
           <w:sz w:val="26"/>
           <w:u w:val="thick"/>
         </w:rPr>
-        <w:t> </w:t>
+        <w:t xml:space="preserve"> </w:t>
       </w:r>
       <w:r>
         <w:rPr>
@@ -737,7 +744,7 @@
           <w:sz w:val="26"/>
           <w:u w:val="thick"/>
         </w:rPr>
-        <w:t> </w:t>
+        <w:t xml:space="preserve"> </w:t>
       </w:r>
       <w:r>
         <w:rPr>
@@ -754,7 +761,7 @@
           <w:sz w:val="26"/>
           <w:u w:val="thick"/>
         </w:rPr>
-        <w:t> </w:t>
+        <w:t xml:space="preserve"> </w:t>
       </w:r>
       <w:r>
         <w:rPr>
@@ -771,7 +778,7 @@
           <w:sz w:val="26"/>
           <w:u w:val="thick"/>
         </w:rPr>
-        <w:t> </w:t>
+        <w:t xml:space="preserve"> </w:t>
       </w:r>
       <w:r>
         <w:rPr>
@@ -788,7 +795,7 @@
           <w:sz w:val="26"/>
           <w:u w:val="thick"/>
         </w:rPr>
-        <w:t> </w:t>
+        <w:t xml:space="preserve"> </w:t>
       </w:r>
       <w:r>
         <w:rPr>
@@ -804,7 +811,7 @@
           <w:spacing w:val="-12"/>
           <w:sz w:val="26"/>
         </w:rPr>
-        <w:t> </w:t>
+        <w:t xml:space="preserve"> </w:t>
       </w:r>
       <w:r>
         <w:rPr>
@@ -817,7 +824,7 @@
           <w:spacing w:val="-15"/>
           <w:sz w:val="26"/>
         </w:rPr>
-        <w:t> </w:t>
+        <w:t xml:space="preserve"> </w:t>
       </w:r>
       <w:r>
         <w:rPr>
@@ -830,7 +837,7 @@
           <w:spacing w:val="-13"/>
           <w:sz w:val="26"/>
         </w:rPr>
-        <w:t> </w:t>
+        <w:t xml:space="preserve"> </w:t>
       </w:r>
       <w:r>
         <w:rPr>
@@ -843,14 +850,23 @@
           <w:spacing w:val="-15"/>
           <w:sz w:val="26"/>
         </w:rPr>
-        <w:t> </w:t>
-      </w:r>
-      <w:r>
-        <w:rPr>
-          <w:spacing w:val="-2"/>
-          <w:sz w:val="26"/>
-        </w:rPr>
-        <w:t>Domi)</w:t>
+        <w:t xml:space="preserve"> </w:t>
+      </w:r>
+      <w:proofErr w:type="spellStart"/>
+      <w:r>
+        <w:rPr>
+          <w:spacing w:val="-2"/>
+          <w:sz w:val="26"/>
+        </w:rPr>
+        <w:t>Domi</w:t>
+      </w:r>
+      <w:proofErr w:type="spellEnd"/>
+      <w:r>
+        <w:rPr>
+          <w:spacing w:val="-2"/>
+          <w:sz w:val="26"/>
+        </w:rPr>
+        <w:t>)</w:t>
       </w:r>
     </w:p>
     <w:p>
@@ -883,10 +899,11 @@
       <w:r>
         <w:rPr>
           <w:b w:val="0"/>
+          <w:noProof/>
           <w:sz w:val="20"/>
         </w:rPr>
         <w:drawing>
-          <wp:anchor distT="0" distB="0" distL="0" distR="0" allowOverlap="1" layoutInCell="1" locked="0" behindDoc="1" simplePos="0" relativeHeight="487589376">
+          <wp:anchor distT="0" distB="0" distL="0" distR="0" simplePos="0" relativeHeight="487589376" behindDoc="1" locked="0" layoutInCell="1" allowOverlap="1" wp14:anchorId="00FDE740" wp14:editId="00FDE741">
             <wp:simplePos x="0" y="0"/>
             <wp:positionH relativeFrom="page">
               <wp:posOffset>1922145</wp:posOffset>
@@ -899,17 +916,17 @@
             <wp:wrapTopAndBottom/>
             <wp:docPr id="4" name="Image 4"/>
             <wp:cNvGraphicFramePr>
-              <a:graphicFrameLocks/>
+              <a:graphicFrameLocks xmlns:a="http://schemas.openxmlformats.org/drawingml/2006/main"/>
             </wp:cNvGraphicFramePr>
-            <a:graphic>
+            <a:graphic xmlns:a="http://schemas.openxmlformats.org/drawingml/2006/main">
               <a:graphicData uri="http://schemas.openxmlformats.org/drawingml/2006/picture">
-                <pic:pic>
+                <pic:pic xmlns:pic="http://schemas.openxmlformats.org/drawingml/2006/picture">
                   <pic:nvPicPr>
                     <pic:cNvPr id="4" name="Image 4"/>
                     <pic:cNvPicPr/>
                   </pic:nvPicPr>
                   <pic:blipFill>
-                    <a:blip r:embed="rId8" cstate="print"/>
+                    <a:blip r:embed="rId7" cstate="print"/>
                     <a:stretch>
                       <a:fillRect/>
                     </a:stretch>
@@ -933,32 +950,32 @@
     <w:p>
       <w:pPr>
         <w:pStyle w:val="BodyText"/>
-        <w:spacing w:after="0"/>
         <w:rPr>
           <w:b w:val="0"/>
           <w:sz w:val="20"/>
         </w:rPr>
         <w:sectPr>
           <w:pgSz w:w="11910" w:h="16840"/>
-          <w:pgMar w:top="1620" w:bottom="280" w:left="992" w:right="1133"/>
+          <w:pgMar w:top="1620" w:right="1133" w:bottom="280" w:left="992" w:header="720" w:footer="720" w:gutter="0"/>
+          <w:cols w:space="720"/>
         </w:sectPr>
       </w:pPr>
     </w:p>
     <w:p>
       <w:pPr>
         <w:spacing w:before="25"/>
-        <w:ind w:left="424" w:right="0" w:firstLine="0"/>
-        <w:jc w:val="left"/>
-        <w:rPr>
-          <w:sz w:val="26"/>
-        </w:rPr>
-      </w:pPr>
-      <w:r>
-        <w:rPr>
-          <w:b/>
-          <w:sz w:val="26"/>
-          <w:u w:val="thick"/>
-        </w:rPr>
+        <w:ind w:left="424"/>
+        <w:rPr>
+          <w:sz w:val="26"/>
+        </w:rPr>
+      </w:pPr>
+      <w:r>
+        <w:rPr>
+          <w:b/>
+          <w:sz w:val="26"/>
+          <w:u w:val="thick"/>
+        </w:rPr>
+        <w:lastRenderedPageBreak/>
         <w:t>FR5</w:t>
       </w:r>
       <w:r>
@@ -968,7 +985,7 @@
           <w:sz w:val="26"/>
           <w:u w:val="thick"/>
         </w:rPr>
-        <w:t> </w:t>
+        <w:t xml:space="preserve"> </w:t>
       </w:r>
       <w:r>
         <w:rPr>
@@ -985,7 +1002,7 @@
           <w:sz w:val="26"/>
           <w:u w:val="thick"/>
         </w:rPr>
-        <w:t> </w:t>
+        <w:t xml:space="preserve"> </w:t>
       </w:r>
       <w:r>
         <w:rPr>
@@ -1002,7 +1019,7 @@
           <w:sz w:val="26"/>
           <w:u w:val="thick"/>
         </w:rPr>
-        <w:t> </w:t>
+        <w:t xml:space="preserve"> </w:t>
       </w:r>
       <w:r>
         <w:rPr>
@@ -1019,7 +1036,7 @@
           <w:sz w:val="26"/>
           <w:u w:val="thick"/>
         </w:rPr>
-        <w:t> </w:t>
+        <w:t xml:space="preserve"> </w:t>
       </w:r>
       <w:r>
         <w:rPr>
@@ -1036,7 +1053,7 @@
           <w:sz w:val="26"/>
           <w:u w:val="thick"/>
         </w:rPr>
-        <w:t> </w:t>
+        <w:t xml:space="preserve"> </w:t>
       </w:r>
       <w:r>
         <w:rPr>
@@ -1053,7 +1070,7 @@
           <w:sz w:val="26"/>
           <w:u w:val="thick"/>
         </w:rPr>
-        <w:t> </w:t>
+        <w:t xml:space="preserve"> </w:t>
       </w:r>
       <w:r>
         <w:rPr>
@@ -1070,7 +1087,7 @@
           <w:sz w:val="26"/>
           <w:u w:val="thick"/>
         </w:rPr>
-        <w:t> </w:t>
+        <w:t xml:space="preserve"> </w:t>
       </w:r>
       <w:r>
         <w:rPr>
@@ -1087,7 +1104,7 @@
           <w:sz w:val="26"/>
           <w:u w:val="thick"/>
         </w:rPr>
-        <w:t> </w:t>
+        <w:t xml:space="preserve"> </w:t>
       </w:r>
       <w:r>
         <w:rPr>
@@ -1104,7 +1121,7 @@
           <w:sz w:val="26"/>
           <w:u w:val="thick"/>
         </w:rPr>
-        <w:t> </w:t>
+        <w:t xml:space="preserve"> </w:t>
       </w:r>
       <w:r>
         <w:rPr>
@@ -1120,7 +1137,7 @@
           <w:spacing w:val="-11"/>
           <w:sz w:val="26"/>
         </w:rPr>
-        <w:t> </w:t>
+        <w:t xml:space="preserve"> </w:t>
       </w:r>
       <w:r>
         <w:rPr>
@@ -1133,7 +1150,7 @@
           <w:spacing w:val="-10"/>
           <w:sz w:val="26"/>
         </w:rPr>
-        <w:t> </w:t>
+        <w:t xml:space="preserve"> </w:t>
       </w:r>
       <w:r>
         <w:rPr>
@@ -1146,7 +1163,7 @@
           <w:spacing w:val="-13"/>
           <w:sz w:val="26"/>
         </w:rPr>
-        <w:t> </w:t>
+        <w:t xml:space="preserve"> </w:t>
       </w:r>
       <w:r>
         <w:rPr>
@@ -1159,14 +1176,23 @@
           <w:spacing w:val="-11"/>
           <w:sz w:val="26"/>
         </w:rPr>
-        <w:t> </w:t>
-      </w:r>
-      <w:r>
-        <w:rPr>
-          <w:spacing w:val="-2"/>
-          <w:sz w:val="26"/>
-        </w:rPr>
-        <w:t>Domi)</w:t>
+        <w:t xml:space="preserve"> </w:t>
+      </w:r>
+      <w:proofErr w:type="spellStart"/>
+      <w:r>
+        <w:rPr>
+          <w:spacing w:val="-2"/>
+          <w:sz w:val="26"/>
+        </w:rPr>
+        <w:t>Domi</w:t>
+      </w:r>
+      <w:proofErr w:type="spellEnd"/>
+      <w:r>
+        <w:rPr>
+          <w:spacing w:val="-2"/>
+          <w:sz w:val="26"/>
+        </w:rPr>
+        <w:t>)</w:t>
       </w:r>
     </w:p>
     <w:p>
@@ -1190,10 +1216,11 @@
       <w:r>
         <w:rPr>
           <w:b w:val="0"/>
+          <w:noProof/>
           <w:sz w:val="20"/>
         </w:rPr>
         <w:drawing>
-          <wp:anchor distT="0" distB="0" distL="0" distR="0" allowOverlap="1" layoutInCell="1" locked="0" behindDoc="1" simplePos="0" relativeHeight="487589888">
+          <wp:anchor distT="0" distB="0" distL="0" distR="0" simplePos="0" relativeHeight="487589888" behindDoc="1" locked="0" layoutInCell="1" allowOverlap="1" wp14:anchorId="00FDE742" wp14:editId="00FDE743">
             <wp:simplePos x="0" y="0"/>
             <wp:positionH relativeFrom="page">
               <wp:posOffset>2449829</wp:posOffset>
@@ -1206,17 +1233,17 @@
             <wp:wrapTopAndBottom/>
             <wp:docPr id="5" name="Image 5"/>
             <wp:cNvGraphicFramePr>
-              <a:graphicFrameLocks/>
+              <a:graphicFrameLocks xmlns:a="http://schemas.openxmlformats.org/drawingml/2006/main"/>
             </wp:cNvGraphicFramePr>
-            <a:graphic>
+            <a:graphic xmlns:a="http://schemas.openxmlformats.org/drawingml/2006/main">
               <a:graphicData uri="http://schemas.openxmlformats.org/drawingml/2006/picture">
-                <pic:pic>
+                <pic:pic xmlns:pic="http://schemas.openxmlformats.org/drawingml/2006/picture">
                   <pic:nvPicPr>
                     <pic:cNvPr id="5" name="Image 5"/>
                     <pic:cNvPicPr/>
                   </pic:nvPicPr>
                   <pic:blipFill>
-                    <a:blip r:embed="rId9" cstate="print"/>
+                    <a:blip r:embed="rId8" cstate="print"/>
                     <a:stretch>
                       <a:fillRect/>
                     </a:stretch>
@@ -1258,9 +1285,7 @@
     </w:p>
     <w:p>
       <w:pPr>
-        <w:spacing w:before="0"/>
-        <w:ind w:left="424" w:right="0" w:firstLine="0"/>
-        <w:jc w:val="left"/>
+        <w:ind w:left="424"/>
         <w:rPr>
           <w:sz w:val="26"/>
         </w:rPr>
@@ -1280,7 +1305,7 @@
           <w:sz w:val="26"/>
           <w:u w:val="thick"/>
         </w:rPr>
-        <w:t> </w:t>
+        <w:t xml:space="preserve"> </w:t>
       </w:r>
       <w:r>
         <w:rPr>
@@ -1297,7 +1322,7 @@
           <w:sz w:val="26"/>
           <w:u w:val="thick"/>
         </w:rPr>
-        <w:t> </w:t>
+        <w:t xml:space="preserve"> </w:t>
       </w:r>
       <w:r>
         <w:rPr>
@@ -1314,7 +1339,7 @@
           <w:sz w:val="26"/>
           <w:u w:val="thick"/>
         </w:rPr>
-        <w:t> </w:t>
+        <w:t xml:space="preserve"> </w:t>
       </w:r>
       <w:r>
         <w:rPr>
@@ -1331,7 +1356,7 @@
           <w:sz w:val="26"/>
           <w:u w:val="thick"/>
         </w:rPr>
-        <w:t> </w:t>
+        <w:t xml:space="preserve"> </w:t>
       </w:r>
       <w:r>
         <w:rPr>
@@ -1347,7 +1372,7 @@
           <w:spacing w:val="-15"/>
           <w:sz w:val="26"/>
         </w:rPr>
-        <w:t> </w:t>
+        <w:t xml:space="preserve"> </w:t>
       </w:r>
       <w:r>
         <w:rPr>
@@ -1360,7 +1385,7 @@
           <w:spacing w:val="-10"/>
           <w:sz w:val="26"/>
         </w:rPr>
-        <w:t> </w:t>
+        <w:t xml:space="preserve"> </w:t>
       </w:r>
       <w:r>
         <w:rPr>
@@ -1373,7 +1398,7 @@
           <w:spacing w:val="-13"/>
           <w:sz w:val="26"/>
         </w:rPr>
-        <w:t> </w:t>
+        <w:t xml:space="preserve"> </w:t>
       </w:r>
       <w:r>
         <w:rPr>
@@ -1386,14 +1411,23 @@
           <w:spacing w:val="-10"/>
           <w:sz w:val="26"/>
         </w:rPr>
-        <w:t> </w:t>
-      </w:r>
-      <w:r>
-        <w:rPr>
-          <w:spacing w:val="-2"/>
-          <w:sz w:val="26"/>
-        </w:rPr>
-        <w:t>Domi)</w:t>
+        <w:t xml:space="preserve"> </w:t>
+      </w:r>
+      <w:proofErr w:type="spellStart"/>
+      <w:r>
+        <w:rPr>
+          <w:spacing w:val="-2"/>
+          <w:sz w:val="26"/>
+        </w:rPr>
+        <w:t>Domi</w:t>
+      </w:r>
+      <w:proofErr w:type="spellEnd"/>
+      <w:r>
+        <w:rPr>
+          <w:spacing w:val="-2"/>
+          <w:sz w:val="26"/>
+        </w:rPr>
+        <w:t>)</w:t>
       </w:r>
     </w:p>
     <w:p>
@@ -1417,10 +1451,11 @@
       <w:r>
         <w:rPr>
           <w:b w:val="0"/>
+          <w:noProof/>
           <w:sz w:val="20"/>
         </w:rPr>
         <w:drawing>
-          <wp:anchor distT="0" distB="0" distL="0" distR="0" allowOverlap="1" layoutInCell="1" locked="0" behindDoc="1" simplePos="0" relativeHeight="487590400">
+          <wp:anchor distT="0" distB="0" distL="0" distR="0" simplePos="0" relativeHeight="487590400" behindDoc="1" locked="0" layoutInCell="1" allowOverlap="1" wp14:anchorId="00FDE744" wp14:editId="00FDE745">
             <wp:simplePos x="0" y="0"/>
             <wp:positionH relativeFrom="page">
               <wp:posOffset>1269364</wp:posOffset>
@@ -1433,17 +1468,17 @@
             <wp:wrapTopAndBottom/>
             <wp:docPr id="6" name="Image 6"/>
             <wp:cNvGraphicFramePr>
-              <a:graphicFrameLocks/>
+              <a:graphicFrameLocks xmlns:a="http://schemas.openxmlformats.org/drawingml/2006/main"/>
             </wp:cNvGraphicFramePr>
-            <a:graphic>
+            <a:graphic xmlns:a="http://schemas.openxmlformats.org/drawingml/2006/main">
               <a:graphicData uri="http://schemas.openxmlformats.org/drawingml/2006/picture">
-                <pic:pic>
+                <pic:pic xmlns:pic="http://schemas.openxmlformats.org/drawingml/2006/picture">
                   <pic:nvPicPr>
                     <pic:cNvPr id="6" name="Image 6"/>
                     <pic:cNvPicPr/>
                   </pic:nvPicPr>
                   <pic:blipFill>
-                    <a:blip r:embed="rId10" cstate="print"/>
+                    <a:blip r:embed="rId9" cstate="print"/>
                     <a:stretch>
                       <a:fillRect/>
                     </a:stretch>
@@ -1467,33 +1502,33 @@
     <w:p>
       <w:pPr>
         <w:pStyle w:val="BodyText"/>
-        <w:spacing w:after="0"/>
         <w:rPr>
           <w:b w:val="0"/>
           <w:sz w:val="20"/>
         </w:rPr>
         <w:sectPr>
           <w:pgSz w:w="11910" w:h="16840"/>
-          <w:pgMar w:top="1620" w:bottom="280" w:left="992" w:right="1133"/>
+          <w:pgMar w:top="1620" w:right="1133" w:bottom="280" w:left="992" w:header="720" w:footer="720" w:gutter="0"/>
+          <w:cols w:space="720"/>
         </w:sectPr>
       </w:pPr>
     </w:p>
     <w:p>
       <w:pPr>
         <w:spacing w:before="36"/>
-        <w:ind w:left="424" w:right="0" w:firstLine="0"/>
-        <w:jc w:val="left"/>
-        <w:rPr>
-          <w:sz w:val="26"/>
-        </w:rPr>
-      </w:pPr>
-      <w:r>
-        <w:rPr>
-          <w:b/>
-          <w:spacing w:val="-2"/>
-          <w:sz w:val="26"/>
-          <w:u w:val="thick"/>
-        </w:rPr>
+        <w:ind w:left="424"/>
+        <w:rPr>
+          <w:sz w:val="26"/>
+        </w:rPr>
+      </w:pPr>
+      <w:r>
+        <w:rPr>
+          <w:b/>
+          <w:spacing w:val="-2"/>
+          <w:sz w:val="26"/>
+          <w:u w:val="thick"/>
+        </w:rPr>
+        <w:lastRenderedPageBreak/>
         <w:t>FR7</w:t>
       </w:r>
       <w:r>
@@ -1503,7 +1538,7 @@
           <w:sz w:val="26"/>
           <w:u w:val="thick"/>
         </w:rPr>
-        <w:t> </w:t>
+        <w:t xml:space="preserve"> </w:t>
       </w:r>
       <w:r>
         <w:rPr>
@@ -1521,7 +1556,7 @@
           <w:sz w:val="26"/>
           <w:u w:val="thick"/>
         </w:rPr>
-        <w:t> </w:t>
+        <w:t xml:space="preserve"> </w:t>
       </w:r>
       <w:r>
         <w:rPr>
@@ -1539,7 +1574,7 @@
           <w:sz w:val="26"/>
           <w:u w:val="thick"/>
         </w:rPr>
-        <w:t> </w:t>
+        <w:t xml:space="preserve"> </w:t>
       </w:r>
       <w:r>
         <w:rPr>
@@ -1557,7 +1592,7 @@
           <w:sz w:val="26"/>
           <w:u w:val="thick"/>
         </w:rPr>
-        <w:t> </w:t>
+        <w:t xml:space="preserve"> </w:t>
       </w:r>
       <w:r>
         <w:rPr>
@@ -1575,7 +1610,7 @@
           <w:sz w:val="26"/>
           <w:u w:val="thick"/>
         </w:rPr>
-        <w:t> </w:t>
+        <w:t xml:space="preserve"> </w:t>
       </w:r>
       <w:r>
         <w:rPr>
@@ -1592,7 +1627,7 @@
           <w:spacing w:val="-3"/>
           <w:sz w:val="26"/>
         </w:rPr>
-        <w:t> </w:t>
+        <w:t xml:space="preserve"> </w:t>
       </w:r>
       <w:r>
         <w:rPr>
@@ -1606,7 +1641,7 @@
           <w:spacing w:val="-1"/>
           <w:sz w:val="26"/>
         </w:rPr>
-        <w:t> </w:t>
+        <w:t xml:space="preserve"> </w:t>
       </w:r>
       <w:r>
         <w:rPr>
@@ -1620,8 +1655,9 @@
           <w:spacing w:val="-9"/>
           <w:sz w:val="26"/>
         </w:rPr>
-        <w:t> </w:t>
-      </w:r>
+        <w:t xml:space="preserve"> </w:t>
+      </w:r>
+      <w:proofErr w:type="spellStart"/>
       <w:r>
         <w:rPr>
           <w:spacing w:val="-2"/>
@@ -1629,12 +1665,13 @@
         </w:rPr>
         <w:t>Haidi</w:t>
       </w:r>
+      <w:proofErr w:type="spellEnd"/>
       <w:r>
         <w:rPr>
           <w:spacing w:val="-3"/>
           <w:sz w:val="26"/>
         </w:rPr>
-        <w:t> </w:t>
+        <w:t xml:space="preserve"> </w:t>
       </w:r>
       <w:r>
         <w:rPr>
@@ -1665,10 +1702,11 @@
       <w:r>
         <w:rPr>
           <w:b w:val="0"/>
+          <w:noProof/>
           <w:sz w:val="20"/>
         </w:rPr>
         <w:drawing>
-          <wp:anchor distT="0" distB="0" distL="0" distR="0" allowOverlap="1" layoutInCell="1" locked="0" behindDoc="1" simplePos="0" relativeHeight="487590912">
+          <wp:anchor distT="0" distB="0" distL="0" distR="0" simplePos="0" relativeHeight="487590912" behindDoc="1" locked="0" layoutInCell="1" allowOverlap="1" wp14:anchorId="00FDE746" wp14:editId="00FDE747">
             <wp:simplePos x="0" y="0"/>
             <wp:positionH relativeFrom="page">
               <wp:posOffset>1624330</wp:posOffset>
@@ -1681,17 +1719,17 @@
             <wp:wrapTopAndBottom/>
             <wp:docPr id="7" name="Image 7"/>
             <wp:cNvGraphicFramePr>
-              <a:graphicFrameLocks/>
+              <a:graphicFrameLocks xmlns:a="http://schemas.openxmlformats.org/drawingml/2006/main"/>
             </wp:cNvGraphicFramePr>
-            <a:graphic>
+            <a:graphic xmlns:a="http://schemas.openxmlformats.org/drawingml/2006/main">
               <a:graphicData uri="http://schemas.openxmlformats.org/drawingml/2006/picture">
-                <pic:pic>
+                <pic:pic xmlns:pic="http://schemas.openxmlformats.org/drawingml/2006/picture">
                   <pic:nvPicPr>
                     <pic:cNvPr id="7" name="Image 7"/>
                     <pic:cNvPicPr/>
                   </pic:nvPicPr>
                   <pic:blipFill>
-                    <a:blip r:embed="rId11" cstate="print"/>
+                    <a:blip r:embed="rId10" cstate="print"/>
                     <a:stretch>
                       <a:fillRect/>
                     </a:stretch>
@@ -1715,32 +1753,32 @@
     <w:p>
       <w:pPr>
         <w:pStyle w:val="BodyText"/>
-        <w:spacing w:after="0"/>
         <w:rPr>
           <w:b w:val="0"/>
           <w:sz w:val="20"/>
         </w:rPr>
         <w:sectPr>
           <w:pgSz w:w="11910" w:h="16840"/>
-          <w:pgMar w:top="1340" w:bottom="280" w:left="992" w:right="1133"/>
+          <w:pgMar w:top="1340" w:right="1133" w:bottom="280" w:left="992" w:header="720" w:footer="720" w:gutter="0"/>
+          <w:cols w:space="720"/>
         </w:sectPr>
       </w:pPr>
     </w:p>
     <w:p>
       <w:pPr>
         <w:spacing w:before="36"/>
-        <w:ind w:left="424" w:right="0" w:firstLine="0"/>
-        <w:jc w:val="left"/>
-        <w:rPr>
-          <w:sz w:val="26"/>
-        </w:rPr>
-      </w:pPr>
-      <w:r>
-        <w:rPr>
-          <w:b/>
-          <w:sz w:val="26"/>
-          <w:u w:val="thick"/>
-        </w:rPr>
+        <w:ind w:left="424"/>
+        <w:rPr>
+          <w:sz w:val="26"/>
+        </w:rPr>
+      </w:pPr>
+      <w:r>
+        <w:rPr>
+          <w:b/>
+          <w:sz w:val="26"/>
+          <w:u w:val="thick"/>
+        </w:rPr>
+        <w:lastRenderedPageBreak/>
         <w:t>FR8</w:t>
       </w:r>
       <w:r>
@@ -1750,7 +1788,7 @@
           <w:sz w:val="26"/>
           <w:u w:val="thick"/>
         </w:rPr>
-        <w:t> </w:t>
+        <w:t xml:space="preserve"> </w:t>
       </w:r>
       <w:r>
         <w:rPr>
@@ -1767,7 +1805,7 @@
           <w:sz w:val="26"/>
           <w:u w:val="thick"/>
         </w:rPr>
-        <w:t> </w:t>
+        <w:t xml:space="preserve"> </w:t>
       </w:r>
       <w:r>
         <w:rPr>
@@ -1784,7 +1822,7 @@
           <w:sz w:val="26"/>
           <w:u w:val="thick"/>
         </w:rPr>
-        <w:t> </w:t>
+        <w:t xml:space="preserve"> </w:t>
       </w:r>
       <w:r>
         <w:rPr>
@@ -1801,7 +1839,7 @@
           <w:sz w:val="26"/>
           <w:u w:val="thick"/>
         </w:rPr>
-        <w:t> </w:t>
+        <w:t xml:space="preserve"> </w:t>
       </w:r>
       <w:r>
         <w:rPr>
@@ -1817,7 +1855,7 @@
           <w:spacing w:val="-11"/>
           <w:sz w:val="26"/>
         </w:rPr>
-        <w:t> </w:t>
+        <w:t xml:space="preserve"> </w:t>
       </w:r>
       <w:r>
         <w:rPr>
@@ -1830,7 +1868,7 @@
           <w:spacing w:val="-11"/>
           <w:sz w:val="26"/>
         </w:rPr>
-        <w:t> </w:t>
+        <w:t xml:space="preserve"> </w:t>
       </w:r>
       <w:r>
         <w:rPr>
@@ -1843,20 +1881,22 @@
           <w:spacing w:val="-15"/>
           <w:sz w:val="26"/>
         </w:rPr>
-        <w:t> </w:t>
-      </w:r>
+        <w:t xml:space="preserve"> </w:t>
+      </w:r>
+      <w:proofErr w:type="spellStart"/>
       <w:r>
         <w:rPr>
           <w:sz w:val="26"/>
         </w:rPr>
         <w:t>Haidi</w:t>
       </w:r>
+      <w:proofErr w:type="spellEnd"/>
       <w:r>
         <w:rPr>
           <w:spacing w:val="-13"/>
           <w:sz w:val="26"/>
         </w:rPr>
-        <w:t> </w:t>
+        <w:t xml:space="preserve"> </w:t>
       </w:r>
       <w:r>
         <w:rPr>
@@ -1878,10 +1918,11 @@
       <w:r>
         <w:rPr>
           <w:b w:val="0"/>
+          <w:noProof/>
           <w:sz w:val="14"/>
         </w:rPr>
         <w:drawing>
-          <wp:anchor distT="0" distB="0" distL="0" distR="0" allowOverlap="1" layoutInCell="1" locked="0" behindDoc="1" simplePos="0" relativeHeight="487591424">
+          <wp:anchor distT="0" distB="0" distL="0" distR="0" simplePos="0" relativeHeight="487591424" behindDoc="1" locked="0" layoutInCell="1" allowOverlap="1" wp14:anchorId="00FDE748" wp14:editId="00FDE749">
             <wp:simplePos x="0" y="0"/>
             <wp:positionH relativeFrom="page">
               <wp:posOffset>1533522</wp:posOffset>
@@ -1894,17 +1935,17 @@
             <wp:wrapTopAndBottom/>
             <wp:docPr id="8" name="Image 8"/>
             <wp:cNvGraphicFramePr>
-              <a:graphicFrameLocks/>
+              <a:graphicFrameLocks xmlns:a="http://schemas.openxmlformats.org/drawingml/2006/main"/>
             </wp:cNvGraphicFramePr>
-            <a:graphic>
+            <a:graphic xmlns:a="http://schemas.openxmlformats.org/drawingml/2006/main">
               <a:graphicData uri="http://schemas.openxmlformats.org/drawingml/2006/picture">
-                <pic:pic>
+                <pic:pic xmlns:pic="http://schemas.openxmlformats.org/drawingml/2006/picture">
                   <pic:nvPicPr>
                     <pic:cNvPr id="8" name="Image 8"/>
                     <pic:cNvPicPr/>
                   </pic:nvPicPr>
                   <pic:blipFill>
-                    <a:blip r:embed="rId12" cstate="print"/>
+                    <a:blip r:embed="rId11" cstate="print"/>
                     <a:stretch>
                       <a:fillRect/>
                     </a:stretch>
@@ -1928,33 +1969,33 @@
     <w:p>
       <w:pPr>
         <w:pStyle w:val="BodyText"/>
-        <w:spacing w:after="0"/>
         <w:rPr>
           <w:b w:val="0"/>
           <w:sz w:val="14"/>
         </w:rPr>
         <w:sectPr>
           <w:pgSz w:w="11910" w:h="16840"/>
-          <w:pgMar w:top="1340" w:bottom="280" w:left="992" w:right="1133"/>
+          <w:pgMar w:top="1340" w:right="1133" w:bottom="280" w:left="992" w:header="720" w:footer="720" w:gutter="0"/>
+          <w:cols w:space="720"/>
         </w:sectPr>
       </w:pPr>
     </w:p>
     <w:p>
       <w:pPr>
         <w:spacing w:before="25"/>
-        <w:ind w:left="424" w:right="0" w:firstLine="0"/>
-        <w:jc w:val="left"/>
-        <w:rPr>
-          <w:sz w:val="26"/>
-        </w:rPr>
-      </w:pPr>
-      <w:r>
-        <w:rPr>
-          <w:b/>
-          <w:spacing w:val="-2"/>
-          <w:sz w:val="26"/>
-          <w:u w:val="thick"/>
-        </w:rPr>
+        <w:ind w:left="424"/>
+        <w:rPr>
+          <w:sz w:val="26"/>
+        </w:rPr>
+      </w:pPr>
+      <w:r>
+        <w:rPr>
+          <w:b/>
+          <w:spacing w:val="-2"/>
+          <w:sz w:val="26"/>
+          <w:u w:val="thick"/>
+        </w:rPr>
+        <w:lastRenderedPageBreak/>
         <w:t>FR9</w:t>
       </w:r>
       <w:r>
@@ -1964,7 +2005,7 @@
           <w:sz w:val="26"/>
           <w:u w:val="thick"/>
         </w:rPr>
-        <w:t> </w:t>
+        <w:t xml:space="preserve"> </w:t>
       </w:r>
       <w:r>
         <w:rPr>
@@ -1982,7 +2023,7 @@
           <w:sz w:val="26"/>
           <w:u w:val="thick"/>
         </w:rPr>
-        <w:t> </w:t>
+        <w:t xml:space="preserve"> </w:t>
       </w:r>
       <w:r>
         <w:rPr>
@@ -2000,8 +2041,9 @@
           <w:sz w:val="26"/>
           <w:u w:val="thick"/>
         </w:rPr>
-        <w:t> </w:t>
-      </w:r>
+        <w:t xml:space="preserve"> </w:t>
+      </w:r>
+      <w:proofErr w:type="spellStart"/>
       <w:r>
         <w:rPr>
           <w:b/>
@@ -2011,6 +2053,7 @@
         </w:rPr>
         <w:t>favourite</w:t>
       </w:r>
+      <w:proofErr w:type="spellEnd"/>
       <w:r>
         <w:rPr>
           <w:b/>
@@ -2018,7 +2061,7 @@
           <w:sz w:val="26"/>
           <w:u w:val="thick"/>
         </w:rPr>
-        <w:t> </w:t>
+        <w:t xml:space="preserve"> </w:t>
       </w:r>
       <w:r>
         <w:rPr>
@@ -2036,7 +2079,7 @@
           <w:sz w:val="26"/>
           <w:u w:val="thick"/>
         </w:rPr>
-        <w:t> </w:t>
+        <w:t xml:space="preserve"> </w:t>
       </w:r>
       <w:r>
         <w:rPr>
@@ -2054,7 +2097,7 @@
           <w:sz w:val="26"/>
           <w:u w:val="thick"/>
         </w:rPr>
-        <w:t> </w:t>
+        <w:t xml:space="preserve"> </w:t>
       </w:r>
       <w:r>
         <w:rPr>
@@ -2072,7 +2115,7 @@
           <w:sz w:val="26"/>
           <w:u w:val="thick"/>
         </w:rPr>
-        <w:t> </w:t>
+        <w:t xml:space="preserve"> </w:t>
       </w:r>
       <w:r>
         <w:rPr>
@@ -2089,7 +2132,7 @@
           <w:spacing w:val="-2"/>
           <w:sz w:val="26"/>
         </w:rPr>
-        <w:t> </w:t>
+        <w:t xml:space="preserve"> </w:t>
       </w:r>
       <w:r>
         <w:rPr>
@@ -2103,7 +2146,7 @@
           <w:spacing w:val="-1"/>
           <w:sz w:val="26"/>
         </w:rPr>
-        <w:t> </w:t>
+        <w:t xml:space="preserve"> </w:t>
       </w:r>
       <w:r>
         <w:rPr>
@@ -2117,8 +2160,9 @@
           <w:spacing w:val="-3"/>
           <w:sz w:val="26"/>
         </w:rPr>
-        <w:t> </w:t>
-      </w:r>
+        <w:t xml:space="preserve"> </w:t>
+      </w:r>
+      <w:proofErr w:type="spellStart"/>
       <w:r>
         <w:rPr>
           <w:spacing w:val="-2"/>
@@ -2126,12 +2170,13 @@
         </w:rPr>
         <w:t>Haidi</w:t>
       </w:r>
+      <w:proofErr w:type="spellEnd"/>
       <w:r>
         <w:rPr>
           <w:spacing w:val="-4"/>
           <w:sz w:val="26"/>
         </w:rPr>
-        <w:t> </w:t>
+        <w:t xml:space="preserve"> </w:t>
       </w:r>
       <w:r>
         <w:rPr>
@@ -2161,34 +2206,24 @@
       </w:pPr>
       <w:r>
         <w:rPr>
-          <w:b w:val="0"/>
-          <w:sz w:val="20"/>
+          <w:noProof/>
         </w:rPr>
         <w:drawing>
-          <wp:anchor distT="0" distB="0" distL="0" distR="0" allowOverlap="1" layoutInCell="1" locked="0" behindDoc="1" simplePos="0" relativeHeight="487591936">
-            <wp:simplePos x="0" y="0"/>
-            <wp:positionH relativeFrom="page">
-              <wp:posOffset>1842770</wp:posOffset>
-            </wp:positionH>
-            <wp:positionV relativeFrom="paragraph">
-              <wp:posOffset>193088</wp:posOffset>
-            </wp:positionV>
-            <wp:extent cx="3139407" cy="4243387"/>
+          <wp:inline distT="114300" distB="114300" distL="114300" distR="114300" wp14:anchorId="1FFC2978" wp14:editId="4BC17408">
+            <wp:extent cx="6229350" cy="5238750"/>
             <wp:effectExtent l="0" t="0" r="0" b="0"/>
-            <wp:wrapTopAndBottom/>
-            <wp:docPr id="9" name="Image 9"/>
-            <wp:cNvGraphicFramePr>
-              <a:graphicFrameLocks/>
-            </wp:cNvGraphicFramePr>
-            <a:graphic>
+            <wp:docPr id="44" name="image2.png"/>
+            <wp:cNvGraphicFramePr/>
+            <a:graphic xmlns:a="http://schemas.openxmlformats.org/drawingml/2006/main">
               <a:graphicData uri="http://schemas.openxmlformats.org/drawingml/2006/picture">
-                <pic:pic>
+                <pic:pic xmlns:pic="http://schemas.openxmlformats.org/drawingml/2006/picture">
                   <pic:nvPicPr>
-                    <pic:cNvPr id="9" name="Image 9"/>
-                    <pic:cNvPicPr/>
+                    <pic:cNvPr id="0" name="image2.png"/>
+                    <pic:cNvPicPr preferRelativeResize="0"/>
                   </pic:nvPicPr>
                   <pic:blipFill>
-                    <a:blip r:embed="rId13" cstate="print"/>
+                    <a:blip r:embed="rId12"/>
+                    <a:srcRect/>
                     <a:stretch>
                       <a:fillRect/>
                     </a:stretch>
@@ -2196,48 +2231,49 @@
                   <pic:spPr>
                     <a:xfrm>
                       <a:off x="0" y="0"/>
-                      <a:ext cx="3139407" cy="4243387"/>
+                      <a:ext cx="6230073" cy="5239358"/>
                     </a:xfrm>
                     <a:prstGeom prst="rect">
                       <a:avLst/>
                     </a:prstGeom>
+                    <a:ln/>
                   </pic:spPr>
                 </pic:pic>
               </a:graphicData>
             </a:graphic>
-          </wp:anchor>
+          </wp:inline>
         </w:drawing>
       </w:r>
     </w:p>
     <w:p>
       <w:pPr>
         <w:pStyle w:val="BodyText"/>
-        <w:spacing w:after="0"/>
         <w:rPr>
           <w:b w:val="0"/>
           <w:sz w:val="20"/>
         </w:rPr>
         <w:sectPr>
           <w:pgSz w:w="11910" w:h="16840"/>
-          <w:pgMar w:top="1620" w:bottom="280" w:left="992" w:right="1133"/>
+          <w:pgMar w:top="1620" w:right="1133" w:bottom="280" w:left="992" w:header="720" w:footer="720" w:gutter="0"/>
+          <w:cols w:space="720"/>
         </w:sectPr>
       </w:pPr>
     </w:p>
     <w:p>
       <w:pPr>
         <w:spacing w:before="36"/>
-        <w:ind w:left="424" w:right="0" w:firstLine="0"/>
-        <w:jc w:val="left"/>
-        <w:rPr>
-          <w:sz w:val="26"/>
-        </w:rPr>
-      </w:pPr>
-      <w:r>
-        <w:rPr>
-          <w:b/>
-          <w:sz w:val="26"/>
-          <w:u w:val="thick"/>
-        </w:rPr>
+        <w:ind w:left="424"/>
+        <w:rPr>
+          <w:sz w:val="26"/>
+        </w:rPr>
+      </w:pPr>
+      <w:r>
+        <w:rPr>
+          <w:b/>
+          <w:sz w:val="26"/>
+          <w:u w:val="thick"/>
+        </w:rPr>
+        <w:lastRenderedPageBreak/>
         <w:t>FR10</w:t>
       </w:r>
       <w:r>
@@ -2247,7 +2283,7 @@
           <w:sz w:val="26"/>
           <w:u w:val="thick"/>
         </w:rPr>
-        <w:t> </w:t>
+        <w:t xml:space="preserve"> </w:t>
       </w:r>
       <w:r>
         <w:rPr>
@@ -2264,7 +2300,7 @@
           <w:sz w:val="26"/>
           <w:u w:val="thick"/>
         </w:rPr>
-        <w:t> </w:t>
+        <w:t xml:space="preserve"> </w:t>
       </w:r>
       <w:r>
         <w:rPr>
@@ -2281,7 +2317,7 @@
           <w:sz w:val="26"/>
           <w:u w:val="thick"/>
         </w:rPr>
-        <w:t> </w:t>
+        <w:t xml:space="preserve"> </w:t>
       </w:r>
       <w:r>
         <w:rPr>
@@ -2298,7 +2334,7 @@
           <w:sz w:val="26"/>
           <w:u w:val="thick"/>
         </w:rPr>
-        <w:t> </w:t>
+        <w:t xml:space="preserve"> </w:t>
       </w:r>
       <w:r>
         <w:rPr>
@@ -2315,7 +2351,7 @@
           <w:sz w:val="26"/>
           <w:u w:val="thick"/>
         </w:rPr>
-        <w:t> </w:t>
+        <w:t xml:space="preserve"> </w:t>
       </w:r>
       <w:r>
         <w:rPr>
@@ -2331,7 +2367,7 @@
           <w:spacing w:val="-15"/>
           <w:sz w:val="26"/>
         </w:rPr>
-        <w:t> </w:t>
+        <w:t xml:space="preserve"> </w:t>
       </w:r>
       <w:r>
         <w:rPr>
@@ -2344,7 +2380,7 @@
           <w:spacing w:val="-14"/>
           <w:sz w:val="26"/>
         </w:rPr>
-        <w:t> </w:t>
+        <w:t xml:space="preserve"> </w:t>
       </w:r>
       <w:r>
         <w:rPr>
@@ -2357,20 +2393,22 @@
           <w:spacing w:val="-15"/>
           <w:sz w:val="26"/>
         </w:rPr>
-        <w:t> </w:t>
-      </w:r>
+        <w:t xml:space="preserve"> </w:t>
+      </w:r>
+      <w:proofErr w:type="spellStart"/>
       <w:r>
         <w:rPr>
           <w:sz w:val="26"/>
         </w:rPr>
         <w:t>Haidi</w:t>
       </w:r>
+      <w:proofErr w:type="spellEnd"/>
       <w:r>
         <w:rPr>
           <w:spacing w:val="-15"/>
           <w:sz w:val="26"/>
         </w:rPr>
-        <w:t> </w:t>
+        <w:t xml:space="preserve"> </w:t>
       </w:r>
       <w:r>
         <w:rPr>
@@ -2400,34 +2438,24 @@
       </w:pPr>
       <w:r>
         <w:rPr>
-          <w:b w:val="0"/>
-          <w:sz w:val="20"/>
+          <w:noProof/>
         </w:rPr>
         <w:drawing>
-          <wp:anchor distT="0" distB="0" distL="0" distR="0" allowOverlap="1" layoutInCell="1" locked="0" behindDoc="1" simplePos="0" relativeHeight="487592448">
-            <wp:simplePos x="0" y="0"/>
-            <wp:positionH relativeFrom="page">
-              <wp:posOffset>2211704</wp:posOffset>
-            </wp:positionH>
-            <wp:positionV relativeFrom="paragraph">
-              <wp:posOffset>187373</wp:posOffset>
-            </wp:positionV>
-            <wp:extent cx="2622092" cy="4243387"/>
-            <wp:effectExtent l="0" t="0" r="0" b="0"/>
-            <wp:wrapTopAndBottom/>
-            <wp:docPr id="10" name="Image 10"/>
-            <wp:cNvGraphicFramePr>
-              <a:graphicFrameLocks/>
-            </wp:cNvGraphicFramePr>
-            <a:graphic>
+          <wp:inline distT="114300" distB="114300" distL="114300" distR="114300" wp14:anchorId="68432B4C" wp14:editId="19CAD8AD">
+            <wp:extent cx="5648325" cy="5676900"/>
+            <wp:effectExtent l="0" t="0" r="9525" b="0"/>
+            <wp:docPr id="45" name="image10.png"/>
+            <wp:cNvGraphicFramePr/>
+            <a:graphic xmlns:a="http://schemas.openxmlformats.org/drawingml/2006/main">
               <a:graphicData uri="http://schemas.openxmlformats.org/drawingml/2006/picture">
-                <pic:pic>
+                <pic:pic xmlns:pic="http://schemas.openxmlformats.org/drawingml/2006/picture">
                   <pic:nvPicPr>
-                    <pic:cNvPr id="10" name="Image 10"/>
-                    <pic:cNvPicPr/>
+                    <pic:cNvPr id="0" name="image10.png"/>
+                    <pic:cNvPicPr preferRelativeResize="0"/>
                   </pic:nvPicPr>
                   <pic:blipFill>
-                    <a:blip r:embed="rId14" cstate="print"/>
+                    <a:blip r:embed="rId13"/>
+                    <a:srcRect/>
                     <a:stretch>
                       <a:fillRect/>
                     </a:stretch>
@@ -2435,327 +2463,298 @@
                   <pic:spPr>
                     <a:xfrm>
                       <a:off x="0" y="0"/>
-                      <a:ext cx="2622092" cy="4243387"/>
+                      <a:ext cx="5648929" cy="5677507"/>
                     </a:xfrm>
                     <a:prstGeom prst="rect">
                       <a:avLst/>
                     </a:prstGeom>
+                    <a:ln/>
                   </pic:spPr>
                 </pic:pic>
               </a:graphicData>
             </a:graphic>
-          </wp:anchor>
+          </wp:inline>
         </w:drawing>
       </w:r>
     </w:p>
     <w:p>
       <w:pPr>
         <w:pStyle w:val="BodyText"/>
-        <w:spacing w:after="0"/>
         <w:rPr>
           <w:b w:val="0"/>
           <w:sz w:val="20"/>
         </w:rPr>
         <w:sectPr>
           <w:pgSz w:w="11910" w:h="16840"/>
-          <w:pgMar w:top="1340" w:bottom="280" w:left="992" w:right="1133"/>
+          <w:pgMar w:top="1340" w:right="1133" w:bottom="280" w:left="992" w:header="720" w:footer="720" w:gutter="0"/>
+          <w:cols w:space="720"/>
         </w:sectPr>
       </w:pPr>
     </w:p>
     <w:p>
       <w:pPr>
+        <w:spacing w:before="68"/>
+        <w:ind w:left="2"/>
+        <w:rPr>
+          <w:sz w:val="26"/>
+        </w:rPr>
+      </w:pPr>
+      <w:bookmarkStart w:id="1" w:name="Property_Owner"/>
+      <w:bookmarkEnd w:id="1"/>
+      <w:r>
+        <w:rPr>
+          <w:b/>
+          <w:color w:val="2D2D2D"/>
+          <w:spacing w:val="-2"/>
+          <w:sz w:val="26"/>
+          <w:u w:val="thick" w:color="2D2D2D"/>
+        </w:rPr>
+        <w:lastRenderedPageBreak/>
+        <w:t>FR11</w:t>
+      </w:r>
+      <w:r>
+        <w:rPr>
+          <w:b/>
+          <w:color w:val="2D2D2D"/>
+          <w:spacing w:val="-8"/>
+          <w:sz w:val="26"/>
+          <w:u w:val="thick" w:color="2D2D2D"/>
+        </w:rPr>
+        <w:t xml:space="preserve"> </w:t>
+      </w:r>
+      <w:r>
+        <w:rPr>
+          <w:b/>
+          <w:color w:val="2D2D2D"/>
+          <w:spacing w:val="-2"/>
+          <w:sz w:val="26"/>
+          <w:u w:val="thick" w:color="2D2D2D"/>
+        </w:rPr>
+        <w:t>-</w:t>
+      </w:r>
+      <w:r>
+        <w:rPr>
+          <w:b/>
+          <w:color w:val="2D2D2D"/>
+          <w:spacing w:val="-8"/>
+          <w:sz w:val="26"/>
+          <w:u w:val="thick" w:color="2D2D2D"/>
+        </w:rPr>
+        <w:t xml:space="preserve"> </w:t>
+      </w:r>
+      <w:r>
+        <w:rPr>
+          <w:b/>
+          <w:color w:val="2D2D2D"/>
+          <w:spacing w:val="-2"/>
+          <w:sz w:val="26"/>
+          <w:u w:val="thick" w:color="2D2D2D"/>
+        </w:rPr>
+        <w:t>Update</w:t>
+      </w:r>
+      <w:r>
+        <w:rPr>
+          <w:b/>
+          <w:color w:val="2D2D2D"/>
+          <w:spacing w:val="-5"/>
+          <w:sz w:val="26"/>
+          <w:u w:val="thick" w:color="2D2D2D"/>
+        </w:rPr>
+        <w:t xml:space="preserve"> </w:t>
+      </w:r>
+      <w:r>
+        <w:rPr>
+          <w:b/>
+          <w:color w:val="2D2D2D"/>
+          <w:spacing w:val="-2"/>
+          <w:sz w:val="26"/>
+          <w:u w:val="thick" w:color="2D2D2D"/>
+        </w:rPr>
+        <w:t>Profile</w:t>
+      </w:r>
+      <w:r>
+        <w:rPr>
+          <w:b/>
+          <w:color w:val="2D2D2D"/>
+          <w:spacing w:val="-6"/>
+          <w:sz w:val="26"/>
+          <w:u w:val="thick" w:color="2D2D2D"/>
+        </w:rPr>
+        <w:t xml:space="preserve"> </w:t>
+      </w:r>
+      <w:r>
+        <w:rPr>
+          <w:b/>
+          <w:color w:val="2D2D2D"/>
+          <w:spacing w:val="-2"/>
+          <w:sz w:val="26"/>
+          <w:u w:val="thick" w:color="2D2D2D"/>
+        </w:rPr>
+        <w:t>Information</w:t>
+      </w:r>
+      <w:r>
+        <w:rPr>
+          <w:b/>
+          <w:color w:val="2D2D2D"/>
+          <w:sz w:val="26"/>
+          <w:u w:val="thick" w:color="2D2D2D"/>
+        </w:rPr>
+        <w:t xml:space="preserve"> </w:t>
+      </w:r>
+      <w:r>
+        <w:rPr>
+          <w:b/>
+          <w:color w:val="2D2D2D"/>
+          <w:spacing w:val="-2"/>
+          <w:sz w:val="26"/>
+          <w:u w:val="thick" w:color="2D2D2D"/>
+        </w:rPr>
+        <w:t>and</w:t>
+      </w:r>
+      <w:r>
+        <w:rPr>
+          <w:b/>
+          <w:color w:val="2D2D2D"/>
+          <w:spacing w:val="-5"/>
+          <w:sz w:val="26"/>
+          <w:u w:val="thick" w:color="2D2D2D"/>
+        </w:rPr>
+        <w:t xml:space="preserve"> </w:t>
+      </w:r>
+      <w:r>
+        <w:rPr>
+          <w:b/>
+          <w:color w:val="2D2D2D"/>
+          <w:spacing w:val="-2"/>
+          <w:sz w:val="26"/>
+          <w:u w:val="thick" w:color="2D2D2D"/>
+        </w:rPr>
+        <w:t>availability</w:t>
+      </w:r>
+      <w:r>
+        <w:rPr>
+          <w:b/>
+          <w:color w:val="2D2D2D"/>
+          <w:spacing w:val="-8"/>
+          <w:sz w:val="26"/>
+          <w:u w:val="thick" w:color="2D2D2D"/>
+        </w:rPr>
+        <w:t xml:space="preserve"> </w:t>
+      </w:r>
+      <w:r>
+        <w:rPr>
+          <w:b/>
+          <w:color w:val="2D2D2D"/>
+          <w:spacing w:val="-2"/>
+          <w:sz w:val="26"/>
+          <w:u w:val="thick" w:color="2D2D2D"/>
+        </w:rPr>
+        <w:t>of</w:t>
+      </w:r>
+      <w:r>
+        <w:rPr>
+          <w:b/>
+          <w:color w:val="2D2D2D"/>
+          <w:spacing w:val="-5"/>
+          <w:sz w:val="26"/>
+          <w:u w:val="thick" w:color="2D2D2D"/>
+        </w:rPr>
+        <w:t xml:space="preserve"> </w:t>
+      </w:r>
+      <w:r>
+        <w:rPr>
+          <w:b/>
+          <w:color w:val="2D2D2D"/>
+          <w:spacing w:val="-2"/>
+          <w:sz w:val="26"/>
+          <w:u w:val="thick" w:color="2D2D2D"/>
+        </w:rPr>
+        <w:t>rental</w:t>
+      </w:r>
+      <w:r>
+        <w:rPr>
+          <w:b/>
+          <w:color w:val="2D2D2D"/>
+          <w:spacing w:val="-6"/>
+          <w:sz w:val="26"/>
+          <w:u w:val="thick" w:color="2D2D2D"/>
+        </w:rPr>
+        <w:t xml:space="preserve"> </w:t>
+      </w:r>
+      <w:r>
+        <w:rPr>
+          <w:b/>
+          <w:color w:val="2D2D2D"/>
+          <w:spacing w:val="-2"/>
+          <w:sz w:val="26"/>
+          <w:u w:val="thick" w:color="2D2D2D"/>
+        </w:rPr>
+        <w:t>properties</w:t>
+      </w:r>
+      <w:r>
+        <w:rPr>
+          <w:b/>
+          <w:color w:val="2D2D2D"/>
+          <w:spacing w:val="3"/>
+          <w:sz w:val="26"/>
+        </w:rPr>
+        <w:t xml:space="preserve"> </w:t>
+      </w:r>
+      <w:r>
+        <w:rPr>
+          <w:spacing w:val="-2"/>
+          <w:sz w:val="26"/>
+        </w:rPr>
+        <w:t>(Done</w:t>
+      </w:r>
+      <w:r>
+        <w:rPr>
+          <w:sz w:val="26"/>
+        </w:rPr>
+        <w:t xml:space="preserve"> </w:t>
+      </w:r>
+      <w:r>
+        <w:rPr>
+          <w:spacing w:val="-2"/>
+          <w:sz w:val="26"/>
+        </w:rPr>
+        <w:t>by:</w:t>
+      </w:r>
+      <w:r>
+        <w:rPr>
+          <w:spacing w:val="-8"/>
+          <w:sz w:val="26"/>
+        </w:rPr>
+        <w:t xml:space="preserve"> </w:t>
+      </w:r>
+      <w:proofErr w:type="spellStart"/>
+      <w:r>
+        <w:rPr>
+          <w:spacing w:val="-2"/>
+          <w:sz w:val="26"/>
+        </w:rPr>
+        <w:t>Haidi</w:t>
+      </w:r>
+      <w:proofErr w:type="spellEnd"/>
+      <w:r>
+        <w:rPr>
+          <w:spacing w:val="-4"/>
+          <w:sz w:val="26"/>
+        </w:rPr>
+        <w:t xml:space="preserve"> </w:t>
+      </w:r>
+      <w:r>
+        <w:rPr>
+          <w:spacing w:val="-2"/>
+          <w:sz w:val="26"/>
+        </w:rPr>
+        <w:t>Toto)</w:t>
+      </w:r>
+    </w:p>
+    <w:p>
+      <w:pPr>
         <w:pStyle w:val="BodyText"/>
         <w:spacing w:before="11"/>
-        <w:ind w:left="424"/>
-      </w:pPr>
-      <w:bookmarkStart w:name="Property Owner" w:id="2"/>
-      <w:bookmarkEnd w:id="2"/>
-      <w:r>
-        <w:rPr>
-          <w:b w:val="0"/>
-        </w:rPr>
-      </w:r>
-      <w:r>
-        <w:rPr>
-          <w:color w:val="006EC0"/>
-        </w:rPr>
-        <w:t>Property</w:t>
-      </w:r>
-      <w:r>
-        <w:rPr>
-          <w:color w:val="006EC0"/>
-          <w:spacing w:val="-6"/>
-        </w:rPr>
-        <w:t> </w:t>
-      </w:r>
-      <w:r>
-        <w:rPr>
-          <w:color w:val="006EC0"/>
-          <w:spacing w:val="-4"/>
-        </w:rPr>
-        <w:t>Owner</w:t>
-      </w:r>
-    </w:p>
-    <w:p>
-      <w:pPr>
-        <w:spacing w:before="68"/>
-        <w:ind w:left="2" w:right="0" w:firstLine="0"/>
-        <w:jc w:val="left"/>
-        <w:rPr>
-          <w:sz w:val="26"/>
-        </w:rPr>
-      </w:pPr>
-      <w:r>
-        <w:rPr>
-          <w:b/>
-          <w:color w:val="2D2D2D"/>
-          <w:spacing w:val="-2"/>
-          <w:sz w:val="26"/>
-          <w:u w:val="thick" w:color="2D2D2D"/>
-        </w:rPr>
-        <w:t>FR11</w:t>
-      </w:r>
-      <w:r>
-        <w:rPr>
-          <w:b/>
-          <w:color w:val="2D2D2D"/>
-          <w:spacing w:val="-8"/>
-          <w:sz w:val="26"/>
-          <w:u w:val="thick" w:color="2D2D2D"/>
-        </w:rPr>
-        <w:t> </w:t>
-      </w:r>
-      <w:r>
-        <w:rPr>
-          <w:b/>
-          <w:color w:val="2D2D2D"/>
-          <w:spacing w:val="-2"/>
-          <w:sz w:val="26"/>
-          <w:u w:val="thick" w:color="2D2D2D"/>
-        </w:rPr>
-        <w:t>-</w:t>
-      </w:r>
-      <w:r>
-        <w:rPr>
-          <w:b/>
-          <w:color w:val="2D2D2D"/>
-          <w:spacing w:val="-8"/>
-          <w:sz w:val="26"/>
-          <w:u w:val="thick" w:color="2D2D2D"/>
-        </w:rPr>
-        <w:t> </w:t>
-      </w:r>
-      <w:r>
-        <w:rPr>
-          <w:b/>
-          <w:color w:val="2D2D2D"/>
-          <w:spacing w:val="-2"/>
-          <w:sz w:val="26"/>
-          <w:u w:val="thick" w:color="2D2D2D"/>
-        </w:rPr>
-        <w:t>Update</w:t>
-      </w:r>
-      <w:r>
-        <w:rPr>
-          <w:b/>
-          <w:color w:val="2D2D2D"/>
-          <w:spacing w:val="-5"/>
-          <w:sz w:val="26"/>
-          <w:u w:val="thick" w:color="2D2D2D"/>
-        </w:rPr>
-        <w:t> </w:t>
-      </w:r>
-      <w:r>
-        <w:rPr>
-          <w:b/>
-          <w:color w:val="2D2D2D"/>
-          <w:spacing w:val="-2"/>
-          <w:sz w:val="26"/>
-          <w:u w:val="thick" w:color="2D2D2D"/>
-        </w:rPr>
-        <w:t>Profile</w:t>
-      </w:r>
-      <w:r>
-        <w:rPr>
-          <w:b/>
-          <w:color w:val="2D2D2D"/>
-          <w:spacing w:val="-6"/>
-          <w:sz w:val="26"/>
-          <w:u w:val="thick" w:color="2D2D2D"/>
-        </w:rPr>
-        <w:t> </w:t>
-      </w:r>
-      <w:r>
-        <w:rPr>
-          <w:b/>
-          <w:color w:val="2D2D2D"/>
-          <w:spacing w:val="-2"/>
-          <w:sz w:val="26"/>
-          <w:u w:val="thick" w:color="2D2D2D"/>
-        </w:rPr>
-        <w:t>Information</w:t>
-      </w:r>
-      <w:r>
-        <w:rPr>
-          <w:b/>
-          <w:color w:val="2D2D2D"/>
-          <w:sz w:val="26"/>
-          <w:u w:val="thick" w:color="2D2D2D"/>
-        </w:rPr>
-        <w:t> </w:t>
-      </w:r>
-      <w:r>
-        <w:rPr>
-          <w:b/>
-          <w:color w:val="2D2D2D"/>
-          <w:spacing w:val="-2"/>
-          <w:sz w:val="26"/>
-          <w:u w:val="thick" w:color="2D2D2D"/>
-        </w:rPr>
-        <w:t>and</w:t>
-      </w:r>
-      <w:r>
-        <w:rPr>
-          <w:b/>
-          <w:color w:val="2D2D2D"/>
-          <w:spacing w:val="-5"/>
-          <w:sz w:val="26"/>
-          <w:u w:val="thick" w:color="2D2D2D"/>
-        </w:rPr>
-        <w:t> </w:t>
-      </w:r>
-      <w:r>
-        <w:rPr>
-          <w:b/>
-          <w:color w:val="2D2D2D"/>
-          <w:spacing w:val="-2"/>
-          <w:sz w:val="26"/>
-          <w:u w:val="thick" w:color="2D2D2D"/>
-        </w:rPr>
-        <w:t>availability</w:t>
-      </w:r>
-      <w:r>
-        <w:rPr>
-          <w:b/>
-          <w:color w:val="2D2D2D"/>
-          <w:spacing w:val="-8"/>
-          <w:sz w:val="26"/>
-          <w:u w:val="thick" w:color="2D2D2D"/>
-        </w:rPr>
-        <w:t> </w:t>
-      </w:r>
-      <w:r>
-        <w:rPr>
-          <w:b/>
-          <w:color w:val="2D2D2D"/>
-          <w:spacing w:val="-2"/>
-          <w:sz w:val="26"/>
-          <w:u w:val="thick" w:color="2D2D2D"/>
-        </w:rPr>
-        <w:t>of</w:t>
-      </w:r>
-      <w:r>
-        <w:rPr>
-          <w:b/>
-          <w:color w:val="2D2D2D"/>
-          <w:spacing w:val="-5"/>
-          <w:sz w:val="26"/>
-          <w:u w:val="thick" w:color="2D2D2D"/>
-        </w:rPr>
-        <w:t> </w:t>
-      </w:r>
-      <w:r>
-        <w:rPr>
-          <w:b/>
-          <w:color w:val="2D2D2D"/>
-          <w:spacing w:val="-2"/>
-          <w:sz w:val="26"/>
-          <w:u w:val="thick" w:color="2D2D2D"/>
-        </w:rPr>
-        <w:t>rental</w:t>
-      </w:r>
-      <w:r>
-        <w:rPr>
-          <w:b/>
-          <w:color w:val="2D2D2D"/>
-          <w:spacing w:val="-6"/>
-          <w:sz w:val="26"/>
-          <w:u w:val="thick" w:color="2D2D2D"/>
-        </w:rPr>
-        <w:t> </w:t>
-      </w:r>
-      <w:r>
-        <w:rPr>
-          <w:b/>
-          <w:color w:val="2D2D2D"/>
-          <w:spacing w:val="-2"/>
-          <w:sz w:val="26"/>
-          <w:u w:val="thick" w:color="2D2D2D"/>
-        </w:rPr>
-        <w:t>properties</w:t>
-      </w:r>
-      <w:r>
-        <w:rPr>
-          <w:b/>
-          <w:color w:val="2D2D2D"/>
-          <w:spacing w:val="3"/>
-          <w:sz w:val="26"/>
-        </w:rPr>
-        <w:t> </w:t>
-      </w:r>
-      <w:r>
-        <w:rPr>
-          <w:spacing w:val="-2"/>
-          <w:sz w:val="26"/>
-        </w:rPr>
-        <w:t>(Done</w:t>
-      </w:r>
-      <w:r>
-        <w:rPr>
-          <w:sz w:val="26"/>
-        </w:rPr>
-        <w:t> </w:t>
-      </w:r>
-      <w:r>
-        <w:rPr>
-          <w:spacing w:val="-2"/>
-          <w:sz w:val="26"/>
-        </w:rPr>
-        <w:t>by:</w:t>
-      </w:r>
-      <w:r>
-        <w:rPr>
-          <w:spacing w:val="-8"/>
-          <w:sz w:val="26"/>
-        </w:rPr>
-        <w:t> </w:t>
-      </w:r>
-      <w:r>
-        <w:rPr>
-          <w:spacing w:val="-2"/>
-          <w:sz w:val="26"/>
-        </w:rPr>
-        <w:t>Haidi</w:t>
-      </w:r>
-      <w:r>
-        <w:rPr>
-          <w:spacing w:val="-4"/>
-          <w:sz w:val="26"/>
-        </w:rPr>
-        <w:t> </w:t>
-      </w:r>
-      <w:r>
-        <w:rPr>
-          <w:spacing w:val="-2"/>
-          <w:sz w:val="26"/>
-        </w:rPr>
-        <w:t>Toto)</w:t>
-      </w:r>
-    </w:p>
-    <w:p>
-      <w:pPr>
-        <w:pStyle w:val="BodyText"/>
-        <w:spacing w:before="11"/>
         <w:rPr>
           <w:b w:val="0"/>
           <w:sz w:val="19"/>
@@ -2764,10 +2763,11 @@
       <w:r>
         <w:rPr>
           <w:b w:val="0"/>
+          <w:noProof/>
           <w:sz w:val="19"/>
         </w:rPr>
         <w:drawing>
-          <wp:anchor distT="0" distB="0" distL="0" distR="0" allowOverlap="1" layoutInCell="1" locked="0" behindDoc="1" simplePos="0" relativeHeight="487592960">
+          <wp:anchor distT="0" distB="0" distL="0" distR="0" simplePos="0" relativeHeight="487592960" behindDoc="1" locked="0" layoutInCell="1" allowOverlap="1" wp14:anchorId="00FDE74E" wp14:editId="00FDE74F">
             <wp:simplePos x="0" y="0"/>
             <wp:positionH relativeFrom="page">
               <wp:posOffset>1712595</wp:posOffset>
@@ -2780,17 +2780,17 @@
             <wp:wrapTopAndBottom/>
             <wp:docPr id="11" name="Image 11"/>
             <wp:cNvGraphicFramePr>
-              <a:graphicFrameLocks/>
+              <a:graphicFrameLocks xmlns:a="http://schemas.openxmlformats.org/drawingml/2006/main"/>
             </wp:cNvGraphicFramePr>
-            <a:graphic>
+            <a:graphic xmlns:a="http://schemas.openxmlformats.org/drawingml/2006/main">
               <a:graphicData uri="http://schemas.openxmlformats.org/drawingml/2006/picture">
-                <pic:pic>
+                <pic:pic xmlns:pic="http://schemas.openxmlformats.org/drawingml/2006/picture">
                   <pic:nvPicPr>
                     <pic:cNvPr id="11" name="Image 11"/>
                     <pic:cNvPicPr/>
                   </pic:nvPicPr>
                   <pic:blipFill>
-                    <a:blip r:embed="rId15" cstate="print"/>
+                    <a:blip r:embed="rId14" cstate="print"/>
                     <a:stretch>
                       <a:fillRect/>
                     </a:stretch>
@@ -2814,34 +2814,34 @@
     <w:p>
       <w:pPr>
         <w:pStyle w:val="BodyText"/>
-        <w:spacing w:after="0"/>
         <w:rPr>
           <w:b w:val="0"/>
           <w:sz w:val="19"/>
         </w:rPr>
         <w:sectPr>
           <w:pgSz w:w="11910" w:h="16840"/>
-          <w:pgMar w:top="1380" w:bottom="280" w:left="992" w:right="1133"/>
+          <w:pgMar w:top="1380" w:right="1133" w:bottom="280" w:left="992" w:header="720" w:footer="720" w:gutter="0"/>
+          <w:cols w:space="720"/>
         </w:sectPr>
       </w:pPr>
     </w:p>
     <w:p>
       <w:pPr>
         <w:spacing w:before="21"/>
-        <w:ind w:left="424" w:right="0" w:firstLine="0"/>
-        <w:jc w:val="left"/>
-        <w:rPr>
-          <w:sz w:val="26"/>
-        </w:rPr>
-      </w:pPr>
-      <w:r>
-        <w:rPr>
-          <w:b/>
-          <w:color w:val="2D2D2D"/>
-          <w:spacing w:val="-2"/>
-          <w:sz w:val="26"/>
-          <w:u w:val="thick" w:color="2D2D2D"/>
-        </w:rPr>
+        <w:ind w:left="424"/>
+        <w:rPr>
+          <w:sz w:val="26"/>
+        </w:rPr>
+      </w:pPr>
+      <w:r>
+        <w:rPr>
+          <w:b/>
+          <w:color w:val="2D2D2D"/>
+          <w:spacing w:val="-2"/>
+          <w:sz w:val="26"/>
+          <w:u w:val="thick" w:color="2D2D2D"/>
+        </w:rPr>
+        <w:lastRenderedPageBreak/>
         <w:t>FR12</w:t>
       </w:r>
       <w:r>
@@ -2852,7 +2852,7 @@
           <w:sz w:val="26"/>
           <w:u w:val="thick" w:color="2D2D2D"/>
         </w:rPr>
-        <w:t> </w:t>
+        <w:t xml:space="preserve"> </w:t>
       </w:r>
       <w:r>
         <w:rPr>
@@ -2872,7 +2872,7 @@
           <w:sz w:val="26"/>
           <w:u w:val="thick" w:color="2D2D2D"/>
         </w:rPr>
-        <w:t> </w:t>
+        <w:t xml:space="preserve"> </w:t>
       </w:r>
       <w:r>
         <w:rPr>
@@ -2892,7 +2892,7 @@
           <w:sz w:val="26"/>
           <w:u w:val="thick" w:color="2D2D2D"/>
         </w:rPr>
-        <w:t> </w:t>
+        <w:t xml:space="preserve"> </w:t>
       </w:r>
       <w:r>
         <w:rPr>
@@ -2912,7 +2912,7 @@
           <w:sz w:val="26"/>
           <w:u w:val="thick" w:color="2D2D2D"/>
         </w:rPr>
-        <w:t> </w:t>
+        <w:t xml:space="preserve"> </w:t>
       </w:r>
       <w:r>
         <w:rPr>
@@ -2931,7 +2931,7 @@
           <w:spacing w:val="-1"/>
           <w:sz w:val="26"/>
         </w:rPr>
-        <w:t> </w:t>
+        <w:t xml:space="preserve"> </w:t>
       </w:r>
       <w:r>
         <w:rPr>
@@ -2945,8 +2945,9 @@
           <w:spacing w:val="-6"/>
           <w:sz w:val="26"/>
         </w:rPr>
-        <w:t> </w:t>
-      </w:r>
+        <w:t xml:space="preserve"> </w:t>
+      </w:r>
+      <w:proofErr w:type="spellStart"/>
       <w:r>
         <w:rPr>
           <w:spacing w:val="-2"/>
@@ -2954,12 +2955,13 @@
         </w:rPr>
         <w:t>Haidi</w:t>
       </w:r>
+      <w:proofErr w:type="spellEnd"/>
       <w:r>
         <w:rPr>
           <w:spacing w:val="-5"/>
           <w:sz w:val="26"/>
         </w:rPr>
-        <w:t> </w:t>
+        <w:t xml:space="preserve"> </w:t>
       </w:r>
       <w:r>
         <w:rPr>
@@ -2981,10 +2983,11 @@
       <w:r>
         <w:rPr>
           <w:b w:val="0"/>
+          <w:noProof/>
           <w:sz w:val="11"/>
         </w:rPr>
         <w:drawing>
-          <wp:anchor distT="0" distB="0" distL="0" distR="0" allowOverlap="1" layoutInCell="1" locked="0" behindDoc="1" simplePos="0" relativeHeight="487593472">
+          <wp:anchor distT="0" distB="0" distL="0" distR="0" simplePos="0" relativeHeight="487593472" behindDoc="1" locked="0" layoutInCell="1" allowOverlap="1" wp14:anchorId="00FDE750" wp14:editId="00FDE751">
             <wp:simplePos x="0" y="0"/>
             <wp:positionH relativeFrom="page">
               <wp:posOffset>1967958</wp:posOffset>
@@ -2997,17 +3000,17 @@
             <wp:wrapTopAndBottom/>
             <wp:docPr id="12" name="Image 12"/>
             <wp:cNvGraphicFramePr>
-              <a:graphicFrameLocks/>
+              <a:graphicFrameLocks xmlns:a="http://schemas.openxmlformats.org/drawingml/2006/main"/>
             </wp:cNvGraphicFramePr>
-            <a:graphic>
+            <a:graphic xmlns:a="http://schemas.openxmlformats.org/drawingml/2006/main">
               <a:graphicData uri="http://schemas.openxmlformats.org/drawingml/2006/picture">
-                <pic:pic>
+                <pic:pic xmlns:pic="http://schemas.openxmlformats.org/drawingml/2006/picture">
                   <pic:nvPicPr>
                     <pic:cNvPr id="12" name="Image 12"/>
                     <pic:cNvPicPr/>
                   </pic:nvPicPr>
                   <pic:blipFill>
-                    <a:blip r:embed="rId16" cstate="print"/>
+                    <a:blip r:embed="rId15" cstate="print"/>
                     <a:stretch>
                       <a:fillRect/>
                     </a:stretch>
@@ -3031,34 +3034,34 @@
     <w:p>
       <w:pPr>
         <w:pStyle w:val="BodyText"/>
-        <w:spacing w:after="0"/>
         <w:rPr>
           <w:b w:val="0"/>
           <w:sz w:val="11"/>
         </w:rPr>
         <w:sectPr>
           <w:pgSz w:w="11910" w:h="16840"/>
-          <w:pgMar w:top="1360" w:bottom="280" w:left="992" w:right="1133"/>
+          <w:pgMar w:top="1360" w:right="1133" w:bottom="280" w:left="992" w:header="720" w:footer="720" w:gutter="0"/>
+          <w:cols w:space="720"/>
         </w:sectPr>
       </w:pPr>
     </w:p>
     <w:p>
       <w:pPr>
         <w:spacing w:before="21"/>
-        <w:ind w:left="424" w:right="0" w:firstLine="0"/>
-        <w:jc w:val="left"/>
-        <w:rPr>
-          <w:sz w:val="26"/>
-        </w:rPr>
-      </w:pPr>
-      <w:r>
-        <w:rPr>
-          <w:b/>
-          <w:color w:val="2D2D2D"/>
-          <w:spacing w:val="-2"/>
-          <w:sz w:val="26"/>
-          <w:u w:val="thick" w:color="2D2D2D"/>
-        </w:rPr>
+        <w:ind w:left="424"/>
+        <w:rPr>
+          <w:sz w:val="26"/>
+        </w:rPr>
+      </w:pPr>
+      <w:r>
+        <w:rPr>
+          <w:b/>
+          <w:color w:val="2D2D2D"/>
+          <w:spacing w:val="-2"/>
+          <w:sz w:val="26"/>
+          <w:u w:val="thick" w:color="2D2D2D"/>
+        </w:rPr>
+        <w:lastRenderedPageBreak/>
         <w:t>FR13</w:t>
       </w:r>
       <w:r>
@@ -3069,7 +3072,7 @@
           <w:sz w:val="26"/>
           <w:u w:val="thick" w:color="2D2D2D"/>
         </w:rPr>
-        <w:t> </w:t>
+        <w:t xml:space="preserve"> </w:t>
       </w:r>
       <w:r>
         <w:rPr>
@@ -3089,7 +3092,7 @@
           <w:sz w:val="26"/>
           <w:u w:val="thick" w:color="2D2D2D"/>
         </w:rPr>
-        <w:t> </w:t>
+        <w:t xml:space="preserve"> </w:t>
       </w:r>
       <w:r>
         <w:rPr>
@@ -3109,7 +3112,7 @@
           <w:sz w:val="26"/>
           <w:u w:val="thick" w:color="2D2D2D"/>
         </w:rPr>
-        <w:t> </w:t>
+        <w:t xml:space="preserve"> </w:t>
       </w:r>
       <w:r>
         <w:rPr>
@@ -3129,7 +3132,7 @@
           <w:sz w:val="26"/>
           <w:u w:val="thick" w:color="2D2D2D"/>
         </w:rPr>
-        <w:t> </w:t>
+        <w:t xml:space="preserve"> </w:t>
       </w:r>
       <w:r>
         <w:rPr>
@@ -3147,7 +3150,7 @@
           <w:color w:val="2D2D2D"/>
           <w:sz w:val="26"/>
         </w:rPr>
-        <w:t> </w:t>
+        <w:t xml:space="preserve"> </w:t>
       </w:r>
       <w:r>
         <w:rPr>
@@ -3163,7 +3166,7 @@
           <w:spacing w:val="-4"/>
           <w:sz w:val="26"/>
         </w:rPr>
-        <w:t> </w:t>
+        <w:t xml:space="preserve"> </w:t>
       </w:r>
       <w:r>
         <w:rPr>
@@ -3179,8 +3182,9 @@
           <w:spacing w:val="-6"/>
           <w:sz w:val="26"/>
         </w:rPr>
-        <w:t> </w:t>
-      </w:r>
+        <w:t xml:space="preserve"> </w:t>
+      </w:r>
+      <w:proofErr w:type="spellStart"/>
       <w:r>
         <w:rPr>
           <w:color w:val="2D2D2D"/>
@@ -3189,21 +3193,32 @@
         </w:rPr>
         <w:t>Ledio</w:t>
       </w:r>
+      <w:proofErr w:type="spellEnd"/>
       <w:r>
         <w:rPr>
           <w:color w:val="2D2D2D"/>
           <w:spacing w:val="-5"/>
           <w:sz w:val="26"/>
         </w:rPr>
-        <w:t> </w:t>
-      </w:r>
-      <w:r>
-        <w:rPr>
-          <w:color w:val="2D2D2D"/>
-          <w:spacing w:val="-2"/>
-          <w:sz w:val="26"/>
-        </w:rPr>
-        <w:t>Tafciu)</w:t>
+        <w:t xml:space="preserve"> </w:t>
+      </w:r>
+      <w:proofErr w:type="spellStart"/>
+      <w:r>
+        <w:rPr>
+          <w:color w:val="2D2D2D"/>
+          <w:spacing w:val="-2"/>
+          <w:sz w:val="26"/>
+        </w:rPr>
+        <w:t>Tafciu</w:t>
+      </w:r>
+      <w:proofErr w:type="spellEnd"/>
+      <w:r>
+        <w:rPr>
+          <w:color w:val="2D2D2D"/>
+          <w:spacing w:val="-2"/>
+          <w:sz w:val="26"/>
+        </w:rPr>
+        <w:t>)</w:t>
       </w:r>
     </w:p>
     <w:p>
@@ -3218,10 +3233,11 @@
       <w:r>
         <w:rPr>
           <w:b w:val="0"/>
+          <w:noProof/>
           <w:sz w:val="20"/>
         </w:rPr>
         <w:drawing>
-          <wp:anchor distT="0" distB="0" distL="0" distR="0" allowOverlap="1" layoutInCell="1" locked="0" behindDoc="1" simplePos="0" relativeHeight="487593984">
+          <wp:anchor distT="0" distB="0" distL="0" distR="0" simplePos="0" relativeHeight="487593984" behindDoc="1" locked="0" layoutInCell="1" allowOverlap="1" wp14:anchorId="00FDE752" wp14:editId="00FDE753">
             <wp:simplePos x="0" y="0"/>
             <wp:positionH relativeFrom="page">
               <wp:posOffset>1911985</wp:posOffset>
@@ -3234,17 +3250,17 @@
             <wp:wrapTopAndBottom/>
             <wp:docPr id="13" name="Image 13"/>
             <wp:cNvGraphicFramePr>
-              <a:graphicFrameLocks/>
+              <a:graphicFrameLocks xmlns:a="http://schemas.openxmlformats.org/drawingml/2006/main"/>
             </wp:cNvGraphicFramePr>
-            <a:graphic>
+            <a:graphic xmlns:a="http://schemas.openxmlformats.org/drawingml/2006/main">
               <a:graphicData uri="http://schemas.openxmlformats.org/drawingml/2006/picture">
-                <pic:pic>
+                <pic:pic xmlns:pic="http://schemas.openxmlformats.org/drawingml/2006/picture">
                   <pic:nvPicPr>
                     <pic:cNvPr id="13" name="Image 13"/>
                     <pic:cNvPicPr/>
                   </pic:nvPicPr>
                   <pic:blipFill>
-                    <a:blip r:embed="rId17" cstate="print"/>
+                    <a:blip r:embed="rId16" cstate="print"/>
                     <a:stretch>
                       <a:fillRect/>
                     </a:stretch>
@@ -3277,9 +3293,7 @@
     </w:p>
     <w:p>
       <w:pPr>
-        <w:spacing w:before="0"/>
-        <w:ind w:left="424" w:right="0" w:firstLine="0"/>
-        <w:jc w:val="left"/>
+        <w:ind w:left="424"/>
         <w:rPr>
           <w:sz w:val="26"/>
         </w:rPr>
@@ -3302,7 +3316,7 @@
           <w:sz w:val="26"/>
           <w:u w:val="thick" w:color="2D2D2D"/>
         </w:rPr>
-        <w:t> </w:t>
+        <w:t xml:space="preserve"> </w:t>
       </w:r>
       <w:r>
         <w:rPr>
@@ -3322,7 +3336,7 @@
           <w:sz w:val="26"/>
           <w:u w:val="thick" w:color="2D2D2D"/>
         </w:rPr>
-        <w:t> </w:t>
+        <w:t xml:space="preserve"> </w:t>
       </w:r>
       <w:r>
         <w:rPr>
@@ -3342,7 +3356,7 @@
           <w:sz w:val="26"/>
           <w:u w:val="thick" w:color="2D2D2D"/>
         </w:rPr>
-        <w:t> </w:t>
+        <w:t xml:space="preserve"> </w:t>
       </w:r>
       <w:r>
         <w:rPr>
@@ -3362,7 +3376,7 @@
           <w:sz w:val="26"/>
           <w:u w:val="thick" w:color="2D2D2D"/>
         </w:rPr>
-        <w:t> </w:t>
+        <w:t xml:space="preserve"> </w:t>
       </w:r>
       <w:r>
         <w:rPr>
@@ -3380,7 +3394,7 @@
           <w:color w:val="2D2D2D"/>
           <w:sz w:val="26"/>
         </w:rPr>
-        <w:t> </w:t>
+        <w:t xml:space="preserve"> </w:t>
       </w:r>
       <w:r>
         <w:rPr>
@@ -3396,7 +3410,7 @@
           <w:spacing w:val="-3"/>
           <w:sz w:val="26"/>
         </w:rPr>
-        <w:t> </w:t>
+        <w:t xml:space="preserve"> </w:t>
       </w:r>
       <w:r>
         <w:rPr>
@@ -3412,8 +3426,9 @@
           <w:spacing w:val="-10"/>
           <w:sz w:val="26"/>
         </w:rPr>
-        <w:t> </w:t>
-      </w:r>
+        <w:t xml:space="preserve"> </w:t>
+      </w:r>
+      <w:proofErr w:type="spellStart"/>
       <w:r>
         <w:rPr>
           <w:color w:val="2D2D2D"/>
@@ -3422,21 +3437,32 @@
         </w:rPr>
         <w:t>Ledio</w:t>
       </w:r>
+      <w:proofErr w:type="spellEnd"/>
       <w:r>
         <w:rPr>
           <w:color w:val="2D2D2D"/>
           <w:spacing w:val="-6"/>
           <w:sz w:val="26"/>
         </w:rPr>
-        <w:t> </w:t>
-      </w:r>
-      <w:r>
-        <w:rPr>
-          <w:color w:val="2D2D2D"/>
-          <w:spacing w:val="-2"/>
-          <w:sz w:val="26"/>
-        </w:rPr>
-        <w:t>Tafciu)</w:t>
+        <w:t xml:space="preserve"> </w:t>
+      </w:r>
+      <w:proofErr w:type="spellStart"/>
+      <w:r>
+        <w:rPr>
+          <w:color w:val="2D2D2D"/>
+          <w:spacing w:val="-2"/>
+          <w:sz w:val="26"/>
+        </w:rPr>
+        <w:t>Tafciu</w:t>
+      </w:r>
+      <w:proofErr w:type="spellEnd"/>
+      <w:r>
+        <w:rPr>
+          <w:color w:val="2D2D2D"/>
+          <w:spacing w:val="-2"/>
+          <w:sz w:val="26"/>
+        </w:rPr>
+        <w:t>)</w:t>
       </w:r>
     </w:p>
     <w:p>
@@ -3460,10 +3486,11 @@
       <w:r>
         <w:rPr>
           <w:b w:val="0"/>
+          <w:noProof/>
           <w:sz w:val="20"/>
         </w:rPr>
         <w:drawing>
-          <wp:anchor distT="0" distB="0" distL="0" distR="0" allowOverlap="1" layoutInCell="1" locked="0" behindDoc="1" simplePos="0" relativeHeight="487594496">
+          <wp:anchor distT="0" distB="0" distL="0" distR="0" simplePos="0" relativeHeight="487594496" behindDoc="1" locked="0" layoutInCell="1" allowOverlap="1" wp14:anchorId="00FDE754" wp14:editId="00FDE755">
             <wp:simplePos x="0" y="0"/>
             <wp:positionH relativeFrom="page">
               <wp:posOffset>1099185</wp:posOffset>
@@ -3476,17 +3503,17 @@
             <wp:wrapTopAndBottom/>
             <wp:docPr id="14" name="Image 14"/>
             <wp:cNvGraphicFramePr>
-              <a:graphicFrameLocks/>
+              <a:graphicFrameLocks xmlns:a="http://schemas.openxmlformats.org/drawingml/2006/main"/>
             </wp:cNvGraphicFramePr>
-            <a:graphic>
+            <a:graphic xmlns:a="http://schemas.openxmlformats.org/drawingml/2006/main">
               <a:graphicData uri="http://schemas.openxmlformats.org/drawingml/2006/picture">
-                <pic:pic>
+                <pic:pic xmlns:pic="http://schemas.openxmlformats.org/drawingml/2006/picture">
                   <pic:nvPicPr>
                     <pic:cNvPr id="14" name="Image 14"/>
                     <pic:cNvPicPr/>
                   </pic:nvPicPr>
                   <pic:blipFill>
-                    <a:blip r:embed="rId18" cstate="print"/>
+                    <a:blip r:embed="rId17" cstate="print"/>
                     <a:stretch>
                       <a:fillRect/>
                     </a:stretch>
@@ -3510,34 +3537,34 @@
     <w:p>
       <w:pPr>
         <w:pStyle w:val="BodyText"/>
-        <w:spacing w:after="0"/>
         <w:rPr>
           <w:b w:val="0"/>
           <w:sz w:val="20"/>
         </w:rPr>
         <w:sectPr>
           <w:pgSz w:w="11910" w:h="16840"/>
-          <w:pgMar w:top="1360" w:bottom="280" w:left="992" w:right="1133"/>
+          <w:pgMar w:top="1360" w:right="1133" w:bottom="280" w:left="992" w:header="720" w:footer="720" w:gutter="0"/>
+          <w:cols w:space="720"/>
         </w:sectPr>
       </w:pPr>
     </w:p>
     <w:p>
       <w:pPr>
         <w:spacing w:before="21"/>
-        <w:ind w:left="424" w:right="0" w:firstLine="0"/>
-        <w:jc w:val="left"/>
-        <w:rPr>
-          <w:sz w:val="26"/>
-        </w:rPr>
-      </w:pPr>
-      <w:r>
-        <w:rPr>
-          <w:b/>
-          <w:color w:val="2D2D2D"/>
-          <w:spacing w:val="-2"/>
-          <w:sz w:val="26"/>
-          <w:u w:val="thick" w:color="2D2D2D"/>
-        </w:rPr>
+        <w:ind w:left="424"/>
+        <w:rPr>
+          <w:sz w:val="26"/>
+        </w:rPr>
+      </w:pPr>
+      <w:r>
+        <w:rPr>
+          <w:b/>
+          <w:color w:val="2D2D2D"/>
+          <w:spacing w:val="-2"/>
+          <w:sz w:val="26"/>
+          <w:u w:val="thick" w:color="2D2D2D"/>
+        </w:rPr>
+        <w:lastRenderedPageBreak/>
         <w:t>FR15</w:t>
       </w:r>
       <w:r>
@@ -3548,7 +3575,7 @@
           <w:sz w:val="26"/>
           <w:u w:val="thick" w:color="2D2D2D"/>
         </w:rPr>
-        <w:t> </w:t>
+        <w:t xml:space="preserve"> </w:t>
       </w:r>
       <w:r>
         <w:rPr>
@@ -3568,7 +3595,7 @@
           <w:sz w:val="26"/>
           <w:u w:val="thick" w:color="2D2D2D"/>
         </w:rPr>
-        <w:t> </w:t>
+        <w:t xml:space="preserve"> </w:t>
       </w:r>
       <w:r>
         <w:rPr>
@@ -3588,7 +3615,7 @@
           <w:sz w:val="26"/>
           <w:u w:val="thick" w:color="2D2D2D"/>
         </w:rPr>
-        <w:t> </w:t>
+        <w:t xml:space="preserve"> </w:t>
       </w:r>
       <w:r>
         <w:rPr>
@@ -3608,7 +3635,7 @@
           <w:sz w:val="26"/>
           <w:u w:val="thick" w:color="2D2D2D"/>
         </w:rPr>
-        <w:t> </w:t>
+        <w:t xml:space="preserve"> </w:t>
       </w:r>
       <w:r>
         <w:rPr>
@@ -3626,7 +3653,7 @@
           <w:color w:val="2D2D2D"/>
           <w:sz w:val="26"/>
         </w:rPr>
-        <w:t> </w:t>
+        <w:t xml:space="preserve"> </w:t>
       </w:r>
       <w:r>
         <w:rPr>
@@ -3642,7 +3669,7 @@
           <w:spacing w:val="-1"/>
           <w:sz w:val="26"/>
         </w:rPr>
-        <w:t> </w:t>
+        <w:t xml:space="preserve"> </w:t>
       </w:r>
       <w:r>
         <w:rPr>
@@ -3658,8 +3685,9 @@
           <w:spacing w:val="-10"/>
           <w:sz w:val="26"/>
         </w:rPr>
-        <w:t> </w:t>
-      </w:r>
+        <w:t xml:space="preserve"> </w:t>
+      </w:r>
+      <w:proofErr w:type="spellStart"/>
       <w:r>
         <w:rPr>
           <w:color w:val="2D2D2D"/>
@@ -3668,21 +3696,32 @@
         </w:rPr>
         <w:t>Ledio</w:t>
       </w:r>
+      <w:proofErr w:type="spellEnd"/>
       <w:r>
         <w:rPr>
           <w:color w:val="2D2D2D"/>
           <w:spacing w:val="-9"/>
           <w:sz w:val="26"/>
         </w:rPr>
-        <w:t> </w:t>
-      </w:r>
-      <w:r>
-        <w:rPr>
-          <w:color w:val="2D2D2D"/>
-          <w:spacing w:val="-2"/>
-          <w:sz w:val="26"/>
-        </w:rPr>
-        <w:t>Tafciu)</w:t>
+        <w:t xml:space="preserve"> </w:t>
+      </w:r>
+      <w:proofErr w:type="spellStart"/>
+      <w:r>
+        <w:rPr>
+          <w:color w:val="2D2D2D"/>
+          <w:spacing w:val="-2"/>
+          <w:sz w:val="26"/>
+        </w:rPr>
+        <w:t>Tafciu</w:t>
+      </w:r>
+      <w:proofErr w:type="spellEnd"/>
+      <w:r>
+        <w:rPr>
+          <w:color w:val="2D2D2D"/>
+          <w:spacing w:val="-2"/>
+          <w:sz w:val="26"/>
+        </w:rPr>
+        <w:t>)</w:t>
       </w:r>
     </w:p>
     <w:p>
@@ -3697,10 +3736,11 @@
       <w:r>
         <w:rPr>
           <w:b w:val="0"/>
+          <w:noProof/>
           <w:sz w:val="14"/>
         </w:rPr>
         <w:drawing>
-          <wp:anchor distT="0" distB="0" distL="0" distR="0" allowOverlap="1" layoutInCell="1" locked="0" behindDoc="1" simplePos="0" relativeHeight="487595008">
+          <wp:anchor distT="0" distB="0" distL="0" distR="0" simplePos="0" relativeHeight="487595008" behindDoc="1" locked="0" layoutInCell="1" allowOverlap="1" wp14:anchorId="00FDE756" wp14:editId="00FDE757">
             <wp:simplePos x="0" y="0"/>
             <wp:positionH relativeFrom="page">
               <wp:posOffset>972819</wp:posOffset>
@@ -3713,17 +3753,17 @@
             <wp:wrapTopAndBottom/>
             <wp:docPr id="15" name="Image 15"/>
             <wp:cNvGraphicFramePr>
-              <a:graphicFrameLocks/>
+              <a:graphicFrameLocks xmlns:a="http://schemas.openxmlformats.org/drawingml/2006/main"/>
             </wp:cNvGraphicFramePr>
-            <a:graphic>
+            <a:graphic xmlns:a="http://schemas.openxmlformats.org/drawingml/2006/main">
               <a:graphicData uri="http://schemas.openxmlformats.org/drawingml/2006/picture">
-                <pic:pic>
+                <pic:pic xmlns:pic="http://schemas.openxmlformats.org/drawingml/2006/picture">
                   <pic:nvPicPr>
                     <pic:cNvPr id="15" name="Image 15"/>
                     <pic:cNvPicPr/>
                   </pic:nvPicPr>
                   <pic:blipFill>
-                    <a:blip r:embed="rId19" cstate="print"/>
+                    <a:blip r:embed="rId18" cstate="print"/>
                     <a:stretch>
                       <a:fillRect/>
                     </a:stretch>
@@ -3747,33 +3787,33 @@
     <w:p>
       <w:pPr>
         <w:pStyle w:val="BodyText"/>
-        <w:spacing w:after="0"/>
         <w:rPr>
           <w:b w:val="0"/>
           <w:sz w:val="14"/>
         </w:rPr>
         <w:sectPr>
           <w:pgSz w:w="11910" w:h="16840"/>
-          <w:pgMar w:top="1360" w:bottom="280" w:left="992" w:right="1133"/>
+          <w:pgMar w:top="1360" w:right="1133" w:bottom="280" w:left="992" w:header="720" w:footer="720" w:gutter="0"/>
+          <w:cols w:space="720"/>
         </w:sectPr>
       </w:pPr>
     </w:p>
     <w:p>
       <w:pPr>
         <w:spacing w:before="21"/>
-        <w:ind w:left="424" w:right="0" w:firstLine="0"/>
-        <w:jc w:val="left"/>
-        <w:rPr>
-          <w:sz w:val="26"/>
-        </w:rPr>
-      </w:pPr>
-      <w:r>
-        <w:rPr>
-          <w:b/>
-          <w:color w:val="2D2D2D"/>
-          <w:sz w:val="26"/>
-          <w:u w:val="thick" w:color="2D2D2D"/>
-        </w:rPr>
+        <w:ind w:left="424"/>
+        <w:rPr>
+          <w:sz w:val="26"/>
+        </w:rPr>
+      </w:pPr>
+      <w:r>
+        <w:rPr>
+          <w:b/>
+          <w:color w:val="2D2D2D"/>
+          <w:sz w:val="26"/>
+          <w:u w:val="thick" w:color="2D2D2D"/>
+        </w:rPr>
+        <w:lastRenderedPageBreak/>
         <w:t>FR16</w:t>
       </w:r>
       <w:r>
@@ -3784,7 +3824,7 @@
           <w:sz w:val="26"/>
           <w:u w:val="thick" w:color="2D2D2D"/>
         </w:rPr>
-        <w:t> </w:t>
+        <w:t xml:space="preserve"> </w:t>
       </w:r>
       <w:r>
         <w:rPr>
@@ -3803,7 +3843,7 @@
           <w:sz w:val="26"/>
           <w:u w:val="thick" w:color="2D2D2D"/>
         </w:rPr>
-        <w:t> </w:t>
+        <w:t xml:space="preserve"> </w:t>
       </w:r>
       <w:r>
         <w:rPr>
@@ -3822,7 +3862,7 @@
           <w:sz w:val="26"/>
           <w:u w:val="thick" w:color="2D2D2D"/>
         </w:rPr>
-        <w:t> </w:t>
+        <w:t xml:space="preserve"> </w:t>
       </w:r>
       <w:r>
         <w:rPr>
@@ -3841,7 +3881,7 @@
           <w:sz w:val="26"/>
           <w:u w:val="thick" w:color="2D2D2D"/>
         </w:rPr>
-        <w:t> </w:t>
+        <w:t xml:space="preserve"> </w:t>
       </w:r>
       <w:r>
         <w:rPr>
@@ -3859,7 +3899,7 @@
           <w:spacing w:val="-15"/>
           <w:sz w:val="26"/>
         </w:rPr>
-        <w:t> </w:t>
+        <w:t xml:space="preserve"> </w:t>
       </w:r>
       <w:r>
         <w:rPr>
@@ -3874,7 +3914,7 @@
           <w:spacing w:val="-11"/>
           <w:sz w:val="26"/>
         </w:rPr>
-        <w:t> </w:t>
+        <w:t xml:space="preserve"> </w:t>
       </w:r>
       <w:r>
         <w:rPr>
@@ -3889,8 +3929,9 @@
           <w:spacing w:val="-15"/>
           <w:sz w:val="26"/>
         </w:rPr>
-        <w:t> </w:t>
-      </w:r>
+        <w:t xml:space="preserve"> </w:t>
+      </w:r>
+      <w:proofErr w:type="spellStart"/>
       <w:r>
         <w:rPr>
           <w:color w:val="2D2D2D"/>
@@ -3898,21 +3939,32 @@
         </w:rPr>
         <w:t>Ledio</w:t>
       </w:r>
+      <w:proofErr w:type="spellEnd"/>
       <w:r>
         <w:rPr>
           <w:color w:val="2D2D2D"/>
           <w:spacing w:val="-13"/>
           <w:sz w:val="26"/>
         </w:rPr>
-        <w:t> </w:t>
-      </w:r>
-      <w:r>
-        <w:rPr>
-          <w:color w:val="2D2D2D"/>
-          <w:spacing w:val="-2"/>
-          <w:sz w:val="26"/>
-        </w:rPr>
-        <w:t>Tafciu)</w:t>
+        <w:t xml:space="preserve"> </w:t>
+      </w:r>
+      <w:proofErr w:type="spellStart"/>
+      <w:r>
+        <w:rPr>
+          <w:color w:val="2D2D2D"/>
+          <w:spacing w:val="-2"/>
+          <w:sz w:val="26"/>
+        </w:rPr>
+        <w:t>Tafciu</w:t>
+      </w:r>
+      <w:proofErr w:type="spellEnd"/>
+      <w:r>
+        <w:rPr>
+          <w:color w:val="2D2D2D"/>
+          <w:spacing w:val="-2"/>
+          <w:sz w:val="26"/>
+        </w:rPr>
+        <w:t>)</w:t>
       </w:r>
     </w:p>
     <w:p>
@@ -3927,10 +3979,11 @@
       <w:r>
         <w:rPr>
           <w:b w:val="0"/>
+          <w:noProof/>
           <w:sz w:val="18"/>
         </w:rPr>
         <w:drawing>
-          <wp:anchor distT="0" distB="0" distL="0" distR="0" allowOverlap="1" layoutInCell="1" locked="0" behindDoc="1" simplePos="0" relativeHeight="487595520">
+          <wp:anchor distT="0" distB="0" distL="0" distR="0" simplePos="0" relativeHeight="487595520" behindDoc="1" locked="0" layoutInCell="1" allowOverlap="1" wp14:anchorId="00FDE758" wp14:editId="00FDE759">
             <wp:simplePos x="0" y="0"/>
             <wp:positionH relativeFrom="page">
               <wp:posOffset>1722120</wp:posOffset>
@@ -3943,17 +3996,17 @@
             <wp:wrapTopAndBottom/>
             <wp:docPr id="16" name="Image 16"/>
             <wp:cNvGraphicFramePr>
-              <a:graphicFrameLocks/>
+              <a:graphicFrameLocks xmlns:a="http://schemas.openxmlformats.org/drawingml/2006/main"/>
             </wp:cNvGraphicFramePr>
-            <a:graphic>
+            <a:graphic xmlns:a="http://schemas.openxmlformats.org/drawingml/2006/main">
               <a:graphicData uri="http://schemas.openxmlformats.org/drawingml/2006/picture">
-                <pic:pic>
+                <pic:pic xmlns:pic="http://schemas.openxmlformats.org/drawingml/2006/picture">
                   <pic:nvPicPr>
                     <pic:cNvPr id="16" name="Image 16"/>
                     <pic:cNvPicPr/>
                   </pic:nvPicPr>
                   <pic:blipFill>
-                    <a:blip r:embed="rId20" cstate="print"/>
+                    <a:blip r:embed="rId19" cstate="print"/>
                     <a:stretch>
                       <a:fillRect/>
                     </a:stretch>
@@ -3977,33 +4030,33 @@
     <w:p>
       <w:pPr>
         <w:pStyle w:val="BodyText"/>
-        <w:spacing w:after="0"/>
         <w:rPr>
           <w:b w:val="0"/>
           <w:sz w:val="18"/>
         </w:rPr>
         <w:sectPr>
           <w:pgSz w:w="11910" w:h="16840"/>
-          <w:pgMar w:top="1360" w:bottom="280" w:left="992" w:right="1133"/>
+          <w:pgMar w:top="1360" w:right="1133" w:bottom="280" w:left="992" w:header="720" w:footer="720" w:gutter="0"/>
+          <w:cols w:space="720"/>
         </w:sectPr>
       </w:pPr>
     </w:p>
     <w:p>
       <w:pPr>
         <w:spacing w:before="21"/>
-        <w:ind w:left="424" w:right="0" w:firstLine="0"/>
-        <w:jc w:val="left"/>
-        <w:rPr>
-          <w:sz w:val="26"/>
-        </w:rPr>
-      </w:pPr>
-      <w:r>
-        <w:rPr>
-          <w:b/>
-          <w:color w:val="2D2D2D"/>
-          <w:sz w:val="26"/>
-          <w:u w:val="thick" w:color="2D2D2D"/>
-        </w:rPr>
+        <w:ind w:left="424"/>
+        <w:rPr>
+          <w:sz w:val="26"/>
+        </w:rPr>
+      </w:pPr>
+      <w:r>
+        <w:rPr>
+          <w:b/>
+          <w:color w:val="2D2D2D"/>
+          <w:sz w:val="26"/>
+          <w:u w:val="thick" w:color="2D2D2D"/>
+        </w:rPr>
+        <w:lastRenderedPageBreak/>
         <w:t>FR17</w:t>
       </w:r>
       <w:r>
@@ -4014,7 +4067,7 @@
           <w:sz w:val="26"/>
           <w:u w:val="thick" w:color="2D2D2D"/>
         </w:rPr>
-        <w:t> </w:t>
+        <w:t xml:space="preserve"> </w:t>
       </w:r>
       <w:r>
         <w:rPr>
@@ -4033,7 +4086,7 @@
           <w:sz w:val="26"/>
           <w:u w:val="thick" w:color="2D2D2D"/>
         </w:rPr>
-        <w:t> </w:t>
+        <w:t xml:space="preserve"> </w:t>
       </w:r>
       <w:r>
         <w:rPr>
@@ -4052,7 +4105,7 @@
           <w:sz w:val="26"/>
           <w:u w:val="thick" w:color="2D2D2D"/>
         </w:rPr>
-        <w:t> </w:t>
+        <w:t xml:space="preserve"> </w:t>
       </w:r>
       <w:r>
         <w:rPr>
@@ -4071,7 +4124,7 @@
           <w:sz w:val="26"/>
           <w:u w:val="thick" w:color="2D2D2D"/>
         </w:rPr>
-        <w:t> </w:t>
+        <w:t xml:space="preserve"> </w:t>
       </w:r>
       <w:r>
         <w:rPr>
@@ -4090,7 +4143,7 @@
           <w:sz w:val="26"/>
           <w:u w:val="thick" w:color="2D2D2D"/>
         </w:rPr>
-        <w:t> </w:t>
+        <w:t xml:space="preserve"> </w:t>
       </w:r>
       <w:r>
         <w:rPr>
@@ -4109,7 +4162,7 @@
           <w:sz w:val="26"/>
           <w:u w:val="thick" w:color="2D2D2D"/>
         </w:rPr>
-        <w:t> </w:t>
+        <w:t xml:space="preserve"> </w:t>
       </w:r>
       <w:r>
         <w:rPr>
@@ -4127,7 +4180,7 @@
           <w:spacing w:val="-13"/>
           <w:sz w:val="26"/>
         </w:rPr>
-        <w:t> </w:t>
+        <w:t xml:space="preserve"> </w:t>
       </w:r>
       <w:r>
         <w:rPr>
@@ -4142,7 +4195,7 @@
           <w:spacing w:val="-14"/>
           <w:sz w:val="26"/>
         </w:rPr>
-        <w:t> </w:t>
+        <w:t xml:space="preserve"> </w:t>
       </w:r>
       <w:r>
         <w:rPr>
@@ -4157,8 +4210,9 @@
           <w:spacing w:val="-12"/>
           <w:sz w:val="26"/>
         </w:rPr>
-        <w:t> </w:t>
-      </w:r>
+        <w:t xml:space="preserve"> </w:t>
+      </w:r>
+      <w:proofErr w:type="spellStart"/>
       <w:r>
         <w:rPr>
           <w:color w:val="2D2D2D"/>
@@ -4166,21 +4220,32 @@
         </w:rPr>
         <w:t>Ledio</w:t>
       </w:r>
+      <w:proofErr w:type="spellEnd"/>
       <w:r>
         <w:rPr>
           <w:color w:val="2D2D2D"/>
           <w:spacing w:val="-12"/>
           <w:sz w:val="26"/>
         </w:rPr>
-        <w:t> </w:t>
-      </w:r>
-      <w:r>
-        <w:rPr>
-          <w:color w:val="2D2D2D"/>
-          <w:spacing w:val="-2"/>
-          <w:sz w:val="26"/>
-        </w:rPr>
-        <w:t>Tafciu)</w:t>
+        <w:t xml:space="preserve"> </w:t>
+      </w:r>
+      <w:proofErr w:type="spellStart"/>
+      <w:r>
+        <w:rPr>
+          <w:color w:val="2D2D2D"/>
+          <w:spacing w:val="-2"/>
+          <w:sz w:val="26"/>
+        </w:rPr>
+        <w:t>Tafciu</w:t>
+      </w:r>
+      <w:proofErr w:type="spellEnd"/>
+      <w:r>
+        <w:rPr>
+          <w:color w:val="2D2D2D"/>
+          <w:spacing w:val="-2"/>
+          <w:sz w:val="26"/>
+        </w:rPr>
+        <w:t>)</w:t>
       </w:r>
     </w:p>
     <w:p>
@@ -4195,10 +4260,11 @@
       <w:r>
         <w:rPr>
           <w:b w:val="0"/>
+          <w:noProof/>
           <w:sz w:val="20"/>
         </w:rPr>
         <w:drawing>
-          <wp:anchor distT="0" distB="0" distL="0" distR="0" allowOverlap="1" layoutInCell="1" locked="0" behindDoc="1" simplePos="0" relativeHeight="487596032">
+          <wp:anchor distT="0" distB="0" distL="0" distR="0" simplePos="0" relativeHeight="487596032" behindDoc="1" locked="0" layoutInCell="1" allowOverlap="1" wp14:anchorId="00FDE75A" wp14:editId="00FDE75B">
             <wp:simplePos x="0" y="0"/>
             <wp:positionH relativeFrom="page">
               <wp:posOffset>981710</wp:posOffset>
@@ -4211,17 +4277,17 @@
             <wp:wrapTopAndBottom/>
             <wp:docPr id="17" name="Image 17"/>
             <wp:cNvGraphicFramePr>
-              <a:graphicFrameLocks/>
+              <a:graphicFrameLocks xmlns:a="http://schemas.openxmlformats.org/drawingml/2006/main"/>
             </wp:cNvGraphicFramePr>
-            <a:graphic>
+            <a:graphic xmlns:a="http://schemas.openxmlformats.org/drawingml/2006/main">
               <a:graphicData uri="http://schemas.openxmlformats.org/drawingml/2006/picture">
-                <pic:pic>
+                <pic:pic xmlns:pic="http://schemas.openxmlformats.org/drawingml/2006/picture">
                   <pic:nvPicPr>
                     <pic:cNvPr id="17" name="Image 17"/>
                     <pic:cNvPicPr/>
                   </pic:nvPicPr>
                   <pic:blipFill>
-                    <a:blip r:embed="rId21" cstate="print"/>
+                    <a:blip r:embed="rId20" cstate="print"/>
                     <a:stretch>
                       <a:fillRect/>
                     </a:stretch>
@@ -4245,33 +4311,33 @@
     <w:p>
       <w:pPr>
         <w:pStyle w:val="BodyText"/>
-        <w:spacing w:after="0"/>
         <w:rPr>
           <w:b w:val="0"/>
           <w:sz w:val="20"/>
         </w:rPr>
         <w:sectPr>
           <w:pgSz w:w="11910" w:h="16840"/>
-          <w:pgMar w:top="1360" w:bottom="280" w:left="992" w:right="1133"/>
+          <w:pgMar w:top="1360" w:right="1133" w:bottom="280" w:left="992" w:header="720" w:footer="720" w:gutter="0"/>
+          <w:cols w:space="720"/>
         </w:sectPr>
       </w:pPr>
     </w:p>
     <w:p>
       <w:pPr>
         <w:spacing w:before="21"/>
-        <w:ind w:left="424" w:right="0" w:firstLine="0"/>
-        <w:jc w:val="left"/>
-        <w:rPr>
-          <w:sz w:val="26"/>
-        </w:rPr>
-      </w:pPr>
-      <w:r>
-        <w:rPr>
-          <w:b/>
-          <w:color w:val="2D2D2D"/>
-          <w:sz w:val="26"/>
-          <w:u w:val="thick" w:color="2D2D2D"/>
-        </w:rPr>
+        <w:ind w:left="424"/>
+        <w:rPr>
+          <w:sz w:val="26"/>
+        </w:rPr>
+      </w:pPr>
+      <w:r>
+        <w:rPr>
+          <w:b/>
+          <w:color w:val="2D2D2D"/>
+          <w:sz w:val="26"/>
+          <w:u w:val="thick" w:color="2D2D2D"/>
+        </w:rPr>
+        <w:lastRenderedPageBreak/>
         <w:t>FR18</w:t>
       </w:r>
       <w:r>
@@ -4282,7 +4348,7 @@
           <w:sz w:val="26"/>
           <w:u w:val="thick" w:color="2D2D2D"/>
         </w:rPr>
-        <w:t> </w:t>
+        <w:t xml:space="preserve"> </w:t>
       </w:r>
       <w:r>
         <w:rPr>
@@ -4301,7 +4367,7 @@
           <w:sz w:val="26"/>
           <w:u w:val="thick" w:color="2D2D2D"/>
         </w:rPr>
-        <w:t> </w:t>
+        <w:t xml:space="preserve"> </w:t>
       </w:r>
       <w:r>
         <w:rPr>
@@ -4320,7 +4386,7 @@
           <w:sz w:val="26"/>
           <w:u w:val="thick" w:color="2D2D2D"/>
         </w:rPr>
-        <w:t> </w:t>
+        <w:t xml:space="preserve"> </w:t>
       </w:r>
       <w:r>
         <w:rPr>
@@ -4339,7 +4405,7 @@
           <w:sz w:val="26"/>
           <w:u w:val="thick" w:color="2D2D2D"/>
         </w:rPr>
-        <w:t> </w:t>
+        <w:t xml:space="preserve"> </w:t>
       </w:r>
       <w:r>
         <w:rPr>
@@ -4358,7 +4424,7 @@
           <w:sz w:val="26"/>
           <w:u w:val="thick" w:color="2D2D2D"/>
         </w:rPr>
-        <w:t> </w:t>
+        <w:t xml:space="preserve"> </w:t>
       </w:r>
       <w:r>
         <w:rPr>
@@ -4376,7 +4442,7 @@
           <w:spacing w:val="-13"/>
           <w:sz w:val="26"/>
         </w:rPr>
-        <w:t> </w:t>
+        <w:t xml:space="preserve"> </w:t>
       </w:r>
       <w:r>
         <w:rPr>
@@ -4391,7 +4457,7 @@
           <w:spacing w:val="-14"/>
           <w:sz w:val="26"/>
         </w:rPr>
-        <w:t> </w:t>
+        <w:t xml:space="preserve"> </w:t>
       </w:r>
       <w:r>
         <w:rPr>
@@ -4406,8 +4472,9 @@
           <w:spacing w:val="-14"/>
           <w:sz w:val="26"/>
         </w:rPr>
-        <w:t> </w:t>
-      </w:r>
+        <w:t xml:space="preserve"> </w:t>
+      </w:r>
+      <w:proofErr w:type="spellStart"/>
       <w:r>
         <w:rPr>
           <w:color w:val="2D2D2D"/>
@@ -4415,21 +4482,32 @@
         </w:rPr>
         <w:t>Ledio</w:t>
       </w:r>
+      <w:proofErr w:type="spellEnd"/>
       <w:r>
         <w:rPr>
           <w:color w:val="2D2D2D"/>
           <w:spacing w:val="-14"/>
           <w:sz w:val="26"/>
         </w:rPr>
-        <w:t> </w:t>
-      </w:r>
-      <w:r>
-        <w:rPr>
-          <w:color w:val="2D2D2D"/>
-          <w:spacing w:val="-2"/>
-          <w:sz w:val="26"/>
-        </w:rPr>
-        <w:t>Tafciu)</w:t>
+        <w:t xml:space="preserve"> </w:t>
+      </w:r>
+      <w:proofErr w:type="spellStart"/>
+      <w:r>
+        <w:rPr>
+          <w:color w:val="2D2D2D"/>
+          <w:spacing w:val="-2"/>
+          <w:sz w:val="26"/>
+        </w:rPr>
+        <w:t>Tafciu</w:t>
+      </w:r>
+      <w:proofErr w:type="spellEnd"/>
+      <w:r>
+        <w:rPr>
+          <w:color w:val="2D2D2D"/>
+          <w:spacing w:val="-2"/>
+          <w:sz w:val="26"/>
+        </w:rPr>
+        <w:t>)</w:t>
       </w:r>
     </w:p>
     <w:p>
@@ -4444,10 +4522,11 @@
       <w:r>
         <w:rPr>
           <w:b w:val="0"/>
+          <w:noProof/>
           <w:sz w:val="20"/>
         </w:rPr>
         <w:drawing>
-          <wp:anchor distT="0" distB="0" distL="0" distR="0" allowOverlap="1" layoutInCell="1" locked="0" behindDoc="1" simplePos="0" relativeHeight="487596544">
+          <wp:anchor distT="0" distB="0" distL="0" distR="0" simplePos="0" relativeHeight="487596544" behindDoc="1" locked="0" layoutInCell="1" allowOverlap="1" wp14:anchorId="00FDE75C" wp14:editId="00FDE75D">
             <wp:simplePos x="0" y="0"/>
             <wp:positionH relativeFrom="page">
               <wp:posOffset>1047750</wp:posOffset>
@@ -4460,17 +4539,17 @@
             <wp:wrapTopAndBottom/>
             <wp:docPr id="18" name="Image 18"/>
             <wp:cNvGraphicFramePr>
-              <a:graphicFrameLocks/>
+              <a:graphicFrameLocks xmlns:a="http://schemas.openxmlformats.org/drawingml/2006/main"/>
             </wp:cNvGraphicFramePr>
-            <a:graphic>
+            <a:graphic xmlns:a="http://schemas.openxmlformats.org/drawingml/2006/main">
               <a:graphicData uri="http://schemas.openxmlformats.org/drawingml/2006/picture">
-                <pic:pic>
+                <pic:pic xmlns:pic="http://schemas.openxmlformats.org/drawingml/2006/picture">
                   <pic:nvPicPr>
                     <pic:cNvPr id="18" name="Image 18"/>
                     <pic:cNvPicPr/>
                   </pic:nvPicPr>
                   <pic:blipFill>
-                    <a:blip r:embed="rId22" cstate="print"/>
+                    <a:blip r:embed="rId21" cstate="print"/>
                     <a:stretch>
                       <a:fillRect/>
                     </a:stretch>
@@ -4494,34 +4573,34 @@
     <w:p>
       <w:pPr>
         <w:pStyle w:val="BodyText"/>
-        <w:spacing w:after="0"/>
         <w:rPr>
           <w:b w:val="0"/>
           <w:sz w:val="20"/>
         </w:rPr>
         <w:sectPr>
           <w:pgSz w:w="11910" w:h="16840"/>
-          <w:pgMar w:top="1360" w:bottom="280" w:left="992" w:right="1133"/>
+          <w:pgMar w:top="1360" w:right="1133" w:bottom="280" w:left="992" w:header="720" w:footer="720" w:gutter="0"/>
+          <w:cols w:space="720"/>
         </w:sectPr>
       </w:pPr>
     </w:p>
     <w:p>
       <w:pPr>
         <w:spacing w:before="21"/>
-        <w:ind w:left="424" w:right="0" w:firstLine="0"/>
-        <w:jc w:val="left"/>
-        <w:rPr>
-          <w:sz w:val="26"/>
-        </w:rPr>
-      </w:pPr>
-      <w:r>
-        <w:rPr>
-          <w:b/>
-          <w:color w:val="2D2D2D"/>
-          <w:spacing w:val="-2"/>
-          <w:sz w:val="26"/>
-          <w:u w:val="thick" w:color="2D2D2D"/>
-        </w:rPr>
+        <w:ind w:left="424"/>
+        <w:rPr>
+          <w:sz w:val="26"/>
+        </w:rPr>
+      </w:pPr>
+      <w:r>
+        <w:rPr>
+          <w:b/>
+          <w:color w:val="2D2D2D"/>
+          <w:spacing w:val="-2"/>
+          <w:sz w:val="26"/>
+          <w:u w:val="thick" w:color="2D2D2D"/>
+        </w:rPr>
+        <w:lastRenderedPageBreak/>
         <w:t>FR19</w:t>
       </w:r>
       <w:r>
@@ -4532,7 +4611,7 @@
           <w:sz w:val="26"/>
           <w:u w:val="thick" w:color="2D2D2D"/>
         </w:rPr>
-        <w:t> </w:t>
+        <w:t xml:space="preserve"> </w:t>
       </w:r>
       <w:r>
         <w:rPr>
@@ -4552,7 +4631,7 @@
           <w:sz w:val="26"/>
           <w:u w:val="thick" w:color="2D2D2D"/>
         </w:rPr>
-        <w:t> </w:t>
+        <w:t xml:space="preserve"> </w:t>
       </w:r>
       <w:r>
         <w:rPr>
@@ -4572,7 +4651,7 @@
           <w:sz w:val="26"/>
           <w:u w:val="thick" w:color="2D2D2D"/>
         </w:rPr>
-        <w:t> </w:t>
+        <w:t xml:space="preserve"> </w:t>
       </w:r>
       <w:r>
         <w:rPr>
@@ -4592,7 +4671,7 @@
           <w:sz w:val="26"/>
           <w:u w:val="thick" w:color="2D2D2D"/>
         </w:rPr>
-        <w:t> </w:t>
+        <w:t xml:space="preserve"> </w:t>
       </w:r>
       <w:r>
         <w:rPr>
@@ -4610,7 +4689,7 @@
           <w:color w:val="2D2D2D"/>
           <w:sz w:val="26"/>
         </w:rPr>
-        <w:t> </w:t>
+        <w:t xml:space="preserve"> </w:t>
       </w:r>
       <w:r>
         <w:rPr>
@@ -4626,7 +4705,7 @@
           <w:spacing w:val="-3"/>
           <w:sz w:val="26"/>
         </w:rPr>
-        <w:t> </w:t>
+        <w:t xml:space="preserve"> </w:t>
       </w:r>
       <w:r>
         <w:rPr>
@@ -4642,8 +4721,9 @@
           <w:spacing w:val="-6"/>
           <w:sz w:val="26"/>
         </w:rPr>
-        <w:t> </w:t>
-      </w:r>
+        <w:t xml:space="preserve"> </w:t>
+      </w:r>
+      <w:proofErr w:type="spellStart"/>
       <w:r>
         <w:rPr>
           <w:color w:val="2D2D2D"/>
@@ -4652,21 +4732,32 @@
         </w:rPr>
         <w:t>Desard</w:t>
       </w:r>
+      <w:proofErr w:type="spellEnd"/>
       <w:r>
         <w:rPr>
           <w:color w:val="2D2D2D"/>
           <w:spacing w:val="-10"/>
           <w:sz w:val="26"/>
         </w:rPr>
-        <w:t> </w:t>
-      </w:r>
-      <w:r>
-        <w:rPr>
-          <w:color w:val="2D2D2D"/>
-          <w:spacing w:val="-2"/>
-          <w:sz w:val="26"/>
-        </w:rPr>
-        <w:t>Lybeshari)</w:t>
+        <w:t xml:space="preserve"> </w:t>
+      </w:r>
+      <w:proofErr w:type="spellStart"/>
+      <w:r>
+        <w:rPr>
+          <w:color w:val="2D2D2D"/>
+          <w:spacing w:val="-2"/>
+          <w:sz w:val="26"/>
+        </w:rPr>
+        <w:t>Lybeshari</w:t>
+      </w:r>
+      <w:proofErr w:type="spellEnd"/>
+      <w:r>
+        <w:rPr>
+          <w:color w:val="2D2D2D"/>
+          <w:spacing w:val="-2"/>
+          <w:sz w:val="26"/>
+        </w:rPr>
+        <w:t>)</w:t>
       </w:r>
     </w:p>
     <w:p>
@@ -4690,10 +4781,11 @@
       <w:r>
         <w:rPr>
           <w:b w:val="0"/>
+          <w:noProof/>
           <w:sz w:val="20"/>
         </w:rPr>
         <w:drawing>
-          <wp:anchor distT="0" distB="0" distL="0" distR="0" allowOverlap="1" layoutInCell="1" locked="0" behindDoc="1" simplePos="0" relativeHeight="487597056">
+          <wp:anchor distT="0" distB="0" distL="0" distR="0" simplePos="0" relativeHeight="487597056" behindDoc="1" locked="0" layoutInCell="1" allowOverlap="1" wp14:anchorId="00FDE75E" wp14:editId="00FDE75F">
             <wp:simplePos x="0" y="0"/>
             <wp:positionH relativeFrom="page">
               <wp:posOffset>1748154</wp:posOffset>
@@ -4706,17 +4798,17 @@
             <wp:wrapTopAndBottom/>
             <wp:docPr id="19" name="Image 19"/>
             <wp:cNvGraphicFramePr>
-              <a:graphicFrameLocks/>
+              <a:graphicFrameLocks xmlns:a="http://schemas.openxmlformats.org/drawingml/2006/main"/>
             </wp:cNvGraphicFramePr>
-            <a:graphic>
+            <a:graphic xmlns:a="http://schemas.openxmlformats.org/drawingml/2006/main">
               <a:graphicData uri="http://schemas.openxmlformats.org/drawingml/2006/picture">
-                <pic:pic>
+                <pic:pic xmlns:pic="http://schemas.openxmlformats.org/drawingml/2006/picture">
                   <pic:nvPicPr>
                     <pic:cNvPr id="19" name="Image 19"/>
                     <pic:cNvPicPr/>
                   </pic:nvPicPr>
                   <pic:blipFill>
-                    <a:blip r:embed="rId23" cstate="print"/>
+                    <a:blip r:embed="rId22" cstate="print"/>
                     <a:stretch>
                       <a:fillRect/>
                     </a:stretch>
@@ -4759,8 +4851,7 @@
     <w:p>
       <w:pPr>
         <w:spacing w:before="1"/>
-        <w:ind w:left="424" w:right="0" w:firstLine="0"/>
-        <w:jc w:val="left"/>
+        <w:ind w:left="424"/>
         <w:rPr>
           <w:sz w:val="26"/>
         </w:rPr>
@@ -4783,7 +4874,7 @@
           <w:sz w:val="26"/>
           <w:u w:val="thick" w:color="2D2D2D"/>
         </w:rPr>
-        <w:t> </w:t>
+        <w:t xml:space="preserve"> </w:t>
       </w:r>
       <w:r>
         <w:rPr>
@@ -4803,7 +4894,7 @@
           <w:sz w:val="26"/>
           <w:u w:val="thick" w:color="2D2D2D"/>
         </w:rPr>
-        <w:t> </w:t>
+        <w:t xml:space="preserve"> </w:t>
       </w:r>
       <w:r>
         <w:rPr>
@@ -4823,7 +4914,7 @@
           <w:sz w:val="26"/>
           <w:u w:val="thick" w:color="2D2D2D"/>
         </w:rPr>
-        <w:t> </w:t>
+        <w:t xml:space="preserve"> </w:t>
       </w:r>
       <w:r>
         <w:rPr>
@@ -4843,7 +4934,7 @@
           <w:sz w:val="26"/>
           <w:u w:val="thick" w:color="2D2D2D"/>
         </w:rPr>
-        <w:t> </w:t>
+        <w:t xml:space="preserve"> </w:t>
       </w:r>
       <w:r>
         <w:rPr>
@@ -4863,7 +4954,7 @@
           <w:sz w:val="26"/>
           <w:u w:val="thick" w:color="2D2D2D"/>
         </w:rPr>
-        <w:t> </w:t>
+        <w:t xml:space="preserve"> </w:t>
       </w:r>
       <w:r>
         <w:rPr>
@@ -4883,7 +4974,7 @@
           <w:sz w:val="26"/>
           <w:u w:val="thick" w:color="2D2D2D"/>
         </w:rPr>
-        <w:t> </w:t>
+        <w:t xml:space="preserve"> </w:t>
       </w:r>
       <w:r>
         <w:rPr>
@@ -4903,7 +4994,7 @@
           <w:sz w:val="26"/>
           <w:u w:val="thick" w:color="2D2D2D"/>
         </w:rPr>
-        <w:t> </w:t>
+        <w:t xml:space="preserve"> </w:t>
       </w:r>
       <w:r>
         <w:rPr>
@@ -4922,7 +5013,7 @@
           <w:spacing w:val="-1"/>
           <w:sz w:val="26"/>
         </w:rPr>
-        <w:t> </w:t>
+        <w:t xml:space="preserve"> </w:t>
       </w:r>
       <w:r>
         <w:rPr>
@@ -4938,7 +5029,7 @@
           <w:spacing w:val="-1"/>
           <w:sz w:val="26"/>
         </w:rPr>
-        <w:t> </w:t>
+        <w:t xml:space="preserve"> </w:t>
       </w:r>
       <w:r>
         <w:rPr>
@@ -4954,8 +5045,9 @@
           <w:spacing w:val="-4"/>
           <w:sz w:val="26"/>
         </w:rPr>
-        <w:t> </w:t>
-      </w:r>
+        <w:t xml:space="preserve"> </w:t>
+      </w:r>
+      <w:proofErr w:type="spellStart"/>
       <w:r>
         <w:rPr>
           <w:color w:val="2D2D2D"/>
@@ -4964,21 +5056,32 @@
         </w:rPr>
         <w:t>Desard</w:t>
       </w:r>
+      <w:proofErr w:type="spellEnd"/>
       <w:r>
         <w:rPr>
           <w:color w:val="2D2D2D"/>
           <w:spacing w:val="-8"/>
           <w:sz w:val="26"/>
         </w:rPr>
-        <w:t> </w:t>
-      </w:r>
-      <w:r>
-        <w:rPr>
-          <w:color w:val="2D2D2D"/>
-          <w:spacing w:val="-2"/>
-          <w:sz w:val="26"/>
-        </w:rPr>
-        <w:t>Lybeshari)</w:t>
+        <w:t xml:space="preserve"> </w:t>
+      </w:r>
+      <w:proofErr w:type="spellStart"/>
+      <w:r>
+        <w:rPr>
+          <w:color w:val="2D2D2D"/>
+          <w:spacing w:val="-2"/>
+          <w:sz w:val="26"/>
+        </w:rPr>
+        <w:t>Lybeshari</w:t>
+      </w:r>
+      <w:proofErr w:type="spellEnd"/>
+      <w:r>
+        <w:rPr>
+          <w:color w:val="2D2D2D"/>
+          <w:spacing w:val="-2"/>
+          <w:sz w:val="26"/>
+        </w:rPr>
+        <w:t>)</w:t>
       </w:r>
     </w:p>
     <w:p>
@@ -5002,10 +5105,11 @@
       <w:r>
         <w:rPr>
           <w:b w:val="0"/>
+          <w:noProof/>
           <w:sz w:val="20"/>
         </w:rPr>
         <w:drawing>
-          <wp:anchor distT="0" distB="0" distL="0" distR="0" allowOverlap="1" layoutInCell="1" locked="0" behindDoc="1" simplePos="0" relativeHeight="487597568">
+          <wp:anchor distT="0" distB="0" distL="0" distR="0" simplePos="0" relativeHeight="487597568" behindDoc="1" locked="0" layoutInCell="1" allowOverlap="1" wp14:anchorId="00FDE760" wp14:editId="00FDE761">
             <wp:simplePos x="0" y="0"/>
             <wp:positionH relativeFrom="page">
               <wp:posOffset>2065654</wp:posOffset>
@@ -5018,17 +5122,17 @@
             <wp:wrapTopAndBottom/>
             <wp:docPr id="20" name="Image 20"/>
             <wp:cNvGraphicFramePr>
-              <a:graphicFrameLocks/>
+              <a:graphicFrameLocks xmlns:a="http://schemas.openxmlformats.org/drawingml/2006/main"/>
             </wp:cNvGraphicFramePr>
-            <a:graphic>
+            <a:graphic xmlns:a="http://schemas.openxmlformats.org/drawingml/2006/main">
               <a:graphicData uri="http://schemas.openxmlformats.org/drawingml/2006/picture">
-                <pic:pic>
+                <pic:pic xmlns:pic="http://schemas.openxmlformats.org/drawingml/2006/picture">
                   <pic:nvPicPr>
                     <pic:cNvPr id="20" name="Image 20"/>
                     <pic:cNvPicPr/>
                   </pic:nvPicPr>
                   <pic:blipFill>
-                    <a:blip r:embed="rId24" cstate="print"/>
+                    <a:blip r:embed="rId23" cstate="print"/>
                     <a:stretch>
                       <a:fillRect/>
                     </a:stretch>
@@ -5052,54 +5156,35 @@
     <w:p>
       <w:pPr>
         <w:pStyle w:val="BodyText"/>
-        <w:spacing w:after="0"/>
         <w:rPr>
           <w:b w:val="0"/>
           <w:sz w:val="20"/>
         </w:rPr>
         <w:sectPr>
           <w:pgSz w:w="11910" w:h="16840"/>
-          <w:pgMar w:top="1360" w:bottom="280" w:left="992" w:right="1133"/>
+          <w:pgMar w:top="1360" w:right="1133" w:bottom="280" w:left="992" w:header="720" w:footer="720" w:gutter="0"/>
+          <w:cols w:space="720"/>
         </w:sectPr>
       </w:pPr>
     </w:p>
     <w:p>
       <w:pPr>
-        <w:pStyle w:val="BodyText"/>
-        <w:spacing w:line="433" w:lineRule="exact" w:before="11"/>
+        <w:spacing w:line="311" w:lineRule="exact"/>
         <w:ind w:left="424"/>
-      </w:pPr>
-      <w:bookmarkStart w:name="Administrator" w:id="3"/>
-      <w:bookmarkEnd w:id="3"/>
-      <w:r>
-        <w:rPr>
-          <w:b w:val="0"/>
-        </w:rPr>
-      </w:r>
-      <w:r>
-        <w:rPr>
-          <w:color w:val="006EC0"/>
-          <w:spacing w:val="-2"/>
-        </w:rPr>
-        <w:t>Administrator</w:t>
-      </w:r>
-    </w:p>
-    <w:p>
-      <w:pPr>
-        <w:spacing w:line="311" w:lineRule="exact" w:before="0"/>
-        <w:ind w:left="424" w:right="0" w:firstLine="0"/>
-        <w:jc w:val="left"/>
-        <w:rPr>
-          <w:sz w:val="26"/>
-        </w:rPr>
-      </w:pPr>
-      <w:r>
-        <w:rPr>
-          <w:b/>
-          <w:spacing w:val="-2"/>
-          <w:sz w:val="26"/>
-          <w:u w:val="thick"/>
-        </w:rPr>
+        <w:rPr>
+          <w:sz w:val="26"/>
+        </w:rPr>
+      </w:pPr>
+      <w:bookmarkStart w:id="2" w:name="Administrator"/>
+      <w:bookmarkEnd w:id="2"/>
+      <w:r>
+        <w:rPr>
+          <w:b/>
+          <w:spacing w:val="-2"/>
+          <w:sz w:val="26"/>
+          <w:u w:val="thick"/>
+        </w:rPr>
+        <w:lastRenderedPageBreak/>
         <w:t>FR21</w:t>
       </w:r>
       <w:r>
@@ -5109,7 +5194,7 @@
           <w:sz w:val="26"/>
           <w:u w:val="thick"/>
         </w:rPr>
-        <w:t> </w:t>
+        <w:t xml:space="preserve"> </w:t>
       </w:r>
       <w:r>
         <w:rPr>
@@ -5127,7 +5212,7 @@
           <w:sz w:val="26"/>
           <w:u w:val="thick"/>
         </w:rPr>
-        <w:t> </w:t>
+        <w:t xml:space="preserve"> </w:t>
       </w:r>
       <w:r>
         <w:rPr>
@@ -5145,7 +5230,7 @@
           <w:sz w:val="26"/>
           <w:u w:val="thick"/>
         </w:rPr>
-        <w:t> </w:t>
+        <w:t xml:space="preserve"> </w:t>
       </w:r>
       <w:r>
         <w:rPr>
@@ -5163,7 +5248,7 @@
           <w:sz w:val="26"/>
           <w:u w:val="thick"/>
         </w:rPr>
-        <w:t> </w:t>
+        <w:t xml:space="preserve"> </w:t>
       </w:r>
       <w:r>
         <w:rPr>
@@ -5180,7 +5265,7 @@
           <w:spacing w:val="-1"/>
           <w:sz w:val="26"/>
         </w:rPr>
-        <w:t> </w:t>
+        <w:t xml:space="preserve"> </w:t>
       </w:r>
       <w:r>
         <w:rPr>
@@ -5196,7 +5281,7 @@
           <w:spacing w:val="-3"/>
           <w:sz w:val="26"/>
         </w:rPr>
-        <w:t> </w:t>
+        <w:t xml:space="preserve"> </w:t>
       </w:r>
       <w:r>
         <w:rPr>
@@ -5212,8 +5297,9 @@
           <w:spacing w:val="-6"/>
           <w:sz w:val="26"/>
         </w:rPr>
-        <w:t> </w:t>
-      </w:r>
+        <w:t xml:space="preserve"> </w:t>
+      </w:r>
+      <w:proofErr w:type="spellStart"/>
       <w:r>
         <w:rPr>
           <w:color w:val="2D2D2D"/>
@@ -5222,21 +5308,32 @@
         </w:rPr>
         <w:t>Desard</w:t>
       </w:r>
+      <w:proofErr w:type="spellEnd"/>
       <w:r>
         <w:rPr>
           <w:color w:val="2D2D2D"/>
           <w:spacing w:val="-10"/>
           <w:sz w:val="26"/>
         </w:rPr>
-        <w:t> </w:t>
-      </w:r>
-      <w:r>
-        <w:rPr>
-          <w:color w:val="2D2D2D"/>
-          <w:spacing w:val="-2"/>
-          <w:sz w:val="26"/>
-        </w:rPr>
-        <w:t>Lybeshari)</w:t>
+        <w:t xml:space="preserve"> </w:t>
+      </w:r>
+      <w:proofErr w:type="spellStart"/>
+      <w:r>
+        <w:rPr>
+          <w:color w:val="2D2D2D"/>
+          <w:spacing w:val="-2"/>
+          <w:sz w:val="26"/>
+        </w:rPr>
+        <w:t>Lybeshari</w:t>
+      </w:r>
+      <w:proofErr w:type="spellEnd"/>
+      <w:r>
+        <w:rPr>
+          <w:color w:val="2D2D2D"/>
+          <w:spacing w:val="-2"/>
+          <w:sz w:val="26"/>
+        </w:rPr>
+        <w:t>)</w:t>
       </w:r>
     </w:p>
     <w:p>
@@ -5251,10 +5348,11 @@
       <w:r>
         <w:rPr>
           <w:b w:val="0"/>
+          <w:noProof/>
           <w:sz w:val="20"/>
         </w:rPr>
         <w:drawing>
-          <wp:anchor distT="0" distB="0" distL="0" distR="0" allowOverlap="1" layoutInCell="1" locked="0" behindDoc="1" simplePos="0" relativeHeight="487598080">
+          <wp:anchor distT="0" distB="0" distL="0" distR="0" simplePos="0" relativeHeight="487598080" behindDoc="1" locked="0" layoutInCell="1" allowOverlap="1" wp14:anchorId="00FDE762" wp14:editId="00FDE763">
             <wp:simplePos x="0" y="0"/>
             <wp:positionH relativeFrom="page">
               <wp:posOffset>1391919</wp:posOffset>
@@ -5267,17 +5365,17 @@
             <wp:wrapTopAndBottom/>
             <wp:docPr id="21" name="Image 21"/>
             <wp:cNvGraphicFramePr>
-              <a:graphicFrameLocks/>
+              <a:graphicFrameLocks xmlns:a="http://schemas.openxmlformats.org/drawingml/2006/main"/>
             </wp:cNvGraphicFramePr>
-            <a:graphic>
+            <a:graphic xmlns:a="http://schemas.openxmlformats.org/drawingml/2006/main">
               <a:graphicData uri="http://schemas.openxmlformats.org/drawingml/2006/picture">
-                <pic:pic>
+                <pic:pic xmlns:pic="http://schemas.openxmlformats.org/drawingml/2006/picture">
                   <pic:nvPicPr>
                     <pic:cNvPr id="21" name="Image 21"/>
                     <pic:cNvPicPr/>
                   </pic:nvPicPr>
                   <pic:blipFill>
-                    <a:blip r:embed="rId25" cstate="print"/>
+                    <a:blip r:embed="rId24" cstate="print"/>
                     <a:stretch>
                       <a:fillRect/>
                     </a:stretch>
@@ -5301,8 +5399,7 @@
     <w:p>
       <w:pPr>
         <w:spacing w:before="271"/>
-        <w:ind w:left="424" w:right="0" w:firstLine="0"/>
-        <w:jc w:val="left"/>
+        <w:ind w:left="424"/>
         <w:rPr>
           <w:sz w:val="26"/>
         </w:rPr>
@@ -5325,7 +5422,7 @@
           <w:sz w:val="26"/>
           <w:u w:val="thick" w:color="2D2D2D"/>
         </w:rPr>
-        <w:t> </w:t>
+        <w:t xml:space="preserve"> </w:t>
       </w:r>
       <w:r>
         <w:rPr>
@@ -5345,7 +5442,7 @@
           <w:sz w:val="26"/>
           <w:u w:val="thick" w:color="2D2D2D"/>
         </w:rPr>
-        <w:t> </w:t>
+        <w:t xml:space="preserve"> </w:t>
       </w:r>
       <w:r>
         <w:rPr>
@@ -5365,7 +5462,7 @@
           <w:sz w:val="26"/>
           <w:u w:val="thick" w:color="2D2D2D"/>
         </w:rPr>
-        <w:t> </w:t>
+        <w:t xml:space="preserve"> </w:t>
       </w:r>
       <w:r>
         <w:rPr>
@@ -5385,7 +5482,7 @@
           <w:sz w:val="26"/>
           <w:u w:val="thick" w:color="2D2D2D"/>
         </w:rPr>
-        <w:t> </w:t>
+        <w:t xml:space="preserve"> </w:t>
       </w:r>
       <w:r>
         <w:rPr>
@@ -5403,7 +5500,7 @@
           <w:color w:val="2D2D2D"/>
           <w:sz w:val="26"/>
         </w:rPr>
-        <w:t> </w:t>
+        <w:t xml:space="preserve"> </w:t>
       </w:r>
       <w:r>
         <w:rPr>
@@ -5419,7 +5516,7 @@
           <w:spacing w:val="-3"/>
           <w:sz w:val="26"/>
         </w:rPr>
-        <w:t> </w:t>
+        <w:t xml:space="preserve"> </w:t>
       </w:r>
       <w:r>
         <w:rPr>
@@ -5435,8 +5532,9 @@
           <w:spacing w:val="-5"/>
           <w:sz w:val="26"/>
         </w:rPr>
-        <w:t> </w:t>
-      </w:r>
+        <w:t xml:space="preserve"> </w:t>
+      </w:r>
+      <w:proofErr w:type="spellStart"/>
       <w:r>
         <w:rPr>
           <w:color w:val="2D2D2D"/>
@@ -5445,21 +5543,32 @@
         </w:rPr>
         <w:t>Desard</w:t>
       </w:r>
+      <w:proofErr w:type="spellEnd"/>
       <w:r>
         <w:rPr>
           <w:color w:val="2D2D2D"/>
           <w:spacing w:val="-10"/>
           <w:sz w:val="26"/>
         </w:rPr>
-        <w:t> </w:t>
-      </w:r>
-      <w:r>
-        <w:rPr>
-          <w:color w:val="2D2D2D"/>
-          <w:spacing w:val="-2"/>
-          <w:sz w:val="26"/>
-        </w:rPr>
-        <w:t>Lybeshari)</w:t>
+        <w:t xml:space="preserve"> </w:t>
+      </w:r>
+      <w:proofErr w:type="spellStart"/>
+      <w:r>
+        <w:rPr>
+          <w:color w:val="2D2D2D"/>
+          <w:spacing w:val="-2"/>
+          <w:sz w:val="26"/>
+        </w:rPr>
+        <w:t>Lybeshari</w:t>
+      </w:r>
+      <w:proofErr w:type="spellEnd"/>
+      <w:r>
+        <w:rPr>
+          <w:color w:val="2D2D2D"/>
+          <w:spacing w:val="-2"/>
+          <w:sz w:val="26"/>
+        </w:rPr>
+        <w:t>)</w:t>
       </w:r>
     </w:p>
     <w:p>
@@ -5483,10 +5592,11 @@
       <w:r>
         <w:rPr>
           <w:b w:val="0"/>
+          <w:noProof/>
           <w:sz w:val="20"/>
         </w:rPr>
         <w:drawing>
-          <wp:anchor distT="0" distB="0" distL="0" distR="0" allowOverlap="1" layoutInCell="1" locked="0" behindDoc="1" simplePos="0" relativeHeight="487598592">
+          <wp:anchor distT="0" distB="0" distL="0" distR="0" simplePos="0" relativeHeight="487598592" behindDoc="1" locked="0" layoutInCell="1" allowOverlap="1" wp14:anchorId="00FDE764" wp14:editId="00FDE765">
             <wp:simplePos x="0" y="0"/>
             <wp:positionH relativeFrom="page">
               <wp:posOffset>1626235</wp:posOffset>
@@ -5499,17 +5609,17 @@
             <wp:wrapTopAndBottom/>
             <wp:docPr id="22" name="Image 22"/>
             <wp:cNvGraphicFramePr>
-              <a:graphicFrameLocks/>
+              <a:graphicFrameLocks xmlns:a="http://schemas.openxmlformats.org/drawingml/2006/main"/>
             </wp:cNvGraphicFramePr>
-            <a:graphic>
+            <a:graphic xmlns:a="http://schemas.openxmlformats.org/drawingml/2006/main">
               <a:graphicData uri="http://schemas.openxmlformats.org/drawingml/2006/picture">
-                <pic:pic>
+                <pic:pic xmlns:pic="http://schemas.openxmlformats.org/drawingml/2006/picture">
                   <pic:nvPicPr>
                     <pic:cNvPr id="22" name="Image 22"/>
                     <pic:cNvPicPr/>
                   </pic:nvPicPr>
                   <pic:blipFill>
-                    <a:blip r:embed="rId26" cstate="print"/>
+                    <a:blip r:embed="rId25" cstate="print"/>
                     <a:stretch>
                       <a:fillRect/>
                     </a:stretch>
@@ -5533,34 +5643,34 @@
     <w:p>
       <w:pPr>
         <w:pStyle w:val="BodyText"/>
-        <w:spacing w:after="0"/>
         <w:rPr>
           <w:b w:val="0"/>
           <w:sz w:val="20"/>
         </w:rPr>
         <w:sectPr>
           <w:pgSz w:w="11910" w:h="16840"/>
-          <w:pgMar w:top="1380" w:bottom="280" w:left="992" w:right="1133"/>
+          <w:pgMar w:top="1380" w:right="1133" w:bottom="280" w:left="992" w:header="720" w:footer="720" w:gutter="0"/>
+          <w:cols w:space="720"/>
         </w:sectPr>
       </w:pPr>
     </w:p>
     <w:p>
       <w:pPr>
         <w:spacing w:before="21"/>
-        <w:ind w:left="424" w:right="0" w:firstLine="0"/>
-        <w:jc w:val="left"/>
-        <w:rPr>
-          <w:sz w:val="26"/>
-        </w:rPr>
-      </w:pPr>
-      <w:r>
-        <w:rPr>
-          <w:b/>
-          <w:color w:val="2D2D2D"/>
-          <w:spacing w:val="-2"/>
-          <w:sz w:val="26"/>
-          <w:u w:val="thick" w:color="2D2D2D"/>
-        </w:rPr>
+        <w:ind w:left="424"/>
+        <w:rPr>
+          <w:sz w:val="26"/>
+        </w:rPr>
+      </w:pPr>
+      <w:r>
+        <w:rPr>
+          <w:b/>
+          <w:color w:val="2D2D2D"/>
+          <w:spacing w:val="-2"/>
+          <w:sz w:val="26"/>
+          <w:u w:val="thick" w:color="2D2D2D"/>
+        </w:rPr>
+        <w:lastRenderedPageBreak/>
         <w:t>FR23</w:t>
       </w:r>
       <w:r>
@@ -5571,7 +5681,7 @@
           <w:sz w:val="26"/>
           <w:u w:val="thick" w:color="2D2D2D"/>
         </w:rPr>
-        <w:t> </w:t>
+        <w:t xml:space="preserve"> </w:t>
       </w:r>
       <w:r>
         <w:rPr>
@@ -5591,7 +5701,7 @@
           <w:sz w:val="26"/>
           <w:u w:val="thick" w:color="2D2D2D"/>
         </w:rPr>
-        <w:t> </w:t>
+        <w:t xml:space="preserve"> </w:t>
       </w:r>
       <w:r>
         <w:rPr>
@@ -5611,7 +5721,7 @@
           <w:sz w:val="26"/>
           <w:u w:val="thick" w:color="2D2D2D"/>
         </w:rPr>
-        <w:t> </w:t>
+        <w:t xml:space="preserve"> </w:t>
       </w:r>
       <w:r>
         <w:rPr>
@@ -5631,7 +5741,7 @@
           <w:sz w:val="26"/>
           <w:u w:val="thick" w:color="2D2D2D"/>
         </w:rPr>
-        <w:t> </w:t>
+        <w:t xml:space="preserve"> </w:t>
       </w:r>
       <w:r>
         <w:rPr>
@@ -5649,7 +5759,7 @@
           <w:color w:val="2D2D2D"/>
           <w:sz w:val="26"/>
         </w:rPr>
-        <w:t> </w:t>
+        <w:t xml:space="preserve"> </w:t>
       </w:r>
       <w:r>
         <w:rPr>
@@ -5665,8 +5775,9 @@
           <w:spacing w:val="-11"/>
           <w:sz w:val="26"/>
         </w:rPr>
-        <w:t> </w:t>
-      </w:r>
+        <w:t xml:space="preserve"> </w:t>
+      </w:r>
+      <w:proofErr w:type="spellStart"/>
       <w:r>
         <w:rPr>
           <w:color w:val="2D2D2D"/>
@@ -5675,21 +5786,32 @@
         </w:rPr>
         <w:t>Desard</w:t>
       </w:r>
+      <w:proofErr w:type="spellEnd"/>
       <w:r>
         <w:rPr>
           <w:color w:val="2D2D2D"/>
           <w:spacing w:val="-9"/>
           <w:sz w:val="26"/>
         </w:rPr>
-        <w:t> </w:t>
-      </w:r>
-      <w:r>
-        <w:rPr>
-          <w:color w:val="2D2D2D"/>
-          <w:spacing w:val="-2"/>
-          <w:sz w:val="26"/>
-        </w:rPr>
-        <w:t>Lybeshari)</w:t>
+        <w:t xml:space="preserve"> </w:t>
+      </w:r>
+      <w:proofErr w:type="spellStart"/>
+      <w:r>
+        <w:rPr>
+          <w:color w:val="2D2D2D"/>
+          <w:spacing w:val="-2"/>
+          <w:sz w:val="26"/>
+        </w:rPr>
+        <w:t>Lybeshari</w:t>
+      </w:r>
+      <w:proofErr w:type="spellEnd"/>
+      <w:r>
+        <w:rPr>
+          <w:color w:val="2D2D2D"/>
+          <w:spacing w:val="-2"/>
+          <w:sz w:val="26"/>
+        </w:rPr>
+        <w:t>)</w:t>
       </w:r>
     </w:p>
     <w:p>
@@ -5713,10 +5835,11 @@
       <w:r>
         <w:rPr>
           <w:b w:val="0"/>
+          <w:noProof/>
           <w:sz w:val="20"/>
         </w:rPr>
         <w:drawing>
-          <wp:anchor distT="0" distB="0" distL="0" distR="0" allowOverlap="1" layoutInCell="1" locked="0" behindDoc="1" simplePos="0" relativeHeight="487599104">
+          <wp:anchor distT="0" distB="0" distL="0" distR="0" simplePos="0" relativeHeight="487599104" behindDoc="1" locked="0" layoutInCell="1" allowOverlap="1" wp14:anchorId="00FDE766" wp14:editId="00FDE767">
             <wp:simplePos x="0" y="0"/>
             <wp:positionH relativeFrom="page">
               <wp:posOffset>1158875</wp:posOffset>
@@ -5729,17 +5852,17 @@
             <wp:wrapTopAndBottom/>
             <wp:docPr id="23" name="Image 23"/>
             <wp:cNvGraphicFramePr>
-              <a:graphicFrameLocks/>
+              <a:graphicFrameLocks xmlns:a="http://schemas.openxmlformats.org/drawingml/2006/main"/>
             </wp:cNvGraphicFramePr>
-            <a:graphic>
+            <a:graphic xmlns:a="http://schemas.openxmlformats.org/drawingml/2006/main">
               <a:graphicData uri="http://schemas.openxmlformats.org/drawingml/2006/picture">
-                <pic:pic>
+                <pic:pic xmlns:pic="http://schemas.openxmlformats.org/drawingml/2006/picture">
                   <pic:nvPicPr>
                     <pic:cNvPr id="23" name="Image 23"/>
                     <pic:cNvPicPr/>
                   </pic:nvPicPr>
                   <pic:blipFill>
-                    <a:blip r:embed="rId27" cstate="print"/>
+                    <a:blip r:embed="rId26" cstate="print"/>
                     <a:stretch>
                       <a:fillRect/>
                     </a:stretch>
@@ -5772,9 +5895,7 @@
     </w:p>
     <w:p>
       <w:pPr>
-        <w:spacing w:before="0"/>
-        <w:ind w:left="424" w:right="0" w:firstLine="0"/>
-        <w:jc w:val="left"/>
+        <w:ind w:left="424"/>
         <w:rPr>
           <w:sz w:val="26"/>
         </w:rPr>
@@ -5797,7 +5918,7 @@
           <w:sz w:val="26"/>
           <w:u w:val="thick" w:color="2D2D2D"/>
         </w:rPr>
-        <w:t> </w:t>
+        <w:t xml:space="preserve"> </w:t>
       </w:r>
       <w:r>
         <w:rPr>
@@ -5817,7 +5938,7 @@
           <w:sz w:val="26"/>
           <w:u w:val="thick" w:color="2D2D2D"/>
         </w:rPr>
-        <w:t> </w:t>
+        <w:t xml:space="preserve"> </w:t>
       </w:r>
       <w:r>
         <w:rPr>
@@ -5837,7 +5958,7 @@
           <w:sz w:val="26"/>
           <w:u w:val="thick" w:color="2D2D2D"/>
         </w:rPr>
-        <w:t> </w:t>
+        <w:t xml:space="preserve"> </w:t>
       </w:r>
       <w:r>
         <w:rPr>
@@ -5857,7 +5978,7 @@
           <w:sz w:val="26"/>
           <w:u w:val="thick" w:color="2D2D2D"/>
         </w:rPr>
-        <w:t> </w:t>
+        <w:t xml:space="preserve"> </w:t>
       </w:r>
       <w:r>
         <w:rPr>
@@ -5877,7 +5998,7 @@
           <w:sz w:val="26"/>
           <w:u w:val="thick" w:color="2D2D2D"/>
         </w:rPr>
-        <w:t> </w:t>
+        <w:t xml:space="preserve"> </w:t>
       </w:r>
       <w:r>
         <w:rPr>
@@ -5897,7 +6018,7 @@
           <w:sz w:val="26"/>
           <w:u w:val="thick" w:color="2D2D2D"/>
         </w:rPr>
-        <w:t> </w:t>
+        <w:t xml:space="preserve"> </w:t>
       </w:r>
       <w:r>
         <w:rPr>
@@ -5916,7 +6037,7 @@
           <w:spacing w:val="2"/>
           <w:sz w:val="26"/>
         </w:rPr>
-        <w:t> </w:t>
+        <w:t xml:space="preserve"> </w:t>
       </w:r>
       <w:r>
         <w:rPr>
@@ -5932,7 +6053,7 @@
           <w:spacing w:val="-6"/>
           <w:sz w:val="26"/>
         </w:rPr>
-        <w:t> </w:t>
+        <w:t xml:space="preserve"> </w:t>
       </w:r>
       <w:r>
         <w:rPr>
@@ -5948,8 +6069,9 @@
           <w:spacing w:val="-3"/>
           <w:sz w:val="26"/>
         </w:rPr>
-        <w:t> </w:t>
-      </w:r>
+        <w:t xml:space="preserve"> </w:t>
+      </w:r>
+      <w:proofErr w:type="spellStart"/>
       <w:r>
         <w:rPr>
           <w:color w:val="2D2D2D"/>
@@ -5958,21 +6080,32 @@
         </w:rPr>
         <w:t>Desard</w:t>
       </w:r>
+      <w:proofErr w:type="spellEnd"/>
       <w:r>
         <w:rPr>
           <w:color w:val="2D2D2D"/>
           <w:spacing w:val="-8"/>
           <w:sz w:val="26"/>
         </w:rPr>
-        <w:t> </w:t>
-      </w:r>
-      <w:r>
-        <w:rPr>
-          <w:color w:val="2D2D2D"/>
-          <w:spacing w:val="-2"/>
-          <w:sz w:val="26"/>
-        </w:rPr>
-        <w:t>Lybeshari)</w:t>
+        <w:t xml:space="preserve"> </w:t>
+      </w:r>
+      <w:proofErr w:type="spellStart"/>
+      <w:r>
+        <w:rPr>
+          <w:color w:val="2D2D2D"/>
+          <w:spacing w:val="-2"/>
+          <w:sz w:val="26"/>
+        </w:rPr>
+        <w:t>Lybeshari</w:t>
+      </w:r>
+      <w:proofErr w:type="spellEnd"/>
+      <w:r>
+        <w:rPr>
+          <w:color w:val="2D2D2D"/>
+          <w:spacing w:val="-2"/>
+          <w:sz w:val="26"/>
+        </w:rPr>
+        <w:t>)</w:t>
       </w:r>
     </w:p>
     <w:p>
@@ -5996,10 +6129,11 @@
       <w:r>
         <w:rPr>
           <w:b w:val="0"/>
+          <w:noProof/>
           <w:sz w:val="20"/>
         </w:rPr>
         <w:drawing>
-          <wp:anchor distT="0" distB="0" distL="0" distR="0" allowOverlap="1" layoutInCell="1" locked="0" behindDoc="1" simplePos="0" relativeHeight="487599616">
+          <wp:anchor distT="0" distB="0" distL="0" distR="0" simplePos="0" relativeHeight="487599616" behindDoc="1" locked="0" layoutInCell="1" allowOverlap="1" wp14:anchorId="00FDE768" wp14:editId="00FDE769">
             <wp:simplePos x="0" y="0"/>
             <wp:positionH relativeFrom="page">
               <wp:posOffset>1454150</wp:posOffset>
@@ -6012,17 +6146,17 @@
             <wp:wrapTopAndBottom/>
             <wp:docPr id="24" name="Image 24"/>
             <wp:cNvGraphicFramePr>
-              <a:graphicFrameLocks/>
+              <a:graphicFrameLocks xmlns:a="http://schemas.openxmlformats.org/drawingml/2006/main"/>
             </wp:cNvGraphicFramePr>
-            <a:graphic>
+            <a:graphic xmlns:a="http://schemas.openxmlformats.org/drawingml/2006/main">
               <a:graphicData uri="http://schemas.openxmlformats.org/drawingml/2006/picture">
-                <pic:pic>
+                <pic:pic xmlns:pic="http://schemas.openxmlformats.org/drawingml/2006/picture">
                   <pic:nvPicPr>
                     <pic:cNvPr id="24" name="Image 24"/>
                     <pic:cNvPicPr/>
                   </pic:nvPicPr>
                   <pic:blipFill>
-                    <a:blip r:embed="rId28" cstate="print"/>
+                    <a:blip r:embed="rId27" cstate="print"/>
                     <a:stretch>
                       <a:fillRect/>
                     </a:stretch>
@@ -6046,34 +6180,34 @@
     <w:p>
       <w:pPr>
         <w:pStyle w:val="BodyText"/>
-        <w:spacing w:after="0"/>
         <w:rPr>
           <w:b w:val="0"/>
           <w:sz w:val="20"/>
         </w:rPr>
         <w:sectPr>
           <w:pgSz w:w="11910" w:h="16840"/>
-          <w:pgMar w:top="1360" w:bottom="280" w:left="992" w:right="1133"/>
+          <w:pgMar w:top="1360" w:right="1133" w:bottom="280" w:left="992" w:header="720" w:footer="720" w:gutter="0"/>
+          <w:cols w:space="720"/>
         </w:sectPr>
       </w:pPr>
     </w:p>
     <w:p>
       <w:pPr>
         <w:spacing w:before="21"/>
-        <w:ind w:left="424" w:right="0" w:firstLine="0"/>
-        <w:jc w:val="left"/>
-        <w:rPr>
-          <w:sz w:val="26"/>
-        </w:rPr>
-      </w:pPr>
-      <w:r>
-        <w:rPr>
-          <w:b/>
-          <w:color w:val="2D2D2D"/>
-          <w:spacing w:val="-2"/>
-          <w:sz w:val="26"/>
-          <w:u w:val="thick" w:color="2D2D2D"/>
-        </w:rPr>
+        <w:ind w:left="424"/>
+        <w:rPr>
+          <w:sz w:val="26"/>
+        </w:rPr>
+      </w:pPr>
+      <w:r>
+        <w:rPr>
+          <w:b/>
+          <w:color w:val="2D2D2D"/>
+          <w:spacing w:val="-2"/>
+          <w:sz w:val="26"/>
+          <w:u w:val="thick" w:color="2D2D2D"/>
+        </w:rPr>
+        <w:lastRenderedPageBreak/>
         <w:t>FR25</w:t>
       </w:r>
       <w:r>
@@ -6084,7 +6218,7 @@
           <w:sz w:val="26"/>
           <w:u w:val="thick" w:color="2D2D2D"/>
         </w:rPr>
-        <w:t> </w:t>
+        <w:t xml:space="preserve"> </w:t>
       </w:r>
       <w:r>
         <w:rPr>
@@ -6104,7 +6238,7 @@
           <w:sz w:val="26"/>
           <w:u w:val="thick" w:color="2D2D2D"/>
         </w:rPr>
-        <w:t> </w:t>
+        <w:t xml:space="preserve"> </w:t>
       </w:r>
       <w:r>
         <w:rPr>
@@ -6124,7 +6258,7 @@
           <w:sz w:val="26"/>
           <w:u w:val="thick" w:color="2D2D2D"/>
         </w:rPr>
-        <w:t> </w:t>
+        <w:t xml:space="preserve"> </w:t>
       </w:r>
       <w:r>
         <w:rPr>
@@ -6144,7 +6278,7 @@
           <w:sz w:val="26"/>
           <w:u w:val="thick" w:color="2D2D2D"/>
         </w:rPr>
-        <w:t> </w:t>
+        <w:t xml:space="preserve"> </w:t>
       </w:r>
       <w:r>
         <w:rPr>
@@ -6163,7 +6297,7 @@
           <w:spacing w:val="1"/>
           <w:sz w:val="26"/>
         </w:rPr>
-        <w:t> </w:t>
+        <w:t xml:space="preserve"> </w:t>
       </w:r>
       <w:r>
         <w:rPr>
@@ -6179,7 +6313,7 @@
           <w:spacing w:val="-6"/>
           <w:sz w:val="26"/>
         </w:rPr>
-        <w:t> </w:t>
+        <w:t xml:space="preserve"> </w:t>
       </w:r>
       <w:r>
         <w:rPr>
@@ -6195,7 +6329,7 @@
           <w:spacing w:val="-5"/>
           <w:sz w:val="26"/>
         </w:rPr>
-        <w:t> </w:t>
+        <w:t xml:space="preserve"> </w:t>
       </w:r>
       <w:r>
         <w:rPr>
@@ -6227,10 +6361,11 @@
       <w:r>
         <w:rPr>
           <w:b w:val="0"/>
+          <w:noProof/>
           <w:sz w:val="20"/>
         </w:rPr>
         <w:drawing>
-          <wp:anchor distT="0" distB="0" distL="0" distR="0" allowOverlap="1" layoutInCell="1" locked="0" behindDoc="1" simplePos="0" relativeHeight="487600128">
+          <wp:anchor distT="0" distB="0" distL="0" distR="0" simplePos="0" relativeHeight="487600128" behindDoc="1" locked="0" layoutInCell="1" allowOverlap="1" wp14:anchorId="00FDE76A" wp14:editId="00FDE76B">
             <wp:simplePos x="0" y="0"/>
             <wp:positionH relativeFrom="page">
               <wp:posOffset>1752600</wp:posOffset>
@@ -6243,17 +6378,17 @@
             <wp:wrapTopAndBottom/>
             <wp:docPr id="25" name="Image 25"/>
             <wp:cNvGraphicFramePr>
-              <a:graphicFrameLocks/>
+              <a:graphicFrameLocks xmlns:a="http://schemas.openxmlformats.org/drawingml/2006/main"/>
             </wp:cNvGraphicFramePr>
-            <a:graphic>
+            <a:graphic xmlns:a="http://schemas.openxmlformats.org/drawingml/2006/main">
               <a:graphicData uri="http://schemas.openxmlformats.org/drawingml/2006/picture">
-                <pic:pic>
+                <pic:pic xmlns:pic="http://schemas.openxmlformats.org/drawingml/2006/picture">
                   <pic:nvPicPr>
                     <pic:cNvPr id="25" name="Image 25"/>
                     <pic:cNvPicPr/>
                   </pic:nvPicPr>
                   <pic:blipFill>
-                    <a:blip r:embed="rId29" cstate="print"/>
+                    <a:blip r:embed="rId28" cstate="print"/>
                     <a:stretch>
                       <a:fillRect/>
                     </a:stretch>
@@ -6277,34 +6412,34 @@
     <w:p>
       <w:pPr>
         <w:pStyle w:val="BodyText"/>
-        <w:spacing w:after="0"/>
         <w:rPr>
           <w:b w:val="0"/>
           <w:sz w:val="20"/>
         </w:rPr>
         <w:sectPr>
           <w:pgSz w:w="11910" w:h="16840"/>
-          <w:pgMar w:top="1360" w:bottom="280" w:left="992" w:right="1133"/>
+          <w:pgMar w:top="1360" w:right="1133" w:bottom="280" w:left="992" w:header="720" w:footer="720" w:gutter="0"/>
+          <w:cols w:space="720"/>
         </w:sectPr>
       </w:pPr>
     </w:p>
     <w:p>
       <w:pPr>
         <w:spacing w:before="21"/>
-        <w:ind w:left="424" w:right="0" w:firstLine="0"/>
-        <w:jc w:val="left"/>
-        <w:rPr>
-          <w:sz w:val="26"/>
-        </w:rPr>
-      </w:pPr>
-      <w:r>
-        <w:rPr>
-          <w:b/>
-          <w:color w:val="2D2D2D"/>
-          <w:spacing w:val="-2"/>
-          <w:sz w:val="26"/>
-          <w:u w:val="thick" w:color="2D2D2D"/>
-        </w:rPr>
+        <w:ind w:left="424"/>
+        <w:rPr>
+          <w:sz w:val="26"/>
+        </w:rPr>
+      </w:pPr>
+      <w:r>
+        <w:rPr>
+          <w:b/>
+          <w:color w:val="2D2D2D"/>
+          <w:spacing w:val="-2"/>
+          <w:sz w:val="26"/>
+          <w:u w:val="thick" w:color="2D2D2D"/>
+        </w:rPr>
+        <w:lastRenderedPageBreak/>
         <w:t>FR26</w:t>
       </w:r>
       <w:r>
@@ -6315,7 +6450,7 @@
           <w:sz w:val="26"/>
           <w:u w:val="thick" w:color="2D2D2D"/>
         </w:rPr>
-        <w:t> </w:t>
+        <w:t xml:space="preserve"> </w:t>
       </w:r>
       <w:r>
         <w:rPr>
@@ -6335,7 +6470,7 @@
           <w:sz w:val="26"/>
           <w:u w:val="thick" w:color="2D2D2D"/>
         </w:rPr>
-        <w:t> </w:t>
+        <w:t xml:space="preserve"> </w:t>
       </w:r>
       <w:r>
         <w:rPr>
@@ -6355,7 +6490,7 @@
           <w:sz w:val="26"/>
           <w:u w:val="thick" w:color="2D2D2D"/>
         </w:rPr>
-        <w:t> </w:t>
+        <w:t xml:space="preserve"> </w:t>
       </w:r>
       <w:r>
         <w:rPr>
@@ -6375,7 +6510,7 @@
           <w:sz w:val="26"/>
           <w:u w:val="thick" w:color="2D2D2D"/>
         </w:rPr>
-        <w:t> </w:t>
+        <w:t xml:space="preserve"> </w:t>
       </w:r>
       <w:r>
         <w:rPr>
@@ -6395,7 +6530,7 @@
           <w:sz w:val="26"/>
           <w:u w:val="thick" w:color="2D2D2D"/>
         </w:rPr>
-        <w:t> </w:t>
+        <w:t xml:space="preserve"> </w:t>
       </w:r>
       <w:r>
         <w:rPr>
@@ -6415,7 +6550,7 @@
           <w:sz w:val="26"/>
           <w:u w:val="thick" w:color="2D2D2D"/>
         </w:rPr>
-        <w:t> </w:t>
+        <w:t xml:space="preserve"> </w:t>
       </w:r>
       <w:r>
         <w:rPr>
@@ -6434,7 +6569,7 @@
           <w:spacing w:val="-4"/>
           <w:sz w:val="26"/>
         </w:rPr>
-        <w:t> </w:t>
+        <w:t xml:space="preserve"> </w:t>
       </w:r>
       <w:r>
         <w:rPr>
@@ -6450,7 +6585,7 @@
           <w:spacing w:val="-1"/>
           <w:sz w:val="26"/>
         </w:rPr>
-        <w:t> </w:t>
+        <w:t xml:space="preserve"> </w:t>
       </w:r>
       <w:r>
         <w:rPr>
@@ -6466,7 +6601,7 @@
           <w:spacing w:val="-5"/>
           <w:sz w:val="26"/>
         </w:rPr>
-        <w:t> </w:t>
+        <w:t xml:space="preserve"> </w:t>
       </w:r>
       <w:r>
         <w:rPr>
@@ -6482,7 +6617,7 @@
           <w:spacing w:val="-1"/>
           <w:sz w:val="26"/>
         </w:rPr>
-        <w:t> </w:t>
+        <w:t xml:space="preserve"> </w:t>
       </w:r>
       <w:r>
         <w:rPr>
@@ -6505,10 +6640,11 @@
       <w:r>
         <w:rPr>
           <w:b w:val="0"/>
+          <w:noProof/>
           <w:sz w:val="20"/>
         </w:rPr>
         <w:drawing>
-          <wp:anchor distT="0" distB="0" distL="0" distR="0" allowOverlap="1" layoutInCell="1" locked="0" behindDoc="1" simplePos="0" relativeHeight="487600640">
+          <wp:anchor distT="0" distB="0" distL="0" distR="0" simplePos="0" relativeHeight="487600640" behindDoc="1" locked="0" layoutInCell="1" allowOverlap="1" wp14:anchorId="00FDE76C" wp14:editId="00FDE76D">
             <wp:simplePos x="0" y="0"/>
             <wp:positionH relativeFrom="page">
               <wp:posOffset>1213485</wp:posOffset>
@@ -6521,17 +6657,17 @@
             <wp:wrapTopAndBottom/>
             <wp:docPr id="26" name="Image 26"/>
             <wp:cNvGraphicFramePr>
-              <a:graphicFrameLocks/>
+              <a:graphicFrameLocks xmlns:a="http://schemas.openxmlformats.org/drawingml/2006/main"/>
             </wp:cNvGraphicFramePr>
-            <a:graphic>
+            <a:graphic xmlns:a="http://schemas.openxmlformats.org/drawingml/2006/main">
               <a:graphicData uri="http://schemas.openxmlformats.org/drawingml/2006/picture">
-                <pic:pic>
+                <pic:pic xmlns:pic="http://schemas.openxmlformats.org/drawingml/2006/picture">
                   <pic:nvPicPr>
                     <pic:cNvPr id="26" name="Image 26"/>
                     <pic:cNvPicPr/>
                   </pic:nvPicPr>
                   <pic:blipFill>
-                    <a:blip r:embed="rId30" cstate="print"/>
+                    <a:blip r:embed="rId29" cstate="print"/>
                     <a:stretch>
                       <a:fillRect/>
                     </a:stretch>
@@ -6574,8 +6710,7 @@
     <w:p>
       <w:pPr>
         <w:spacing w:before="1"/>
-        <w:ind w:left="424" w:right="0" w:firstLine="0"/>
-        <w:jc w:val="left"/>
+        <w:ind w:left="424"/>
         <w:rPr>
           <w:sz w:val="26"/>
         </w:rPr>
@@ -6598,7 +6733,7 @@
           <w:sz w:val="26"/>
           <w:u w:val="thick" w:color="2D2D2D"/>
         </w:rPr>
-        <w:t> </w:t>
+        <w:t xml:space="preserve"> </w:t>
       </w:r>
       <w:r>
         <w:rPr>
@@ -6618,7 +6753,7 @@
           <w:sz w:val="26"/>
           <w:u w:val="thick" w:color="2D2D2D"/>
         </w:rPr>
-        <w:t> </w:t>
+        <w:t xml:space="preserve"> </w:t>
       </w:r>
       <w:r>
         <w:rPr>
@@ -6638,7 +6773,7 @@
           <w:sz w:val="26"/>
           <w:u w:val="thick" w:color="2D2D2D"/>
         </w:rPr>
-        <w:t> </w:t>
+        <w:t xml:space="preserve"> </w:t>
       </w:r>
       <w:r>
         <w:rPr>
@@ -6658,7 +6793,7 @@
           <w:sz w:val="26"/>
           <w:u w:val="thick" w:color="2D2D2D"/>
         </w:rPr>
-        <w:t> </w:t>
+        <w:t xml:space="preserve"> </w:t>
       </w:r>
       <w:r>
         <w:rPr>
@@ -6676,7 +6811,7 @@
           <w:color w:val="2D2D2D"/>
           <w:sz w:val="26"/>
         </w:rPr>
-        <w:t> </w:t>
+        <w:t xml:space="preserve"> </w:t>
       </w:r>
       <w:r>
         <w:rPr>
@@ -6692,7 +6827,7 @@
           <w:spacing w:val="-8"/>
           <w:sz w:val="26"/>
         </w:rPr>
-        <w:t> </w:t>
+        <w:t xml:space="preserve"> </w:t>
       </w:r>
       <w:r>
         <w:rPr>
@@ -6708,7 +6843,7 @@
           <w:spacing w:val="-6"/>
           <w:sz w:val="26"/>
         </w:rPr>
-        <w:t> </w:t>
+        <w:t xml:space="preserve"> </w:t>
       </w:r>
       <w:r>
         <w:rPr>
@@ -6724,7 +6859,7 @@
           <w:spacing w:val="-5"/>
           <w:sz w:val="26"/>
         </w:rPr>
-        <w:t> </w:t>
+        <w:t xml:space="preserve"> </w:t>
       </w:r>
       <w:r>
         <w:rPr>
@@ -6747,10 +6882,11 @@
       <w:r>
         <w:rPr>
           <w:b w:val="0"/>
+          <w:noProof/>
           <w:sz w:val="20"/>
         </w:rPr>
         <w:drawing>
-          <wp:anchor distT="0" distB="0" distL="0" distR="0" allowOverlap="1" layoutInCell="1" locked="0" behindDoc="1" simplePos="0" relativeHeight="487601152">
+          <wp:anchor distT="0" distB="0" distL="0" distR="0" simplePos="0" relativeHeight="487601152" behindDoc="1" locked="0" layoutInCell="1" allowOverlap="1" wp14:anchorId="00FDE76E" wp14:editId="00FDE76F">
             <wp:simplePos x="0" y="0"/>
             <wp:positionH relativeFrom="page">
               <wp:posOffset>1924685</wp:posOffset>
@@ -6763,17 +6899,17 @@
             <wp:wrapTopAndBottom/>
             <wp:docPr id="27" name="Image 27"/>
             <wp:cNvGraphicFramePr>
-              <a:graphicFrameLocks/>
+              <a:graphicFrameLocks xmlns:a="http://schemas.openxmlformats.org/drawingml/2006/main"/>
             </wp:cNvGraphicFramePr>
-            <a:graphic>
+            <a:graphic xmlns:a="http://schemas.openxmlformats.org/drawingml/2006/main">
               <a:graphicData uri="http://schemas.openxmlformats.org/drawingml/2006/picture">
-                <pic:pic>
+                <pic:pic xmlns:pic="http://schemas.openxmlformats.org/drawingml/2006/picture">
                   <pic:nvPicPr>
                     <pic:cNvPr id="27" name="Image 27"/>
                     <pic:cNvPicPr/>
                   </pic:nvPicPr>
                   <pic:blipFill>
-                    <a:blip r:embed="rId31" cstate="print"/>
+                    <a:blip r:embed="rId30" cstate="print"/>
                     <a:stretch>
                       <a:fillRect/>
                     </a:stretch>
@@ -6797,34 +6933,34 @@
     <w:p>
       <w:pPr>
         <w:pStyle w:val="BodyText"/>
-        <w:spacing w:after="0"/>
         <w:rPr>
           <w:b w:val="0"/>
           <w:sz w:val="20"/>
         </w:rPr>
         <w:sectPr>
           <w:pgSz w:w="11910" w:h="16840"/>
-          <w:pgMar w:top="1360" w:bottom="280" w:left="992" w:right="1133"/>
+          <w:pgMar w:top="1360" w:right="1133" w:bottom="280" w:left="992" w:header="720" w:footer="720" w:gutter="0"/>
+          <w:cols w:space="720"/>
         </w:sectPr>
       </w:pPr>
     </w:p>
     <w:p>
       <w:pPr>
         <w:spacing w:before="21"/>
-        <w:ind w:left="424" w:right="0" w:firstLine="0"/>
-        <w:jc w:val="left"/>
-        <w:rPr>
-          <w:sz w:val="26"/>
-        </w:rPr>
-      </w:pPr>
-      <w:r>
-        <w:rPr>
-          <w:b/>
-          <w:color w:val="2D2D2D"/>
-          <w:spacing w:val="-2"/>
-          <w:sz w:val="26"/>
-          <w:u w:val="thick" w:color="2D2D2D"/>
-        </w:rPr>
+        <w:ind w:left="424"/>
+        <w:rPr>
+          <w:sz w:val="26"/>
+        </w:rPr>
+      </w:pPr>
+      <w:r>
+        <w:rPr>
+          <w:b/>
+          <w:color w:val="2D2D2D"/>
+          <w:spacing w:val="-2"/>
+          <w:sz w:val="26"/>
+          <w:u w:val="thick" w:color="2D2D2D"/>
+        </w:rPr>
+        <w:lastRenderedPageBreak/>
         <w:t>FR28</w:t>
       </w:r>
       <w:r>
@@ -6835,7 +6971,7 @@
           <w:sz w:val="26"/>
           <w:u w:val="thick" w:color="2D2D2D"/>
         </w:rPr>
-        <w:t> </w:t>
+        <w:t xml:space="preserve"> </w:t>
       </w:r>
       <w:r>
         <w:rPr>
@@ -6855,7 +6991,7 @@
           <w:sz w:val="26"/>
           <w:u w:val="thick" w:color="2D2D2D"/>
         </w:rPr>
-        <w:t> </w:t>
+        <w:t xml:space="preserve"> </w:t>
       </w:r>
       <w:r>
         <w:rPr>
@@ -6875,7 +7011,7 @@
           <w:sz w:val="26"/>
           <w:u w:val="thick" w:color="2D2D2D"/>
         </w:rPr>
-        <w:t> </w:t>
+        <w:t xml:space="preserve"> </w:t>
       </w:r>
       <w:r>
         <w:rPr>
@@ -6895,7 +7031,7 @@
           <w:sz w:val="26"/>
           <w:u w:val="thick" w:color="2D2D2D"/>
         </w:rPr>
-        <w:t> </w:t>
+        <w:t xml:space="preserve"> </w:t>
       </w:r>
       <w:r>
         <w:rPr>
@@ -6914,7 +7050,7 @@
           <w:spacing w:val="-1"/>
           <w:sz w:val="26"/>
         </w:rPr>
-        <w:t> </w:t>
+        <w:t xml:space="preserve"> </w:t>
       </w:r>
       <w:r>
         <w:rPr>
@@ -6930,7 +7066,7 @@
           <w:spacing w:val="-3"/>
           <w:sz w:val="26"/>
         </w:rPr>
-        <w:t> </w:t>
+        <w:t xml:space="preserve"> </w:t>
       </w:r>
       <w:r>
         <w:rPr>
@@ -6946,7 +7082,7 @@
           <w:spacing w:val="-7"/>
           <w:sz w:val="26"/>
         </w:rPr>
-        <w:t> </w:t>
+        <w:t xml:space="preserve"> </w:t>
       </w:r>
       <w:r>
         <w:rPr>
@@ -6962,7 +7098,7 @@
           <w:spacing w:val="-3"/>
           <w:sz w:val="26"/>
         </w:rPr>
-        <w:t> </w:t>
+        <w:t xml:space="preserve"> </w:t>
       </w:r>
       <w:r>
         <w:rPr>
@@ -6985,10 +7121,11 @@
       <w:r>
         <w:rPr>
           <w:b w:val="0"/>
+          <w:noProof/>
           <w:sz w:val="20"/>
         </w:rPr>
         <w:drawing>
-          <wp:anchor distT="0" distB="0" distL="0" distR="0" allowOverlap="1" layoutInCell="1" locked="0" behindDoc="1" simplePos="0" relativeHeight="487601664">
+          <wp:anchor distT="0" distB="0" distL="0" distR="0" simplePos="0" relativeHeight="487601664" behindDoc="1" locked="0" layoutInCell="1" allowOverlap="1" wp14:anchorId="00FDE770" wp14:editId="00FDE771">
             <wp:simplePos x="0" y="0"/>
             <wp:positionH relativeFrom="page">
               <wp:posOffset>1936750</wp:posOffset>
@@ -7001,17 +7138,17 @@
             <wp:wrapTopAndBottom/>
             <wp:docPr id="28" name="Image 28"/>
             <wp:cNvGraphicFramePr>
-              <a:graphicFrameLocks/>
+              <a:graphicFrameLocks xmlns:a="http://schemas.openxmlformats.org/drawingml/2006/main"/>
             </wp:cNvGraphicFramePr>
-            <a:graphic>
+            <a:graphic xmlns:a="http://schemas.openxmlformats.org/drawingml/2006/main">
               <a:graphicData uri="http://schemas.openxmlformats.org/drawingml/2006/picture">
-                <pic:pic>
+                <pic:pic xmlns:pic="http://schemas.openxmlformats.org/drawingml/2006/picture">
                   <pic:nvPicPr>
                     <pic:cNvPr id="28" name="Image 28"/>
                     <pic:cNvPicPr/>
                   </pic:nvPicPr>
                   <pic:blipFill>
-                    <a:blip r:embed="rId32" cstate="print"/>
+                    <a:blip r:embed="rId31" cstate="print"/>
                     <a:stretch>
                       <a:fillRect/>
                     </a:stretch>
@@ -7062,9 +7199,7 @@
     </w:p>
     <w:p>
       <w:pPr>
-        <w:spacing w:before="0"/>
-        <w:ind w:left="424" w:right="0" w:firstLine="0"/>
-        <w:jc w:val="left"/>
+        <w:ind w:left="424"/>
         <w:rPr>
           <w:sz w:val="26"/>
         </w:rPr>
@@ -7087,7 +7222,7 @@
           <w:sz w:val="26"/>
           <w:u w:val="thick" w:color="2D2D2D"/>
         </w:rPr>
-        <w:t> </w:t>
+        <w:t xml:space="preserve"> </w:t>
       </w:r>
       <w:r>
         <w:rPr>
@@ -7107,7 +7242,7 @@
           <w:sz w:val="26"/>
           <w:u w:val="thick" w:color="2D2D2D"/>
         </w:rPr>
-        <w:t> </w:t>
+        <w:t xml:space="preserve"> </w:t>
       </w:r>
       <w:r>
         <w:rPr>
@@ -7127,7 +7262,7 @@
           <w:sz w:val="26"/>
           <w:u w:val="thick" w:color="2D2D2D"/>
         </w:rPr>
-        <w:t> </w:t>
+        <w:t xml:space="preserve"> </w:t>
       </w:r>
       <w:r>
         <w:rPr>
@@ -7147,7 +7282,7 @@
           <w:sz w:val="26"/>
           <w:u w:val="thick" w:color="2D2D2D"/>
         </w:rPr>
-        <w:t> </w:t>
+        <w:t xml:space="preserve"> </w:t>
       </w:r>
       <w:r>
         <w:rPr>
@@ -7167,7 +7302,7 @@
           <w:sz w:val="26"/>
           <w:u w:val="thick" w:color="2D2D2D"/>
         </w:rPr>
-        <w:t> </w:t>
+        <w:t xml:space="preserve"> </w:t>
       </w:r>
       <w:r>
         <w:rPr>
@@ -7187,7 +7322,7 @@
           <w:sz w:val="26"/>
           <w:u w:val="thick" w:color="2D2D2D"/>
         </w:rPr>
-        <w:t> </w:t>
+        <w:t xml:space="preserve"> </w:t>
       </w:r>
       <w:r>
         <w:rPr>
@@ -7206,7 +7341,7 @@
           <w:spacing w:val="2"/>
           <w:sz w:val="26"/>
         </w:rPr>
-        <w:t> </w:t>
+        <w:t xml:space="preserve"> </w:t>
       </w:r>
       <w:r>
         <w:rPr>
@@ -7222,7 +7357,7 @@
           <w:spacing w:val="-1"/>
           <w:sz w:val="26"/>
         </w:rPr>
-        <w:t> </w:t>
+        <w:t xml:space="preserve"> </w:t>
       </w:r>
       <w:r>
         <w:rPr>
@@ -7238,7 +7373,7 @@
           <w:spacing w:val="-5"/>
           <w:sz w:val="26"/>
         </w:rPr>
-        <w:t> </w:t>
+        <w:t xml:space="preserve"> </w:t>
       </w:r>
       <w:r>
         <w:rPr>
@@ -7254,7 +7389,7 @@
           <w:spacing w:val="-1"/>
           <w:sz w:val="26"/>
         </w:rPr>
-        <w:t> </w:t>
+        <w:t xml:space="preserve"> </w:t>
       </w:r>
       <w:r>
         <w:rPr>
@@ -7277,10 +7412,11 @@
       <w:r>
         <w:rPr>
           <w:b w:val="0"/>
+          <w:noProof/>
           <w:sz w:val="20"/>
         </w:rPr>
         <w:drawing>
-          <wp:anchor distT="0" distB="0" distL="0" distR="0" allowOverlap="1" layoutInCell="1" locked="0" behindDoc="1" simplePos="0" relativeHeight="487602176">
+          <wp:anchor distT="0" distB="0" distL="0" distR="0" simplePos="0" relativeHeight="487602176" behindDoc="1" locked="0" layoutInCell="1" allowOverlap="1" wp14:anchorId="00FDE772" wp14:editId="00FDE773">
             <wp:simplePos x="0" y="0"/>
             <wp:positionH relativeFrom="page">
               <wp:posOffset>2037714</wp:posOffset>
@@ -7293,17 +7429,17 @@
             <wp:wrapTopAndBottom/>
             <wp:docPr id="29" name="Image 29"/>
             <wp:cNvGraphicFramePr>
-              <a:graphicFrameLocks/>
+              <a:graphicFrameLocks xmlns:a="http://schemas.openxmlformats.org/drawingml/2006/main"/>
             </wp:cNvGraphicFramePr>
-            <a:graphic>
+            <a:graphic xmlns:a="http://schemas.openxmlformats.org/drawingml/2006/main">
               <a:graphicData uri="http://schemas.openxmlformats.org/drawingml/2006/picture">
-                <pic:pic>
+                <pic:pic xmlns:pic="http://schemas.openxmlformats.org/drawingml/2006/picture">
                   <pic:nvPicPr>
                     <pic:cNvPr id="29" name="Image 29"/>
                     <pic:cNvPicPr/>
                   </pic:nvPicPr>
                   <pic:blipFill>
-                    <a:blip r:embed="rId33" cstate="print"/>
+                    <a:blip r:embed="rId32" cstate="print"/>
                     <a:stretch>
                       <a:fillRect/>
                     </a:stretch>
@@ -7327,55 +7463,36 @@
     <w:p>
       <w:pPr>
         <w:pStyle w:val="BodyText"/>
-        <w:spacing w:after="0"/>
         <w:rPr>
           <w:b w:val="0"/>
           <w:sz w:val="20"/>
         </w:rPr>
         <w:sectPr>
           <w:pgSz w:w="11910" w:h="16840"/>
-          <w:pgMar w:top="1360" w:bottom="280" w:left="992" w:right="1133"/>
+          <w:pgMar w:top="1360" w:right="1133" w:bottom="280" w:left="992" w:header="720" w:footer="720" w:gutter="0"/>
+          <w:cols w:space="720"/>
         </w:sectPr>
       </w:pPr>
     </w:p>
     <w:p>
       <w:pPr>
-        <w:pStyle w:val="BodyText"/>
-        <w:spacing w:before="11"/>
+        <w:spacing w:before="68"/>
         <w:ind w:left="424"/>
-      </w:pPr>
-      <w:bookmarkStart w:name="Manager" w:id="4"/>
-      <w:bookmarkEnd w:id="4"/>
-      <w:r>
-        <w:rPr>
-          <w:b w:val="0"/>
-        </w:rPr>
-      </w:r>
-      <w:r>
-        <w:rPr>
-          <w:color w:val="006EC0"/>
-          <w:spacing w:val="-2"/>
-        </w:rPr>
-        <w:t>Manager</w:t>
-      </w:r>
-    </w:p>
-    <w:p>
-      <w:pPr>
-        <w:spacing w:before="68"/>
-        <w:ind w:left="424" w:right="0" w:firstLine="0"/>
-        <w:jc w:val="left"/>
-        <w:rPr>
-          <w:sz w:val="26"/>
-        </w:rPr>
-      </w:pPr>
-      <w:r>
-        <w:rPr>
-          <w:b/>
-          <w:color w:val="2D2D2D"/>
-          <w:spacing w:val="-2"/>
-          <w:sz w:val="26"/>
-          <w:u w:val="thick" w:color="2D2D2D"/>
-        </w:rPr>
+        <w:rPr>
+          <w:sz w:val="26"/>
+        </w:rPr>
+      </w:pPr>
+      <w:bookmarkStart w:id="3" w:name="Manager"/>
+      <w:bookmarkEnd w:id="3"/>
+      <w:r>
+        <w:rPr>
+          <w:b/>
+          <w:color w:val="2D2D2D"/>
+          <w:spacing w:val="-2"/>
+          <w:sz w:val="26"/>
+          <w:u w:val="thick" w:color="2D2D2D"/>
+        </w:rPr>
+        <w:lastRenderedPageBreak/>
         <w:t>FR30</w:t>
       </w:r>
       <w:r>
@@ -7386,7 +7503,7 @@
           <w:sz w:val="26"/>
           <w:u w:val="thick" w:color="2D2D2D"/>
         </w:rPr>
-        <w:t> </w:t>
+        <w:t xml:space="preserve"> </w:t>
       </w:r>
       <w:r>
         <w:rPr>
@@ -7406,7 +7523,7 @@
           <w:sz w:val="26"/>
           <w:u w:val="thick" w:color="2D2D2D"/>
         </w:rPr>
-        <w:t> </w:t>
+        <w:t xml:space="preserve"> </w:t>
       </w:r>
       <w:r>
         <w:rPr>
@@ -7426,7 +7543,7 @@
           <w:sz w:val="26"/>
           <w:u w:val="thick" w:color="2D2D2D"/>
         </w:rPr>
-        <w:t> </w:t>
+        <w:t xml:space="preserve"> </w:t>
       </w:r>
       <w:r>
         <w:rPr>
@@ -7446,7 +7563,7 @@
           <w:sz w:val="26"/>
           <w:u w:val="thick" w:color="2D2D2D"/>
         </w:rPr>
-        <w:t> </w:t>
+        <w:t xml:space="preserve"> </w:t>
       </w:r>
       <w:r>
         <w:rPr>
@@ -7465,7 +7582,7 @@
           <w:spacing w:val="-5"/>
           <w:sz w:val="26"/>
         </w:rPr>
-        <w:t> </w:t>
+        <w:t xml:space="preserve"> </w:t>
       </w:r>
       <w:r>
         <w:rPr>
@@ -7481,7 +7598,7 @@
           <w:spacing w:val="-3"/>
           <w:sz w:val="26"/>
         </w:rPr>
-        <w:t> </w:t>
+        <w:t xml:space="preserve"> </w:t>
       </w:r>
       <w:r>
         <w:rPr>
@@ -7497,7 +7614,7 @@
           <w:spacing w:val="-5"/>
           <w:sz w:val="26"/>
         </w:rPr>
-        <w:t> </w:t>
+        <w:t xml:space="preserve"> </w:t>
       </w:r>
       <w:r>
         <w:rPr>
@@ -7529,10 +7646,11 @@
       <w:r>
         <w:rPr>
           <w:b w:val="0"/>
+          <w:noProof/>
           <w:sz w:val="20"/>
         </w:rPr>
         <w:drawing>
-          <wp:anchor distT="0" distB="0" distL="0" distR="0" allowOverlap="1" layoutInCell="1" locked="0" behindDoc="1" simplePos="0" relativeHeight="487602688">
+          <wp:anchor distT="0" distB="0" distL="0" distR="0" simplePos="0" relativeHeight="487602688" behindDoc="1" locked="0" layoutInCell="1" allowOverlap="1" wp14:anchorId="00FDE774" wp14:editId="00FDE775">
             <wp:simplePos x="0" y="0"/>
             <wp:positionH relativeFrom="page">
               <wp:posOffset>1490344</wp:posOffset>
@@ -7545,17 +7663,17 @@
             <wp:wrapTopAndBottom/>
             <wp:docPr id="30" name="Image 30"/>
             <wp:cNvGraphicFramePr>
-              <a:graphicFrameLocks/>
+              <a:graphicFrameLocks xmlns:a="http://schemas.openxmlformats.org/drawingml/2006/main"/>
             </wp:cNvGraphicFramePr>
-            <a:graphic>
+            <a:graphic xmlns:a="http://schemas.openxmlformats.org/drawingml/2006/main">
               <a:graphicData uri="http://schemas.openxmlformats.org/drawingml/2006/picture">
-                <pic:pic>
+                <pic:pic xmlns:pic="http://schemas.openxmlformats.org/drawingml/2006/picture">
                   <pic:nvPicPr>
                     <pic:cNvPr id="30" name="Image 30"/>
                     <pic:cNvPicPr/>
                   </pic:nvPicPr>
                   <pic:blipFill>
-                    <a:blip r:embed="rId34" cstate="print"/>
+                    <a:blip r:embed="rId33" cstate="print"/>
                     <a:stretch>
                       <a:fillRect/>
                     </a:stretch>
@@ -7579,34 +7697,34 @@
     <w:p>
       <w:pPr>
         <w:pStyle w:val="BodyText"/>
-        <w:spacing w:after="0"/>
         <w:rPr>
           <w:b w:val="0"/>
           <w:sz w:val="20"/>
         </w:rPr>
         <w:sectPr>
           <w:pgSz w:w="11910" w:h="16840"/>
-          <w:pgMar w:top="1380" w:bottom="280" w:left="992" w:right="1133"/>
+          <w:pgMar w:top="1380" w:right="1133" w:bottom="280" w:left="992" w:header="720" w:footer="720" w:gutter="0"/>
+          <w:cols w:space="720"/>
         </w:sectPr>
       </w:pPr>
     </w:p>
     <w:p>
       <w:pPr>
         <w:spacing w:before="26"/>
-        <w:ind w:left="424" w:right="0" w:firstLine="0"/>
-        <w:jc w:val="left"/>
-        <w:rPr>
-          <w:sz w:val="26"/>
-        </w:rPr>
-      </w:pPr>
-      <w:r>
-        <w:rPr>
-          <w:b/>
-          <w:color w:val="2D2D2D"/>
-          <w:spacing w:val="-2"/>
-          <w:sz w:val="26"/>
-          <w:u w:val="thick" w:color="2D2D2D"/>
-        </w:rPr>
+        <w:ind w:left="424"/>
+        <w:rPr>
+          <w:sz w:val="26"/>
+        </w:rPr>
+      </w:pPr>
+      <w:r>
+        <w:rPr>
+          <w:b/>
+          <w:color w:val="2D2D2D"/>
+          <w:spacing w:val="-2"/>
+          <w:sz w:val="26"/>
+          <w:u w:val="thick" w:color="2D2D2D"/>
+        </w:rPr>
+        <w:lastRenderedPageBreak/>
         <w:t>FR31</w:t>
       </w:r>
       <w:r>
@@ -7617,7 +7735,7 @@
           <w:sz w:val="26"/>
           <w:u w:val="thick" w:color="2D2D2D"/>
         </w:rPr>
-        <w:t> </w:t>
+        <w:t xml:space="preserve"> </w:t>
       </w:r>
       <w:r>
         <w:rPr>
@@ -7637,7 +7755,7 @@
           <w:sz w:val="26"/>
           <w:u w:val="thick" w:color="2D2D2D"/>
         </w:rPr>
-        <w:t> </w:t>
+        <w:t xml:space="preserve"> </w:t>
       </w:r>
       <w:r>
         <w:rPr>
@@ -7657,7 +7775,7 @@
           <w:sz w:val="26"/>
           <w:u w:val="thick" w:color="2D2D2D"/>
         </w:rPr>
-        <w:t> </w:t>
+        <w:t xml:space="preserve"> </w:t>
       </w:r>
       <w:r>
         <w:rPr>
@@ -7677,7 +7795,7 @@
           <w:sz w:val="26"/>
           <w:u w:val="thick" w:color="2D2D2D"/>
         </w:rPr>
-        <w:t> </w:t>
+        <w:t xml:space="preserve"> </w:t>
       </w:r>
       <w:r>
         <w:rPr>
@@ -7695,7 +7813,7 @@
           <w:color w:val="2D2D2D"/>
           <w:sz w:val="26"/>
         </w:rPr>
-        <w:t> </w:t>
+        <w:t xml:space="preserve"> </w:t>
       </w:r>
       <w:r>
         <w:rPr>
@@ -7711,7 +7829,7 @@
           <w:spacing w:val="-7"/>
           <w:sz w:val="26"/>
         </w:rPr>
-        <w:t> </w:t>
+        <w:t xml:space="preserve"> </w:t>
       </w:r>
       <w:r>
         <w:rPr>
@@ -7727,8 +7845,9 @@
           <w:spacing w:val="-4"/>
           <w:sz w:val="26"/>
         </w:rPr>
-        <w:t> </w:t>
-      </w:r>
+        <w:t xml:space="preserve"> </w:t>
+      </w:r>
+      <w:proofErr w:type="spellStart"/>
       <w:r>
         <w:rPr>
           <w:color w:val="2D2D2D"/>
@@ -7737,21 +7856,32 @@
         </w:rPr>
         <w:t>Ornelt</w:t>
       </w:r>
+      <w:proofErr w:type="spellEnd"/>
       <w:r>
         <w:rPr>
           <w:color w:val="2D2D2D"/>
           <w:spacing w:val="-8"/>
           <w:sz w:val="26"/>
         </w:rPr>
-        <w:t> </w:t>
-      </w:r>
-      <w:r>
-        <w:rPr>
-          <w:color w:val="2D2D2D"/>
-          <w:spacing w:val="-2"/>
-          <w:sz w:val="26"/>
-        </w:rPr>
-        <w:t>Lemellari)</w:t>
+        <w:t xml:space="preserve"> </w:t>
+      </w:r>
+      <w:proofErr w:type="spellStart"/>
+      <w:r>
+        <w:rPr>
+          <w:color w:val="2D2D2D"/>
+          <w:spacing w:val="-2"/>
+          <w:sz w:val="26"/>
+        </w:rPr>
+        <w:t>Lemellari</w:t>
+      </w:r>
+      <w:proofErr w:type="spellEnd"/>
+      <w:r>
+        <w:rPr>
+          <w:color w:val="2D2D2D"/>
+          <w:spacing w:val="-2"/>
+          <w:sz w:val="26"/>
+        </w:rPr>
+        <w:t>)</w:t>
       </w:r>
     </w:p>
     <w:p>
@@ -7775,10 +7905,11 @@
       <w:r>
         <w:rPr>
           <w:b w:val="0"/>
+          <w:noProof/>
           <w:sz w:val="20"/>
         </w:rPr>
         <w:drawing>
-          <wp:anchor distT="0" distB="0" distL="0" distR="0" allowOverlap="1" layoutInCell="1" locked="0" behindDoc="1" simplePos="0" relativeHeight="487603200">
+          <wp:anchor distT="0" distB="0" distL="0" distR="0" simplePos="0" relativeHeight="487603200" behindDoc="1" locked="0" layoutInCell="1" allowOverlap="1" wp14:anchorId="00FDE776" wp14:editId="00FDE777">
             <wp:simplePos x="0" y="0"/>
             <wp:positionH relativeFrom="page">
               <wp:posOffset>1621155</wp:posOffset>
@@ -7791,17 +7922,17 @@
             <wp:wrapTopAndBottom/>
             <wp:docPr id="31" name="Image 31"/>
             <wp:cNvGraphicFramePr>
-              <a:graphicFrameLocks/>
+              <a:graphicFrameLocks xmlns:a="http://schemas.openxmlformats.org/drawingml/2006/main"/>
             </wp:cNvGraphicFramePr>
-            <a:graphic>
+            <a:graphic xmlns:a="http://schemas.openxmlformats.org/drawingml/2006/main">
               <a:graphicData uri="http://schemas.openxmlformats.org/drawingml/2006/picture">
-                <pic:pic>
+                <pic:pic xmlns:pic="http://schemas.openxmlformats.org/drawingml/2006/picture">
                   <pic:nvPicPr>
                     <pic:cNvPr id="31" name="Image 31"/>
                     <pic:cNvPicPr/>
                   </pic:nvPicPr>
                   <pic:blipFill>
-                    <a:blip r:embed="rId35" cstate="print"/>
+                    <a:blip r:embed="rId34" cstate="print"/>
                     <a:stretch>
                       <a:fillRect/>
                     </a:stretch>
@@ -7825,34 +7956,34 @@
     <w:p>
       <w:pPr>
         <w:pStyle w:val="BodyText"/>
-        <w:spacing w:after="0"/>
         <w:rPr>
           <w:b w:val="0"/>
           <w:sz w:val="20"/>
         </w:rPr>
         <w:sectPr>
           <w:pgSz w:w="11910" w:h="16840"/>
-          <w:pgMar w:top="1700" w:bottom="280" w:left="992" w:right="1133"/>
+          <w:pgMar w:top="1700" w:right="1133" w:bottom="280" w:left="992" w:header="720" w:footer="720" w:gutter="0"/>
+          <w:cols w:space="720"/>
         </w:sectPr>
       </w:pPr>
     </w:p>
     <w:p>
       <w:pPr>
         <w:spacing w:before="21"/>
-        <w:ind w:left="424" w:right="0" w:firstLine="0"/>
-        <w:jc w:val="left"/>
-        <w:rPr>
-          <w:sz w:val="26"/>
-        </w:rPr>
-      </w:pPr>
-      <w:r>
-        <w:rPr>
-          <w:b/>
-          <w:color w:val="2D2D2D"/>
-          <w:spacing w:val="-2"/>
-          <w:sz w:val="26"/>
-          <w:u w:val="thick" w:color="2D2D2D"/>
-        </w:rPr>
+        <w:ind w:left="424"/>
+        <w:rPr>
+          <w:sz w:val="26"/>
+        </w:rPr>
+      </w:pPr>
+      <w:r>
+        <w:rPr>
+          <w:b/>
+          <w:color w:val="2D2D2D"/>
+          <w:spacing w:val="-2"/>
+          <w:sz w:val="26"/>
+          <w:u w:val="thick" w:color="2D2D2D"/>
+        </w:rPr>
+        <w:lastRenderedPageBreak/>
         <w:t>FR32</w:t>
       </w:r>
       <w:r>
@@ -7863,7 +7994,7 @@
           <w:sz w:val="26"/>
           <w:u w:val="thick" w:color="2D2D2D"/>
         </w:rPr>
-        <w:t> </w:t>
+        <w:t xml:space="preserve"> </w:t>
       </w:r>
       <w:r>
         <w:rPr>
@@ -7883,7 +8014,7 @@
           <w:sz w:val="26"/>
           <w:u w:val="thick" w:color="2D2D2D"/>
         </w:rPr>
-        <w:t> </w:t>
+        <w:t xml:space="preserve"> </w:t>
       </w:r>
       <w:r>
         <w:rPr>
@@ -7903,7 +8034,7 @@
           <w:sz w:val="26"/>
           <w:u w:val="thick" w:color="2D2D2D"/>
         </w:rPr>
-        <w:t> </w:t>
+        <w:t xml:space="preserve"> </w:t>
       </w:r>
       <w:r>
         <w:rPr>
@@ -7923,7 +8054,7 @@
           <w:sz w:val="26"/>
           <w:u w:val="thick" w:color="2D2D2D"/>
         </w:rPr>
-        <w:t> </w:t>
+        <w:t xml:space="preserve"> </w:t>
       </w:r>
       <w:r>
         <w:rPr>
@@ -7943,7 +8074,7 @@
           <w:sz w:val="26"/>
           <w:u w:val="thick" w:color="2D2D2D"/>
         </w:rPr>
-        <w:t> </w:t>
+        <w:t xml:space="preserve"> </w:t>
       </w:r>
       <w:r>
         <w:rPr>
@@ -7963,7 +8094,7 @@
           <w:sz w:val="26"/>
           <w:u w:val="thick" w:color="2D2D2D"/>
         </w:rPr>
-        <w:t> </w:t>
+        <w:t xml:space="preserve"> </w:t>
       </w:r>
       <w:r>
         <w:rPr>
@@ -7982,7 +8113,7 @@
           <w:spacing w:val="1"/>
           <w:sz w:val="26"/>
         </w:rPr>
-        <w:t> </w:t>
+        <w:t xml:space="preserve"> </w:t>
       </w:r>
       <w:r>
         <w:rPr>
@@ -7998,7 +8129,7 @@
           <w:spacing w:val="-3"/>
           <w:sz w:val="26"/>
         </w:rPr>
-        <w:t> </w:t>
+        <w:t xml:space="preserve"> </w:t>
       </w:r>
       <w:r>
         <w:rPr>
@@ -8014,8 +8145,9 @@
           <w:spacing w:val="-5"/>
           <w:sz w:val="26"/>
         </w:rPr>
-        <w:t> </w:t>
-      </w:r>
+        <w:t xml:space="preserve"> </w:t>
+      </w:r>
+      <w:proofErr w:type="spellStart"/>
       <w:r>
         <w:rPr>
           <w:color w:val="2D2D2D"/>
@@ -8024,21 +8156,32 @@
         </w:rPr>
         <w:t>Ornelt</w:t>
       </w:r>
+      <w:proofErr w:type="spellEnd"/>
       <w:r>
         <w:rPr>
           <w:color w:val="2D2D2D"/>
           <w:spacing w:val="-3"/>
           <w:sz w:val="26"/>
         </w:rPr>
-        <w:t> </w:t>
-      </w:r>
-      <w:r>
-        <w:rPr>
-          <w:color w:val="2D2D2D"/>
-          <w:spacing w:val="-2"/>
-          <w:sz w:val="26"/>
-        </w:rPr>
-        <w:t>Lemellari)</w:t>
+        <w:t xml:space="preserve"> </w:t>
+      </w:r>
+      <w:proofErr w:type="spellStart"/>
+      <w:r>
+        <w:rPr>
+          <w:color w:val="2D2D2D"/>
+          <w:spacing w:val="-2"/>
+          <w:sz w:val="26"/>
+        </w:rPr>
+        <w:t>Lemellari</w:t>
+      </w:r>
+      <w:proofErr w:type="spellEnd"/>
+      <w:r>
+        <w:rPr>
+          <w:color w:val="2D2D2D"/>
+          <w:spacing w:val="-2"/>
+          <w:sz w:val="26"/>
+        </w:rPr>
+        <w:t>)</w:t>
       </w:r>
     </w:p>
     <w:p>
@@ -8071,10 +8214,11 @@
       <w:r>
         <w:rPr>
           <w:b w:val="0"/>
+          <w:noProof/>
           <w:sz w:val="20"/>
         </w:rPr>
         <w:drawing>
-          <wp:anchor distT="0" distB="0" distL="0" distR="0" allowOverlap="1" layoutInCell="1" locked="0" behindDoc="1" simplePos="0" relativeHeight="487603712">
+          <wp:anchor distT="0" distB="0" distL="0" distR="0" simplePos="0" relativeHeight="487603712" behindDoc="1" locked="0" layoutInCell="1" allowOverlap="1" wp14:anchorId="00FDE778" wp14:editId="00FDE779">
             <wp:simplePos x="0" y="0"/>
             <wp:positionH relativeFrom="page">
               <wp:posOffset>1817370</wp:posOffset>
@@ -8087,17 +8231,17 @@
             <wp:wrapTopAndBottom/>
             <wp:docPr id="32" name="Image 32"/>
             <wp:cNvGraphicFramePr>
-              <a:graphicFrameLocks/>
+              <a:graphicFrameLocks xmlns:a="http://schemas.openxmlformats.org/drawingml/2006/main"/>
             </wp:cNvGraphicFramePr>
-            <a:graphic>
+            <a:graphic xmlns:a="http://schemas.openxmlformats.org/drawingml/2006/main">
               <a:graphicData uri="http://schemas.openxmlformats.org/drawingml/2006/picture">
-                <pic:pic>
+                <pic:pic xmlns:pic="http://schemas.openxmlformats.org/drawingml/2006/picture">
                   <pic:nvPicPr>
                     <pic:cNvPr id="32" name="Image 32"/>
                     <pic:cNvPicPr/>
                   </pic:nvPicPr>
                   <pic:blipFill>
-                    <a:blip r:embed="rId36" cstate="print"/>
+                    <a:blip r:embed="rId35" cstate="print"/>
                     <a:stretch>
                       <a:fillRect/>
                     </a:stretch>
@@ -8121,34 +8265,34 @@
     <w:p>
       <w:pPr>
         <w:pStyle w:val="BodyText"/>
-        <w:spacing w:after="0"/>
         <w:rPr>
           <w:b w:val="0"/>
           <w:sz w:val="20"/>
         </w:rPr>
         <w:sectPr>
           <w:pgSz w:w="11910" w:h="16840"/>
-          <w:pgMar w:top="1360" w:bottom="280" w:left="992" w:right="1133"/>
+          <w:pgMar w:top="1360" w:right="1133" w:bottom="280" w:left="992" w:header="720" w:footer="720" w:gutter="0"/>
+          <w:cols w:space="720"/>
         </w:sectPr>
       </w:pPr>
     </w:p>
     <w:p>
       <w:pPr>
         <w:spacing w:before="26"/>
-        <w:ind w:left="424" w:right="0" w:firstLine="0"/>
-        <w:jc w:val="left"/>
-        <w:rPr>
-          <w:sz w:val="26"/>
-        </w:rPr>
-      </w:pPr>
-      <w:r>
-        <w:rPr>
-          <w:b/>
-          <w:color w:val="2D2D2D"/>
-          <w:spacing w:val="-2"/>
-          <w:sz w:val="26"/>
-          <w:u w:val="thick" w:color="2D2D2D"/>
-        </w:rPr>
+        <w:ind w:left="424"/>
+        <w:rPr>
+          <w:sz w:val="26"/>
+        </w:rPr>
+      </w:pPr>
+      <w:r>
+        <w:rPr>
+          <w:b/>
+          <w:color w:val="2D2D2D"/>
+          <w:spacing w:val="-2"/>
+          <w:sz w:val="26"/>
+          <w:u w:val="thick" w:color="2D2D2D"/>
+        </w:rPr>
+        <w:lastRenderedPageBreak/>
         <w:t>FR33</w:t>
       </w:r>
       <w:r>
@@ -8159,7 +8303,7 @@
           <w:sz w:val="26"/>
           <w:u w:val="thick" w:color="2D2D2D"/>
         </w:rPr>
-        <w:t> </w:t>
+        <w:t xml:space="preserve"> </w:t>
       </w:r>
       <w:r>
         <w:rPr>
@@ -8179,7 +8323,7 @@
           <w:sz w:val="26"/>
           <w:u w:val="thick" w:color="2D2D2D"/>
         </w:rPr>
-        <w:t> </w:t>
+        <w:t xml:space="preserve"> </w:t>
       </w:r>
       <w:r>
         <w:rPr>
@@ -8199,7 +8343,7 @@
           <w:sz w:val="26"/>
           <w:u w:val="thick" w:color="2D2D2D"/>
         </w:rPr>
-        <w:t> </w:t>
+        <w:t xml:space="preserve"> </w:t>
       </w:r>
       <w:r>
         <w:rPr>
@@ -8219,7 +8363,7 @@
           <w:sz w:val="26"/>
           <w:u w:val="thick" w:color="2D2D2D"/>
         </w:rPr>
-        <w:t> </w:t>
+        <w:t xml:space="preserve"> </w:t>
       </w:r>
       <w:r>
         <w:rPr>
@@ -8239,7 +8383,7 @@
           <w:sz w:val="26"/>
           <w:u w:val="thick" w:color="2D2D2D"/>
         </w:rPr>
-        <w:t> </w:t>
+        <w:t xml:space="preserve"> </w:t>
       </w:r>
       <w:r>
         <w:rPr>
@@ -8259,7 +8403,7 @@
           <w:sz w:val="26"/>
           <w:u w:val="thick" w:color="2D2D2D"/>
         </w:rPr>
-        <w:t> </w:t>
+        <w:t xml:space="preserve"> </w:t>
       </w:r>
       <w:r>
         <w:rPr>
@@ -8279,7 +8423,7 @@
           <w:sz w:val="26"/>
           <w:u w:val="thick" w:color="2D2D2D"/>
         </w:rPr>
-        <w:t> </w:t>
+        <w:t xml:space="preserve"> </w:t>
       </w:r>
       <w:r>
         <w:rPr>
@@ -8298,7 +8442,7 @@
           <w:spacing w:val="1"/>
           <w:sz w:val="26"/>
         </w:rPr>
-        <w:t> </w:t>
+        <w:t xml:space="preserve"> </w:t>
       </w:r>
       <w:r>
         <w:rPr>
@@ -8313,7 +8457,7 @@
           <w:color w:val="2D2D2D"/>
           <w:sz w:val="26"/>
         </w:rPr>
-        <w:t> </w:t>
+        <w:t xml:space="preserve"> </w:t>
       </w:r>
       <w:r>
         <w:rPr>
@@ -8329,8 +8473,9 @@
           <w:spacing w:val="-9"/>
           <w:sz w:val="26"/>
         </w:rPr>
-        <w:t> </w:t>
-      </w:r>
+        <w:t xml:space="preserve"> </w:t>
+      </w:r>
+      <w:proofErr w:type="spellStart"/>
       <w:r>
         <w:rPr>
           <w:color w:val="2D2D2D"/>
@@ -8339,21 +8484,32 @@
         </w:rPr>
         <w:t>Ornelt</w:t>
       </w:r>
+      <w:proofErr w:type="spellEnd"/>
       <w:r>
         <w:rPr>
           <w:color w:val="2D2D2D"/>
           <w:spacing w:val="-7"/>
           <w:sz w:val="26"/>
         </w:rPr>
-        <w:t> </w:t>
-      </w:r>
-      <w:r>
-        <w:rPr>
-          <w:color w:val="2D2D2D"/>
-          <w:spacing w:val="-2"/>
-          <w:sz w:val="26"/>
-        </w:rPr>
-        <w:t>Lemellari)</w:t>
+        <w:t xml:space="preserve"> </w:t>
+      </w:r>
+      <w:proofErr w:type="spellStart"/>
+      <w:r>
+        <w:rPr>
+          <w:color w:val="2D2D2D"/>
+          <w:spacing w:val="-2"/>
+          <w:sz w:val="26"/>
+        </w:rPr>
+        <w:t>Lemellari</w:t>
+      </w:r>
+      <w:proofErr w:type="spellEnd"/>
+      <w:r>
+        <w:rPr>
+          <w:color w:val="2D2D2D"/>
+          <w:spacing w:val="-2"/>
+          <w:sz w:val="26"/>
+        </w:rPr>
+        <w:t>)</w:t>
       </w:r>
     </w:p>
     <w:p>
@@ -8377,10 +8533,11 @@
       <w:r>
         <w:rPr>
           <w:b w:val="0"/>
+          <w:noProof/>
           <w:sz w:val="20"/>
         </w:rPr>
         <w:drawing>
-          <wp:anchor distT="0" distB="0" distL="0" distR="0" allowOverlap="1" layoutInCell="1" locked="0" behindDoc="1" simplePos="0" relativeHeight="487604224">
+          <wp:anchor distT="0" distB="0" distL="0" distR="0" simplePos="0" relativeHeight="487604224" behindDoc="1" locked="0" layoutInCell="1" allowOverlap="1" wp14:anchorId="00FDE77A" wp14:editId="00FDE77B">
             <wp:simplePos x="0" y="0"/>
             <wp:positionH relativeFrom="page">
               <wp:posOffset>2012314</wp:posOffset>
@@ -8393,17 +8550,17 @@
             <wp:wrapTopAndBottom/>
             <wp:docPr id="33" name="Image 33"/>
             <wp:cNvGraphicFramePr>
-              <a:graphicFrameLocks/>
+              <a:graphicFrameLocks xmlns:a="http://schemas.openxmlformats.org/drawingml/2006/main"/>
             </wp:cNvGraphicFramePr>
-            <a:graphic>
+            <a:graphic xmlns:a="http://schemas.openxmlformats.org/drawingml/2006/main">
               <a:graphicData uri="http://schemas.openxmlformats.org/drawingml/2006/picture">
-                <pic:pic>
+                <pic:pic xmlns:pic="http://schemas.openxmlformats.org/drawingml/2006/picture">
                   <pic:nvPicPr>
                     <pic:cNvPr id="33" name="Image 33"/>
                     <pic:cNvPicPr/>
                   </pic:nvPicPr>
                   <pic:blipFill>
-                    <a:blip r:embed="rId37" cstate="print"/>
+                    <a:blip r:embed="rId36" cstate="print"/>
                     <a:stretch>
                       <a:fillRect/>
                     </a:stretch>
@@ -8427,55 +8584,36 @@
     <w:p>
       <w:pPr>
         <w:pStyle w:val="BodyText"/>
-        <w:spacing w:after="0"/>
         <w:rPr>
           <w:b w:val="0"/>
           <w:sz w:val="20"/>
         </w:rPr>
         <w:sectPr>
           <w:pgSz w:w="11910" w:h="16840"/>
-          <w:pgMar w:top="1700" w:bottom="280" w:left="992" w:right="1133"/>
+          <w:pgMar w:top="1700" w:right="1133" w:bottom="280" w:left="992" w:header="720" w:footer="720" w:gutter="0"/>
+          <w:cols w:space="720"/>
         </w:sectPr>
       </w:pPr>
     </w:p>
     <w:p>
       <w:pPr>
-        <w:pStyle w:val="BodyText"/>
-        <w:spacing w:before="11"/>
+        <w:spacing w:before="68"/>
         <w:ind w:left="424"/>
-      </w:pPr>
-      <w:bookmarkStart w:name="Financier" w:id="5"/>
-      <w:bookmarkEnd w:id="5"/>
-      <w:r>
-        <w:rPr>
-          <w:b w:val="0"/>
-        </w:rPr>
-      </w:r>
-      <w:r>
-        <w:rPr>
-          <w:color w:val="006EC0"/>
-          <w:spacing w:val="-2"/>
-        </w:rPr>
-        <w:t>Financier</w:t>
-      </w:r>
-    </w:p>
-    <w:p>
-      <w:pPr>
-        <w:spacing w:before="68"/>
-        <w:ind w:left="424" w:right="0" w:firstLine="0"/>
-        <w:jc w:val="left"/>
-        <w:rPr>
-          <w:sz w:val="26"/>
-        </w:rPr>
-      </w:pPr>
-      <w:r>
-        <w:rPr>
-          <w:b/>
-          <w:color w:val="2D2D2D"/>
-          <w:spacing w:val="-2"/>
-          <w:sz w:val="26"/>
-          <w:u w:val="thick" w:color="2D2D2D"/>
-        </w:rPr>
+        <w:rPr>
+          <w:sz w:val="26"/>
+        </w:rPr>
+      </w:pPr>
+      <w:bookmarkStart w:id="4" w:name="Financier"/>
+      <w:bookmarkEnd w:id="4"/>
+      <w:r>
+        <w:rPr>
+          <w:b/>
+          <w:color w:val="2D2D2D"/>
+          <w:spacing w:val="-2"/>
+          <w:sz w:val="26"/>
+          <w:u w:val="thick" w:color="2D2D2D"/>
+        </w:rPr>
+        <w:lastRenderedPageBreak/>
         <w:t>FR34</w:t>
       </w:r>
       <w:r>
@@ -8486,7 +8624,7 @@
           <w:sz w:val="26"/>
           <w:u w:val="thick" w:color="2D2D2D"/>
         </w:rPr>
-        <w:t> </w:t>
+        <w:t xml:space="preserve"> </w:t>
       </w:r>
       <w:r>
         <w:rPr>
@@ -8506,7 +8644,7 @@
           <w:sz w:val="26"/>
           <w:u w:val="thick" w:color="2D2D2D"/>
         </w:rPr>
-        <w:t> </w:t>
+        <w:t xml:space="preserve"> </w:t>
       </w:r>
       <w:r>
         <w:rPr>
@@ -8526,7 +8664,7 @@
           <w:sz w:val="26"/>
           <w:u w:val="thick" w:color="2D2D2D"/>
         </w:rPr>
-        <w:t> </w:t>
+        <w:t xml:space="preserve"> </w:t>
       </w:r>
       <w:r>
         <w:rPr>
@@ -8546,7 +8684,7 @@
           <w:sz w:val="26"/>
           <w:u w:val="thick" w:color="2D2D2D"/>
         </w:rPr>
-        <w:t> </w:t>
+        <w:t xml:space="preserve"> </w:t>
       </w:r>
       <w:r>
         <w:rPr>
@@ -8565,7 +8703,7 @@
           <w:spacing w:val="2"/>
           <w:sz w:val="26"/>
         </w:rPr>
-        <w:t> </w:t>
+        <w:t xml:space="preserve"> </w:t>
       </w:r>
       <w:r>
         <w:rPr>
@@ -8581,7 +8719,7 @@
           <w:spacing w:val="-1"/>
           <w:sz w:val="26"/>
         </w:rPr>
-        <w:t> </w:t>
+        <w:t xml:space="preserve"> </w:t>
       </w:r>
       <w:r>
         <w:rPr>
@@ -8597,8 +8735,9 @@
           <w:spacing w:val="-10"/>
           <w:sz w:val="26"/>
         </w:rPr>
-        <w:t> </w:t>
-      </w:r>
+        <w:t xml:space="preserve"> </w:t>
+      </w:r>
+      <w:proofErr w:type="spellStart"/>
       <w:r>
         <w:rPr>
           <w:color w:val="2D2D2D"/>
@@ -8607,21 +8746,32 @@
         </w:rPr>
         <w:t>Ornelt</w:t>
       </w:r>
+      <w:proofErr w:type="spellEnd"/>
       <w:r>
         <w:rPr>
           <w:color w:val="2D2D2D"/>
           <w:spacing w:val="-7"/>
           <w:sz w:val="26"/>
         </w:rPr>
-        <w:t> </w:t>
-      </w:r>
-      <w:r>
-        <w:rPr>
-          <w:color w:val="2D2D2D"/>
-          <w:spacing w:val="-2"/>
-          <w:sz w:val="26"/>
-        </w:rPr>
-        <w:t>Lemellari)</w:t>
+        <w:t xml:space="preserve"> </w:t>
+      </w:r>
+      <w:proofErr w:type="spellStart"/>
+      <w:r>
+        <w:rPr>
+          <w:color w:val="2D2D2D"/>
+          <w:spacing w:val="-2"/>
+          <w:sz w:val="26"/>
+        </w:rPr>
+        <w:t>Lemellari</w:t>
+      </w:r>
+      <w:proofErr w:type="spellEnd"/>
+      <w:r>
+        <w:rPr>
+          <w:color w:val="2D2D2D"/>
+          <w:spacing w:val="-2"/>
+          <w:sz w:val="26"/>
+        </w:rPr>
+        <w:t>)</w:t>
       </w:r>
     </w:p>
     <w:p>
@@ -8654,10 +8804,11 @@
       <w:r>
         <w:rPr>
           <w:b w:val="0"/>
+          <w:noProof/>
           <w:sz w:val="20"/>
         </w:rPr>
         <w:drawing>
-          <wp:anchor distT="0" distB="0" distL="0" distR="0" allowOverlap="1" layoutInCell="1" locked="0" behindDoc="1" simplePos="0" relativeHeight="487604736">
+          <wp:anchor distT="0" distB="0" distL="0" distR="0" simplePos="0" relativeHeight="487604736" behindDoc="1" locked="0" layoutInCell="1" allowOverlap="1" wp14:anchorId="00FDE77C" wp14:editId="00FDE77D">
             <wp:simplePos x="0" y="0"/>
             <wp:positionH relativeFrom="page">
               <wp:posOffset>1071880</wp:posOffset>
@@ -8670,17 +8821,17 @@
             <wp:wrapTopAndBottom/>
             <wp:docPr id="34" name="Image 34"/>
             <wp:cNvGraphicFramePr>
-              <a:graphicFrameLocks/>
+              <a:graphicFrameLocks xmlns:a="http://schemas.openxmlformats.org/drawingml/2006/main"/>
             </wp:cNvGraphicFramePr>
-            <a:graphic>
+            <a:graphic xmlns:a="http://schemas.openxmlformats.org/drawingml/2006/main">
               <a:graphicData uri="http://schemas.openxmlformats.org/drawingml/2006/picture">
-                <pic:pic>
+                <pic:pic xmlns:pic="http://schemas.openxmlformats.org/drawingml/2006/picture">
                   <pic:nvPicPr>
                     <pic:cNvPr id="34" name="Image 34"/>
                     <pic:cNvPicPr/>
                   </pic:nvPicPr>
                   <pic:blipFill>
-                    <a:blip r:embed="rId38" cstate="print"/>
+                    <a:blip r:embed="rId37" cstate="print"/>
                     <a:stretch>
                       <a:fillRect/>
                     </a:stretch>
@@ -8704,34 +8855,34 @@
     <w:p>
       <w:pPr>
         <w:pStyle w:val="BodyText"/>
-        <w:spacing w:after="0"/>
         <w:rPr>
           <w:b w:val="0"/>
           <w:sz w:val="20"/>
         </w:rPr>
         <w:sectPr>
           <w:pgSz w:w="11910" w:h="16840"/>
-          <w:pgMar w:top="1380" w:bottom="280" w:left="992" w:right="1133"/>
+          <w:pgMar w:top="1380" w:right="1133" w:bottom="280" w:left="992" w:header="720" w:footer="720" w:gutter="0"/>
+          <w:cols w:space="720"/>
         </w:sectPr>
       </w:pPr>
     </w:p>
     <w:p>
       <w:pPr>
         <w:spacing w:before="21"/>
-        <w:ind w:left="424" w:right="0" w:firstLine="0"/>
-        <w:jc w:val="left"/>
-        <w:rPr>
-          <w:sz w:val="26"/>
-        </w:rPr>
-      </w:pPr>
-      <w:r>
-        <w:rPr>
-          <w:b/>
-          <w:color w:val="2D2D2D"/>
-          <w:spacing w:val="-2"/>
-          <w:sz w:val="26"/>
-          <w:u w:val="thick" w:color="2D2D2D"/>
-        </w:rPr>
+        <w:ind w:left="424"/>
+        <w:rPr>
+          <w:sz w:val="26"/>
+        </w:rPr>
+      </w:pPr>
+      <w:r>
+        <w:rPr>
+          <w:b/>
+          <w:color w:val="2D2D2D"/>
+          <w:spacing w:val="-2"/>
+          <w:sz w:val="26"/>
+          <w:u w:val="thick" w:color="2D2D2D"/>
+        </w:rPr>
+        <w:lastRenderedPageBreak/>
         <w:t>FR35</w:t>
       </w:r>
       <w:r>
@@ -8742,7 +8893,7 @@
           <w:sz w:val="26"/>
           <w:u w:val="thick" w:color="2D2D2D"/>
         </w:rPr>
-        <w:t> </w:t>
+        <w:t xml:space="preserve"> </w:t>
       </w:r>
       <w:r>
         <w:rPr>
@@ -8762,7 +8913,7 @@
           <w:sz w:val="26"/>
           <w:u w:val="thick" w:color="2D2D2D"/>
         </w:rPr>
-        <w:t> </w:t>
+        <w:t xml:space="preserve"> </w:t>
       </w:r>
       <w:r>
         <w:rPr>
@@ -8782,7 +8933,7 @@
           <w:sz w:val="26"/>
           <w:u w:val="thick" w:color="2D2D2D"/>
         </w:rPr>
-        <w:t> </w:t>
+        <w:t xml:space="preserve"> </w:t>
       </w:r>
       <w:r>
         <w:rPr>
@@ -8802,7 +8953,7 @@
           <w:sz w:val="26"/>
           <w:u w:val="thick" w:color="2D2D2D"/>
         </w:rPr>
-        <w:t> </w:t>
+        <w:t xml:space="preserve"> </w:t>
       </w:r>
       <w:r>
         <w:rPr>
@@ -8822,7 +8973,7 @@
           <w:sz w:val="26"/>
           <w:u w:val="thick" w:color="2D2D2D"/>
         </w:rPr>
-        <w:t> </w:t>
+        <w:t xml:space="preserve"> </w:t>
       </w:r>
       <w:r>
         <w:rPr>
@@ -8842,7 +8993,7 @@
           <w:sz w:val="26"/>
           <w:u w:val="thick" w:color="2D2D2D"/>
         </w:rPr>
-        <w:t> </w:t>
+        <w:t xml:space="preserve"> </w:t>
       </w:r>
       <w:r>
         <w:rPr>
@@ -8861,7 +9012,7 @@
           <w:spacing w:val="-4"/>
           <w:sz w:val="26"/>
         </w:rPr>
-        <w:t> </w:t>
+        <w:t xml:space="preserve"> </w:t>
       </w:r>
       <w:r>
         <w:rPr>
@@ -8877,7 +9028,7 @@
           <w:spacing w:val="-1"/>
           <w:sz w:val="26"/>
         </w:rPr>
-        <w:t> </w:t>
+        <w:t xml:space="preserve"> </w:t>
       </w:r>
       <w:r>
         <w:rPr>
@@ -8893,8 +9044,9 @@
           <w:spacing w:val="-4"/>
           <w:sz w:val="26"/>
         </w:rPr>
-        <w:t> </w:t>
-      </w:r>
+        <w:t xml:space="preserve"> </w:t>
+      </w:r>
+      <w:proofErr w:type="spellStart"/>
       <w:r>
         <w:rPr>
           <w:color w:val="2D2D2D"/>
@@ -8903,21 +9055,32 @@
         </w:rPr>
         <w:t>Ornelt</w:t>
       </w:r>
+      <w:proofErr w:type="spellEnd"/>
       <w:r>
         <w:rPr>
           <w:color w:val="2D2D2D"/>
           <w:spacing w:val="-8"/>
           <w:sz w:val="26"/>
         </w:rPr>
-        <w:t> </w:t>
-      </w:r>
-      <w:r>
-        <w:rPr>
-          <w:color w:val="2D2D2D"/>
-          <w:spacing w:val="-2"/>
-          <w:sz w:val="26"/>
-        </w:rPr>
-        <w:t>Lemellari)</w:t>
+        <w:t xml:space="preserve"> </w:t>
+      </w:r>
+      <w:proofErr w:type="spellStart"/>
+      <w:r>
+        <w:rPr>
+          <w:color w:val="2D2D2D"/>
+          <w:spacing w:val="-2"/>
+          <w:sz w:val="26"/>
+        </w:rPr>
+        <w:t>Lemellari</w:t>
+      </w:r>
+      <w:proofErr w:type="spellEnd"/>
+      <w:r>
+        <w:rPr>
+          <w:color w:val="2D2D2D"/>
+          <w:spacing w:val="-2"/>
+          <w:sz w:val="26"/>
+        </w:rPr>
+        <w:t>)</w:t>
       </w:r>
     </w:p>
     <w:p>
@@ -8932,10 +9095,11 @@
       <w:r>
         <w:rPr>
           <w:b w:val="0"/>
+          <w:noProof/>
           <w:sz w:val="20"/>
         </w:rPr>
         <w:drawing>
-          <wp:anchor distT="0" distB="0" distL="0" distR="0" allowOverlap="1" layoutInCell="1" locked="0" behindDoc="1" simplePos="0" relativeHeight="487605248">
+          <wp:anchor distT="0" distB="0" distL="0" distR="0" simplePos="0" relativeHeight="487605248" behindDoc="1" locked="0" layoutInCell="1" allowOverlap="1" wp14:anchorId="00FDE77E" wp14:editId="00FDE77F">
             <wp:simplePos x="0" y="0"/>
             <wp:positionH relativeFrom="page">
               <wp:posOffset>1028064</wp:posOffset>
@@ -8948,17 +9112,17 @@
             <wp:wrapTopAndBottom/>
             <wp:docPr id="35" name="Image 35"/>
             <wp:cNvGraphicFramePr>
-              <a:graphicFrameLocks/>
+              <a:graphicFrameLocks xmlns:a="http://schemas.openxmlformats.org/drawingml/2006/main"/>
             </wp:cNvGraphicFramePr>
-            <a:graphic>
+            <a:graphic xmlns:a="http://schemas.openxmlformats.org/drawingml/2006/main">
               <a:graphicData uri="http://schemas.openxmlformats.org/drawingml/2006/picture">
-                <pic:pic>
+                <pic:pic xmlns:pic="http://schemas.openxmlformats.org/drawingml/2006/picture">
                   <pic:nvPicPr>
                     <pic:cNvPr id="35" name="Image 35"/>
                     <pic:cNvPicPr/>
                   </pic:nvPicPr>
                   <pic:blipFill>
-                    <a:blip r:embed="rId39" cstate="print"/>
+                    <a:blip r:embed="rId38" cstate="print"/>
                     <a:stretch>
                       <a:fillRect/>
                     </a:stretch>
@@ -9001,8 +9165,7 @@
     <w:p>
       <w:pPr>
         <w:spacing w:before="1"/>
-        <w:ind w:left="117" w:right="0" w:firstLine="0"/>
-        <w:jc w:val="left"/>
+        <w:ind w:left="117"/>
         <w:rPr>
           <w:sz w:val="26"/>
         </w:rPr>
@@ -9025,7 +9188,7 @@
           <w:sz w:val="26"/>
           <w:u w:val="thick" w:color="2D2D2D"/>
         </w:rPr>
-        <w:t> </w:t>
+        <w:t xml:space="preserve"> </w:t>
       </w:r>
       <w:r>
         <w:rPr>
@@ -9045,7 +9208,7 @@
           <w:sz w:val="26"/>
           <w:u w:val="thick" w:color="2D2D2D"/>
         </w:rPr>
-        <w:t> </w:t>
+        <w:t xml:space="preserve"> </w:t>
       </w:r>
       <w:r>
         <w:rPr>
@@ -9065,7 +9228,7 @@
           <w:sz w:val="26"/>
           <w:u w:val="thick" w:color="2D2D2D"/>
         </w:rPr>
-        <w:t> </w:t>
+        <w:t xml:space="preserve"> </w:t>
       </w:r>
       <w:r>
         <w:rPr>
@@ -9085,7 +9248,7 @@
           <w:sz w:val="26"/>
           <w:u w:val="thick" w:color="2D2D2D"/>
         </w:rPr>
-        <w:t> </w:t>
+        <w:t xml:space="preserve"> </w:t>
       </w:r>
       <w:r>
         <w:rPr>
@@ -9105,7 +9268,7 @@
           <w:sz w:val="26"/>
           <w:u w:val="thick" w:color="2D2D2D"/>
         </w:rPr>
-        <w:t> </w:t>
+        <w:t xml:space="preserve"> </w:t>
       </w:r>
       <w:r>
         <w:rPr>
@@ -9125,7 +9288,7 @@
           <w:sz w:val="26"/>
           <w:u w:val="thick" w:color="2D2D2D"/>
         </w:rPr>
-        <w:t> </w:t>
+        <w:t xml:space="preserve"> </w:t>
       </w:r>
       <w:r>
         <w:rPr>
@@ -9145,7 +9308,7 @@
           <w:sz w:val="26"/>
           <w:u w:val="thick" w:color="2D2D2D"/>
         </w:rPr>
-        <w:t> </w:t>
+        <w:t xml:space="preserve"> </w:t>
       </w:r>
       <w:r>
         <w:rPr>
@@ -9165,7 +9328,7 @@
           <w:sz w:val="26"/>
           <w:u w:val="thick" w:color="2D2D2D"/>
         </w:rPr>
-        <w:t> </w:t>
+        <w:t xml:space="preserve"> </w:t>
       </w:r>
       <w:r>
         <w:rPr>
@@ -9184,7 +9347,7 @@
           <w:spacing w:val="3"/>
           <w:sz w:val="26"/>
         </w:rPr>
-        <w:t> </w:t>
+        <w:t xml:space="preserve"> </w:t>
       </w:r>
       <w:r>
         <w:rPr>
@@ -9200,7 +9363,7 @@
           <w:spacing w:val="-1"/>
           <w:sz w:val="26"/>
         </w:rPr>
-        <w:t> </w:t>
+        <w:t xml:space="preserve"> </w:t>
       </w:r>
       <w:r>
         <w:rPr>
@@ -9216,8 +9379,9 @@
           <w:spacing w:val="-8"/>
           <w:sz w:val="26"/>
         </w:rPr>
-        <w:t> </w:t>
-      </w:r>
+        <w:t xml:space="preserve"> </w:t>
+      </w:r>
+      <w:proofErr w:type="spellStart"/>
       <w:r>
         <w:rPr>
           <w:color w:val="2D2D2D"/>
@@ -9226,21 +9390,32 @@
         </w:rPr>
         <w:t>Ornelt</w:t>
       </w:r>
+      <w:proofErr w:type="spellEnd"/>
       <w:r>
         <w:rPr>
           <w:color w:val="2D2D2D"/>
           <w:spacing w:val="-6"/>
           <w:sz w:val="26"/>
         </w:rPr>
-        <w:t> </w:t>
-      </w:r>
-      <w:r>
-        <w:rPr>
-          <w:color w:val="2D2D2D"/>
-          <w:spacing w:val="-2"/>
-          <w:sz w:val="26"/>
-        </w:rPr>
-        <w:t>Lemellari)</w:t>
+        <w:t xml:space="preserve"> </w:t>
+      </w:r>
+      <w:proofErr w:type="spellStart"/>
+      <w:r>
+        <w:rPr>
+          <w:color w:val="2D2D2D"/>
+          <w:spacing w:val="-2"/>
+          <w:sz w:val="26"/>
+        </w:rPr>
+        <w:t>Lemellari</w:t>
+      </w:r>
+      <w:proofErr w:type="spellEnd"/>
+      <w:r>
+        <w:rPr>
+          <w:color w:val="2D2D2D"/>
+          <w:spacing w:val="-2"/>
+          <w:sz w:val="26"/>
+        </w:rPr>
+        <w:t>)</w:t>
       </w:r>
     </w:p>
     <w:p>
@@ -9264,10 +9439,11 @@
       <w:r>
         <w:rPr>
           <w:b w:val="0"/>
+          <w:noProof/>
           <w:sz w:val="20"/>
         </w:rPr>
         <w:drawing>
-          <wp:anchor distT="0" distB="0" distL="0" distR="0" allowOverlap="1" layoutInCell="1" locked="0" behindDoc="1" simplePos="0" relativeHeight="487605760">
+          <wp:anchor distT="0" distB="0" distL="0" distR="0" simplePos="0" relativeHeight="487605760" behindDoc="1" locked="0" layoutInCell="1" allowOverlap="1" wp14:anchorId="00FDE780" wp14:editId="00FDE781">
             <wp:simplePos x="0" y="0"/>
             <wp:positionH relativeFrom="page">
               <wp:posOffset>2755900</wp:posOffset>
@@ -9280,17 +9456,17 @@
             <wp:wrapTopAndBottom/>
             <wp:docPr id="36" name="Image 36"/>
             <wp:cNvGraphicFramePr>
-              <a:graphicFrameLocks/>
+              <a:graphicFrameLocks xmlns:a="http://schemas.openxmlformats.org/drawingml/2006/main"/>
             </wp:cNvGraphicFramePr>
-            <a:graphic>
+            <a:graphic xmlns:a="http://schemas.openxmlformats.org/drawingml/2006/main">
               <a:graphicData uri="http://schemas.openxmlformats.org/drawingml/2006/picture">
-                <pic:pic>
+                <pic:pic xmlns:pic="http://schemas.openxmlformats.org/drawingml/2006/picture">
                   <pic:nvPicPr>
                     <pic:cNvPr id="36" name="Image 36"/>
                     <pic:cNvPicPr/>
                   </pic:nvPicPr>
                   <pic:blipFill>
-                    <a:blip r:embed="rId40" cstate="print"/>
+                    <a:blip r:embed="rId39" cstate="print"/>
                     <a:stretch>
                       <a:fillRect/>
                     </a:stretch>
@@ -9314,34 +9490,34 @@
     <w:p>
       <w:pPr>
         <w:pStyle w:val="BodyText"/>
-        <w:spacing w:after="0"/>
         <w:rPr>
           <w:b w:val="0"/>
           <w:sz w:val="20"/>
         </w:rPr>
         <w:sectPr>
           <w:pgSz w:w="11910" w:h="16840"/>
-          <w:pgMar w:top="1360" w:bottom="280" w:left="992" w:right="1133"/>
+          <w:pgMar w:top="1360" w:right="1133" w:bottom="280" w:left="992" w:header="720" w:footer="720" w:gutter="0"/>
+          <w:cols w:space="720"/>
         </w:sectPr>
       </w:pPr>
     </w:p>
     <w:p>
       <w:pPr>
         <w:spacing w:before="21"/>
-        <w:ind w:left="424" w:right="0" w:firstLine="0"/>
-        <w:jc w:val="left"/>
-        <w:rPr>
-          <w:sz w:val="26"/>
-        </w:rPr>
-      </w:pPr>
-      <w:r>
-        <w:rPr>
-          <w:b/>
-          <w:color w:val="2D2D2D"/>
-          <w:spacing w:val="-2"/>
-          <w:sz w:val="26"/>
-          <w:u w:val="thick" w:color="2D2D2D"/>
-        </w:rPr>
+        <w:ind w:left="424"/>
+        <w:rPr>
+          <w:sz w:val="26"/>
+        </w:rPr>
+      </w:pPr>
+      <w:r>
+        <w:rPr>
+          <w:b/>
+          <w:color w:val="2D2D2D"/>
+          <w:spacing w:val="-2"/>
+          <w:sz w:val="26"/>
+          <w:u w:val="thick" w:color="2D2D2D"/>
+        </w:rPr>
+        <w:lastRenderedPageBreak/>
         <w:t>FR37</w:t>
       </w:r>
       <w:r>
@@ -9352,7 +9528,7 @@
           <w:sz w:val="26"/>
           <w:u w:val="thick" w:color="2D2D2D"/>
         </w:rPr>
-        <w:t> </w:t>
+        <w:t xml:space="preserve"> </w:t>
       </w:r>
       <w:r>
         <w:rPr>
@@ -9372,7 +9548,7 @@
           <w:sz w:val="26"/>
           <w:u w:val="thick" w:color="2D2D2D"/>
         </w:rPr>
-        <w:t> </w:t>
+        <w:t xml:space="preserve"> </w:t>
       </w:r>
       <w:r>
         <w:rPr>
@@ -9392,7 +9568,7 @@
           <w:sz w:val="26"/>
           <w:u w:val="thick" w:color="2D2D2D"/>
         </w:rPr>
-        <w:t> </w:t>
+        <w:t xml:space="preserve"> </w:t>
       </w:r>
       <w:r>
         <w:rPr>
@@ -9412,7 +9588,7 @@
           <w:sz w:val="26"/>
           <w:u w:val="thick" w:color="2D2D2D"/>
         </w:rPr>
-        <w:t> </w:t>
+        <w:t xml:space="preserve"> </w:t>
       </w:r>
       <w:r>
         <w:rPr>
@@ -9432,7 +9608,7 @@
           <w:sz w:val="26"/>
           <w:u w:val="thick" w:color="2D2D2D"/>
         </w:rPr>
-        <w:t> </w:t>
+        <w:t xml:space="preserve"> </w:t>
       </w:r>
       <w:r>
         <w:rPr>
@@ -9452,7 +9628,7 @@
           <w:sz w:val="26"/>
           <w:u w:val="thick" w:color="2D2D2D"/>
         </w:rPr>
-        <w:t> </w:t>
+        <w:t xml:space="preserve"> </w:t>
       </w:r>
       <w:r>
         <w:rPr>
@@ -9472,7 +9648,7 @@
           <w:sz w:val="26"/>
           <w:u w:val="thick" w:color="2D2D2D"/>
         </w:rPr>
-        <w:t> </w:t>
+        <w:t xml:space="preserve"> </w:t>
       </w:r>
       <w:r>
         <w:rPr>
@@ -9491,7 +9667,7 @@
           <w:spacing w:val="1"/>
           <w:sz w:val="26"/>
         </w:rPr>
-        <w:t> </w:t>
+        <w:t xml:space="preserve"> </w:t>
       </w:r>
       <w:r>
         <w:rPr>
@@ -9507,7 +9683,7 @@
           <w:spacing w:val="-3"/>
           <w:sz w:val="26"/>
         </w:rPr>
-        <w:t> </w:t>
+        <w:t xml:space="preserve"> </w:t>
       </w:r>
       <w:r>
         <w:rPr>
@@ -9523,7 +9699,7 @@
           <w:spacing w:val="-5"/>
           <w:sz w:val="26"/>
         </w:rPr>
-        <w:t> </w:t>
+        <w:t xml:space="preserve"> </w:t>
       </w:r>
       <w:r>
         <w:rPr>
@@ -9539,15 +9715,25 @@
           <w:spacing w:val="-4"/>
           <w:sz w:val="26"/>
         </w:rPr>
-        <w:t> </w:t>
-      </w:r>
-      <w:r>
-        <w:rPr>
-          <w:color w:val="2D2D2D"/>
-          <w:spacing w:val="-2"/>
-          <w:sz w:val="26"/>
-        </w:rPr>
-        <w:t>Muho)</w:t>
+        <w:t xml:space="preserve"> </w:t>
+      </w:r>
+      <w:proofErr w:type="spellStart"/>
+      <w:r>
+        <w:rPr>
+          <w:color w:val="2D2D2D"/>
+          <w:spacing w:val="-2"/>
+          <w:sz w:val="26"/>
+        </w:rPr>
+        <w:t>Muho</w:t>
+      </w:r>
+      <w:proofErr w:type="spellEnd"/>
+      <w:r>
+        <w:rPr>
+          <w:color w:val="2D2D2D"/>
+          <w:spacing w:val="-2"/>
+          <w:sz w:val="26"/>
+        </w:rPr>
+        <w:t>)</w:t>
       </w:r>
     </w:p>
     <w:p>
@@ -9580,10 +9766,11 @@
       <w:r>
         <w:rPr>
           <w:b w:val="0"/>
+          <w:noProof/>
           <w:sz w:val="20"/>
         </w:rPr>
         <w:drawing>
-          <wp:anchor distT="0" distB="0" distL="0" distR="0" allowOverlap="1" layoutInCell="1" locked="0" behindDoc="1" simplePos="0" relativeHeight="487606272">
+          <wp:anchor distT="0" distB="0" distL="0" distR="0" simplePos="0" relativeHeight="487606272" behindDoc="1" locked="0" layoutInCell="1" allowOverlap="1" wp14:anchorId="00FDE782" wp14:editId="00FDE783">
             <wp:simplePos x="0" y="0"/>
             <wp:positionH relativeFrom="page">
               <wp:posOffset>1011555</wp:posOffset>
@@ -9596,17 +9783,17 @@
             <wp:wrapTopAndBottom/>
             <wp:docPr id="37" name="Image 37"/>
             <wp:cNvGraphicFramePr>
-              <a:graphicFrameLocks/>
+              <a:graphicFrameLocks xmlns:a="http://schemas.openxmlformats.org/drawingml/2006/main"/>
             </wp:cNvGraphicFramePr>
-            <a:graphic>
+            <a:graphic xmlns:a="http://schemas.openxmlformats.org/drawingml/2006/main">
               <a:graphicData uri="http://schemas.openxmlformats.org/drawingml/2006/picture">
-                <pic:pic>
+                <pic:pic xmlns:pic="http://schemas.openxmlformats.org/drawingml/2006/picture">
                   <pic:nvPicPr>
                     <pic:cNvPr id="37" name="Image 37"/>
                     <pic:cNvPicPr/>
                   </pic:nvPicPr>
                   <pic:blipFill>
-                    <a:blip r:embed="rId41" cstate="print"/>
+                    <a:blip r:embed="rId40" cstate="print"/>
                     <a:stretch>
                       <a:fillRect/>
                     </a:stretch>
@@ -9630,81 +9817,36 @@
     <w:p>
       <w:pPr>
         <w:pStyle w:val="BodyText"/>
-        <w:spacing w:after="0"/>
         <w:rPr>
           <w:b w:val="0"/>
           <w:sz w:val="20"/>
         </w:rPr>
         <w:sectPr>
           <w:pgSz w:w="11910" w:h="16840"/>
-          <w:pgMar w:top="1360" w:bottom="280" w:left="992" w:right="1133"/>
+          <w:pgMar w:top="1360" w:right="1133" w:bottom="280" w:left="992" w:header="720" w:footer="720" w:gutter="0"/>
+          <w:cols w:space="720"/>
         </w:sectPr>
       </w:pPr>
     </w:p>
     <w:p>
       <w:pPr>
-        <w:pStyle w:val="BodyText"/>
-        <w:spacing w:before="11"/>
-        <w:ind w:left="784"/>
-      </w:pPr>
-      <w:bookmarkStart w:name="Human Resources (HR)" w:id="6"/>
-      <w:bookmarkEnd w:id="6"/>
-      <w:r>
-        <w:rPr>
-          <w:b w:val="0"/>
-        </w:rPr>
-      </w:r>
-      <w:r>
-        <w:rPr>
-          <w:color w:val="006EC0"/>
-        </w:rPr>
-        <w:t>Human</w:t>
-      </w:r>
-      <w:r>
-        <w:rPr>
-          <w:color w:val="006EC0"/>
-          <w:spacing w:val="-13"/>
-        </w:rPr>
-        <w:t> </w:t>
-      </w:r>
-      <w:r>
-        <w:rPr>
-          <w:color w:val="006EC0"/>
-        </w:rPr>
-        <w:t>Resources</w:t>
-      </w:r>
-      <w:r>
-        <w:rPr>
-          <w:color w:val="006EC0"/>
-          <w:spacing w:val="-3"/>
-        </w:rPr>
-        <w:t> </w:t>
-      </w:r>
-      <w:r>
-        <w:rPr>
-          <w:color w:val="006EC0"/>
-          <w:spacing w:val="-4"/>
-        </w:rPr>
-        <w:t>(HR)</w:t>
-      </w:r>
-    </w:p>
-    <w:p>
-      <w:pPr>
         <w:spacing w:before="68"/>
-        <w:ind w:left="750" w:right="0" w:firstLine="0"/>
-        <w:jc w:val="left"/>
-        <w:rPr>
-          <w:sz w:val="26"/>
-        </w:rPr>
-      </w:pPr>
-      <w:r>
-        <w:rPr>
-          <w:b/>
-          <w:color w:val="2D2D2D"/>
-          <w:spacing w:val="-2"/>
-          <w:sz w:val="26"/>
-          <w:u w:val="thick" w:color="2D2D2D"/>
-        </w:rPr>
+        <w:ind w:left="750"/>
+        <w:rPr>
+          <w:sz w:val="26"/>
+        </w:rPr>
+      </w:pPr>
+      <w:bookmarkStart w:id="5" w:name="Human_Resources_(HR)"/>
+      <w:bookmarkEnd w:id="5"/>
+      <w:r>
+        <w:rPr>
+          <w:b/>
+          <w:color w:val="2D2D2D"/>
+          <w:spacing w:val="-2"/>
+          <w:sz w:val="26"/>
+          <w:u w:val="thick" w:color="2D2D2D"/>
+        </w:rPr>
+        <w:lastRenderedPageBreak/>
         <w:t>FR38</w:t>
       </w:r>
       <w:r>
@@ -9715,7 +9857,7 @@
           <w:sz w:val="26"/>
           <w:u w:val="thick" w:color="2D2D2D"/>
         </w:rPr>
-        <w:t> </w:t>
+        <w:t xml:space="preserve"> </w:t>
       </w:r>
       <w:r>
         <w:rPr>
@@ -9735,7 +9877,7 @@
           <w:sz w:val="26"/>
           <w:u w:val="thick" w:color="2D2D2D"/>
         </w:rPr>
-        <w:t> </w:t>
+        <w:t xml:space="preserve"> </w:t>
       </w:r>
       <w:r>
         <w:rPr>
@@ -9755,7 +9897,7 @@
           <w:sz w:val="26"/>
           <w:u w:val="thick" w:color="2D2D2D"/>
         </w:rPr>
-        <w:t> </w:t>
+        <w:t xml:space="preserve"> </w:t>
       </w:r>
       <w:r>
         <w:rPr>
@@ -9774,7 +9916,7 @@
           <w:spacing w:val="-1"/>
           <w:sz w:val="26"/>
         </w:rPr>
-        <w:t> </w:t>
+        <w:t xml:space="preserve"> </w:t>
       </w:r>
       <w:r>
         <w:rPr>
@@ -9790,7 +9932,7 @@
           <w:spacing w:val="-5"/>
           <w:sz w:val="26"/>
         </w:rPr>
-        <w:t> </w:t>
+        <w:t xml:space="preserve"> </w:t>
       </w:r>
       <w:r>
         <w:rPr>
@@ -9806,7 +9948,7 @@
           <w:spacing w:val="-7"/>
           <w:sz w:val="26"/>
         </w:rPr>
-        <w:t> </w:t>
+        <w:t xml:space="preserve"> </w:t>
       </w:r>
       <w:r>
         <w:rPr>
@@ -9822,15 +9964,25 @@
           <w:spacing w:val="-6"/>
           <w:sz w:val="26"/>
         </w:rPr>
-        <w:t> </w:t>
-      </w:r>
-      <w:r>
-        <w:rPr>
-          <w:color w:val="2D2D2D"/>
-          <w:spacing w:val="-2"/>
-          <w:sz w:val="26"/>
-        </w:rPr>
-        <w:t>Muho)</w:t>
+        <w:t xml:space="preserve"> </w:t>
+      </w:r>
+      <w:proofErr w:type="spellStart"/>
+      <w:r>
+        <w:rPr>
+          <w:color w:val="2D2D2D"/>
+          <w:spacing w:val="-2"/>
+          <w:sz w:val="26"/>
+        </w:rPr>
+        <w:t>Muho</w:t>
+      </w:r>
+      <w:proofErr w:type="spellEnd"/>
+      <w:r>
+        <w:rPr>
+          <w:color w:val="2D2D2D"/>
+          <w:spacing w:val="-2"/>
+          <w:sz w:val="26"/>
+        </w:rPr>
+        <w:t>)</w:t>
       </w:r>
     </w:p>
     <w:p>
@@ -9854,10 +10006,11 @@
       <w:r>
         <w:rPr>
           <w:b w:val="0"/>
+          <w:noProof/>
           <w:sz w:val="20"/>
         </w:rPr>
         <w:drawing>
-          <wp:anchor distT="0" distB="0" distL="0" distR="0" allowOverlap="1" layoutInCell="1" locked="0" behindDoc="1" simplePos="0" relativeHeight="487606784">
+          <wp:anchor distT="0" distB="0" distL="0" distR="0" simplePos="0" relativeHeight="487606784" behindDoc="1" locked="0" layoutInCell="1" allowOverlap="1" wp14:anchorId="00FDE784" wp14:editId="00FDE785">
             <wp:simplePos x="0" y="0"/>
             <wp:positionH relativeFrom="page">
               <wp:posOffset>1350644</wp:posOffset>
@@ -9870,17 +10023,17 @@
             <wp:wrapTopAndBottom/>
             <wp:docPr id="38" name="Image 38"/>
             <wp:cNvGraphicFramePr>
-              <a:graphicFrameLocks/>
+              <a:graphicFrameLocks xmlns:a="http://schemas.openxmlformats.org/drawingml/2006/main"/>
             </wp:cNvGraphicFramePr>
-            <a:graphic>
+            <a:graphic xmlns:a="http://schemas.openxmlformats.org/drawingml/2006/main">
               <a:graphicData uri="http://schemas.openxmlformats.org/drawingml/2006/picture">
-                <pic:pic>
+                <pic:pic xmlns:pic="http://schemas.openxmlformats.org/drawingml/2006/picture">
                   <pic:nvPicPr>
                     <pic:cNvPr id="38" name="Image 38"/>
                     <pic:cNvPicPr/>
                   </pic:nvPicPr>
                   <pic:blipFill>
-                    <a:blip r:embed="rId42" cstate="print"/>
+                    <a:blip r:embed="rId41" cstate="print"/>
                     <a:stretch>
                       <a:fillRect/>
                     </a:stretch>
@@ -9904,8 +10057,7 @@
     <w:p>
       <w:pPr>
         <w:spacing w:before="235"/>
-        <w:ind w:left="424" w:right="0" w:firstLine="0"/>
-        <w:jc w:val="left"/>
+        <w:ind w:left="424"/>
         <w:rPr>
           <w:sz w:val="26"/>
         </w:rPr>
@@ -9928,7 +10080,7 @@
           <w:sz w:val="26"/>
           <w:u w:val="thick" w:color="2D2D2D"/>
         </w:rPr>
-        <w:t> </w:t>
+        <w:t xml:space="preserve"> </w:t>
       </w:r>
       <w:r>
         <w:rPr>
@@ -9948,7 +10100,7 @@
           <w:sz w:val="26"/>
           <w:u w:val="thick" w:color="2D2D2D"/>
         </w:rPr>
-        <w:t> </w:t>
+        <w:t xml:space="preserve"> </w:t>
       </w:r>
       <w:r>
         <w:rPr>
@@ -9968,7 +10120,7 @@
           <w:sz w:val="26"/>
           <w:u w:val="thick" w:color="2D2D2D"/>
         </w:rPr>
-        <w:t> </w:t>
+        <w:t xml:space="preserve"> </w:t>
       </w:r>
       <w:r>
         <w:rPr>
@@ -9988,7 +10140,7 @@
           <w:sz w:val="26"/>
           <w:u w:val="thick" w:color="2D2D2D"/>
         </w:rPr>
-        <w:t> </w:t>
+        <w:t xml:space="preserve"> </w:t>
       </w:r>
       <w:r>
         <w:rPr>
@@ -10008,7 +10160,7 @@
           <w:sz w:val="26"/>
           <w:u w:val="thick" w:color="2D2D2D"/>
         </w:rPr>
-        <w:t> </w:t>
+        <w:t xml:space="preserve"> </w:t>
       </w:r>
       <w:r>
         <w:rPr>
@@ -10026,7 +10178,7 @@
           <w:color w:val="2D2D2D"/>
           <w:sz w:val="26"/>
         </w:rPr>
-        <w:t> </w:t>
+        <w:t xml:space="preserve"> </w:t>
       </w:r>
       <w:r>
         <w:rPr>
@@ -10042,7 +10194,7 @@
           <w:spacing w:val="-4"/>
           <w:sz w:val="26"/>
         </w:rPr>
-        <w:t> </w:t>
+        <w:t xml:space="preserve"> </w:t>
       </w:r>
       <w:r>
         <w:rPr>
@@ -10058,15 +10210,25 @@
           <w:spacing w:val="-9"/>
           <w:sz w:val="26"/>
         </w:rPr>
-        <w:t> </w:t>
-      </w:r>
-      <w:r>
-        <w:rPr>
-          <w:color w:val="2D2D2D"/>
-          <w:spacing w:val="-2"/>
-          <w:sz w:val="26"/>
-        </w:rPr>
-        <w:t>Muho)</w:t>
+        <w:t xml:space="preserve"> </w:t>
+      </w:r>
+      <w:proofErr w:type="spellStart"/>
+      <w:r>
+        <w:rPr>
+          <w:color w:val="2D2D2D"/>
+          <w:spacing w:val="-2"/>
+          <w:sz w:val="26"/>
+        </w:rPr>
+        <w:t>Muho</w:t>
+      </w:r>
+      <w:proofErr w:type="spellEnd"/>
+      <w:r>
+        <w:rPr>
+          <w:color w:val="2D2D2D"/>
+          <w:spacing w:val="-2"/>
+          <w:sz w:val="26"/>
+        </w:rPr>
+        <w:t>)</w:t>
       </w:r>
     </w:p>
     <w:p>
@@ -10099,10 +10261,11 @@
       <w:r>
         <w:rPr>
           <w:b w:val="0"/>
+          <w:noProof/>
           <w:sz w:val="20"/>
         </w:rPr>
         <w:drawing>
-          <wp:anchor distT="0" distB="0" distL="0" distR="0" allowOverlap="1" layoutInCell="1" locked="0" behindDoc="1" simplePos="0" relativeHeight="487607296">
+          <wp:anchor distT="0" distB="0" distL="0" distR="0" simplePos="0" relativeHeight="487607296" behindDoc="1" locked="0" layoutInCell="1" allowOverlap="1" wp14:anchorId="00FDE786" wp14:editId="00FDE787">
             <wp:simplePos x="0" y="0"/>
             <wp:positionH relativeFrom="page">
               <wp:posOffset>1986914</wp:posOffset>
@@ -10115,17 +10278,17 @@
             <wp:wrapTopAndBottom/>
             <wp:docPr id="39" name="Image 39"/>
             <wp:cNvGraphicFramePr>
-              <a:graphicFrameLocks/>
+              <a:graphicFrameLocks xmlns:a="http://schemas.openxmlformats.org/drawingml/2006/main"/>
             </wp:cNvGraphicFramePr>
-            <a:graphic>
+            <a:graphic xmlns:a="http://schemas.openxmlformats.org/drawingml/2006/main">
               <a:graphicData uri="http://schemas.openxmlformats.org/drawingml/2006/picture">
-                <pic:pic>
+                <pic:pic xmlns:pic="http://schemas.openxmlformats.org/drawingml/2006/picture">
                   <pic:nvPicPr>
                     <pic:cNvPr id="39" name="Image 39"/>
                     <pic:cNvPicPr/>
                   </pic:nvPicPr>
                   <pic:blipFill>
-                    <a:blip r:embed="rId43" cstate="print"/>
+                    <a:blip r:embed="rId42" cstate="print"/>
                     <a:stretch>
                       <a:fillRect/>
                     </a:stretch>
@@ -10149,34 +10312,34 @@
     <w:p>
       <w:pPr>
         <w:pStyle w:val="BodyText"/>
-        <w:spacing w:after="0"/>
         <w:rPr>
           <w:b w:val="0"/>
           <w:sz w:val="20"/>
         </w:rPr>
         <w:sectPr>
           <w:pgSz w:w="11910" w:h="16840"/>
-          <w:pgMar w:top="1380" w:bottom="280" w:left="992" w:right="1133"/>
+          <w:pgMar w:top="1380" w:right="1133" w:bottom="280" w:left="992" w:header="720" w:footer="720" w:gutter="0"/>
+          <w:cols w:space="720"/>
         </w:sectPr>
       </w:pPr>
     </w:p>
     <w:p>
       <w:pPr>
         <w:spacing w:before="21"/>
-        <w:ind w:left="424" w:right="0" w:firstLine="0"/>
-        <w:jc w:val="left"/>
-        <w:rPr>
-          <w:sz w:val="26"/>
-        </w:rPr>
-      </w:pPr>
-      <w:r>
-        <w:rPr>
-          <w:b/>
-          <w:color w:val="2D2D2D"/>
-          <w:spacing w:val="-2"/>
-          <w:sz w:val="26"/>
-          <w:u w:val="thick" w:color="2D2D2D"/>
-        </w:rPr>
+        <w:ind w:left="424"/>
+        <w:rPr>
+          <w:sz w:val="26"/>
+        </w:rPr>
+      </w:pPr>
+      <w:r>
+        <w:rPr>
+          <w:b/>
+          <w:color w:val="2D2D2D"/>
+          <w:spacing w:val="-2"/>
+          <w:sz w:val="26"/>
+          <w:u w:val="thick" w:color="2D2D2D"/>
+        </w:rPr>
+        <w:lastRenderedPageBreak/>
         <w:t>FR40</w:t>
       </w:r>
       <w:r>
@@ -10187,7 +10350,7 @@
           <w:sz w:val="26"/>
           <w:u w:val="thick" w:color="2D2D2D"/>
         </w:rPr>
-        <w:t> </w:t>
+        <w:t xml:space="preserve"> </w:t>
       </w:r>
       <w:r>
         <w:rPr>
@@ -10207,7 +10370,7 @@
           <w:sz w:val="26"/>
           <w:u w:val="thick" w:color="2D2D2D"/>
         </w:rPr>
-        <w:t> </w:t>
+        <w:t xml:space="preserve"> </w:t>
       </w:r>
       <w:r>
         <w:rPr>
@@ -10227,7 +10390,7 @@
           <w:sz w:val="26"/>
           <w:u w:val="thick" w:color="2D2D2D"/>
         </w:rPr>
-        <w:t> </w:t>
+        <w:t xml:space="preserve"> </w:t>
       </w:r>
       <w:r>
         <w:rPr>
@@ -10247,7 +10410,7 @@
           <w:sz w:val="26"/>
           <w:u w:val="thick" w:color="2D2D2D"/>
         </w:rPr>
-        <w:t> </w:t>
+        <w:t xml:space="preserve"> </w:t>
       </w:r>
       <w:r>
         <w:rPr>
@@ -10267,7 +10430,7 @@
           <w:sz w:val="26"/>
           <w:u w:val="thick" w:color="2D2D2D"/>
         </w:rPr>
-        <w:t> </w:t>
+        <w:t xml:space="preserve"> </w:t>
       </w:r>
       <w:r>
         <w:rPr>
@@ -10287,7 +10450,7 @@
           <w:sz w:val="26"/>
           <w:u w:val="thick" w:color="2D2D2D"/>
         </w:rPr>
-        <w:t> </w:t>
+        <w:t xml:space="preserve"> </w:t>
       </w:r>
       <w:r>
         <w:rPr>
@@ -10307,7 +10470,7 @@
           <w:sz w:val="26"/>
           <w:u w:val="thick" w:color="2D2D2D"/>
         </w:rPr>
-        <w:t> </w:t>
+        <w:t xml:space="preserve"> </w:t>
       </w:r>
       <w:r>
         <w:rPr>
@@ -10327,7 +10490,7 @@
           <w:sz w:val="26"/>
           <w:u w:val="thick" w:color="2D2D2D"/>
         </w:rPr>
-        <w:t> </w:t>
+        <w:t xml:space="preserve"> </w:t>
       </w:r>
       <w:r>
         <w:rPr>
@@ -10346,7 +10509,7 @@
           <w:spacing w:val="2"/>
           <w:sz w:val="26"/>
         </w:rPr>
-        <w:t> </w:t>
+        <w:t xml:space="preserve"> </w:t>
       </w:r>
       <w:r>
         <w:rPr>
@@ -10362,7 +10525,7 @@
           <w:spacing w:val="-4"/>
           <w:sz w:val="26"/>
         </w:rPr>
-        <w:t> </w:t>
+        <w:t xml:space="preserve"> </w:t>
       </w:r>
       <w:r>
         <w:rPr>
@@ -10378,15 +10541,25 @@
           <w:spacing w:val="-9"/>
           <w:sz w:val="26"/>
         </w:rPr>
-        <w:t> </w:t>
-      </w:r>
-      <w:r>
-        <w:rPr>
-          <w:color w:val="2D2D2D"/>
-          <w:spacing w:val="-2"/>
-          <w:sz w:val="26"/>
-        </w:rPr>
-        <w:t>Muho)</w:t>
+        <w:t xml:space="preserve"> </w:t>
+      </w:r>
+      <w:proofErr w:type="spellStart"/>
+      <w:r>
+        <w:rPr>
+          <w:color w:val="2D2D2D"/>
+          <w:spacing w:val="-2"/>
+          <w:sz w:val="26"/>
+        </w:rPr>
+        <w:t>Muho</w:t>
+      </w:r>
+      <w:proofErr w:type="spellEnd"/>
+      <w:r>
+        <w:rPr>
+          <w:color w:val="2D2D2D"/>
+          <w:spacing w:val="-2"/>
+          <w:sz w:val="26"/>
+        </w:rPr>
+        <w:t>)</w:t>
       </w:r>
     </w:p>
     <w:p>
@@ -10406,14 +10579,20 @@
           <w:b w:val="0"/>
           <w:sz w:val="20"/>
         </w:rPr>
-      </w:pPr>
-      <w:r>
-        <w:rPr>
-          <w:b w:val="0"/>
+        <w:sectPr>
+          <w:pgSz w:w="11910" w:h="16840"/>
+          <w:pgMar w:top="1360" w:right="1133" w:bottom="280" w:left="992" w:header="720" w:footer="720" w:gutter="0"/>
+          <w:cols w:space="720"/>
+        </w:sectPr>
+      </w:pPr>
+      <w:r>
+        <w:rPr>
+          <w:b w:val="0"/>
+          <w:noProof/>
           <w:sz w:val="20"/>
         </w:rPr>
         <w:drawing>
-          <wp:anchor distT="0" distB="0" distL="0" distR="0" allowOverlap="1" layoutInCell="1" locked="0" behindDoc="1" simplePos="0" relativeHeight="487607808">
+          <wp:anchor distT="0" distB="0" distL="0" distR="0" simplePos="0" relativeHeight="487607808" behindDoc="1" locked="0" layoutInCell="1" allowOverlap="1" wp14:anchorId="00FDE788" wp14:editId="00FDE789">
             <wp:simplePos x="0" y="0"/>
             <wp:positionH relativeFrom="page">
               <wp:posOffset>2404745</wp:posOffset>
@@ -10426,17 +10605,17 @@
             <wp:wrapTopAndBottom/>
             <wp:docPr id="40" name="Image 40"/>
             <wp:cNvGraphicFramePr>
-              <a:graphicFrameLocks/>
+              <a:graphicFrameLocks xmlns:a="http://schemas.openxmlformats.org/drawingml/2006/main"/>
             </wp:cNvGraphicFramePr>
-            <a:graphic>
+            <a:graphic xmlns:a="http://schemas.openxmlformats.org/drawingml/2006/main">
               <a:graphicData uri="http://schemas.openxmlformats.org/drawingml/2006/picture">
-                <pic:pic>
+                <pic:pic xmlns:pic="http://schemas.openxmlformats.org/drawingml/2006/picture">
                   <pic:nvPicPr>
                     <pic:cNvPr id="40" name="Image 40"/>
                     <pic:cNvPicPr/>
                   </pic:nvPicPr>
                   <pic:blipFill>
-                    <a:blip r:embed="rId44" cstate="print"/>
+                    <a:blip r:embed="rId43" cstate="print"/>
                     <a:stretch>
                       <a:fillRect/>
                     </a:stretch>
@@ -10456,195 +10635,20 @@
           </wp:anchor>
         </w:drawing>
       </w:r>
-    </w:p>
-    <w:p>
-      <w:pPr>
-        <w:pStyle w:val="BodyText"/>
-        <w:spacing w:after="0"/>
-        <w:rPr>
-          <w:b w:val="0"/>
-          <w:sz w:val="20"/>
-        </w:rPr>
-        <w:sectPr>
-          <w:pgSz w:w="11910" w:h="16840"/>
-          <w:pgMar w:top="1360" w:bottom="280" w:left="992" w:right="1133"/>
-        </w:sectPr>
-      </w:pPr>
-    </w:p>
-    <w:p>
-      <w:pPr>
-        <w:pStyle w:val="BodyText"/>
-        <w:spacing w:line="264" w:lineRule="auto" w:before="6"/>
-        <w:ind w:left="2599" w:hanging="1801"/>
-      </w:pPr>
-      <w:bookmarkStart w:name="User (these 2 processes are the same for" w:id="7"/>
+      <w:bookmarkStart w:id="6" w:name="_GoBack"/>
+      <w:bookmarkEnd w:id="6"/>
+    </w:p>
+    <w:p>
+      <w:pPr>
+        <w:pStyle w:val="BodyText"/>
+        <w:spacing w:before="5"/>
+      </w:pPr>
+      <w:bookmarkStart w:id="7" w:name="User_(these_2_processes_are_the_same_for"/>
       <w:bookmarkEnd w:id="7"/>
-      <w:r>
-        <w:rPr>
-          <w:b w:val="0"/>
-        </w:rPr>
-      </w:r>
-      <w:r>
-        <w:rPr>
-          <w:color w:val="006EC0"/>
-        </w:rPr>
-        <w:t>User</w:t>
-      </w:r>
-      <w:r>
-        <w:rPr>
-          <w:color w:val="006EC0"/>
-          <w:spacing w:val="-7"/>
-        </w:rPr>
-        <w:t> </w:t>
-      </w:r>
-      <w:r>
-        <w:rPr>
-          <w:color w:val="006EC0"/>
-        </w:rPr>
-        <w:t>(these</w:t>
-      </w:r>
-      <w:r>
-        <w:rPr>
-          <w:color w:val="006EC0"/>
-          <w:spacing w:val="-3"/>
-        </w:rPr>
-        <w:t> </w:t>
-      </w:r>
-      <w:r>
-        <w:rPr>
-          <w:color w:val="006EC0"/>
-        </w:rPr>
-        <w:t>2</w:t>
-      </w:r>
-      <w:r>
-        <w:rPr>
-          <w:color w:val="006EC0"/>
-          <w:spacing w:val="-9"/>
-        </w:rPr>
-        <w:t> </w:t>
-      </w:r>
-      <w:r>
-        <w:rPr>
-          <w:color w:val="006EC0"/>
-        </w:rPr>
-        <w:t>processes</w:t>
-      </w:r>
-      <w:r>
-        <w:rPr>
-          <w:color w:val="006EC0"/>
-          <w:spacing w:val="-6"/>
-        </w:rPr>
-        <w:t> </w:t>
-      </w:r>
-      <w:r>
-        <w:rPr>
-          <w:color w:val="006EC0"/>
-        </w:rPr>
-        <w:t>are</w:t>
-      </w:r>
-      <w:r>
-        <w:rPr>
-          <w:color w:val="006EC0"/>
-          <w:spacing w:val="-7"/>
-        </w:rPr>
-        <w:t> </w:t>
-      </w:r>
-      <w:r>
-        <w:rPr>
-          <w:color w:val="006EC0"/>
-        </w:rPr>
-        <w:t>the</w:t>
-      </w:r>
-      <w:r>
-        <w:rPr>
-          <w:color w:val="006EC0"/>
-          <w:spacing w:val="-8"/>
-        </w:rPr>
-        <w:t> </w:t>
-      </w:r>
-      <w:r>
-        <w:rPr>
-          <w:color w:val="006EC0"/>
-        </w:rPr>
-        <w:t>same</w:t>
-      </w:r>
-      <w:r>
-        <w:rPr>
-          <w:color w:val="006EC0"/>
-          <w:spacing w:val="-7"/>
-        </w:rPr>
-        <w:t> </w:t>
-      </w:r>
-      <w:r>
-        <w:rPr>
-          <w:color w:val="006EC0"/>
-        </w:rPr>
-        <w:t>for</w:t>
-      </w:r>
-      <w:r>
-        <w:rPr>
-          <w:color w:val="006EC0"/>
-          <w:spacing w:val="-6"/>
-        </w:rPr>
-        <w:t> </w:t>
-      </w:r>
-      <w:r>
-        <w:rPr>
-          <w:color w:val="006EC0"/>
-        </w:rPr>
-        <w:t>all</w:t>
-      </w:r>
-      <w:r>
-        <w:rPr>
-          <w:color w:val="006EC0"/>
-          <w:spacing w:val="-11"/>
-        </w:rPr>
-        <w:t> </w:t>
-      </w:r>
-      <w:r>
-        <w:rPr>
-          <w:color w:val="006EC0"/>
-        </w:rPr>
-        <w:t>6</w:t>
-      </w:r>
-      <w:r>
-        <w:rPr>
-          <w:color w:val="006EC0"/>
-          <w:spacing w:val="-9"/>
-        </w:rPr>
-        <w:t> </w:t>
-      </w:r>
-      <w:r>
-        <w:rPr>
-          <w:color w:val="006EC0"/>
-        </w:rPr>
-        <w:t>actors.</w:t>
-      </w:r>
-      <w:r>
-        <w:rPr>
-          <w:color w:val="006EC0"/>
-          <w:spacing w:val="-8"/>
-        </w:rPr>
-        <w:t> </w:t>
-      </w:r>
-      <w:r>
-        <w:rPr>
-          <w:color w:val="006EC0"/>
-        </w:rPr>
-        <w:t>All actors inherit from UCT of user)</w:t>
-      </w:r>
-    </w:p>
-    <w:p>
-      <w:pPr>
-        <w:pStyle w:val="BodyText"/>
-        <w:spacing w:before="5"/>
-      </w:pPr>
-    </w:p>
-    <w:p>
-      <w:pPr>
-        <w:spacing w:before="0"/>
-        <w:ind w:left="424" w:right="0" w:firstLine="0"/>
-        <w:jc w:val="left"/>
+    </w:p>
+    <w:p>
+      <w:pPr>
+        <w:ind w:left="424"/>
         <w:rPr>
           <w:sz w:val="26"/>
         </w:rPr>
@@ -10666,7 +10670,7 @@
           <w:sz w:val="26"/>
           <w:u w:val="thick" w:color="2D2D2D"/>
         </w:rPr>
-        <w:t> </w:t>
+        <w:t xml:space="preserve"> </w:t>
       </w:r>
       <w:r>
         <w:rPr>
@@ -10685,7 +10689,7 @@
           <w:sz w:val="26"/>
           <w:u w:val="thick" w:color="2D2D2D"/>
         </w:rPr>
-        <w:t> </w:t>
+        <w:t xml:space="preserve"> </w:t>
       </w:r>
       <w:r>
         <w:rPr>
@@ -10704,7 +10708,7 @@
           <w:sz w:val="26"/>
           <w:u w:val="thick" w:color="2D2D2D"/>
         </w:rPr>
-        <w:t> </w:t>
+        <w:t xml:space="preserve"> </w:t>
       </w:r>
       <w:r>
         <w:rPr>
@@ -10723,7 +10727,7 @@
           <w:w w:val="150"/>
           <w:sz w:val="26"/>
         </w:rPr>
-        <w:t> </w:t>
+        <w:t xml:space="preserve"> </w:t>
       </w:r>
       <w:r>
         <w:rPr>
@@ -10738,7 +10742,7 @@
           <w:spacing w:val="-13"/>
           <w:sz w:val="26"/>
         </w:rPr>
-        <w:t> </w:t>
+        <w:t xml:space="preserve"> </w:t>
       </w:r>
       <w:r>
         <w:rPr>
@@ -10753,7 +10757,7 @@
           <w:spacing w:val="-12"/>
           <w:sz w:val="26"/>
         </w:rPr>
-        <w:t> </w:t>
+        <w:t xml:space="preserve"> </w:t>
       </w:r>
       <w:r>
         <w:rPr>
@@ -10768,15 +10772,25 @@
           <w:spacing w:val="-15"/>
           <w:sz w:val="26"/>
         </w:rPr>
-        <w:t> </w:t>
-      </w:r>
+        <w:t xml:space="preserve"> </w:t>
+      </w:r>
+      <w:proofErr w:type="spellStart"/>
       <w:r>
         <w:rPr>
           <w:color w:val="2D2D2D"/>
           <w:spacing w:val="-4"/>
           <w:sz w:val="26"/>
         </w:rPr>
-        <w:t>Muho)</w:t>
+        <w:t>Muho</w:t>
+      </w:r>
+      <w:proofErr w:type="spellEnd"/>
+      <w:r>
+        <w:rPr>
+          <w:color w:val="2D2D2D"/>
+          <w:spacing w:val="-4"/>
+          <w:sz w:val="26"/>
+        </w:rPr>
+        <w:t>)</w:t>
       </w:r>
     </w:p>
     <w:p>
@@ -10809,10 +10823,11 @@
       <w:r>
         <w:rPr>
           <w:b w:val="0"/>
+          <w:noProof/>
           <w:sz w:val="20"/>
         </w:rPr>
         <w:drawing>
-          <wp:anchor distT="0" distB="0" distL="0" distR="0" allowOverlap="1" layoutInCell="1" locked="0" behindDoc="1" simplePos="0" relativeHeight="487608320">
+          <wp:anchor distT="0" distB="0" distL="0" distR="0" simplePos="0" relativeHeight="487608320" behindDoc="1" locked="0" layoutInCell="1" allowOverlap="1" wp14:anchorId="00FDE78A" wp14:editId="00FDE78B">
             <wp:simplePos x="0" y="0"/>
             <wp:positionH relativeFrom="page">
               <wp:posOffset>1987550</wp:posOffset>
@@ -10825,17 +10840,17 @@
             <wp:wrapTopAndBottom/>
             <wp:docPr id="41" name="Image 41"/>
             <wp:cNvGraphicFramePr>
-              <a:graphicFrameLocks/>
+              <a:graphicFrameLocks xmlns:a="http://schemas.openxmlformats.org/drawingml/2006/main"/>
             </wp:cNvGraphicFramePr>
-            <a:graphic>
+            <a:graphic xmlns:a="http://schemas.openxmlformats.org/drawingml/2006/main">
               <a:graphicData uri="http://schemas.openxmlformats.org/drawingml/2006/picture">
-                <pic:pic>
+                <pic:pic xmlns:pic="http://schemas.openxmlformats.org/drawingml/2006/picture">
                   <pic:nvPicPr>
                     <pic:cNvPr id="41" name="Image 41"/>
                     <pic:cNvPicPr/>
                   </pic:nvPicPr>
                   <pic:blipFill>
-                    <a:blip r:embed="rId45" cstate="print"/>
+                    <a:blip r:embed="rId44" cstate="print"/>
                     <a:stretch>
                       <a:fillRect/>
                     </a:stretch>
@@ -10859,33 +10874,33 @@
     <w:p>
       <w:pPr>
         <w:pStyle w:val="BodyText"/>
-        <w:spacing w:after="0"/>
         <w:rPr>
           <w:b w:val="0"/>
           <w:sz w:val="20"/>
         </w:rPr>
         <w:sectPr>
           <w:pgSz w:w="11910" w:h="16840"/>
-          <w:pgMar w:top="1380" w:bottom="280" w:left="992" w:right="1133"/>
+          <w:pgMar w:top="1380" w:right="1133" w:bottom="280" w:left="992" w:header="720" w:footer="720" w:gutter="0"/>
+          <w:cols w:space="720"/>
         </w:sectPr>
       </w:pPr>
     </w:p>
     <w:p>
       <w:pPr>
         <w:spacing w:before="21"/>
-        <w:ind w:left="424" w:right="0" w:firstLine="0"/>
-        <w:jc w:val="left"/>
-        <w:rPr>
-          <w:sz w:val="26"/>
-        </w:rPr>
-      </w:pPr>
-      <w:r>
-        <w:rPr>
-          <w:b/>
-          <w:color w:val="2D2D2D"/>
-          <w:sz w:val="26"/>
-          <w:u w:val="thick" w:color="2D2D2D"/>
-        </w:rPr>
+        <w:ind w:left="424"/>
+        <w:rPr>
+          <w:sz w:val="26"/>
+        </w:rPr>
+      </w:pPr>
+      <w:r>
+        <w:rPr>
+          <w:b/>
+          <w:color w:val="2D2D2D"/>
+          <w:sz w:val="26"/>
+          <w:u w:val="thick" w:color="2D2D2D"/>
+        </w:rPr>
+        <w:lastRenderedPageBreak/>
         <w:t>FR42</w:t>
       </w:r>
       <w:r>
@@ -10896,7 +10911,7 @@
           <w:sz w:val="26"/>
           <w:u w:val="thick" w:color="2D2D2D"/>
         </w:rPr>
-        <w:t> </w:t>
+        <w:t xml:space="preserve"> </w:t>
       </w:r>
       <w:r>
         <w:rPr>
@@ -10915,7 +10930,7 @@
           <w:sz w:val="26"/>
           <w:u w:val="thick" w:color="2D2D2D"/>
         </w:rPr>
-        <w:t> </w:t>
+        <w:t xml:space="preserve"> </w:t>
       </w:r>
       <w:r>
         <w:rPr>
@@ -10934,7 +10949,7 @@
           <w:sz w:val="26"/>
           <w:u w:val="thick" w:color="2D2D2D"/>
         </w:rPr>
-        <w:t> </w:t>
+        <w:t xml:space="preserve"> </w:t>
       </w:r>
       <w:r>
         <w:rPr>
@@ -10953,7 +10968,7 @@
           <w:w w:val="150"/>
           <w:sz w:val="26"/>
         </w:rPr>
-        <w:t> </w:t>
+        <w:t xml:space="preserve"> </w:t>
       </w:r>
       <w:r>
         <w:rPr>
@@ -10968,7 +10983,7 @@
           <w:spacing w:val="-8"/>
           <w:sz w:val="26"/>
         </w:rPr>
-        <w:t> </w:t>
+        <w:t xml:space="preserve"> </w:t>
       </w:r>
       <w:r>
         <w:rPr>
@@ -10983,7 +10998,7 @@
           <w:spacing w:val="-11"/>
           <w:sz w:val="26"/>
         </w:rPr>
-        <w:t> </w:t>
+        <w:t xml:space="preserve"> </w:t>
       </w:r>
       <w:r>
         <w:rPr>
@@ -10998,15 +11013,25 @@
           <w:spacing w:val="-9"/>
           <w:sz w:val="26"/>
         </w:rPr>
-        <w:t> </w:t>
-      </w:r>
+        <w:t xml:space="preserve"> </w:t>
+      </w:r>
+      <w:proofErr w:type="spellStart"/>
       <w:r>
         <w:rPr>
           <w:color w:val="2D2D2D"/>
           <w:spacing w:val="-4"/>
           <w:sz w:val="26"/>
         </w:rPr>
-        <w:t>Muho)</w:t>
+        <w:t>Muho</w:t>
+      </w:r>
+      <w:proofErr w:type="spellEnd"/>
+      <w:r>
+        <w:rPr>
+          <w:color w:val="2D2D2D"/>
+          <w:spacing w:val="-4"/>
+          <w:sz w:val="26"/>
+        </w:rPr>
+        <w:t>)</w:t>
       </w:r>
     </w:p>
     <w:p>
@@ -11030,10 +11055,11 @@
       <w:r>
         <w:rPr>
           <w:b w:val="0"/>
+          <w:noProof/>
           <w:sz w:val="20"/>
         </w:rPr>
         <w:drawing>
-          <wp:anchor distT="0" distB="0" distL="0" distR="0" allowOverlap="1" layoutInCell="1" locked="0" behindDoc="1" simplePos="0" relativeHeight="487608832">
+          <wp:anchor distT="0" distB="0" distL="0" distR="0" simplePos="0" relativeHeight="487608832" behindDoc="1" locked="0" layoutInCell="1" allowOverlap="1" wp14:anchorId="00FDE78C" wp14:editId="00FDE78D">
             <wp:simplePos x="0" y="0"/>
             <wp:positionH relativeFrom="page">
               <wp:posOffset>1385569</wp:posOffset>
@@ -11046,17 +11072,17 @@
             <wp:wrapTopAndBottom/>
             <wp:docPr id="42" name="Image 42"/>
             <wp:cNvGraphicFramePr>
-              <a:graphicFrameLocks/>
+              <a:graphicFrameLocks xmlns:a="http://schemas.openxmlformats.org/drawingml/2006/main"/>
             </wp:cNvGraphicFramePr>
-            <a:graphic>
+            <a:graphic xmlns:a="http://schemas.openxmlformats.org/drawingml/2006/main">
               <a:graphicData uri="http://schemas.openxmlformats.org/drawingml/2006/picture">
-                <pic:pic>
+                <pic:pic xmlns:pic="http://schemas.openxmlformats.org/drawingml/2006/picture">
                   <pic:nvPicPr>
                     <pic:cNvPr id="42" name="Image 42"/>
                     <pic:cNvPicPr/>
                   </pic:nvPicPr>
                   <pic:blipFill>
-                    <a:blip r:embed="rId46" cstate="print"/>
+                    <a:blip r:embed="rId45" cstate="print"/>
                     <a:stretch>
                       <a:fillRect/>
                     </a:stretch>
@@ -11089,9 +11115,7 @@
     </w:p>
     <w:p>
       <w:pPr>
-        <w:spacing w:before="0"/>
-        <w:ind w:left="424" w:right="0" w:firstLine="0"/>
-        <w:jc w:val="left"/>
+        <w:ind w:left="424"/>
         <w:rPr>
           <w:sz w:val="26"/>
         </w:rPr>
@@ -11111,7 +11135,7 @@
           <w:sz w:val="26"/>
           <w:u w:val="thick"/>
         </w:rPr>
-        <w:t> </w:t>
+        <w:t xml:space="preserve"> </w:t>
       </w:r>
       <w:r>
         <w:rPr>
@@ -11128,7 +11152,7 @@
           <w:sz w:val="26"/>
           <w:u w:val="thick"/>
         </w:rPr>
-        <w:t> </w:t>
+        <w:t xml:space="preserve"> </w:t>
       </w:r>
       <w:r>
         <w:rPr>
@@ -11145,7 +11169,7 @@
           <w:sz w:val="26"/>
           <w:u w:val="thick"/>
         </w:rPr>
-        <w:t> </w:t>
+        <w:t xml:space="preserve"> </w:t>
       </w:r>
       <w:r>
         <w:rPr>
@@ -11161,7 +11185,7 @@
           <w:spacing w:val="75"/>
           <w:sz w:val="26"/>
         </w:rPr>
-        <w:t> </w:t>
+        <w:t xml:space="preserve"> </w:t>
       </w:r>
       <w:r>
         <w:rPr>
@@ -11176,7 +11200,7 @@
           <w:spacing w:val="-8"/>
           <w:sz w:val="26"/>
         </w:rPr>
-        <w:t> </w:t>
+        <w:t xml:space="preserve"> </w:t>
       </w:r>
       <w:r>
         <w:rPr>
@@ -11191,7 +11215,7 @@
           <w:spacing w:val="-11"/>
           <w:sz w:val="26"/>
         </w:rPr>
-        <w:t> </w:t>
+        <w:t xml:space="preserve"> </w:t>
       </w:r>
       <w:r>
         <w:rPr>
@@ -11206,15 +11230,25 @@
           <w:spacing w:val="-10"/>
           <w:sz w:val="26"/>
         </w:rPr>
-        <w:t> </w:t>
-      </w:r>
+        <w:t xml:space="preserve"> </w:t>
+      </w:r>
+      <w:proofErr w:type="spellStart"/>
       <w:r>
         <w:rPr>
           <w:color w:val="2D2D2D"/>
           <w:spacing w:val="-4"/>
           <w:sz w:val="26"/>
         </w:rPr>
-        <w:t>Muho)</w:t>
+        <w:t>Muho</w:t>
+      </w:r>
+      <w:proofErr w:type="spellEnd"/>
+      <w:r>
+        <w:rPr>
+          <w:color w:val="2D2D2D"/>
+          <w:spacing w:val="-4"/>
+          <w:sz w:val="26"/>
+        </w:rPr>
+        <w:t>)</w:t>
       </w:r>
     </w:p>
     <w:p>
@@ -11238,10 +11272,11 @@
       <w:r>
         <w:rPr>
           <w:b w:val="0"/>
+          <w:noProof/>
           <w:sz w:val="20"/>
         </w:rPr>
         <w:drawing>
-          <wp:anchor distT="0" distB="0" distL="0" distR="0" allowOverlap="1" layoutInCell="1" locked="0" behindDoc="1" simplePos="0" relativeHeight="487609344">
+          <wp:anchor distT="0" distB="0" distL="0" distR="0" simplePos="0" relativeHeight="487609344" behindDoc="1" locked="0" layoutInCell="1" allowOverlap="1" wp14:anchorId="00FDE78E" wp14:editId="00FDE78F">
             <wp:simplePos x="0" y="0"/>
             <wp:positionH relativeFrom="page">
               <wp:posOffset>1384300</wp:posOffset>
@@ -11254,17 +11289,17 @@
             <wp:wrapTopAndBottom/>
             <wp:docPr id="43" name="Image 43"/>
             <wp:cNvGraphicFramePr>
-              <a:graphicFrameLocks/>
+              <a:graphicFrameLocks xmlns:a="http://schemas.openxmlformats.org/drawingml/2006/main"/>
             </wp:cNvGraphicFramePr>
-            <a:graphic>
+            <a:graphic xmlns:a="http://schemas.openxmlformats.org/drawingml/2006/main">
               <a:graphicData uri="http://schemas.openxmlformats.org/drawingml/2006/picture">
-                <pic:pic>
+                <pic:pic xmlns:pic="http://schemas.openxmlformats.org/drawingml/2006/picture">
                   <pic:nvPicPr>
                     <pic:cNvPr id="43" name="Image 43"/>
                     <pic:cNvPicPr/>
                   </pic:nvPicPr>
                   <pic:blipFill>
-                    <a:blip r:embed="rId47" cstate="print"/>
+                    <a:blip r:embed="rId46" cstate="print"/>
                     <a:stretch>
                       <a:fillRect/>
                     </a:stretch>
@@ -11287,21 +11322,22 @@
     </w:p>
     <w:sectPr>
       <w:pgSz w:w="11910" w:h="16840"/>
-      <w:pgMar w:top="1360" w:bottom="280" w:left="992" w:right="1133"/>
+      <w:pgMar w:top="1360" w:right="1133" w:bottom="280" w:left="992" w:header="720" w:footer="720" w:gutter="0"/>
+      <w:cols w:space="720"/>
     </w:sectPr>
   </w:body>
 </w:document>
 </file>
 
 <file path=word/styles.xml><?xml version="1.0" encoding="utf-8"?>
-<w:styles xmlns:r="http://schemas.openxmlformats.org/officeDocument/2006/relationships" xmlns:w="http://schemas.openxmlformats.org/wordprocessingml/2006/main">
+<w:styles xmlns:mc="http://schemas.openxmlformats.org/markup-compatibility/2006" xmlns:r="http://schemas.openxmlformats.org/officeDocument/2006/relationships" xmlns:w="http://schemas.openxmlformats.org/wordprocessingml/2006/main" xmlns:w14="http://schemas.microsoft.com/office/word/2010/wordml" xmlns:w15="http://schemas.microsoft.com/office/word/2012/wordml" xmlns:w16cid="http://schemas.microsoft.com/office/word/2016/wordml/cid" xmlns:w16se="http://schemas.microsoft.com/office/word/2015/wordml/symex" mc:Ignorable="w14 w15 w16se w16cid">
   <w:docDefaults>
     <w:rPrDefault>
       <w:rPr>
-        <w:rFonts w:cstheme="minorBidi" w:hAnsiTheme="minorHAnsi" w:eastAsiaTheme="minorHAnsi" w:asciiTheme="minorHAnsi"/>
+        <w:rFonts w:asciiTheme="minorHAnsi" w:eastAsiaTheme="minorHAnsi" w:hAnsiTheme="minorHAnsi" w:cstheme="minorBidi"/>
         <w:sz w:val="22"/>
         <w:szCs w:val="22"/>
-        <w:lang w:val="en-US" w:bidi="ar-SA" w:eastAsia="en-US"/>
+        <w:lang w:val="en-US" w:eastAsia="en-US" w:bidi="ar-SA"/>
       </w:rPr>
     </w:rPrDefault>
     <w:pPrDefault>
@@ -11309,69 +11345,436 @@
         <w:widowControl w:val="0"/>
         <w:autoSpaceDE w:val="0"/>
         <w:autoSpaceDN w:val="0"/>
-        <w:spacing w:lineRule="auto" w:line="240" w:before="0" w:after="0"/>
-        <w:ind w:left="0" w:right="0"/>
-        <w:jc w:val="left"/>
       </w:pPr>
     </w:pPrDefault>
   </w:docDefaults>
-  <w:style w:styleId="DefaultParagraphFont" w:default="1" w:type="character">
+  <w:latentStyles w:defLockedState="0" w:defUIPriority="99" w:defSemiHidden="0" w:defUnhideWhenUsed="0" w:defQFormat="0" w:count="375">
+    <w:lsdException w:name="Normal" w:uiPriority="0" w:qFormat="1"/>
+    <w:lsdException w:name="heading 1" w:uiPriority="9" w:qFormat="1"/>
+    <w:lsdException w:name="heading 2" w:semiHidden="1" w:uiPriority="9" w:unhideWhenUsed="1" w:qFormat="1"/>
+    <w:lsdException w:name="heading 3" w:semiHidden="1" w:uiPriority="9" w:unhideWhenUsed="1" w:qFormat="1"/>
+    <w:lsdException w:name="heading 4" w:semiHidden="1" w:uiPriority="9" w:unhideWhenUsed="1" w:qFormat="1"/>
+    <w:lsdException w:name="heading 5" w:semiHidden="1" w:uiPriority="9" w:unhideWhenUsed="1" w:qFormat="1"/>
+    <w:lsdException w:name="heading 6" w:semiHidden="1" w:uiPriority="9" w:unhideWhenUsed="1" w:qFormat="1"/>
+    <w:lsdException w:name="heading 7" w:semiHidden="1" w:uiPriority="9" w:unhideWhenUsed="1" w:qFormat="1"/>
+    <w:lsdException w:name="heading 8" w:semiHidden="1" w:uiPriority="9" w:unhideWhenUsed="1" w:qFormat="1"/>
+    <w:lsdException w:name="heading 9" w:semiHidden="1" w:uiPriority="9" w:unhideWhenUsed="1" w:qFormat="1"/>
+    <w:lsdException w:name="index 1" w:semiHidden="1" w:unhideWhenUsed="1"/>
+    <w:lsdException w:name="index 2" w:semiHidden="1" w:unhideWhenUsed="1"/>
+    <w:lsdException w:name="index 3" w:semiHidden="1" w:unhideWhenUsed="1"/>
+    <w:lsdException w:name="index 4" w:semiHidden="1" w:unhideWhenUsed="1"/>
+    <w:lsdException w:name="index 5" w:semiHidden="1" w:unhideWhenUsed="1"/>
+    <w:lsdException w:name="index 6" w:semiHidden="1" w:unhideWhenUsed="1"/>
+    <w:lsdException w:name="index 7" w:semiHidden="1" w:unhideWhenUsed="1"/>
+    <w:lsdException w:name="index 8" w:semiHidden="1" w:unhideWhenUsed="1"/>
+    <w:lsdException w:name="index 9" w:semiHidden="1" w:unhideWhenUsed="1"/>
+    <w:lsdException w:name="toc 1" w:semiHidden="1" w:uiPriority="39" w:unhideWhenUsed="1"/>
+    <w:lsdException w:name="toc 2" w:semiHidden="1" w:uiPriority="39" w:unhideWhenUsed="1"/>
+    <w:lsdException w:name="toc 3" w:semiHidden="1" w:uiPriority="39" w:unhideWhenUsed="1"/>
+    <w:lsdException w:name="toc 4" w:semiHidden="1" w:uiPriority="39" w:unhideWhenUsed="1"/>
+    <w:lsdException w:name="toc 5" w:semiHidden="1" w:uiPriority="39" w:unhideWhenUsed="1"/>
+    <w:lsdException w:name="toc 6" w:semiHidden="1" w:uiPriority="39" w:unhideWhenUsed="1"/>
+    <w:lsdException w:name="toc 7" w:semiHidden="1" w:uiPriority="39" w:unhideWhenUsed="1"/>
+    <w:lsdException w:name="toc 8" w:semiHidden="1" w:uiPriority="39" w:unhideWhenUsed="1"/>
+    <w:lsdException w:name="toc 9" w:semiHidden="1" w:uiPriority="39" w:unhideWhenUsed="1"/>
+    <w:lsdException w:name="Normal Indent" w:semiHidden="1" w:unhideWhenUsed="1"/>
+    <w:lsdException w:name="footnote text" w:semiHidden="1" w:unhideWhenUsed="1"/>
+    <w:lsdException w:name="annotation text" w:semiHidden="1" w:unhideWhenUsed="1"/>
+    <w:lsdException w:name="header" w:semiHidden="1" w:unhideWhenUsed="1"/>
+    <w:lsdException w:name="footer" w:semiHidden="1" w:unhideWhenUsed="1"/>
+    <w:lsdException w:name="index heading" w:semiHidden="1" w:unhideWhenUsed="1"/>
+    <w:lsdException w:name="caption" w:semiHidden="1" w:uiPriority="35" w:unhideWhenUsed="1" w:qFormat="1"/>
+    <w:lsdException w:name="table of figures" w:semiHidden="1" w:unhideWhenUsed="1"/>
+    <w:lsdException w:name="envelope address" w:semiHidden="1" w:unhideWhenUsed="1"/>
+    <w:lsdException w:name="envelope return" w:semiHidden="1" w:unhideWhenUsed="1"/>
+    <w:lsdException w:name="footnote reference" w:semiHidden="1" w:unhideWhenUsed="1"/>
+    <w:lsdException w:name="annotation reference" w:semiHidden="1" w:unhideWhenUsed="1"/>
+    <w:lsdException w:name="line number" w:semiHidden="1" w:unhideWhenUsed="1"/>
+    <w:lsdException w:name="page number" w:semiHidden="1" w:unhideWhenUsed="1"/>
+    <w:lsdException w:name="endnote reference" w:semiHidden="1" w:unhideWhenUsed="1"/>
+    <w:lsdException w:name="endnote text" w:semiHidden="1" w:unhideWhenUsed="1"/>
+    <w:lsdException w:name="table of authorities" w:semiHidden="1" w:unhideWhenUsed="1"/>
+    <w:lsdException w:name="macro" w:semiHidden="1" w:unhideWhenUsed="1"/>
+    <w:lsdException w:name="toa heading" w:semiHidden="1" w:unhideWhenUsed="1"/>
+    <w:lsdException w:name="List" w:semiHidden="1" w:unhideWhenUsed="1"/>
+    <w:lsdException w:name="List Bullet" w:semiHidden="1" w:unhideWhenUsed="1"/>
+    <w:lsdException w:name="List Number" w:semiHidden="1" w:unhideWhenUsed="1"/>
+    <w:lsdException w:name="List 2" w:semiHidden="1" w:unhideWhenUsed="1"/>
+    <w:lsdException w:name="List 3" w:semiHidden="1" w:unhideWhenUsed="1"/>
+    <w:lsdException w:name="List 4" w:semiHidden="1" w:unhideWhenUsed="1"/>
+    <w:lsdException w:name="List 5" w:semiHidden="1" w:unhideWhenUsed="1"/>
+    <w:lsdException w:name="List Bullet 2" w:semiHidden="1" w:unhideWhenUsed="1"/>
+    <w:lsdException w:name="List Bullet 3" w:semiHidden="1" w:unhideWhenUsed="1"/>
+    <w:lsdException w:name="List Bullet 4" w:semiHidden="1" w:unhideWhenUsed="1"/>
+    <w:lsdException w:name="List Bullet 5" w:semiHidden="1" w:unhideWhenUsed="1"/>
+    <w:lsdException w:name="List Number 2" w:semiHidden="1" w:unhideWhenUsed="1"/>
+    <w:lsdException w:name="List Number 3" w:semiHidden="1" w:unhideWhenUsed="1"/>
+    <w:lsdException w:name="List Number 4" w:semiHidden="1" w:unhideWhenUsed="1"/>
+    <w:lsdException w:name="List Number 5" w:semiHidden="1" w:unhideWhenUsed="1"/>
+    <w:lsdException w:name="Title" w:uiPriority="10" w:qFormat="1"/>
+    <w:lsdException w:name="Closing" w:semiHidden="1" w:unhideWhenUsed="1"/>
+    <w:lsdException w:name="Signature" w:semiHidden="1" w:unhideWhenUsed="1"/>
+    <w:lsdException w:name="Default Paragraph Font" w:semiHidden="1" w:uiPriority="1" w:unhideWhenUsed="1"/>
+    <w:lsdException w:name="Body Text" w:semiHidden="1" w:unhideWhenUsed="1"/>
+    <w:lsdException w:name="Body Text Indent" w:semiHidden="1" w:unhideWhenUsed="1"/>
+    <w:lsdException w:name="List Continue" w:semiHidden="1" w:unhideWhenUsed="1"/>
+    <w:lsdException w:name="List Continue 2" w:semiHidden="1" w:unhideWhenUsed="1"/>
+    <w:lsdException w:name="List Continue 3" w:semiHidden="1" w:unhideWhenUsed="1"/>
+    <w:lsdException w:name="List Continue 4" w:semiHidden="1" w:unhideWhenUsed="1"/>
+    <w:lsdException w:name="List Continue 5" w:semiHidden="1" w:unhideWhenUsed="1"/>
+    <w:lsdException w:name="Message Header" w:semiHidden="1" w:unhideWhenUsed="1"/>
+    <w:lsdException w:name="Subtitle" w:uiPriority="11" w:qFormat="1"/>
+    <w:lsdException w:name="Salutation" w:semiHidden="1" w:unhideWhenUsed="1"/>
+    <w:lsdException w:name="Date" w:semiHidden="1" w:unhideWhenUsed="1"/>
+    <w:lsdException w:name="Body Text First Indent" w:semiHidden="1" w:unhideWhenUsed="1"/>
+    <w:lsdException w:name="Body Text First Indent 2" w:semiHidden="1" w:unhideWhenUsed="1"/>
+    <w:lsdException w:name="Note Heading" w:semiHidden="1" w:unhideWhenUsed="1"/>
+    <w:lsdException w:name="Body Text 2" w:semiHidden="1" w:unhideWhenUsed="1"/>
+    <w:lsdException w:name="Body Text 3" w:semiHidden="1" w:unhideWhenUsed="1"/>
+    <w:lsdException w:name="Body Text Indent 2" w:semiHidden="1" w:unhideWhenUsed="1"/>
+    <w:lsdException w:name="Body Text Indent 3" w:semiHidden="1" w:unhideWhenUsed="1"/>
+    <w:lsdException w:name="Block Text" w:semiHidden="1" w:unhideWhenUsed="1"/>
+    <w:lsdException w:name="Hyperlink" w:semiHidden="1" w:unhideWhenUsed="1"/>
+    <w:lsdException w:name="FollowedHyperlink" w:semiHidden="1" w:unhideWhenUsed="1"/>
+    <w:lsdException w:name="Strong" w:uiPriority="22" w:qFormat="1"/>
+    <w:lsdException w:name="Emphasis" w:uiPriority="20" w:qFormat="1"/>
+    <w:lsdException w:name="Document Map" w:semiHidden="1" w:unhideWhenUsed="1"/>
+    <w:lsdException w:name="Plain Text" w:semiHidden="1" w:unhideWhenUsed="1"/>
+    <w:lsdException w:name="E-mail Signature" w:semiHidden="1" w:unhideWhenUsed="1"/>
+    <w:lsdException w:name="HTML Top of Form" w:semiHidden="1" w:unhideWhenUsed="1"/>
+    <w:lsdException w:name="HTML Bottom of Form" w:semiHidden="1" w:unhideWhenUsed="1"/>
+    <w:lsdException w:name="Normal (Web)" w:semiHidden="1" w:unhideWhenUsed="1"/>
+    <w:lsdException w:name="HTML Acronym" w:semiHidden="1" w:unhideWhenUsed="1"/>
+    <w:lsdException w:name="HTML Address" w:semiHidden="1" w:unhideWhenUsed="1"/>
+    <w:lsdException w:name="HTML Cite" w:semiHidden="1" w:unhideWhenUsed="1"/>
+    <w:lsdException w:name="HTML Code" w:semiHidden="1" w:unhideWhenUsed="1"/>
+    <w:lsdException w:name="HTML Definition" w:semiHidden="1" w:unhideWhenUsed="1"/>
+    <w:lsdException w:name="HTML Keyboard" w:semiHidden="1" w:unhideWhenUsed="1"/>
+    <w:lsdException w:name="HTML Preformatted" w:semiHidden="1" w:unhideWhenUsed="1"/>
+    <w:lsdException w:name="HTML Sample" w:semiHidden="1" w:unhideWhenUsed="1"/>
+    <w:lsdException w:name="HTML Typewriter" w:semiHidden="1" w:unhideWhenUsed="1"/>
+    <w:lsdException w:name="HTML Variable" w:semiHidden="1" w:unhideWhenUsed="1"/>
+    <w:lsdException w:name="Normal Table" w:semiHidden="1" w:unhideWhenUsed="1"/>
+    <w:lsdException w:name="annotation subject" w:semiHidden="1" w:unhideWhenUsed="1"/>
+    <w:lsdException w:name="No List" w:semiHidden="1" w:unhideWhenUsed="1"/>
+    <w:lsdException w:name="Outline List 1" w:semiHidden="1" w:unhideWhenUsed="1"/>
+    <w:lsdException w:name="Outline List 2" w:semiHidden="1" w:unhideWhenUsed="1"/>
+    <w:lsdException w:name="Outline List 3" w:semiHidden="1" w:unhideWhenUsed="1"/>
+    <w:lsdException w:name="Table Simple 1" w:semiHidden="1" w:unhideWhenUsed="1"/>
+    <w:lsdException w:name="Table Simple 2" w:semiHidden="1" w:unhideWhenUsed="1"/>
+    <w:lsdException w:name="Table Simple 3" w:semiHidden="1" w:unhideWhenUsed="1"/>
+    <w:lsdException w:name="Table Classic 1" w:semiHidden="1" w:unhideWhenUsed="1"/>
+    <w:lsdException w:name="Table Classic 2" w:semiHidden="1" w:unhideWhenUsed="1"/>
+    <w:lsdException w:name="Table Classic 3" w:semiHidden="1" w:unhideWhenUsed="1"/>
+    <w:lsdException w:name="Table Classic 4" w:semiHidden="1" w:unhideWhenUsed="1"/>
+    <w:lsdException w:name="Table Colorful 1" w:semiHidden="1" w:unhideWhenUsed="1"/>
+    <w:lsdException w:name="Table Colorful 2" w:semiHidden="1" w:unhideWhenUsed="1"/>
+    <w:lsdException w:name="Table Colorful 3" w:semiHidden="1" w:unhideWhenUsed="1"/>
+    <w:lsdException w:name="Table Columns 1" w:semiHidden="1" w:unhideWhenUsed="1"/>
+    <w:lsdException w:name="Table Columns 2" w:semiHidden="1" w:unhideWhenUsed="1"/>
+    <w:lsdException w:name="Table Columns 3" w:semiHidden="1" w:unhideWhenUsed="1"/>
+    <w:lsdException w:name="Table Columns 4" w:semiHidden="1" w:unhideWhenUsed="1"/>
+    <w:lsdException w:name="Table Columns 5" w:semiHidden="1" w:unhideWhenUsed="1"/>
+    <w:lsdException w:name="Table Grid 1" w:semiHidden="1" w:unhideWhenUsed="1"/>
+    <w:lsdException w:name="Table Grid 2" w:semiHidden="1" w:unhideWhenUsed="1"/>
+    <w:lsdException w:name="Table Grid 3" w:semiHidden="1" w:unhideWhenUsed="1"/>
+    <w:lsdException w:name="Table Grid 4" w:semiHidden="1" w:unhideWhenUsed="1"/>
+    <w:lsdException w:name="Table Grid 5" w:semiHidden="1" w:unhideWhenUsed="1"/>
+    <w:lsdException w:name="Table Grid 6" w:semiHidden="1" w:unhideWhenUsed="1"/>
+    <w:lsdException w:name="Table Grid 7" w:semiHidden="1" w:unhideWhenUsed="1"/>
+    <w:lsdException w:name="Table Grid 8" w:semiHidden="1" w:unhideWhenUsed="1"/>
+    <w:lsdException w:name="Table List 1" w:semiHidden="1" w:unhideWhenUsed="1"/>
+    <w:lsdException w:name="Table List 2" w:semiHidden="1" w:unhideWhenUsed="1"/>
+    <w:lsdException w:name="Table List 3" w:semiHidden="1" w:unhideWhenUsed="1"/>
+    <w:lsdException w:name="Table List 4" w:semiHidden="1" w:unhideWhenUsed="1"/>
+    <w:lsdException w:name="Table List 5" w:semiHidden="1" w:unhideWhenUsed="1"/>
+    <w:lsdException w:name="Table List 6" w:semiHidden="1" w:unhideWhenUsed="1"/>
+    <w:lsdException w:name="Table List 7" w:semiHidden="1" w:unhideWhenUsed="1"/>
+    <w:lsdException w:name="Table List 8" w:semiHidden="1" w:unhideWhenUsed="1"/>
+    <w:lsdException w:name="Table 3D effects 1" w:semiHidden="1" w:unhideWhenUsed="1"/>
+    <w:lsdException w:name="Table 3D effects 2" w:semiHidden="1" w:unhideWhenUsed="1"/>
+    <w:lsdException w:name="Table 3D effects 3" w:semiHidden="1" w:unhideWhenUsed="1"/>
+    <w:lsdException w:name="Table Contemporary" w:semiHidden="1" w:unhideWhenUsed="1"/>
+    <w:lsdException w:name="Table Elegant" w:semiHidden="1" w:unhideWhenUsed="1"/>
+    <w:lsdException w:name="Table Professional" w:semiHidden="1" w:unhideWhenUsed="1"/>
+    <w:lsdException w:name="Table Subtle 1" w:semiHidden="1" w:unhideWhenUsed="1"/>
+    <w:lsdException w:name="Table Subtle 2" w:semiHidden="1" w:unhideWhenUsed="1"/>
+    <w:lsdException w:name="Table Web 1" w:semiHidden="1" w:unhideWhenUsed="1"/>
+    <w:lsdException w:name="Table Web 2" w:semiHidden="1" w:unhideWhenUsed="1"/>
+    <w:lsdException w:name="Table Web 3" w:semiHidden="1" w:unhideWhenUsed="1"/>
+    <w:lsdException w:name="Balloon Text" w:semiHidden="1" w:unhideWhenUsed="1"/>
+    <w:lsdException w:name="Table Grid" w:uiPriority="39"/>
+    <w:lsdException w:name="Table Theme" w:semiHidden="1" w:unhideWhenUsed="1"/>
+    <w:lsdException w:name="Placeholder Text" w:semiHidden="1"/>
+    <w:lsdException w:name="No Spacing" w:uiPriority="1" w:qFormat="1"/>
+    <w:lsdException w:name="Light Shading" w:uiPriority="60"/>
+    <w:lsdException w:name="Light List" w:uiPriority="61"/>
+    <w:lsdException w:name="Light Grid" w:uiPriority="62"/>
+    <w:lsdException w:name="Medium Shading 1" w:uiPriority="63"/>
+    <w:lsdException w:name="Medium Shading 2" w:uiPriority="64"/>
+    <w:lsdException w:name="Medium List 1" w:uiPriority="65"/>
+    <w:lsdException w:name="Medium List 2" w:uiPriority="66"/>
+    <w:lsdException w:name="Medium Grid 1" w:uiPriority="67"/>
+    <w:lsdException w:name="Medium Grid 2" w:uiPriority="68"/>
+    <w:lsdException w:name="Medium Grid 3" w:uiPriority="69"/>
+    <w:lsdException w:name="Dark List" w:uiPriority="70"/>
+    <w:lsdException w:name="Colorful Shading" w:uiPriority="71"/>
+    <w:lsdException w:name="Colorful List" w:uiPriority="72"/>
+    <w:lsdException w:name="Colorful Grid" w:uiPriority="73"/>
+    <w:lsdException w:name="Light Shading Accent 1" w:uiPriority="60"/>
+    <w:lsdException w:name="Light List Accent 1" w:uiPriority="61"/>
+    <w:lsdException w:name="Light Grid Accent 1" w:uiPriority="62"/>
+    <w:lsdException w:name="Medium Shading 1 Accent 1" w:uiPriority="63"/>
+    <w:lsdException w:name="Medium Shading 2 Accent 1" w:uiPriority="64"/>
+    <w:lsdException w:name="Medium List 1 Accent 1" w:uiPriority="65"/>
+    <w:lsdException w:name="Revision" w:semiHidden="1"/>
+    <w:lsdException w:name="List Paragraph" w:uiPriority="34" w:qFormat="1"/>
+    <w:lsdException w:name="Quote" w:uiPriority="29" w:qFormat="1"/>
+    <w:lsdException w:name="Intense Quote" w:uiPriority="30" w:qFormat="1"/>
+    <w:lsdException w:name="Medium List 2 Accent 1" w:uiPriority="66"/>
+    <w:lsdException w:name="Medium Grid 1 Accent 1" w:uiPriority="67"/>
+    <w:lsdException w:name="Medium Grid 2 Accent 1" w:uiPriority="68"/>
+    <w:lsdException w:name="Medium Grid 3 Accent 1" w:uiPriority="69"/>
+    <w:lsdException w:name="Dark List Accent 1" w:uiPriority="70"/>
+    <w:lsdException w:name="Colorful Shading Accent 1" w:uiPriority="71"/>
+    <w:lsdException w:name="Colorful List Accent 1" w:uiPriority="72"/>
+    <w:lsdException w:name="Colorful Grid Accent 1" w:uiPriority="73"/>
+    <w:lsdException w:name="Light Shading Accent 2" w:uiPriority="60"/>
+    <w:lsdException w:name="Light List Accent 2" w:uiPriority="61"/>
+    <w:lsdException w:name="Light Grid Accent 2" w:uiPriority="62"/>
+    <w:lsdException w:name="Medium Shading 1 Accent 2" w:uiPriority="63"/>
+    <w:lsdException w:name="Medium Shading 2 Accent 2" w:uiPriority="64"/>
+    <w:lsdException w:name="Medium List 1 Accent 2" w:uiPriority="65"/>
+    <w:lsdException w:name="Medium List 2 Accent 2" w:uiPriority="66"/>
+    <w:lsdException w:name="Medium Grid 1 Accent 2" w:uiPriority="67"/>
+    <w:lsdException w:name="Medium Grid 2 Accent 2" w:uiPriority="68"/>
+    <w:lsdException w:name="Medium Grid 3 Accent 2" w:uiPriority="69"/>
+    <w:lsdException w:name="Dark List Accent 2" w:uiPriority="70"/>
+    <w:lsdException w:name="Colorful Shading Accent 2" w:uiPriority="71"/>
+    <w:lsdException w:name="Colorful List Accent 2" w:uiPriority="72"/>
+    <w:lsdException w:name="Colorful Grid Accent 2" w:uiPriority="73"/>
+    <w:lsdException w:name="Light Shading Accent 3" w:uiPriority="60"/>
+    <w:lsdException w:name="Light List Accent 3" w:uiPriority="61"/>
+    <w:lsdException w:name="Light Grid Accent 3" w:uiPriority="62"/>
+    <w:lsdException w:name="Medium Shading 1 Accent 3" w:uiPriority="63"/>
+    <w:lsdException w:name="Medium Shading 2 Accent 3" w:uiPriority="64"/>
+    <w:lsdException w:name="Medium List 1 Accent 3" w:uiPriority="65"/>
+    <w:lsdException w:name="Medium List 2 Accent 3" w:uiPriority="66"/>
+    <w:lsdException w:name="Medium Grid 1 Accent 3" w:uiPriority="67"/>
+    <w:lsdException w:name="Medium Grid 2 Accent 3" w:uiPriority="68"/>
+    <w:lsdException w:name="Medium Grid 3 Accent 3" w:uiPriority="69"/>
+    <w:lsdException w:name="Dark List Accent 3" w:uiPriority="70"/>
+    <w:lsdException w:name="Colorful Shading Accent 3" w:uiPriority="71"/>
+    <w:lsdException w:name="Colorful List Accent 3" w:uiPriority="72"/>
+    <w:lsdException w:name="Colorful Grid Accent 3" w:uiPriority="73"/>
+    <w:lsdException w:name="Light Shading Accent 4" w:uiPriority="60"/>
+    <w:lsdException w:name="Light List Accent 4" w:uiPriority="61"/>
+    <w:lsdException w:name="Light Grid Accent 4" w:uiPriority="62"/>
+    <w:lsdException w:name="Medium Shading 1 Accent 4" w:uiPriority="63"/>
+    <w:lsdException w:name="Medium Shading 2 Accent 4" w:uiPriority="64"/>
+    <w:lsdException w:name="Medium List 1 Accent 4" w:uiPriority="65"/>
+    <w:lsdException w:name="Medium List 2 Accent 4" w:uiPriority="66"/>
+    <w:lsdException w:name="Medium Grid 1 Accent 4" w:uiPriority="67"/>
+    <w:lsdException w:name="Medium Grid 2 Accent 4" w:uiPriority="68"/>
+    <w:lsdException w:name="Medium Grid 3 Accent 4" w:uiPriority="69"/>
+    <w:lsdException w:name="Dark List Accent 4" w:uiPriority="70"/>
+    <w:lsdException w:name="Colorful Shading Accent 4" w:uiPriority="71"/>
+    <w:lsdException w:name="Colorful List Accent 4" w:uiPriority="72"/>
+    <w:lsdException w:name="Colorful Grid Accent 4" w:uiPriority="73"/>
+    <w:lsdException w:name="Light Shading Accent 5" w:uiPriority="60"/>
+    <w:lsdException w:name="Light List Accent 5" w:uiPriority="61"/>
+    <w:lsdException w:name="Light Grid Accent 5" w:uiPriority="62"/>
+    <w:lsdException w:name="Medium Shading 1 Accent 5" w:uiPriority="63"/>
+    <w:lsdException w:name="Medium Shading 2 Accent 5" w:uiPriority="64"/>
+    <w:lsdException w:name="Medium List 1 Accent 5" w:uiPriority="65"/>
+    <w:lsdException w:name="Medium List 2 Accent 5" w:uiPriority="66"/>
+    <w:lsdException w:name="Medium Grid 1 Accent 5" w:uiPriority="67"/>
+    <w:lsdException w:name="Medium Grid 2 Accent 5" w:uiPriority="68"/>
+    <w:lsdException w:name="Medium Grid 3 Accent 5" w:uiPriority="69"/>
+    <w:lsdException w:name="Dark List Accent 5" w:uiPriority="70"/>
+    <w:lsdException w:name="Colorful Shading Accent 5" w:uiPriority="71"/>
+    <w:lsdException w:name="Colorful List Accent 5" w:uiPriority="72"/>
+    <w:lsdException w:name="Colorful Grid Accent 5" w:uiPriority="73"/>
+    <w:lsdException w:name="Light Shading Accent 6" w:uiPriority="60"/>
+    <w:lsdException w:name="Light List Accent 6" w:uiPriority="61"/>
+    <w:lsdException w:name="Light Grid Accent 6" w:uiPriority="62"/>
+    <w:lsdException w:name="Medium Shading 1 Accent 6" w:uiPriority="63"/>
+    <w:lsdException w:name="Medium Shading 2 Accent 6" w:uiPriority="64"/>
+    <w:lsdException w:name="Medium List 1 Accent 6" w:uiPriority="65"/>
+    <w:lsdException w:name="Medium List 2 Accent 6" w:uiPriority="66"/>
+    <w:lsdException w:name="Medium Grid 1 Accent 6" w:uiPriority="67"/>
+    <w:lsdException w:name="Medium Grid 2 Accent 6" w:uiPriority="68"/>
+    <w:lsdException w:name="Medium Grid 3 Accent 6" w:uiPriority="69"/>
+    <w:lsdException w:name="Dark List Accent 6" w:uiPriority="70"/>
+    <w:lsdException w:name="Colorful Shading Accent 6" w:uiPriority="71"/>
+    <w:lsdException w:name="Colorful List Accent 6" w:uiPriority="72"/>
+    <w:lsdException w:name="Colorful Grid Accent 6" w:uiPriority="73"/>
+    <w:lsdException w:name="Subtle Emphasis" w:uiPriority="19" w:qFormat="1"/>
+    <w:lsdException w:name="Intense Emphasis" w:uiPriority="21" w:qFormat="1"/>
+    <w:lsdException w:name="Subtle Reference" w:uiPriority="31" w:qFormat="1"/>
+    <w:lsdException w:name="Intense Reference" w:uiPriority="32" w:qFormat="1"/>
+    <w:lsdException w:name="Book Title" w:uiPriority="33" w:qFormat="1"/>
+    <w:lsdException w:name="Bibliography" w:semiHidden="1" w:uiPriority="37" w:unhideWhenUsed="1"/>
+    <w:lsdException w:name="TOC Heading" w:semiHidden="1" w:uiPriority="39" w:unhideWhenUsed="1" w:qFormat="1"/>
+    <w:lsdException w:name="Plain Table 1" w:uiPriority="41"/>
+    <w:lsdException w:name="Plain Table 2" w:uiPriority="42"/>
+    <w:lsdException w:name="Plain Table 3" w:uiPriority="43"/>
+    <w:lsdException w:name="Plain Table 4" w:uiPriority="44"/>
+    <w:lsdException w:name="Plain Table 5" w:uiPriority="45"/>
+    <w:lsdException w:name="Grid Table Light" w:uiPriority="40"/>
+    <w:lsdException w:name="Grid Table 1 Light" w:uiPriority="46"/>
+    <w:lsdException w:name="Grid Table 2" w:uiPriority="47"/>
+    <w:lsdException w:name="Grid Table 3" w:uiPriority="48"/>
+    <w:lsdException w:name="Grid Table 4" w:uiPriority="49"/>
+    <w:lsdException w:name="Grid Table 5 Dark" w:uiPriority="50"/>
+    <w:lsdException w:name="Grid Table 6 Colorful" w:uiPriority="51"/>
+    <w:lsdException w:name="Grid Table 7 Colorful" w:uiPriority="52"/>
+    <w:lsdException w:name="Grid Table 1 Light Accent 1" w:uiPriority="46"/>
+    <w:lsdException w:name="Grid Table 2 Accent 1" w:uiPriority="47"/>
+    <w:lsdException w:name="Grid Table 3 Accent 1" w:uiPriority="48"/>
+    <w:lsdException w:name="Grid Table 4 Accent 1" w:uiPriority="49"/>
+    <w:lsdException w:name="Grid Table 5 Dark Accent 1" w:uiPriority="50"/>
+    <w:lsdException w:name="Grid Table 6 Colorful Accent 1" w:uiPriority="51"/>
+    <w:lsdException w:name="Grid Table 7 Colorful Accent 1" w:uiPriority="52"/>
+    <w:lsdException w:name="Grid Table 1 Light Accent 2" w:uiPriority="46"/>
+    <w:lsdException w:name="Grid Table 2 Accent 2" w:uiPriority="47"/>
+    <w:lsdException w:name="Grid Table 3 Accent 2" w:uiPriority="48"/>
+    <w:lsdException w:name="Grid Table 4 Accent 2" w:uiPriority="49"/>
+    <w:lsdException w:name="Grid Table 5 Dark Accent 2" w:uiPriority="50"/>
+    <w:lsdException w:name="Grid Table 6 Colorful Accent 2" w:uiPriority="51"/>
+    <w:lsdException w:name="Grid Table 7 Colorful Accent 2" w:uiPriority="52"/>
+    <w:lsdException w:name="Grid Table 1 Light Accent 3" w:uiPriority="46"/>
+    <w:lsdException w:name="Grid Table 2 Accent 3" w:uiPriority="47"/>
+    <w:lsdException w:name="Grid Table 3 Accent 3" w:uiPriority="48"/>
+    <w:lsdException w:name="Grid Table 4 Accent 3" w:uiPriority="49"/>
+    <w:lsdException w:name="Grid Table 5 Dark Accent 3" w:uiPriority="50"/>
+    <w:lsdException w:name="Grid Table 6 Colorful Accent 3" w:uiPriority="51"/>
+    <w:lsdException w:name="Grid Table 7 Colorful Accent 3" w:uiPriority="52"/>
+    <w:lsdException w:name="Grid Table 1 Light Accent 4" w:uiPriority="46"/>
+    <w:lsdException w:name="Grid Table 2 Accent 4" w:uiPriority="47"/>
+    <w:lsdException w:name="Grid Table 3 Accent 4" w:uiPriority="48"/>
+    <w:lsdException w:name="Grid Table 4 Accent 4" w:uiPriority="49"/>
+    <w:lsdException w:name="Grid Table 5 Dark Accent 4" w:uiPriority="50"/>
+    <w:lsdException w:name="Grid Table 6 Colorful Accent 4" w:uiPriority="51"/>
+    <w:lsdException w:name="Grid Table 7 Colorful Accent 4" w:uiPriority="52"/>
+    <w:lsdException w:name="Grid Table 1 Light Accent 5" w:uiPriority="46"/>
+    <w:lsdException w:name="Grid Table 2 Accent 5" w:uiPriority="47"/>
+    <w:lsdException w:name="Grid Table 3 Accent 5" w:uiPriority="48"/>
+    <w:lsdException w:name="Grid Table 4 Accent 5" w:uiPriority="49"/>
+    <w:lsdException w:name="Grid Table 5 Dark Accent 5" w:uiPriority="50"/>
+    <w:lsdException w:name="Grid Table 6 Colorful Accent 5" w:uiPriority="51"/>
+    <w:lsdException w:name="Grid Table 7 Colorful Accent 5" w:uiPriority="52"/>
+    <w:lsdException w:name="Grid Table 1 Light Accent 6" w:uiPriority="46"/>
+    <w:lsdException w:name="Grid Table 2 Accent 6" w:uiPriority="47"/>
+    <w:lsdException w:name="Grid Table 3 Accent 6" w:uiPriority="48"/>
+    <w:lsdException w:name="Grid Table 4 Accent 6" w:uiPriority="49"/>
+    <w:lsdException w:name="Grid Table 5 Dark Accent 6" w:uiPriority="50"/>
+    <w:lsdException w:name="Grid Table 6 Colorful Accent 6" w:uiPriority="51"/>
+    <w:lsdException w:name="Grid Table 7 Colorful Accent 6" w:uiPriority="52"/>
+    <w:lsdException w:name="List Table 1 Light" w:uiPriority="46"/>
+    <w:lsdException w:name="List Table 2" w:uiPriority="47"/>
+    <w:lsdException w:name="List Table 3" w:uiPriority="48"/>
+    <w:lsdException w:name="List Table 4" w:uiPriority="49"/>
+    <w:lsdException w:name="List Table 5 Dark" w:uiPriority="50"/>
+    <w:lsdException w:name="List Table 6 Colorful" w:uiPriority="51"/>
+    <w:lsdException w:name="List Table 7 Colorful" w:uiPriority="52"/>
+    <w:lsdException w:name="List Table 1 Light Accent 1" w:uiPriority="46"/>
+    <w:lsdException w:name="List Table 2 Accent 1" w:uiPriority="47"/>
+    <w:lsdException w:name="List Table 3 Accent 1" w:uiPriority="48"/>
+    <w:lsdException w:name="List Table 4 Accent 1" w:uiPriority="49"/>
+    <w:lsdException w:name="List Table 5 Dark Accent 1" w:uiPriority="50"/>
+    <w:lsdException w:name="List Table 6 Colorful Accent 1" w:uiPriority="51"/>
+    <w:lsdException w:name="List Table 7 Colorful Accent 1" w:uiPriority="52"/>
+    <w:lsdException w:name="List Table 1 Light Accent 2" w:uiPriority="46"/>
+    <w:lsdException w:name="List Table 2 Accent 2" w:uiPriority="47"/>
+    <w:lsdException w:name="List Table 3 Accent 2" w:uiPriority="48"/>
+    <w:lsdException w:name="List Table 4 Accent 2" w:uiPriority="49"/>
+    <w:lsdException w:name="List Table 5 Dark Accent 2" w:uiPriority="50"/>
+    <w:lsdException w:name="List Table 6 Colorful Accent 2" w:uiPriority="51"/>
+    <w:lsdException w:name="List Table 7 Colorful Accent 2" w:uiPriority="52"/>
+    <w:lsdException w:name="List Table 1 Light Accent 3" w:uiPriority="46"/>
+    <w:lsdException w:name="List Table 2 Accent 3" w:uiPriority="47"/>
+    <w:lsdException w:name="List Table 3 Accent 3" w:uiPriority="48"/>
+    <w:lsdException w:name="List Table 4 Accent 3" w:uiPriority="49"/>
+    <w:lsdException w:name="List Table 5 Dark Accent 3" w:uiPriority="50"/>
+    <w:lsdException w:name="List Table 6 Colorful Accent 3" w:uiPriority="51"/>
+    <w:lsdException w:name="List Table 7 Colorful Accent 3" w:uiPriority="52"/>
+    <w:lsdException w:name="List Table 1 Light Accent 4" w:uiPriority="46"/>
+    <w:lsdException w:name="List Table 2 Accent 4" w:uiPriority="47"/>
+    <w:lsdException w:name="List Table 3 Accent 4" w:uiPriority="48"/>
+    <w:lsdException w:name="List Table 4 Accent 4" w:uiPriority="49"/>
+    <w:lsdException w:name="List Table 5 Dark Accent 4" w:uiPriority="50"/>
+    <w:lsdException w:name="List Table 6 Colorful Accent 4" w:uiPriority="51"/>
+    <w:lsdException w:name="List Table 7 Colorful Accent 4" w:uiPriority="52"/>
+    <w:lsdException w:name="List Table 1 Light Accent 5" w:uiPriority="46"/>
+    <w:lsdException w:name="List Table 2 Accent 5" w:uiPriority="47"/>
+    <w:lsdException w:name="List Table 3 Accent 5" w:uiPriority="48"/>
+    <w:lsdException w:name="List Table 4 Accent 5" w:uiPriority="49"/>
+    <w:lsdException w:name="List Table 5 Dark Accent 5" w:uiPriority="50"/>
+    <w:lsdException w:name="List Table 6 Colorful Accent 5" w:uiPriority="51"/>
+    <w:lsdException w:name="List Table 7 Colorful Accent 5" w:uiPriority="52"/>
+    <w:lsdException w:name="List Table 1 Light Accent 6" w:uiPriority="46"/>
+    <w:lsdException w:name="List Table 2 Accent 6" w:uiPriority="47"/>
+    <w:lsdException w:name="List Table 3 Accent 6" w:uiPriority="48"/>
+    <w:lsdException w:name="List Table 4 Accent 6" w:uiPriority="49"/>
+    <w:lsdException w:name="List Table 5 Dark Accent 6" w:uiPriority="50"/>
+    <w:lsdException w:name="List Table 6 Colorful Accent 6" w:uiPriority="51"/>
+    <w:lsdException w:name="List Table 7 Colorful Accent 6" w:uiPriority="52"/>
+    <w:lsdException w:name="Mention" w:semiHidden="1" w:unhideWhenUsed="1"/>
+    <w:lsdException w:name="Smart Hyperlink" w:semiHidden="1" w:unhideWhenUsed="1"/>
+    <w:lsdException w:name="Hashtag" w:semiHidden="1" w:unhideWhenUsed="1"/>
+    <w:lsdException w:name="Unresolved Mention" w:semiHidden="1" w:unhideWhenUsed="1"/>
+  </w:latentStyles>
+  <w:style w:type="paragraph" w:default="1" w:styleId="Normal">
+    <w:name w:val="Normal"/>
+    <w:qFormat/>
+    <w:rPr>
+      <w:rFonts w:ascii="Calibri" w:eastAsia="Calibri" w:hAnsi="Calibri" w:cs="Calibri"/>
+    </w:rPr>
+  </w:style>
+  <w:style w:type="character" w:default="1" w:styleId="DefaultParagraphFont">
     <w:name w:val="Default Paragraph Font"/>
     <w:uiPriority w:val="1"/>
     <w:semiHidden/>
     <w:unhideWhenUsed/>
   </w:style>
-  <w:style w:styleId="TableNormal" w:default="1" w:type="table">
-    <w:name w:val="Table Normal"/>
-    <w:uiPriority w:val="2"/>
+  <w:style w:type="table" w:default="1" w:styleId="TableNormal">
+    <w:name w:val="Normal Table"/>
+    <w:uiPriority w:val="99"/>
     <w:semiHidden/>
     <w:unhideWhenUsed/>
-    <w:qFormat/>
     <w:tblPr>
       <w:tblInd w:w="0" w:type="dxa"/>
       <w:tblCellMar>
         <w:top w:w="0" w:type="dxa"/>
-        <w:left w:w="0" w:type="dxa"/>
+        <w:left w:w="108" w:type="dxa"/>
         <w:bottom w:w="0" w:type="dxa"/>
-        <w:right w:w="0" w:type="dxa"/>
+        <w:right w:w="108" w:type="dxa"/>
       </w:tblCellMar>
     </w:tblPr>
   </w:style>
-  <w:style w:styleId="NoList" w:default="1" w:type="numbering">
+  <w:style w:type="numbering" w:default="1" w:styleId="NoList">
     <w:name w:val="No List"/>
     <w:uiPriority w:val="99"/>
     <w:semiHidden/>
     <w:unhideWhenUsed/>
   </w:style>
-  <w:style w:default="1" w:styleId="Normal" w:type="paragraph">
-    <w:name w:val="Normal"/>
-    <w:uiPriority w:val="1"/>
-    <w:qFormat/>
-    <w:pPr/>
-    <w:rPr>
-      <w:rFonts w:ascii="Calibri" w:hAnsi="Calibri" w:eastAsia="Calibri" w:cs="Calibri"/>
-      <w:lang w:val="en-US" w:eastAsia="en-US" w:bidi="ar-SA"/>
-    </w:rPr>
-  </w:style>
-  <w:style w:styleId="BodyText" w:type="paragraph">
+  <w:style w:type="paragraph" w:styleId="BodyText">
     <w:name w:val="Body Text"/>
     <w:basedOn w:val="Normal"/>
     <w:uiPriority w:val="1"/>
     <w:qFormat/>
-    <w:pPr/>
     <w:rPr>
-      <w:rFonts w:ascii="Calibri" w:hAnsi="Calibri" w:eastAsia="Calibri" w:cs="Calibri"/>
       <w:b/>
       <w:bCs/>
       <w:sz w:val="36"/>
       <w:szCs w:val="36"/>
-      <w:lang w:val="en-US" w:eastAsia="en-US" w:bidi="ar-SA"/>
     </w:rPr>
   </w:style>
-  <w:style w:styleId="Title" w:type="paragraph">
+  <w:style w:type="paragraph" w:styleId="Title">
     <w:name w:val="Title"/>
     <w:basedOn w:val="Normal"/>
-    <w:uiPriority w:val="1"/>
+    <w:uiPriority w:val="10"/>
     <w:qFormat/>
     <w:pPr>
       <w:spacing w:before="11"/>
@@ -11379,34 +11782,24 @@
       <w:jc w:val="center"/>
     </w:pPr>
     <w:rPr>
-      <w:rFonts w:ascii="Calibri" w:hAnsi="Calibri" w:eastAsia="Calibri" w:cs="Calibri"/>
       <w:b/>
       <w:bCs/>
       <w:sz w:val="38"/>
       <w:szCs w:val="38"/>
       <w:u w:val="single" w:color="000000"/>
-      <w:lang w:val="en-US" w:eastAsia="en-US" w:bidi="ar-SA"/>
     </w:rPr>
   </w:style>
-  <w:style w:styleId="ListParagraph" w:type="paragraph">
+  <w:style w:type="paragraph" w:styleId="ListParagraph">
     <w:name w:val="List Paragraph"/>
     <w:basedOn w:val="Normal"/>
     <w:uiPriority w:val="1"/>
     <w:qFormat/>
-    <w:pPr/>
-    <w:rPr>
-      <w:lang w:val="en-US" w:eastAsia="en-US" w:bidi="ar-SA"/>
-    </w:rPr>
   </w:style>
-  <w:style w:styleId="TableParagraph" w:type="paragraph">
+  <w:style w:type="paragraph" w:customStyle="1" w:styleId="TableParagraph">
     <w:name w:val="Table Paragraph"/>
     <w:basedOn w:val="Normal"/>
     <w:uiPriority w:val="1"/>
     <w:qFormat/>
-    <w:pPr/>
-    <w:rPr>
-      <w:lang w:val="en-US" w:eastAsia="en-US" w:bidi="ar-SA"/>
-    </w:rPr>
   </w:style>
 </w:styles>
 </file>

--- a/Editable Word files/Week 04-Activity and Swimlane Diagrams.docx
+++ b/Editable Word files/Week 04-Activity and Swimlane Diagrams.docx
@@ -4,181 +4,132 @@
   <w:body>
     <w:p>
       <w:pPr>
-        <w:pStyle w:val="Title"/>
-        <w:rPr>
-          <w:u w:val="none"/>
-        </w:rPr>
-      </w:pPr>
-      <w:r>
-        <w:t>Activity</w:t>
-      </w:r>
-      <w:r>
-        <w:rPr>
-          <w:spacing w:val="-22"/>
-        </w:rPr>
-        <w:t xml:space="preserve"> </w:t>
-      </w:r>
-      <w:r>
-        <w:t>and</w:t>
-      </w:r>
-      <w:r>
-        <w:rPr>
-          <w:spacing w:val="-18"/>
-        </w:rPr>
-        <w:t xml:space="preserve"> </w:t>
-      </w:r>
-      <w:r>
-        <w:t>State</w:t>
-      </w:r>
-      <w:r>
-        <w:rPr>
-          <w:spacing w:val="-19"/>
-        </w:rPr>
-        <w:t xml:space="preserve"> </w:t>
-      </w:r>
-      <w:r>
-        <w:rPr>
-          <w:spacing w:val="-2"/>
-        </w:rPr>
-        <w:t>Diagrams</w:t>
-      </w:r>
-    </w:p>
-    <w:p>
-      <w:pPr>
         <w:spacing w:before="7"/>
         <w:ind w:left="424"/>
         <w:rPr>
           <w:sz w:val="26"/>
         </w:rPr>
       </w:pPr>
-      <w:bookmarkStart w:id="0" w:name="Tenant"/>
+      <w:r>
+        <w:rPr>
+          <w:spacing w:val="-2"/>
+          <w:sz w:val="26"/>
+        </w:rPr>
+        <w:t>AC_PRS_</w:t>
+      </w:r>
+      <w:r>
+        <w:rPr>
+          <w:spacing w:val="-2"/>
+          <w:sz w:val="26"/>
+        </w:rPr>
+        <w:t>1-</w:t>
+      </w:r>
+      <w:r>
+        <w:rPr>
+          <w:spacing w:val="-11"/>
+          <w:sz w:val="26"/>
+        </w:rPr>
+        <w:t xml:space="preserve"> </w:t>
+      </w:r>
+      <w:r>
+        <w:rPr>
+          <w:spacing w:val="-2"/>
+          <w:sz w:val="26"/>
+        </w:rPr>
+        <w:t>Update</w:t>
+      </w:r>
+      <w:r>
+        <w:rPr>
+          <w:spacing w:val="-12"/>
+          <w:sz w:val="26"/>
+        </w:rPr>
+        <w:t xml:space="preserve"> </w:t>
+      </w:r>
+      <w:r>
+        <w:rPr>
+          <w:spacing w:val="-2"/>
+          <w:sz w:val="26"/>
+        </w:rPr>
+        <w:t>personal</w:t>
+      </w:r>
+      <w:r>
+        <w:rPr>
+          <w:spacing w:val="-12"/>
+          <w:sz w:val="26"/>
+        </w:rPr>
+        <w:t xml:space="preserve"> </w:t>
+      </w:r>
+      <w:r>
+        <w:rPr>
+          <w:spacing w:val="-2"/>
+          <w:sz w:val="26"/>
+        </w:rPr>
+        <w:t>information</w:t>
+      </w:r>
+      <w:r>
+        <w:rPr>
+          <w:spacing w:val="-3"/>
+          <w:sz w:val="26"/>
+        </w:rPr>
+        <w:t xml:space="preserve"> </w:t>
+      </w:r>
+      <w:r>
+        <w:rPr>
+          <w:spacing w:val="-2"/>
+          <w:sz w:val="26"/>
+        </w:rPr>
+        <w:t>(Done by:</w:t>
+      </w:r>
+      <w:r>
+        <w:rPr>
+          <w:spacing w:val="-5"/>
+          <w:sz w:val="26"/>
+        </w:rPr>
+        <w:t xml:space="preserve"> </w:t>
+      </w:r>
+      <w:r>
+        <w:rPr>
+          <w:spacing w:val="-2"/>
+          <w:sz w:val="26"/>
+        </w:rPr>
+        <w:t xml:space="preserve">Anisa </w:t>
+      </w:r>
+      <w:proofErr w:type="spellStart"/>
+      <w:r>
+        <w:rPr>
+          <w:spacing w:val="-2"/>
+          <w:sz w:val="26"/>
+        </w:rPr>
+        <w:t>Domi</w:t>
+      </w:r>
+      <w:proofErr w:type="spellEnd"/>
+      <w:r>
+        <w:rPr>
+          <w:spacing w:val="-2"/>
+          <w:sz w:val="26"/>
+        </w:rPr>
+        <w:t>)</w:t>
+      </w:r>
+    </w:p>
+    <w:p>
+      <w:pPr>
+        <w:pStyle w:val="BodyText"/>
+        <w:spacing w:before="232"/>
+        <w:rPr>
+          <w:b w:val="0"/>
+          <w:sz w:val="20"/>
+        </w:rPr>
+      </w:pPr>
+      <w:bookmarkStart w:id="0" w:name="_GoBack"/>
       <w:bookmarkEnd w:id="0"/>
       <w:r>
         <w:rPr>
-          <w:b/>
-          <w:spacing w:val="-2"/>
-          <w:sz w:val="26"/>
-          <w:u w:val="thick"/>
-        </w:rPr>
-        <w:t>FR1-</w:t>
-      </w:r>
-      <w:r>
-        <w:rPr>
-          <w:b/>
-          <w:spacing w:val="-11"/>
-          <w:sz w:val="26"/>
-          <w:u w:val="thick"/>
-        </w:rPr>
-        <w:t xml:space="preserve"> </w:t>
-      </w:r>
-      <w:r>
-        <w:rPr>
-          <w:b/>
-          <w:spacing w:val="-2"/>
-          <w:sz w:val="26"/>
-          <w:u w:val="thick"/>
-        </w:rPr>
-        <w:t>Update</w:t>
-      </w:r>
-      <w:r>
-        <w:rPr>
-          <w:b/>
-          <w:spacing w:val="-12"/>
-          <w:sz w:val="26"/>
-          <w:u w:val="thick"/>
-        </w:rPr>
-        <w:t xml:space="preserve"> </w:t>
-      </w:r>
-      <w:r>
-        <w:rPr>
-          <w:b/>
-          <w:spacing w:val="-2"/>
-          <w:sz w:val="26"/>
-          <w:u w:val="thick"/>
-        </w:rPr>
-        <w:t>personal</w:t>
-      </w:r>
-      <w:r>
-        <w:rPr>
-          <w:b/>
-          <w:spacing w:val="-12"/>
-          <w:sz w:val="26"/>
-          <w:u w:val="thick"/>
-        </w:rPr>
-        <w:t xml:space="preserve"> </w:t>
-      </w:r>
-      <w:r>
-        <w:rPr>
-          <w:b/>
-          <w:spacing w:val="-2"/>
-          <w:sz w:val="26"/>
-          <w:u w:val="thick"/>
-        </w:rPr>
-        <w:t>information</w:t>
-      </w:r>
-      <w:r>
-        <w:rPr>
-          <w:b/>
-          <w:spacing w:val="-3"/>
-          <w:sz w:val="26"/>
-        </w:rPr>
-        <w:t xml:space="preserve"> </w:t>
-      </w:r>
-      <w:r>
-        <w:rPr>
-          <w:spacing w:val="-2"/>
-          <w:sz w:val="26"/>
-        </w:rPr>
-        <w:t>(Done by:</w:t>
-      </w:r>
-      <w:r>
-        <w:rPr>
-          <w:spacing w:val="-5"/>
-          <w:sz w:val="26"/>
-        </w:rPr>
-        <w:t xml:space="preserve"> </w:t>
-      </w:r>
-      <w:r>
-        <w:rPr>
-          <w:spacing w:val="-2"/>
-          <w:sz w:val="26"/>
-        </w:rPr>
-        <w:t xml:space="preserve">Anisa </w:t>
-      </w:r>
-      <w:proofErr w:type="spellStart"/>
-      <w:r>
-        <w:rPr>
-          <w:spacing w:val="-2"/>
-          <w:sz w:val="26"/>
-        </w:rPr>
-        <w:t>Domi</w:t>
-      </w:r>
-      <w:proofErr w:type="spellEnd"/>
-      <w:r>
-        <w:rPr>
-          <w:spacing w:val="-2"/>
-          <w:sz w:val="26"/>
-        </w:rPr>
-        <w:t>)</w:t>
-      </w:r>
-    </w:p>
-    <w:p>
-      <w:pPr>
-        <w:pStyle w:val="BodyText"/>
-        <w:spacing w:before="232"/>
-        <w:rPr>
-          <w:b w:val="0"/>
-          <w:sz w:val="20"/>
-        </w:rPr>
-      </w:pPr>
-      <w:r>
-        <w:rPr>
           <w:b w:val="0"/>
           <w:noProof/>
           <w:sz w:val="20"/>
         </w:rPr>
         <w:drawing>
-          <wp:anchor distT="0" distB="0" distL="0" distR="0" simplePos="0" relativeHeight="487587840" behindDoc="1" locked="0" layoutInCell="1" allowOverlap="1" wp14:anchorId="00FDE73A" wp14:editId="00FDE73B">
+          <wp:anchor distT="0" distB="0" distL="0" distR="0" simplePos="0" relativeHeight="251577856" behindDoc="1" locked="0" layoutInCell="1" allowOverlap="1" wp14:anchorId="00FDE73A" wp14:editId="00FDE73B">
             <wp:simplePos x="0" y="0"/>
             <wp:positionH relativeFrom="page">
               <wp:posOffset>2320925</wp:posOffset>
@@ -201,7 +152,7 @@
                     <pic:cNvPicPr/>
                   </pic:nvPicPr>
                   <pic:blipFill>
-                    <a:blip r:embed="rId4" cstate="print"/>
+                    <a:blip r:embed="rId6" cstate="print"/>
                     <a:stretch>
                       <a:fillRect/>
                     </a:stretch>
@@ -241,81 +192,59 @@
       </w:pPr>
       <w:r>
         <w:rPr>
-          <w:b/>
-          <w:spacing w:val="-2"/>
-          <w:sz w:val="26"/>
-          <w:u w:val="thick"/>
-        </w:rPr>
-        <w:t>FR2</w:t>
-      </w:r>
-      <w:r>
-        <w:rPr>
-          <w:b/>
+          <w:spacing w:val="-2"/>
+          <w:sz w:val="26"/>
+        </w:rPr>
+        <w:t>AC_PRS_</w:t>
+      </w:r>
+      <w:r>
+        <w:rPr>
+          <w:spacing w:val="-2"/>
+          <w:sz w:val="26"/>
+        </w:rPr>
+        <w:t>2</w:t>
+      </w:r>
+      <w:r>
+        <w:rPr>
           <w:spacing w:val="-11"/>
           <w:sz w:val="26"/>
-          <w:u w:val="thick"/>
-        </w:rPr>
-        <w:t xml:space="preserve"> </w:t>
-      </w:r>
-      <w:r>
-        <w:rPr>
-          <w:b/>
-          <w:spacing w:val="-2"/>
-          <w:sz w:val="26"/>
-          <w:u w:val="thick"/>
+        </w:rPr>
+        <w:t xml:space="preserve"> </w:t>
+      </w:r>
+      <w:r>
+        <w:rPr>
+          <w:spacing w:val="-2"/>
+          <w:sz w:val="26"/>
         </w:rPr>
         <w:t>-</w:t>
       </w:r>
       <w:r>
         <w:rPr>
-          <w:b/>
           <w:spacing w:val="-7"/>
           <w:sz w:val="26"/>
-          <w:u w:val="thick"/>
-        </w:rPr>
-        <w:t xml:space="preserve"> </w:t>
-      </w:r>
-      <w:r>
-        <w:rPr>
-          <w:b/>
-          <w:spacing w:val="-2"/>
-          <w:sz w:val="26"/>
-          <w:u w:val="thick"/>
+        </w:rPr>
+        <w:t xml:space="preserve"> </w:t>
+      </w:r>
+      <w:r>
+        <w:rPr>
+          <w:spacing w:val="-2"/>
+          <w:sz w:val="26"/>
         </w:rPr>
         <w:t>Search</w:t>
       </w:r>
       <w:r>
         <w:rPr>
-          <w:b/>
           <w:spacing w:val="-7"/>
           <w:sz w:val="26"/>
-          <w:u w:val="thick"/>
-        </w:rPr>
-        <w:t xml:space="preserve"> </w:t>
-      </w:r>
-      <w:r>
-        <w:rPr>
-          <w:b/>
-          <w:spacing w:val="-2"/>
-          <w:sz w:val="26"/>
-          <w:u w:val="thick"/>
-        </w:rPr>
-        <w:t>properties</w:t>
-      </w:r>
-      <w:r>
-        <w:rPr>
-          <w:b/>
-          <w:spacing w:val="-2"/>
-          <w:sz w:val="26"/>
-        </w:rPr>
-        <w:t xml:space="preserve"> </w:t>
-      </w:r>
-      <w:r>
-        <w:rPr>
-          <w:spacing w:val="-2"/>
-          <w:sz w:val="26"/>
-        </w:rPr>
-        <w:t>(Done</w:t>
+        </w:rPr>
+        <w:t xml:space="preserve"> </w:t>
+      </w:r>
+      <w:r>
+        <w:rPr>
+          <w:spacing w:val="-2"/>
+          <w:sz w:val="26"/>
+        </w:rPr>
+        <w:t>properties (Done</w:t>
       </w:r>
       <w:r>
         <w:rPr>
@@ -385,7 +314,7 @@
           <w:sz w:val="13"/>
         </w:rPr>
         <w:drawing>
-          <wp:anchor distT="0" distB="0" distL="0" distR="0" simplePos="0" relativeHeight="487588352" behindDoc="1" locked="0" layoutInCell="1" allowOverlap="1" wp14:anchorId="00FDE73C" wp14:editId="00FDE73D">
+          <wp:anchor distT="0" distB="0" distL="0" distR="0" simplePos="0" relativeHeight="251581952" behindDoc="1" locked="0" layoutInCell="1" allowOverlap="1" wp14:anchorId="00FDE73C" wp14:editId="00FDE73D">
             <wp:simplePos x="0" y="0"/>
             <wp:positionH relativeFrom="page">
               <wp:posOffset>1731010</wp:posOffset>
@@ -408,7 +337,7 @@
                     <pic:cNvPicPr/>
                   </pic:nvPicPr>
                   <pic:blipFill>
-                    <a:blip r:embed="rId5" cstate="print"/>
+                    <a:blip r:embed="rId7" cstate="print"/>
                     <a:stretch>
                       <a:fillRect/>
                     </a:stretch>
@@ -454,71 +383,63 @@
       </w:pPr>
       <w:r>
         <w:rPr>
-          <w:b/>
-          <w:spacing w:val="-2"/>
-          <w:sz w:val="26"/>
-          <w:u w:val="thick"/>
+          <w:spacing w:val="-2"/>
+          <w:sz w:val="26"/>
         </w:rPr>
         <w:lastRenderedPageBreak/>
-        <w:t>FR3</w:t>
-      </w:r>
-      <w:r>
-        <w:rPr>
-          <w:b/>
+        <w:t>AC_PRS_</w:t>
+      </w:r>
+      <w:r>
+        <w:rPr>
+          <w:spacing w:val="-2"/>
+          <w:sz w:val="26"/>
+        </w:rPr>
+        <w:t>3</w:t>
+      </w:r>
+      <w:r>
+        <w:rPr>
           <w:spacing w:val="-10"/>
           <w:sz w:val="26"/>
-          <w:u w:val="thick"/>
-        </w:rPr>
-        <w:t xml:space="preserve"> </w:t>
-      </w:r>
-      <w:r>
-        <w:rPr>
-          <w:b/>
-          <w:spacing w:val="-2"/>
-          <w:sz w:val="26"/>
-          <w:u w:val="thick"/>
+        </w:rPr>
+        <w:t xml:space="preserve"> </w:t>
+      </w:r>
+      <w:r>
+        <w:rPr>
+          <w:spacing w:val="-2"/>
+          <w:sz w:val="26"/>
         </w:rPr>
         <w:t>-</w:t>
       </w:r>
       <w:r>
         <w:rPr>
-          <w:b/>
           <w:spacing w:val="-6"/>
           <w:sz w:val="26"/>
-          <w:u w:val="thick"/>
-        </w:rPr>
-        <w:t xml:space="preserve"> </w:t>
-      </w:r>
-      <w:r>
-        <w:rPr>
-          <w:b/>
-          <w:spacing w:val="-2"/>
-          <w:sz w:val="26"/>
-          <w:u w:val="thick"/>
+        </w:rPr>
+        <w:t xml:space="preserve"> </w:t>
+      </w:r>
+      <w:r>
+        <w:rPr>
+          <w:spacing w:val="-2"/>
+          <w:sz w:val="26"/>
         </w:rPr>
         <w:t>Filter</w:t>
       </w:r>
       <w:r>
         <w:rPr>
-          <w:b/>
           <w:spacing w:val="-9"/>
           <w:sz w:val="26"/>
-          <w:u w:val="thick"/>
-        </w:rPr>
-        <w:t xml:space="preserve"> </w:t>
-      </w:r>
-      <w:r>
-        <w:rPr>
-          <w:b/>
-          <w:spacing w:val="-2"/>
-          <w:sz w:val="26"/>
-          <w:u w:val="thick"/>
+        </w:rPr>
+        <w:t xml:space="preserve"> </w:t>
+      </w:r>
+      <w:r>
+        <w:rPr>
+          <w:spacing w:val="-2"/>
+          <w:sz w:val="26"/>
         </w:rPr>
         <w:t>properties</w:t>
       </w:r>
       <w:r>
         <w:rPr>
-          <w:b/>
           <w:spacing w:val="-5"/>
           <w:sz w:val="26"/>
         </w:rPr>
@@ -608,7 +529,7 @@
           <w:sz w:val="20"/>
         </w:rPr>
         <w:drawing>
-          <wp:anchor distT="0" distB="0" distL="0" distR="0" simplePos="0" relativeHeight="487588864" behindDoc="1" locked="0" layoutInCell="1" allowOverlap="1" wp14:anchorId="00FDE73E" wp14:editId="00FDE73F">
+          <wp:anchor distT="0" distB="0" distL="0" distR="0" simplePos="0" relativeHeight="251586048" behindDoc="1" locked="0" layoutInCell="1" allowOverlap="1" wp14:anchorId="00FDE73E" wp14:editId="00FDE73F">
             <wp:simplePos x="0" y="0"/>
             <wp:positionH relativeFrom="page">
               <wp:posOffset>1725295</wp:posOffset>
@@ -631,7 +552,7 @@
                     <pic:cNvPicPr/>
                   </pic:nvPicPr>
                   <pic:blipFill>
-                    <a:blip r:embed="rId6" cstate="print"/>
+                    <a:blip r:embed="rId8" cstate="print"/>
                     <a:stretch>
                       <a:fillRect/>
                     </a:stretch>
@@ -680,134 +601,109 @@
       </w:pPr>
       <w:r>
         <w:rPr>
-          <w:b/>
-          <w:sz w:val="26"/>
-          <w:u w:val="thick"/>
-        </w:rPr>
-        <w:t>FR4</w:t>
-      </w:r>
-      <w:r>
-        <w:rPr>
-          <w:b/>
+          <w:sz w:val="26"/>
+        </w:rPr>
+        <w:t>AC_PRS_</w:t>
+      </w:r>
+      <w:r>
+        <w:rPr>
+          <w:sz w:val="26"/>
+        </w:rPr>
+        <w:t>4</w:t>
+      </w:r>
+      <w:r>
+        <w:rPr>
           <w:spacing w:val="-15"/>
           <w:sz w:val="26"/>
-          <w:u w:val="thick"/>
-        </w:rPr>
-        <w:t xml:space="preserve"> </w:t>
-      </w:r>
-      <w:r>
-        <w:rPr>
-          <w:b/>
-          <w:sz w:val="26"/>
-          <w:u w:val="thick"/>
+        </w:rPr>
+        <w:t xml:space="preserve"> </w:t>
+      </w:r>
+      <w:r>
+        <w:rPr>
+          <w:sz w:val="26"/>
         </w:rPr>
         <w:t>-</w:t>
       </w:r>
       <w:r>
         <w:rPr>
-          <w:b/>
           <w:spacing w:val="-15"/>
           <w:sz w:val="26"/>
-          <w:u w:val="thick"/>
-        </w:rPr>
-        <w:t xml:space="preserve"> </w:t>
-      </w:r>
-      <w:r>
-        <w:rPr>
-          <w:b/>
-          <w:sz w:val="26"/>
-          <w:u w:val="thick"/>
+        </w:rPr>
+        <w:t xml:space="preserve"> </w:t>
+      </w:r>
+      <w:r>
+        <w:rPr>
+          <w:sz w:val="26"/>
         </w:rPr>
         <w:t>View</w:t>
       </w:r>
       <w:r>
         <w:rPr>
-          <w:b/>
           <w:spacing w:val="-15"/>
           <w:sz w:val="26"/>
-          <w:u w:val="thick"/>
-        </w:rPr>
-        <w:t xml:space="preserve"> </w:t>
-      </w:r>
-      <w:r>
-        <w:rPr>
-          <w:b/>
-          <w:sz w:val="26"/>
-          <w:u w:val="thick"/>
+        </w:rPr>
+        <w:t xml:space="preserve"> </w:t>
+      </w:r>
+      <w:r>
+        <w:rPr>
+          <w:sz w:val="26"/>
         </w:rPr>
         <w:t>property</w:t>
       </w:r>
       <w:r>
         <w:rPr>
-          <w:b/>
           <w:spacing w:val="-14"/>
           <w:sz w:val="26"/>
-          <w:u w:val="thick"/>
-        </w:rPr>
-        <w:t xml:space="preserve"> </w:t>
-      </w:r>
-      <w:r>
-        <w:rPr>
-          <w:b/>
-          <w:sz w:val="26"/>
-          <w:u w:val="thick"/>
+        </w:rPr>
+        <w:t xml:space="preserve"> </w:t>
+      </w:r>
+      <w:r>
+        <w:rPr>
+          <w:sz w:val="26"/>
         </w:rPr>
         <w:t>details</w:t>
       </w:r>
       <w:r>
         <w:rPr>
-          <w:b/>
           <w:spacing w:val="-13"/>
           <w:sz w:val="26"/>
-          <w:u w:val="thick"/>
-        </w:rPr>
-        <w:t xml:space="preserve"> </w:t>
-      </w:r>
-      <w:r>
-        <w:rPr>
-          <w:b/>
-          <w:sz w:val="26"/>
-          <w:u w:val="thick"/>
+        </w:rPr>
+        <w:t xml:space="preserve"> </w:t>
+      </w:r>
+      <w:r>
+        <w:rPr>
+          <w:sz w:val="26"/>
         </w:rPr>
         <w:t>and</w:t>
       </w:r>
       <w:r>
         <w:rPr>
-          <w:b/>
           <w:spacing w:val="-15"/>
           <w:sz w:val="26"/>
-          <w:u w:val="thick"/>
-        </w:rPr>
-        <w:t xml:space="preserve"> </w:t>
-      </w:r>
-      <w:r>
-        <w:rPr>
-          <w:b/>
-          <w:sz w:val="26"/>
-          <w:u w:val="thick"/>
+        </w:rPr>
+        <w:t xml:space="preserve"> </w:t>
+      </w:r>
+      <w:r>
+        <w:rPr>
+          <w:sz w:val="26"/>
         </w:rPr>
         <w:t>booking</w:t>
       </w:r>
       <w:r>
         <w:rPr>
-          <w:b/>
           <w:spacing w:val="-13"/>
           <w:sz w:val="26"/>
-          <w:u w:val="thick"/>
-        </w:rPr>
-        <w:t xml:space="preserve"> </w:t>
-      </w:r>
-      <w:r>
-        <w:rPr>
-          <w:b/>
-          <w:sz w:val="26"/>
-          <w:u w:val="thick"/>
+        </w:rPr>
+        <w:t xml:space="preserve"> </w:t>
+      </w:r>
+      <w:r>
+        <w:rPr>
+          <w:sz w:val="26"/>
         </w:rPr>
         <w:t>history.</w:t>
       </w:r>
       <w:r>
         <w:rPr>
-          <w:b/>
           <w:spacing w:val="-12"/>
           <w:sz w:val="26"/>
         </w:rPr>
@@ -903,7 +799,7 @@
           <w:sz w:val="20"/>
         </w:rPr>
         <w:drawing>
-          <wp:anchor distT="0" distB="0" distL="0" distR="0" simplePos="0" relativeHeight="487589376" behindDoc="1" locked="0" layoutInCell="1" allowOverlap="1" wp14:anchorId="00FDE740" wp14:editId="00FDE741">
+          <wp:anchor distT="0" distB="0" distL="0" distR="0" simplePos="0" relativeHeight="251590144" behindDoc="1" locked="0" layoutInCell="1" allowOverlap="1" wp14:anchorId="00FDE740" wp14:editId="00FDE741">
             <wp:simplePos x="0" y="0"/>
             <wp:positionH relativeFrom="page">
               <wp:posOffset>1922145</wp:posOffset>
@@ -926,7 +822,7 @@
                     <pic:cNvPicPr/>
                   </pic:nvPicPr>
                   <pic:blipFill>
-                    <a:blip r:embed="rId7" cstate="print"/>
+                    <a:blip r:embed="rId9" cstate="print"/>
                     <a:stretch>
                       <a:fillRect/>
                     </a:stretch>
@@ -971,169 +867,136 @@
       </w:pPr>
       <w:r>
         <w:rPr>
-          <w:b/>
-          <w:sz w:val="26"/>
-          <w:u w:val="thick"/>
+          <w:sz w:val="26"/>
         </w:rPr>
         <w:lastRenderedPageBreak/>
-        <w:t>FR5</w:t>
-      </w:r>
-      <w:r>
-        <w:rPr>
-          <w:b/>
+        <w:t>AC_PRS_</w:t>
+      </w:r>
+      <w:r>
+        <w:rPr>
+          <w:sz w:val="26"/>
+        </w:rPr>
+        <w:t>5</w:t>
+      </w:r>
+      <w:r>
+        <w:rPr>
           <w:spacing w:val="-15"/>
           <w:sz w:val="26"/>
-          <w:u w:val="thick"/>
-        </w:rPr>
-        <w:t xml:space="preserve"> </w:t>
-      </w:r>
-      <w:r>
-        <w:rPr>
-          <w:b/>
-          <w:sz w:val="26"/>
-          <w:u w:val="thick"/>
+        </w:rPr>
+        <w:t xml:space="preserve"> </w:t>
+      </w:r>
+      <w:r>
+        <w:rPr>
+          <w:sz w:val="26"/>
         </w:rPr>
         <w:t>-</w:t>
       </w:r>
       <w:r>
         <w:rPr>
-          <w:b/>
           <w:spacing w:val="-15"/>
           <w:sz w:val="26"/>
-          <w:u w:val="thick"/>
-        </w:rPr>
-        <w:t xml:space="preserve"> </w:t>
-      </w:r>
-      <w:r>
-        <w:rPr>
-          <w:b/>
-          <w:sz w:val="26"/>
-          <w:u w:val="thick"/>
+        </w:rPr>
+        <w:t xml:space="preserve"> </w:t>
+      </w:r>
+      <w:r>
+        <w:rPr>
+          <w:sz w:val="26"/>
         </w:rPr>
         <w:t>Send</w:t>
       </w:r>
       <w:r>
         <w:rPr>
-          <w:b/>
           <w:spacing w:val="-15"/>
           <w:sz w:val="26"/>
-          <w:u w:val="thick"/>
-        </w:rPr>
-        <w:t xml:space="preserve"> </w:t>
-      </w:r>
-      <w:r>
-        <w:rPr>
-          <w:b/>
-          <w:sz w:val="26"/>
-          <w:u w:val="thick"/>
+        </w:rPr>
+        <w:t xml:space="preserve"> </w:t>
+      </w:r>
+      <w:r>
+        <w:rPr>
+          <w:sz w:val="26"/>
         </w:rPr>
         <w:t>rental</w:t>
       </w:r>
       <w:r>
         <w:rPr>
-          <w:b/>
           <w:spacing w:val="-14"/>
           <w:sz w:val="26"/>
-          <w:u w:val="thick"/>
-        </w:rPr>
-        <w:t xml:space="preserve"> </w:t>
-      </w:r>
-      <w:r>
-        <w:rPr>
-          <w:b/>
-          <w:sz w:val="26"/>
-          <w:u w:val="thick"/>
+        </w:rPr>
+        <w:t xml:space="preserve"> </w:t>
+      </w:r>
+      <w:r>
+        <w:rPr>
+          <w:sz w:val="26"/>
         </w:rPr>
         <w:t>requests</w:t>
       </w:r>
       <w:r>
         <w:rPr>
-          <w:b/>
           <w:spacing w:val="-13"/>
           <w:sz w:val="26"/>
-          <w:u w:val="thick"/>
-        </w:rPr>
-        <w:t xml:space="preserve"> </w:t>
-      </w:r>
-      <w:r>
-        <w:rPr>
-          <w:b/>
-          <w:sz w:val="26"/>
-          <w:u w:val="thick"/>
+        </w:rPr>
+        <w:t xml:space="preserve"> </w:t>
+      </w:r>
+      <w:r>
+        <w:rPr>
+          <w:sz w:val="26"/>
         </w:rPr>
         <w:t>and</w:t>
       </w:r>
       <w:r>
         <w:rPr>
-          <w:b/>
           <w:spacing w:val="-15"/>
           <w:sz w:val="26"/>
-          <w:u w:val="thick"/>
-        </w:rPr>
-        <w:t xml:space="preserve"> </w:t>
-      </w:r>
-      <w:r>
-        <w:rPr>
-          <w:b/>
-          <w:sz w:val="26"/>
-          <w:u w:val="thick"/>
+        </w:rPr>
+        <w:t xml:space="preserve"> </w:t>
+      </w:r>
+      <w:r>
+        <w:rPr>
+          <w:sz w:val="26"/>
         </w:rPr>
         <w:t>message</w:t>
       </w:r>
       <w:r>
         <w:rPr>
-          <w:b/>
           <w:spacing w:val="-14"/>
           <w:sz w:val="26"/>
-          <w:u w:val="thick"/>
-        </w:rPr>
-        <w:t xml:space="preserve"> </w:t>
-      </w:r>
-      <w:r>
-        <w:rPr>
-          <w:b/>
-          <w:sz w:val="26"/>
-          <w:u w:val="thick"/>
+        </w:rPr>
+        <w:t xml:space="preserve"> </w:t>
+      </w:r>
+      <w:r>
+        <w:rPr>
+          <w:sz w:val="26"/>
         </w:rPr>
         <w:t>to</w:t>
       </w:r>
       <w:r>
         <w:rPr>
-          <w:b/>
           <w:spacing w:val="-15"/>
           <w:sz w:val="26"/>
-          <w:u w:val="thick"/>
-        </w:rPr>
-        <w:t xml:space="preserve"> </w:t>
-      </w:r>
-      <w:r>
-        <w:rPr>
-          <w:b/>
-          <w:sz w:val="26"/>
-          <w:u w:val="thick"/>
+        </w:rPr>
+        <w:t xml:space="preserve"> </w:t>
+      </w:r>
+      <w:r>
+        <w:rPr>
+          <w:sz w:val="26"/>
         </w:rPr>
         <w:t>property</w:t>
       </w:r>
       <w:r>
         <w:rPr>
-          <w:b/>
           <w:spacing w:val="-12"/>
           <w:sz w:val="26"/>
-          <w:u w:val="thick"/>
-        </w:rPr>
-        <w:t xml:space="preserve"> </w:t>
-      </w:r>
-      <w:r>
-        <w:rPr>
-          <w:b/>
-          <w:sz w:val="26"/>
-          <w:u w:val="thick"/>
+        </w:rPr>
+        <w:t xml:space="preserve"> </w:t>
+      </w:r>
+      <w:r>
+        <w:rPr>
+          <w:sz w:val="26"/>
         </w:rPr>
         <w:t>owners.</w:t>
       </w:r>
       <w:r>
         <w:rPr>
-          <w:b/>
           <w:spacing w:val="-11"/>
           <w:sz w:val="26"/>
         </w:rPr>
@@ -1220,7 +1083,7 @@
           <w:sz w:val="20"/>
         </w:rPr>
         <w:drawing>
-          <wp:anchor distT="0" distB="0" distL="0" distR="0" simplePos="0" relativeHeight="487589888" behindDoc="1" locked="0" layoutInCell="1" allowOverlap="1" wp14:anchorId="00FDE742" wp14:editId="00FDE743">
+          <wp:anchor distT="0" distB="0" distL="0" distR="0" simplePos="0" relativeHeight="251594240" behindDoc="1" locked="0" layoutInCell="1" allowOverlap="1" wp14:anchorId="00FDE742" wp14:editId="00FDE743">
             <wp:simplePos x="0" y="0"/>
             <wp:positionH relativeFrom="page">
               <wp:posOffset>2449829</wp:posOffset>
@@ -1243,7 +1106,7 @@
                     <pic:cNvPicPr/>
                   </pic:nvPicPr>
                   <pic:blipFill>
-                    <a:blip r:embed="rId8" cstate="print"/>
+                    <a:blip r:embed="rId10" cstate="print"/>
                     <a:stretch>
                       <a:fillRect/>
                     </a:stretch>
@@ -1292,83 +1155,70 @@
       </w:pPr>
       <w:r>
         <w:rPr>
-          <w:b/>
-          <w:sz w:val="26"/>
-          <w:u w:val="thick"/>
-        </w:rPr>
-        <w:t>FR6</w:t>
-      </w:r>
-      <w:r>
-        <w:rPr>
-          <w:b/>
+          <w:sz w:val="26"/>
+        </w:rPr>
+        <w:t>AC_PRS_</w:t>
+      </w:r>
+      <w:r>
+        <w:rPr>
+          <w:sz w:val="26"/>
+        </w:rPr>
+        <w:t>6</w:t>
+      </w:r>
+      <w:r>
+        <w:rPr>
           <w:spacing w:val="-15"/>
           <w:sz w:val="26"/>
-          <w:u w:val="thick"/>
-        </w:rPr>
-        <w:t xml:space="preserve"> </w:t>
-      </w:r>
-      <w:r>
-        <w:rPr>
-          <w:b/>
-          <w:sz w:val="26"/>
-          <w:u w:val="thick"/>
+        </w:rPr>
+        <w:t xml:space="preserve"> </w:t>
+      </w:r>
+      <w:r>
+        <w:rPr>
+          <w:sz w:val="26"/>
         </w:rPr>
         <w:t>-</w:t>
       </w:r>
       <w:r>
         <w:rPr>
-          <w:b/>
           <w:spacing w:val="-15"/>
           <w:sz w:val="26"/>
-          <w:u w:val="thick"/>
-        </w:rPr>
-        <w:t xml:space="preserve"> </w:t>
-      </w:r>
-      <w:r>
-        <w:rPr>
-          <w:b/>
-          <w:sz w:val="26"/>
-          <w:u w:val="thick"/>
+        </w:rPr>
+        <w:t xml:space="preserve"> </w:t>
+      </w:r>
+      <w:r>
+        <w:rPr>
+          <w:sz w:val="26"/>
         </w:rPr>
         <w:t>Cancel</w:t>
       </w:r>
       <w:r>
         <w:rPr>
-          <w:b/>
           <w:spacing w:val="-15"/>
           <w:sz w:val="26"/>
-          <w:u w:val="thick"/>
-        </w:rPr>
-        <w:t xml:space="preserve"> </w:t>
-      </w:r>
-      <w:r>
-        <w:rPr>
-          <w:b/>
-          <w:sz w:val="26"/>
-          <w:u w:val="thick"/>
+        </w:rPr>
+        <w:t xml:space="preserve"> </w:t>
+      </w:r>
+      <w:r>
+        <w:rPr>
+          <w:sz w:val="26"/>
         </w:rPr>
         <w:t>rental</w:t>
       </w:r>
       <w:r>
         <w:rPr>
-          <w:b/>
           <w:spacing w:val="-14"/>
           <w:sz w:val="26"/>
-          <w:u w:val="thick"/>
-        </w:rPr>
-        <w:t xml:space="preserve"> </w:t>
-      </w:r>
-      <w:r>
-        <w:rPr>
-          <w:b/>
-          <w:sz w:val="26"/>
-          <w:u w:val="thick"/>
+        </w:rPr>
+        <w:t xml:space="preserve"> </w:t>
+      </w:r>
+      <w:r>
+        <w:rPr>
+          <w:sz w:val="26"/>
         </w:rPr>
         <w:t>request</w:t>
       </w:r>
       <w:r>
         <w:rPr>
-          <w:b/>
           <w:spacing w:val="-15"/>
           <w:sz w:val="26"/>
         </w:rPr>
@@ -1455,7 +1305,7 @@
           <w:sz w:val="20"/>
         </w:rPr>
         <w:drawing>
-          <wp:anchor distT="0" distB="0" distL="0" distR="0" simplePos="0" relativeHeight="487590400" behindDoc="1" locked="0" layoutInCell="1" allowOverlap="1" wp14:anchorId="00FDE744" wp14:editId="00FDE745">
+          <wp:anchor distT="0" distB="0" distL="0" distR="0" simplePos="0" relativeHeight="251598336" behindDoc="1" locked="0" layoutInCell="1" allowOverlap="1" wp14:anchorId="00FDE744" wp14:editId="00FDE745">
             <wp:simplePos x="0" y="0"/>
             <wp:positionH relativeFrom="page">
               <wp:posOffset>1269364</wp:posOffset>
@@ -1478,7 +1328,7 @@
                     <pic:cNvPicPr/>
                   </pic:nvPicPr>
                   <pic:blipFill>
-                    <a:blip r:embed="rId9" cstate="print"/>
+                    <a:blip r:embed="rId11" cstate="print"/>
                     <a:stretch>
                       <a:fillRect/>
                     </a:stretch>
@@ -1523,107 +1373,91 @@
       </w:pPr>
       <w:r>
         <w:rPr>
-          <w:b/>
-          <w:spacing w:val="-2"/>
-          <w:sz w:val="26"/>
-          <w:u w:val="thick"/>
+          <w:spacing w:val="-2"/>
+          <w:sz w:val="26"/>
         </w:rPr>
         <w:lastRenderedPageBreak/>
-        <w:t>FR7</w:t>
-      </w:r>
-      <w:r>
-        <w:rPr>
-          <w:b/>
+        <w:t>AC_PRS_</w:t>
+      </w:r>
+      <w:r>
+        <w:rPr>
+          <w:spacing w:val="-2"/>
+          <w:sz w:val="26"/>
+        </w:rPr>
+        <w:t>7</w:t>
+      </w:r>
+      <w:r>
+        <w:rPr>
           <w:spacing w:val="-8"/>
           <w:sz w:val="26"/>
-          <w:u w:val="thick"/>
-        </w:rPr>
-        <w:t xml:space="preserve"> </w:t>
-      </w:r>
-      <w:r>
-        <w:rPr>
-          <w:b/>
-          <w:spacing w:val="-2"/>
-          <w:sz w:val="26"/>
-          <w:u w:val="thick"/>
+        </w:rPr>
+        <w:t xml:space="preserve"> </w:t>
+      </w:r>
+      <w:r>
+        <w:rPr>
+          <w:spacing w:val="-2"/>
+          <w:sz w:val="26"/>
         </w:rPr>
         <w:t>-</w:t>
       </w:r>
       <w:r>
         <w:rPr>
-          <w:b/>
           <w:spacing w:val="-9"/>
           <w:sz w:val="26"/>
-          <w:u w:val="thick"/>
-        </w:rPr>
-        <w:t xml:space="preserve"> </w:t>
-      </w:r>
-      <w:r>
-        <w:rPr>
-          <w:b/>
-          <w:spacing w:val="-2"/>
-          <w:sz w:val="26"/>
-          <w:u w:val="thick"/>
+        </w:rPr>
+        <w:t xml:space="preserve"> </w:t>
+      </w:r>
+      <w:r>
+        <w:rPr>
+          <w:spacing w:val="-2"/>
+          <w:sz w:val="26"/>
         </w:rPr>
         <w:t>Receive</w:t>
       </w:r>
       <w:r>
         <w:rPr>
-          <w:b/>
           <w:spacing w:val="-12"/>
           <w:sz w:val="26"/>
-          <w:u w:val="thick"/>
-        </w:rPr>
-        <w:t xml:space="preserve"> </w:t>
-      </w:r>
-      <w:r>
-        <w:rPr>
-          <w:b/>
-          <w:spacing w:val="-2"/>
-          <w:sz w:val="26"/>
-          <w:u w:val="thick"/>
+        </w:rPr>
+        <w:t xml:space="preserve"> </w:t>
+      </w:r>
+      <w:r>
+        <w:rPr>
+          <w:spacing w:val="-2"/>
+          <w:sz w:val="26"/>
         </w:rPr>
         <w:t>messages</w:t>
       </w:r>
       <w:r>
         <w:rPr>
-          <w:b/>
           <w:spacing w:val="-8"/>
           <w:sz w:val="26"/>
-          <w:u w:val="thick"/>
-        </w:rPr>
-        <w:t xml:space="preserve"> </w:t>
-      </w:r>
-      <w:r>
-        <w:rPr>
-          <w:b/>
-          <w:spacing w:val="-2"/>
-          <w:sz w:val="26"/>
-          <w:u w:val="thick"/>
+        </w:rPr>
+        <w:t xml:space="preserve"> </w:t>
+      </w:r>
+      <w:r>
+        <w:rPr>
+          <w:spacing w:val="-2"/>
+          <w:sz w:val="26"/>
         </w:rPr>
         <w:t>from</w:t>
       </w:r>
       <w:r>
         <w:rPr>
-          <w:b/>
           <w:spacing w:val="-6"/>
           <w:sz w:val="26"/>
-          <w:u w:val="thick"/>
-        </w:rPr>
-        <w:t xml:space="preserve"> </w:t>
-      </w:r>
-      <w:r>
-        <w:rPr>
-          <w:b/>
-          <w:spacing w:val="-2"/>
-          <w:sz w:val="26"/>
-          <w:u w:val="thick"/>
+        </w:rPr>
+        <w:t xml:space="preserve"> </w:t>
+      </w:r>
+      <w:r>
+        <w:rPr>
+          <w:spacing w:val="-2"/>
+          <w:sz w:val="26"/>
         </w:rPr>
         <w:t>property owners.</w:t>
       </w:r>
       <w:r>
         <w:rPr>
-          <w:b/>
           <w:spacing w:val="-3"/>
           <w:sz w:val="26"/>
         </w:rPr>
@@ -1706,7 +1540,7 @@
           <w:sz w:val="20"/>
         </w:rPr>
         <w:drawing>
-          <wp:anchor distT="0" distB="0" distL="0" distR="0" simplePos="0" relativeHeight="487590912" behindDoc="1" locked="0" layoutInCell="1" allowOverlap="1" wp14:anchorId="00FDE746" wp14:editId="00FDE747">
+          <wp:anchor distT="0" distB="0" distL="0" distR="0" simplePos="0" relativeHeight="251602432" behindDoc="1" locked="0" layoutInCell="1" allowOverlap="1" wp14:anchorId="00FDE746" wp14:editId="00FDE747">
             <wp:simplePos x="0" y="0"/>
             <wp:positionH relativeFrom="page">
               <wp:posOffset>1624330</wp:posOffset>
@@ -1729,7 +1563,7 @@
                     <pic:cNvPicPr/>
                   </pic:nvPicPr>
                   <pic:blipFill>
-                    <a:blip r:embed="rId10" cstate="print"/>
+                    <a:blip r:embed="rId12" cstate="print"/>
                     <a:stretch>
                       <a:fillRect/>
                     </a:stretch>
@@ -1774,84 +1608,71 @@
       </w:pPr>
       <w:r>
         <w:rPr>
-          <w:b/>
-          <w:sz w:val="26"/>
-          <w:u w:val="thick"/>
+          <w:sz w:val="26"/>
         </w:rPr>
         <w:lastRenderedPageBreak/>
-        <w:t>FR8</w:t>
-      </w:r>
-      <w:r>
-        <w:rPr>
-          <w:b/>
+        <w:t>AC_PRS_</w:t>
+      </w:r>
+      <w:r>
+        <w:rPr>
+          <w:sz w:val="26"/>
+        </w:rPr>
+        <w:t>8</w:t>
+      </w:r>
+      <w:r>
+        <w:rPr>
           <w:spacing w:val="-15"/>
           <w:sz w:val="26"/>
-          <w:u w:val="thick"/>
-        </w:rPr>
-        <w:t xml:space="preserve"> </w:t>
-      </w:r>
-      <w:r>
-        <w:rPr>
-          <w:b/>
-          <w:sz w:val="26"/>
-          <w:u w:val="thick"/>
+        </w:rPr>
+        <w:t xml:space="preserve"> </w:t>
+      </w:r>
+      <w:r>
+        <w:rPr>
+          <w:sz w:val="26"/>
         </w:rPr>
         <w:t>–</w:t>
       </w:r>
       <w:r>
         <w:rPr>
-          <w:b/>
           <w:spacing w:val="-15"/>
           <w:sz w:val="26"/>
-          <w:u w:val="thick"/>
-        </w:rPr>
-        <w:t xml:space="preserve"> </w:t>
-      </w:r>
-      <w:r>
-        <w:rPr>
-          <w:b/>
-          <w:sz w:val="26"/>
-          <w:u w:val="thick"/>
+        </w:rPr>
+        <w:t xml:space="preserve"> </w:t>
+      </w:r>
+      <w:r>
+        <w:rPr>
+          <w:sz w:val="26"/>
         </w:rPr>
         <w:t>Submit</w:t>
       </w:r>
       <w:r>
         <w:rPr>
-          <w:b/>
           <w:spacing w:val="31"/>
           <w:sz w:val="26"/>
-          <w:u w:val="thick"/>
-        </w:rPr>
-        <w:t xml:space="preserve"> </w:t>
-      </w:r>
-      <w:r>
-        <w:rPr>
-          <w:b/>
-          <w:sz w:val="26"/>
-          <w:u w:val="thick"/>
+        </w:rPr>
+        <w:t xml:space="preserve"> </w:t>
+      </w:r>
+      <w:r>
+        <w:rPr>
+          <w:sz w:val="26"/>
         </w:rPr>
         <w:t>rental</w:t>
       </w:r>
       <w:r>
         <w:rPr>
-          <w:b/>
           <w:spacing w:val="-15"/>
           <w:sz w:val="26"/>
-          <w:u w:val="thick"/>
-        </w:rPr>
-        <w:t xml:space="preserve"> </w:t>
-      </w:r>
-      <w:r>
-        <w:rPr>
-          <w:b/>
-          <w:sz w:val="26"/>
-          <w:u w:val="thick"/>
+        </w:rPr>
+        <w:t xml:space="preserve"> </w:t>
+      </w:r>
+      <w:r>
+        <w:rPr>
+          <w:sz w:val="26"/>
         </w:rPr>
         <w:t>payments.</w:t>
       </w:r>
       <w:r>
         <w:rPr>
-          <w:b/>
           <w:spacing w:val="-11"/>
           <w:sz w:val="26"/>
         </w:rPr>
@@ -1922,7 +1743,7 @@
           <w:sz w:val="14"/>
         </w:rPr>
         <w:drawing>
-          <wp:anchor distT="0" distB="0" distL="0" distR="0" simplePos="0" relativeHeight="487591424" behindDoc="1" locked="0" layoutInCell="1" allowOverlap="1" wp14:anchorId="00FDE748" wp14:editId="00FDE749">
+          <wp:anchor distT="0" distB="0" distL="0" distR="0" simplePos="0" relativeHeight="251606528" behindDoc="1" locked="0" layoutInCell="1" allowOverlap="1" wp14:anchorId="00FDE748" wp14:editId="00FDE749">
             <wp:simplePos x="0" y="0"/>
             <wp:positionH relativeFrom="page">
               <wp:posOffset>1533522</wp:posOffset>
@@ -1945,7 +1766,7 @@
                     <pic:cNvPicPr/>
                   </pic:nvPicPr>
                   <pic:blipFill>
-                    <a:blip r:embed="rId11" cstate="print"/>
+                    <a:blip r:embed="rId13" cstate="print"/>
                     <a:stretch>
                       <a:fillRect/>
                     </a:stretch>
@@ -1990,156 +1811,118 @@
       </w:pPr>
       <w:r>
         <w:rPr>
-          <w:b/>
-          <w:spacing w:val="-2"/>
-          <w:sz w:val="26"/>
-          <w:u w:val="thick"/>
+          <w:spacing w:val="-2"/>
+          <w:sz w:val="26"/>
         </w:rPr>
         <w:lastRenderedPageBreak/>
-        <w:t>FR9</w:t>
-      </w:r>
-      <w:r>
-        <w:rPr>
-          <w:b/>
+        <w:t>AC_PRS_</w:t>
+      </w:r>
+      <w:r>
+        <w:rPr>
+          <w:spacing w:val="-2"/>
+          <w:sz w:val="26"/>
+        </w:rPr>
+        <w:t>9</w:t>
+      </w:r>
+      <w:r>
+        <w:rPr>
           <w:spacing w:val="-8"/>
           <w:sz w:val="26"/>
-          <w:u w:val="thick"/>
-        </w:rPr>
-        <w:t xml:space="preserve"> </w:t>
-      </w:r>
-      <w:r>
-        <w:rPr>
-          <w:b/>
-          <w:spacing w:val="-2"/>
-          <w:sz w:val="26"/>
-          <w:u w:val="thick"/>
+        </w:rPr>
+        <w:t xml:space="preserve"> </w:t>
+      </w:r>
+      <w:r>
+        <w:rPr>
+          <w:spacing w:val="-2"/>
+          <w:sz w:val="26"/>
         </w:rPr>
         <w:t>-</w:t>
       </w:r>
       <w:r>
         <w:rPr>
-          <w:b/>
           <w:spacing w:val="-9"/>
           <w:sz w:val="26"/>
-          <w:u w:val="thick"/>
-        </w:rPr>
-        <w:t xml:space="preserve"> </w:t>
-      </w:r>
-      <w:r>
-        <w:rPr>
-          <w:b/>
-          <w:spacing w:val="-2"/>
-          <w:sz w:val="26"/>
-          <w:u w:val="thick"/>
+        </w:rPr>
+        <w:t xml:space="preserve"> </w:t>
+      </w:r>
+      <w:r>
+        <w:rPr>
+          <w:spacing w:val="-2"/>
+          <w:sz w:val="26"/>
         </w:rPr>
         <w:t>Save</w:t>
       </w:r>
       <w:r>
         <w:rPr>
-          <w:b/>
           <w:spacing w:val="-5"/>
           <w:sz w:val="26"/>
-          <w:u w:val="thick"/>
         </w:rPr>
         <w:t xml:space="preserve"> </w:t>
       </w:r>
       <w:proofErr w:type="spellStart"/>
       <w:r>
         <w:rPr>
-          <w:b/>
-          <w:spacing w:val="-2"/>
-          <w:sz w:val="26"/>
-          <w:u w:val="thick"/>
+          <w:spacing w:val="-2"/>
+          <w:sz w:val="26"/>
         </w:rPr>
         <w:t>favourite</w:t>
       </w:r>
       <w:proofErr w:type="spellEnd"/>
       <w:r>
         <w:rPr>
-          <w:b/>
           <w:spacing w:val="-5"/>
           <w:sz w:val="26"/>
-          <w:u w:val="thick"/>
-        </w:rPr>
-        <w:t xml:space="preserve"> </w:t>
-      </w:r>
-      <w:r>
-        <w:rPr>
-          <w:b/>
-          <w:spacing w:val="-2"/>
-          <w:sz w:val="26"/>
-          <w:u w:val="thick"/>
+        </w:rPr>
+        <w:t xml:space="preserve"> </w:t>
+      </w:r>
+      <w:r>
+        <w:rPr>
+          <w:spacing w:val="-2"/>
+          <w:sz w:val="26"/>
         </w:rPr>
         <w:t>properties</w:t>
       </w:r>
       <w:r>
         <w:rPr>
-          <w:b/>
           <w:spacing w:val="-3"/>
           <w:sz w:val="26"/>
-          <w:u w:val="thick"/>
-        </w:rPr>
-        <w:t xml:space="preserve"> </w:t>
-      </w:r>
-      <w:r>
-        <w:rPr>
-          <w:b/>
-          <w:spacing w:val="-2"/>
-          <w:sz w:val="26"/>
-          <w:u w:val="thick"/>
+        </w:rPr>
+        <w:t xml:space="preserve"> </w:t>
+      </w:r>
+      <w:r>
+        <w:rPr>
+          <w:spacing w:val="-2"/>
+          <w:sz w:val="26"/>
         </w:rPr>
         <w:t>for</w:t>
       </w:r>
       <w:r>
         <w:rPr>
-          <w:b/>
           <w:spacing w:val="-11"/>
           <w:sz w:val="26"/>
-          <w:u w:val="thick"/>
-        </w:rPr>
-        <w:t xml:space="preserve"> </w:t>
-      </w:r>
-      <w:r>
-        <w:rPr>
-          <w:b/>
-          <w:spacing w:val="-2"/>
-          <w:sz w:val="26"/>
-          <w:u w:val="thick"/>
+        </w:rPr>
+        <w:t xml:space="preserve"> </w:t>
+      </w:r>
+      <w:r>
+        <w:rPr>
+          <w:spacing w:val="-2"/>
+          <w:sz w:val="26"/>
         </w:rPr>
         <w:t>later</w:t>
       </w:r>
       <w:r>
         <w:rPr>
-          <w:b/>
           <w:spacing w:val="-7"/>
           <w:sz w:val="26"/>
-          <w:u w:val="thick"/>
-        </w:rPr>
-        <w:t xml:space="preserve"> </w:t>
-      </w:r>
-      <w:r>
-        <w:rPr>
-          <w:b/>
-          <w:spacing w:val="-2"/>
-          <w:sz w:val="26"/>
-          <w:u w:val="thick"/>
-        </w:rPr>
-        <w:t>viewing.</w:t>
-      </w:r>
-      <w:r>
-        <w:rPr>
-          <w:b/>
-          <w:spacing w:val="-2"/>
-          <w:sz w:val="26"/>
-        </w:rPr>
-        <w:t xml:space="preserve"> </w:t>
-      </w:r>
-      <w:r>
-        <w:rPr>
-          <w:spacing w:val="-2"/>
-          <w:sz w:val="26"/>
-        </w:rPr>
-        <w:t>(Done</w:t>
+        </w:rPr>
+        <w:t xml:space="preserve"> </w:t>
+      </w:r>
+      <w:r>
+        <w:rPr>
+          <w:spacing w:val="-2"/>
+          <w:sz w:val="26"/>
+        </w:rPr>
+        <w:t>viewing. (Done</w:t>
       </w:r>
       <w:r>
         <w:rPr>
@@ -2206,12 +1989,13 @@
       </w:pPr>
       <w:r>
         <w:rPr>
+          <w:b w:val="0"/>
           <w:noProof/>
         </w:rPr>
         <w:drawing>
-          <wp:inline distT="114300" distB="114300" distL="114300" distR="114300" wp14:anchorId="1FFC2978" wp14:editId="4BC17408">
-            <wp:extent cx="6229350" cy="5238750"/>
-            <wp:effectExtent l="0" t="0" r="0" b="0"/>
+          <wp:inline distT="114300" distB="114300" distL="114300" distR="114300" wp14:anchorId="1FFC2978" wp14:editId="0916660B">
+            <wp:extent cx="6229350" cy="4886325"/>
+            <wp:effectExtent l="0" t="0" r="0" b="9525"/>
             <wp:docPr id="44" name="image2.png"/>
             <wp:cNvGraphicFramePr/>
             <a:graphic xmlns:a="http://schemas.openxmlformats.org/drawingml/2006/main">
@@ -2221,22 +2005,27 @@
                     <pic:cNvPr id="0" name="image2.png"/>
                     <pic:cNvPicPr preferRelativeResize="0"/>
                   </pic:nvPicPr>
-                  <pic:blipFill>
-                    <a:blip r:embed="rId12"/>
-                    <a:srcRect/>
-                    <a:stretch>
-                      <a:fillRect/>
-                    </a:stretch>
+                  <pic:blipFill rotWithShape="1">
+                    <a:blip r:embed="rId14"/>
+                    <a:srcRect t="6727"/>
+                    <a:stretch/>
                   </pic:blipFill>
-                  <pic:spPr>
+                  <pic:spPr bwMode="auto">
                     <a:xfrm>
                       <a:off x="0" y="0"/>
-                      <a:ext cx="6230073" cy="5239358"/>
+                      <a:ext cx="6230073" cy="4886892"/>
                     </a:xfrm>
                     <a:prstGeom prst="rect">
                       <a:avLst/>
                     </a:prstGeom>
-                    <a:ln/>
+                    <a:ln>
+                      <a:noFill/>
+                    </a:ln>
+                    <a:extLst>
+                      <a:ext uri="{53640926-AAD7-44D8-BBD7-CCE9431645EC}">
+                        <a14:shadowObscured xmlns:a14="http://schemas.microsoft.com/office/drawing/2010/main"/>
+                      </a:ext>
+                    </a:extLst>
                   </pic:spPr>
                 </pic:pic>
               </a:graphicData>
@@ -2269,101 +2058,84 @@
       </w:pPr>
       <w:r>
         <w:rPr>
-          <w:b/>
-          <w:sz w:val="26"/>
-          <w:u w:val="thick"/>
+          <w:sz w:val="26"/>
         </w:rPr>
         <w:lastRenderedPageBreak/>
-        <w:t>FR10</w:t>
-      </w:r>
-      <w:r>
-        <w:rPr>
-          <w:b/>
+        <w:t>AC_PRS_</w:t>
+      </w:r>
+      <w:r>
+        <w:rPr>
+          <w:sz w:val="26"/>
+        </w:rPr>
+        <w:t>10</w:t>
+      </w:r>
+      <w:r>
+        <w:rPr>
           <w:spacing w:val="-15"/>
           <w:sz w:val="26"/>
-          <w:u w:val="thick"/>
-        </w:rPr>
-        <w:t xml:space="preserve"> </w:t>
-      </w:r>
-      <w:r>
-        <w:rPr>
-          <w:b/>
-          <w:sz w:val="26"/>
-          <w:u w:val="thick"/>
+        </w:rPr>
+        <w:t xml:space="preserve"> </w:t>
+      </w:r>
+      <w:r>
+        <w:rPr>
+          <w:sz w:val="26"/>
         </w:rPr>
         <w:t>–</w:t>
       </w:r>
       <w:r>
         <w:rPr>
-          <w:b/>
           <w:spacing w:val="-15"/>
           <w:sz w:val="26"/>
-          <w:u w:val="thick"/>
-        </w:rPr>
-        <w:t xml:space="preserve"> </w:t>
-      </w:r>
-      <w:r>
-        <w:rPr>
-          <w:b/>
-          <w:sz w:val="26"/>
-          <w:u w:val="thick"/>
+        </w:rPr>
+        <w:t xml:space="preserve"> </w:t>
+      </w:r>
+      <w:r>
+        <w:rPr>
+          <w:sz w:val="26"/>
         </w:rPr>
         <w:t>Review</w:t>
       </w:r>
       <w:r>
         <w:rPr>
-          <w:b/>
           <w:spacing w:val="-15"/>
           <w:sz w:val="26"/>
-          <w:u w:val="thick"/>
-        </w:rPr>
-        <w:t xml:space="preserve"> </w:t>
-      </w:r>
-      <w:r>
-        <w:rPr>
-          <w:b/>
-          <w:sz w:val="26"/>
-          <w:u w:val="thick"/>
+        </w:rPr>
+        <w:t xml:space="preserve"> </w:t>
+      </w:r>
+      <w:r>
+        <w:rPr>
+          <w:sz w:val="26"/>
         </w:rPr>
         <w:t>and</w:t>
       </w:r>
       <w:r>
         <w:rPr>
-          <w:b/>
           <w:spacing w:val="-14"/>
           <w:sz w:val="26"/>
-          <w:u w:val="thick"/>
-        </w:rPr>
-        <w:t xml:space="preserve"> </w:t>
-      </w:r>
-      <w:r>
-        <w:rPr>
-          <w:b/>
-          <w:sz w:val="26"/>
-          <w:u w:val="thick"/>
+        </w:rPr>
+        <w:t xml:space="preserve"> </w:t>
+      </w:r>
+      <w:r>
+        <w:rPr>
+          <w:sz w:val="26"/>
         </w:rPr>
         <w:t>Rate</w:t>
       </w:r>
       <w:r>
         <w:rPr>
-          <w:b/>
           <w:spacing w:val="-15"/>
           <w:sz w:val="26"/>
-          <w:u w:val="thick"/>
-        </w:rPr>
-        <w:t xml:space="preserve"> </w:t>
-      </w:r>
-      <w:r>
-        <w:rPr>
-          <w:b/>
-          <w:sz w:val="26"/>
-          <w:u w:val="thick"/>
+        </w:rPr>
+        <w:t xml:space="preserve"> </w:t>
+      </w:r>
+      <w:r>
+        <w:rPr>
+          <w:sz w:val="26"/>
         </w:rPr>
         <w:t>property</w:t>
       </w:r>
       <w:r>
         <w:rPr>
-          <w:b/>
           <w:spacing w:val="-15"/>
           <w:sz w:val="26"/>
         </w:rPr>
@@ -2438,12 +2210,13 @@
       </w:pPr>
       <w:r>
         <w:rPr>
+          <w:b w:val="0"/>
           <w:noProof/>
         </w:rPr>
         <w:drawing>
-          <wp:inline distT="114300" distB="114300" distL="114300" distR="114300" wp14:anchorId="68432B4C" wp14:editId="19CAD8AD">
-            <wp:extent cx="5648325" cy="5676900"/>
-            <wp:effectExtent l="0" t="0" r="9525" b="0"/>
+          <wp:inline distT="114300" distB="114300" distL="114300" distR="114300" wp14:anchorId="68432B4C" wp14:editId="1EF66103">
+            <wp:extent cx="5648325" cy="5229225"/>
+            <wp:effectExtent l="0" t="0" r="9525" b="9525"/>
             <wp:docPr id="45" name="image10.png"/>
             <wp:cNvGraphicFramePr/>
             <a:graphic xmlns:a="http://schemas.openxmlformats.org/drawingml/2006/main">
@@ -2453,22 +2226,27 @@
                     <pic:cNvPr id="0" name="image10.png"/>
                     <pic:cNvPicPr preferRelativeResize="0"/>
                   </pic:nvPicPr>
-                  <pic:blipFill>
-                    <a:blip r:embed="rId13"/>
-                    <a:srcRect/>
-                    <a:stretch>
-                      <a:fillRect/>
-                    </a:stretch>
+                  <pic:blipFill rotWithShape="1">
+                    <a:blip r:embed="rId15"/>
+                    <a:srcRect t="7886"/>
+                    <a:stretch/>
                   </pic:blipFill>
-                  <pic:spPr>
+                  <pic:spPr bwMode="auto">
                     <a:xfrm>
                       <a:off x="0" y="0"/>
-                      <a:ext cx="5648929" cy="5677507"/>
+                      <a:ext cx="5648929" cy="5229784"/>
                     </a:xfrm>
                     <a:prstGeom prst="rect">
                       <a:avLst/>
                     </a:prstGeom>
-                    <a:ln/>
+                    <a:ln>
+                      <a:noFill/>
+                    </a:ln>
+                    <a:extLst>
+                      <a:ext uri="{53640926-AAD7-44D8-BBD7-CCE9431645EC}">
+                        <a14:shadowObscured xmlns:a14="http://schemas.microsoft.com/office/drawing/2010/main"/>
+                      </a:ext>
+                    </a:extLst>
                   </pic:spPr>
                 </pic:pic>
               </a:graphicData>
@@ -2503,197 +2281,186 @@
       <w:bookmarkEnd w:id="1"/>
       <w:r>
         <w:rPr>
-          <w:b/>
-          <w:color w:val="2D2D2D"/>
-          <w:spacing w:val="-2"/>
-          <w:sz w:val="26"/>
-          <w:u w:val="thick" w:color="2D2D2D"/>
+          <w:color w:val="2D2D2D"/>
+          <w:spacing w:val="-2"/>
+          <w:sz w:val="26"/>
+          <w:u w:color="2D2D2D"/>
         </w:rPr>
         <w:lastRenderedPageBreak/>
-        <w:t>FR11</w:t>
-      </w:r>
-      <w:r>
-        <w:rPr>
-          <w:b/>
+        <w:t>AC_PRS_</w:t>
+      </w:r>
+      <w:r>
+        <w:rPr>
+          <w:color w:val="2D2D2D"/>
+          <w:spacing w:val="-2"/>
+          <w:sz w:val="26"/>
+          <w:u w:color="2D2D2D"/>
+        </w:rPr>
+        <w:t>11</w:t>
+      </w:r>
+      <w:r>
+        <w:rPr>
           <w:color w:val="2D2D2D"/>
           <w:spacing w:val="-8"/>
           <w:sz w:val="26"/>
-          <w:u w:val="thick" w:color="2D2D2D"/>
-        </w:rPr>
-        <w:t xml:space="preserve"> </w:t>
-      </w:r>
-      <w:r>
-        <w:rPr>
-          <w:b/>
-          <w:color w:val="2D2D2D"/>
-          <w:spacing w:val="-2"/>
-          <w:sz w:val="26"/>
-          <w:u w:val="thick" w:color="2D2D2D"/>
+          <w:u w:color="2D2D2D"/>
+        </w:rPr>
+        <w:t xml:space="preserve"> </w:t>
+      </w:r>
+      <w:r>
+        <w:rPr>
+          <w:color w:val="2D2D2D"/>
+          <w:spacing w:val="-2"/>
+          <w:sz w:val="26"/>
+          <w:u w:color="2D2D2D"/>
         </w:rPr>
         <w:t>-</w:t>
       </w:r>
       <w:r>
         <w:rPr>
-          <w:b/>
           <w:color w:val="2D2D2D"/>
           <w:spacing w:val="-8"/>
           <w:sz w:val="26"/>
-          <w:u w:val="thick" w:color="2D2D2D"/>
-        </w:rPr>
-        <w:t xml:space="preserve"> </w:t>
-      </w:r>
-      <w:r>
-        <w:rPr>
-          <w:b/>
-          <w:color w:val="2D2D2D"/>
-          <w:spacing w:val="-2"/>
-          <w:sz w:val="26"/>
-          <w:u w:val="thick" w:color="2D2D2D"/>
+          <w:u w:color="2D2D2D"/>
+        </w:rPr>
+        <w:t xml:space="preserve"> </w:t>
+      </w:r>
+      <w:r>
+        <w:rPr>
+          <w:color w:val="2D2D2D"/>
+          <w:spacing w:val="-2"/>
+          <w:sz w:val="26"/>
+          <w:u w:color="2D2D2D"/>
         </w:rPr>
         <w:t>Update</w:t>
       </w:r>
       <w:r>
         <w:rPr>
-          <w:b/>
           <w:color w:val="2D2D2D"/>
           <w:spacing w:val="-5"/>
           <w:sz w:val="26"/>
-          <w:u w:val="thick" w:color="2D2D2D"/>
-        </w:rPr>
-        <w:t xml:space="preserve"> </w:t>
-      </w:r>
-      <w:r>
-        <w:rPr>
-          <w:b/>
-          <w:color w:val="2D2D2D"/>
-          <w:spacing w:val="-2"/>
-          <w:sz w:val="26"/>
-          <w:u w:val="thick" w:color="2D2D2D"/>
+          <w:u w:color="2D2D2D"/>
+        </w:rPr>
+        <w:t xml:space="preserve"> </w:t>
+      </w:r>
+      <w:r>
+        <w:rPr>
+          <w:color w:val="2D2D2D"/>
+          <w:spacing w:val="-2"/>
+          <w:sz w:val="26"/>
+          <w:u w:color="2D2D2D"/>
         </w:rPr>
         <w:t>Profile</w:t>
       </w:r>
       <w:r>
         <w:rPr>
-          <w:b/>
           <w:color w:val="2D2D2D"/>
           <w:spacing w:val="-6"/>
           <w:sz w:val="26"/>
-          <w:u w:val="thick" w:color="2D2D2D"/>
-        </w:rPr>
-        <w:t xml:space="preserve"> </w:t>
-      </w:r>
-      <w:r>
-        <w:rPr>
-          <w:b/>
-          <w:color w:val="2D2D2D"/>
-          <w:spacing w:val="-2"/>
-          <w:sz w:val="26"/>
-          <w:u w:val="thick" w:color="2D2D2D"/>
+          <w:u w:color="2D2D2D"/>
+        </w:rPr>
+        <w:t xml:space="preserve"> </w:t>
+      </w:r>
+      <w:r>
+        <w:rPr>
+          <w:color w:val="2D2D2D"/>
+          <w:spacing w:val="-2"/>
+          <w:sz w:val="26"/>
+          <w:u w:color="2D2D2D"/>
         </w:rPr>
         <w:t>Information</w:t>
       </w:r>
       <w:r>
         <w:rPr>
-          <w:b/>
-          <w:color w:val="2D2D2D"/>
-          <w:sz w:val="26"/>
-          <w:u w:val="thick" w:color="2D2D2D"/>
-        </w:rPr>
-        <w:t xml:space="preserve"> </w:t>
-      </w:r>
-      <w:r>
-        <w:rPr>
-          <w:b/>
-          <w:color w:val="2D2D2D"/>
-          <w:spacing w:val="-2"/>
-          <w:sz w:val="26"/>
-          <w:u w:val="thick" w:color="2D2D2D"/>
+          <w:color w:val="2D2D2D"/>
+          <w:sz w:val="26"/>
+          <w:u w:color="2D2D2D"/>
+        </w:rPr>
+        <w:t xml:space="preserve"> </w:t>
+      </w:r>
+      <w:r>
+        <w:rPr>
+          <w:color w:val="2D2D2D"/>
+          <w:spacing w:val="-2"/>
+          <w:sz w:val="26"/>
+          <w:u w:color="2D2D2D"/>
         </w:rPr>
         <w:t>and</w:t>
       </w:r>
       <w:r>
         <w:rPr>
-          <w:b/>
           <w:color w:val="2D2D2D"/>
           <w:spacing w:val="-5"/>
           <w:sz w:val="26"/>
-          <w:u w:val="thick" w:color="2D2D2D"/>
-        </w:rPr>
-        <w:t xml:space="preserve"> </w:t>
-      </w:r>
-      <w:r>
-        <w:rPr>
-          <w:b/>
-          <w:color w:val="2D2D2D"/>
-          <w:spacing w:val="-2"/>
-          <w:sz w:val="26"/>
-          <w:u w:val="thick" w:color="2D2D2D"/>
+          <w:u w:color="2D2D2D"/>
+        </w:rPr>
+        <w:t xml:space="preserve"> </w:t>
+      </w:r>
+      <w:r>
+        <w:rPr>
+          <w:color w:val="2D2D2D"/>
+          <w:spacing w:val="-2"/>
+          <w:sz w:val="26"/>
+          <w:u w:color="2D2D2D"/>
         </w:rPr>
         <w:t>availability</w:t>
       </w:r>
       <w:r>
         <w:rPr>
-          <w:b/>
           <w:color w:val="2D2D2D"/>
           <w:spacing w:val="-8"/>
           <w:sz w:val="26"/>
-          <w:u w:val="thick" w:color="2D2D2D"/>
-        </w:rPr>
-        <w:t xml:space="preserve"> </w:t>
-      </w:r>
-      <w:r>
-        <w:rPr>
-          <w:b/>
-          <w:color w:val="2D2D2D"/>
-          <w:spacing w:val="-2"/>
-          <w:sz w:val="26"/>
-          <w:u w:val="thick" w:color="2D2D2D"/>
+          <w:u w:color="2D2D2D"/>
+        </w:rPr>
+        <w:t xml:space="preserve"> </w:t>
+      </w:r>
+      <w:r>
+        <w:rPr>
+          <w:color w:val="2D2D2D"/>
+          <w:spacing w:val="-2"/>
+          <w:sz w:val="26"/>
+          <w:u w:color="2D2D2D"/>
         </w:rPr>
         <w:t>of</w:t>
       </w:r>
       <w:r>
         <w:rPr>
-          <w:b/>
           <w:color w:val="2D2D2D"/>
           <w:spacing w:val="-5"/>
           <w:sz w:val="26"/>
-          <w:u w:val="thick" w:color="2D2D2D"/>
-        </w:rPr>
-        <w:t xml:space="preserve"> </w:t>
-      </w:r>
-      <w:r>
-        <w:rPr>
-          <w:b/>
-          <w:color w:val="2D2D2D"/>
-          <w:spacing w:val="-2"/>
-          <w:sz w:val="26"/>
-          <w:u w:val="thick" w:color="2D2D2D"/>
+          <w:u w:color="2D2D2D"/>
+        </w:rPr>
+        <w:t xml:space="preserve"> </w:t>
+      </w:r>
+      <w:r>
+        <w:rPr>
+          <w:color w:val="2D2D2D"/>
+          <w:spacing w:val="-2"/>
+          <w:sz w:val="26"/>
+          <w:u w:color="2D2D2D"/>
         </w:rPr>
         <w:t>rental</w:t>
       </w:r>
       <w:r>
         <w:rPr>
-          <w:b/>
           <w:color w:val="2D2D2D"/>
           <w:spacing w:val="-6"/>
           <w:sz w:val="26"/>
-          <w:u w:val="thick" w:color="2D2D2D"/>
-        </w:rPr>
-        <w:t xml:space="preserve"> </w:t>
-      </w:r>
-      <w:r>
-        <w:rPr>
-          <w:b/>
-          <w:color w:val="2D2D2D"/>
-          <w:spacing w:val="-2"/>
-          <w:sz w:val="26"/>
-          <w:u w:val="thick" w:color="2D2D2D"/>
+          <w:u w:color="2D2D2D"/>
+        </w:rPr>
+        <w:t xml:space="preserve"> </w:t>
+      </w:r>
+      <w:r>
+        <w:rPr>
+          <w:color w:val="2D2D2D"/>
+          <w:spacing w:val="-2"/>
+          <w:sz w:val="26"/>
+          <w:u w:color="2D2D2D"/>
         </w:rPr>
         <w:t>properties</w:t>
       </w:r>
       <w:r>
         <w:rPr>
-          <w:b/>
           <w:color w:val="2D2D2D"/>
           <w:spacing w:val="3"/>
           <w:sz w:val="26"/>
@@ -2767,7 +2534,7 @@
           <w:sz w:val="19"/>
         </w:rPr>
         <w:drawing>
-          <wp:anchor distT="0" distB="0" distL="0" distR="0" simplePos="0" relativeHeight="487592960" behindDoc="1" locked="0" layoutInCell="1" allowOverlap="1" wp14:anchorId="00FDE74E" wp14:editId="00FDE74F">
+          <wp:anchor distT="0" distB="0" distL="0" distR="0" simplePos="0" relativeHeight="251610624" behindDoc="1" locked="0" layoutInCell="1" allowOverlap="1" wp14:anchorId="00FDE74E" wp14:editId="00FDE74F">
             <wp:simplePos x="0" y="0"/>
             <wp:positionH relativeFrom="page">
               <wp:posOffset>1712595</wp:posOffset>
@@ -2790,7 +2557,7 @@
                     <pic:cNvPicPr/>
                   </pic:nvPicPr>
                   <pic:blipFill>
-                    <a:blip r:embed="rId14" cstate="print"/>
+                    <a:blip r:embed="rId16" cstate="print"/>
                     <a:stretch>
                       <a:fillRect/>
                     </a:stretch>
@@ -2835,98 +2602,97 @@
       </w:pPr>
       <w:r>
         <w:rPr>
-          <w:b/>
-          <w:color w:val="2D2D2D"/>
-          <w:spacing w:val="-2"/>
-          <w:sz w:val="26"/>
-          <w:u w:val="thick" w:color="2D2D2D"/>
+          <w:color w:val="2D2D2D"/>
+          <w:spacing w:val="-2"/>
+          <w:sz w:val="26"/>
+          <w:u w:color="2D2D2D"/>
         </w:rPr>
         <w:lastRenderedPageBreak/>
-        <w:t>FR12</w:t>
-      </w:r>
-      <w:r>
-        <w:rPr>
-          <w:b/>
+        <w:t>AC_PRS_</w:t>
+      </w:r>
+      <w:r>
+        <w:rPr>
+          <w:color w:val="2D2D2D"/>
+          <w:spacing w:val="-2"/>
+          <w:sz w:val="26"/>
+          <w:u w:color="2D2D2D"/>
+        </w:rPr>
+        <w:t>12</w:t>
+      </w:r>
+      <w:r>
+        <w:rPr>
           <w:color w:val="2D2D2D"/>
           <w:spacing w:val="-10"/>
           <w:sz w:val="26"/>
-          <w:u w:val="thick" w:color="2D2D2D"/>
-        </w:rPr>
-        <w:t xml:space="preserve"> </w:t>
-      </w:r>
-      <w:r>
-        <w:rPr>
-          <w:b/>
-          <w:color w:val="2D2D2D"/>
-          <w:spacing w:val="-2"/>
-          <w:sz w:val="26"/>
-          <w:u w:val="thick" w:color="2D2D2D"/>
+          <w:u w:color="2D2D2D"/>
+        </w:rPr>
+        <w:t xml:space="preserve"> </w:t>
+      </w:r>
+      <w:r>
+        <w:rPr>
+          <w:color w:val="2D2D2D"/>
+          <w:spacing w:val="-2"/>
+          <w:sz w:val="26"/>
+          <w:u w:color="2D2D2D"/>
         </w:rPr>
         <w:t>-</w:t>
       </w:r>
       <w:r>
         <w:rPr>
-          <w:b/>
           <w:color w:val="2D2D2D"/>
           <w:spacing w:val="-10"/>
           <w:sz w:val="26"/>
-          <w:u w:val="thick" w:color="2D2D2D"/>
-        </w:rPr>
-        <w:t xml:space="preserve"> </w:t>
-      </w:r>
-      <w:r>
-        <w:rPr>
-          <w:b/>
-          <w:color w:val="2D2D2D"/>
-          <w:spacing w:val="-2"/>
-          <w:sz w:val="26"/>
-          <w:u w:val="thick" w:color="2D2D2D"/>
+          <w:u w:color="2D2D2D"/>
+        </w:rPr>
+        <w:t xml:space="preserve"> </w:t>
+      </w:r>
+      <w:r>
+        <w:rPr>
+          <w:color w:val="2D2D2D"/>
+          <w:spacing w:val="-2"/>
+          <w:sz w:val="26"/>
+          <w:u w:color="2D2D2D"/>
         </w:rPr>
         <w:t>Add</w:t>
       </w:r>
       <w:r>
         <w:rPr>
-          <w:b/>
           <w:color w:val="2D2D2D"/>
           <w:spacing w:val="-8"/>
           <w:sz w:val="26"/>
-          <w:u w:val="thick" w:color="2D2D2D"/>
-        </w:rPr>
-        <w:t xml:space="preserve"> </w:t>
-      </w:r>
-      <w:r>
-        <w:rPr>
-          <w:b/>
-          <w:color w:val="2D2D2D"/>
-          <w:spacing w:val="-2"/>
-          <w:sz w:val="26"/>
-          <w:u w:val="thick" w:color="2D2D2D"/>
+          <w:u w:color="2D2D2D"/>
+        </w:rPr>
+        <w:t xml:space="preserve"> </w:t>
+      </w:r>
+      <w:r>
+        <w:rPr>
+          <w:color w:val="2D2D2D"/>
+          <w:spacing w:val="-2"/>
+          <w:sz w:val="26"/>
+          <w:u w:color="2D2D2D"/>
         </w:rPr>
         <w:t>Property</w:t>
       </w:r>
       <w:r>
         <w:rPr>
-          <w:b/>
           <w:color w:val="2D2D2D"/>
           <w:spacing w:val="-4"/>
           <w:sz w:val="26"/>
-          <w:u w:val="thick" w:color="2D2D2D"/>
-        </w:rPr>
-        <w:t xml:space="preserve"> </w:t>
-      </w:r>
-      <w:r>
-        <w:rPr>
-          <w:b/>
-          <w:color w:val="2D2D2D"/>
-          <w:spacing w:val="-2"/>
-          <w:sz w:val="26"/>
-          <w:u w:val="thick" w:color="2D2D2D"/>
+          <w:u w:color="2D2D2D"/>
+        </w:rPr>
+        <w:t xml:space="preserve"> </w:t>
+      </w:r>
+      <w:r>
+        <w:rPr>
+          <w:color w:val="2D2D2D"/>
+          <w:spacing w:val="-2"/>
+          <w:sz w:val="26"/>
+          <w:u w:color="2D2D2D"/>
         </w:rPr>
         <w:t>Listing</w:t>
       </w:r>
       <w:r>
         <w:rPr>
-          <w:b/>
           <w:color w:val="2D2D2D"/>
           <w:spacing w:val="-1"/>
           <w:sz w:val="26"/>
@@ -2987,7 +2753,7 @@
           <w:sz w:val="11"/>
         </w:rPr>
         <w:drawing>
-          <wp:anchor distT="0" distB="0" distL="0" distR="0" simplePos="0" relativeHeight="487593472" behindDoc="1" locked="0" layoutInCell="1" allowOverlap="1" wp14:anchorId="00FDE750" wp14:editId="00FDE751">
+          <wp:anchor distT="0" distB="0" distL="0" distR="0" simplePos="0" relativeHeight="251614720" behindDoc="1" locked="0" layoutInCell="1" allowOverlap="1" wp14:anchorId="00FDE750" wp14:editId="00FDE751">
             <wp:simplePos x="0" y="0"/>
             <wp:positionH relativeFrom="page">
               <wp:posOffset>1967958</wp:posOffset>
@@ -3010,7 +2776,7 @@
                     <pic:cNvPicPr/>
                   </pic:nvPicPr>
                   <pic:blipFill>
-                    <a:blip r:embed="rId15" cstate="print"/>
+                    <a:blip r:embed="rId17" cstate="print"/>
                     <a:stretch>
                       <a:fillRect/>
                     </a:stretch>
@@ -3055,98 +2821,97 @@
       </w:pPr>
       <w:r>
         <w:rPr>
-          <w:b/>
-          <w:color w:val="2D2D2D"/>
-          <w:spacing w:val="-2"/>
-          <w:sz w:val="26"/>
-          <w:u w:val="thick" w:color="2D2D2D"/>
+          <w:color w:val="2D2D2D"/>
+          <w:spacing w:val="-2"/>
+          <w:sz w:val="26"/>
+          <w:u w:color="2D2D2D"/>
         </w:rPr>
         <w:lastRenderedPageBreak/>
-        <w:t>FR13</w:t>
-      </w:r>
-      <w:r>
-        <w:rPr>
-          <w:b/>
+        <w:t>AC_PRS_</w:t>
+      </w:r>
+      <w:r>
+        <w:rPr>
+          <w:color w:val="2D2D2D"/>
+          <w:spacing w:val="-2"/>
+          <w:sz w:val="26"/>
+          <w:u w:color="2D2D2D"/>
+        </w:rPr>
+        <w:t>13</w:t>
+      </w:r>
+      <w:r>
+        <w:rPr>
           <w:color w:val="2D2D2D"/>
           <w:spacing w:val="-11"/>
           <w:sz w:val="26"/>
-          <w:u w:val="thick" w:color="2D2D2D"/>
-        </w:rPr>
-        <w:t xml:space="preserve"> </w:t>
-      </w:r>
-      <w:r>
-        <w:rPr>
-          <w:b/>
-          <w:color w:val="2D2D2D"/>
-          <w:spacing w:val="-2"/>
-          <w:sz w:val="26"/>
-          <w:u w:val="thick" w:color="2D2D2D"/>
+          <w:u w:color="2D2D2D"/>
+        </w:rPr>
+        <w:t xml:space="preserve"> </w:t>
+      </w:r>
+      <w:r>
+        <w:rPr>
+          <w:color w:val="2D2D2D"/>
+          <w:spacing w:val="-2"/>
+          <w:sz w:val="26"/>
+          <w:u w:color="2D2D2D"/>
         </w:rPr>
         <w:t>-</w:t>
       </w:r>
       <w:r>
         <w:rPr>
-          <w:b/>
           <w:color w:val="2D2D2D"/>
           <w:spacing w:val="-6"/>
           <w:sz w:val="26"/>
-          <w:u w:val="thick" w:color="2D2D2D"/>
-        </w:rPr>
-        <w:t xml:space="preserve"> </w:t>
-      </w:r>
-      <w:r>
-        <w:rPr>
-          <w:b/>
-          <w:color w:val="2D2D2D"/>
-          <w:spacing w:val="-2"/>
-          <w:sz w:val="26"/>
-          <w:u w:val="thick" w:color="2D2D2D"/>
+          <w:u w:color="2D2D2D"/>
+        </w:rPr>
+        <w:t xml:space="preserve"> </w:t>
+      </w:r>
+      <w:r>
+        <w:rPr>
+          <w:color w:val="2D2D2D"/>
+          <w:spacing w:val="-2"/>
+          <w:sz w:val="26"/>
+          <w:u w:color="2D2D2D"/>
         </w:rPr>
         <w:t>Upload</w:t>
       </w:r>
       <w:r>
         <w:rPr>
-          <w:b/>
           <w:color w:val="2D2D2D"/>
           <w:spacing w:val="-8"/>
           <w:sz w:val="26"/>
-          <w:u w:val="thick" w:color="2D2D2D"/>
-        </w:rPr>
-        <w:t xml:space="preserve"> </w:t>
-      </w:r>
-      <w:r>
-        <w:rPr>
-          <w:b/>
-          <w:color w:val="2D2D2D"/>
-          <w:spacing w:val="-2"/>
-          <w:sz w:val="26"/>
-          <w:u w:val="thick" w:color="2D2D2D"/>
+          <w:u w:color="2D2D2D"/>
+        </w:rPr>
+        <w:t xml:space="preserve"> </w:t>
+      </w:r>
+      <w:r>
+        <w:rPr>
+          <w:color w:val="2D2D2D"/>
+          <w:spacing w:val="-2"/>
+          <w:sz w:val="26"/>
+          <w:u w:color="2D2D2D"/>
         </w:rPr>
         <w:t>Property</w:t>
       </w:r>
       <w:r>
         <w:rPr>
-          <w:b/>
           <w:color w:val="2D2D2D"/>
           <w:spacing w:val="-10"/>
           <w:sz w:val="26"/>
-          <w:u w:val="thick" w:color="2D2D2D"/>
-        </w:rPr>
-        <w:t xml:space="preserve"> </w:t>
-      </w:r>
-      <w:r>
-        <w:rPr>
-          <w:b/>
-          <w:color w:val="2D2D2D"/>
-          <w:spacing w:val="-2"/>
-          <w:sz w:val="26"/>
-          <w:u w:val="thick" w:color="2D2D2D"/>
+          <w:u w:color="2D2D2D"/>
+        </w:rPr>
+        <w:t xml:space="preserve"> </w:t>
+      </w:r>
+      <w:r>
+        <w:rPr>
+          <w:color w:val="2D2D2D"/>
+          <w:spacing w:val="-2"/>
+          <w:sz w:val="26"/>
+          <w:u w:color="2D2D2D"/>
         </w:rPr>
         <w:t>Images</w:t>
       </w:r>
       <w:r>
         <w:rPr>
-          <w:b/>
           <w:color w:val="2D2D2D"/>
           <w:sz w:val="26"/>
         </w:rPr>
@@ -3237,7 +3002,7 @@
           <w:sz w:val="20"/>
         </w:rPr>
         <w:drawing>
-          <wp:anchor distT="0" distB="0" distL="0" distR="0" simplePos="0" relativeHeight="487593984" behindDoc="1" locked="0" layoutInCell="1" allowOverlap="1" wp14:anchorId="00FDE752" wp14:editId="00FDE753">
+          <wp:anchor distT="0" distB="0" distL="0" distR="0" simplePos="0" relativeHeight="251618816" behindDoc="1" locked="0" layoutInCell="1" allowOverlap="1" wp14:anchorId="00FDE752" wp14:editId="00FDE753">
             <wp:simplePos x="0" y="0"/>
             <wp:positionH relativeFrom="page">
               <wp:posOffset>1911985</wp:posOffset>
@@ -3260,7 +3025,7 @@
                     <pic:cNvPicPr/>
                   </pic:nvPicPr>
                   <pic:blipFill>
-                    <a:blip r:embed="rId16" cstate="print"/>
+                    <a:blip r:embed="rId18" cstate="print"/>
                     <a:stretch>
                       <a:fillRect/>
                     </a:stretch>
@@ -3300,97 +3065,96 @@
       </w:pPr>
       <w:r>
         <w:rPr>
-          <w:b/>
-          <w:color w:val="2D2D2D"/>
-          <w:spacing w:val="-2"/>
-          <w:sz w:val="26"/>
-          <w:u w:val="thick" w:color="2D2D2D"/>
-        </w:rPr>
-        <w:t>FR14</w:t>
-      </w:r>
-      <w:r>
-        <w:rPr>
-          <w:b/>
+          <w:color w:val="2D2D2D"/>
+          <w:spacing w:val="-2"/>
+          <w:sz w:val="26"/>
+          <w:u w:color="2D2D2D"/>
+        </w:rPr>
+        <w:t>AC_PRS_</w:t>
+      </w:r>
+      <w:r>
+        <w:rPr>
+          <w:color w:val="2D2D2D"/>
+          <w:spacing w:val="-2"/>
+          <w:sz w:val="26"/>
+          <w:u w:color="2D2D2D"/>
+        </w:rPr>
+        <w:t>14</w:t>
+      </w:r>
+      <w:r>
+        <w:rPr>
           <w:color w:val="2D2D2D"/>
           <w:spacing w:val="-10"/>
           <w:sz w:val="26"/>
-          <w:u w:val="thick" w:color="2D2D2D"/>
-        </w:rPr>
-        <w:t xml:space="preserve"> </w:t>
-      </w:r>
-      <w:r>
-        <w:rPr>
-          <w:b/>
-          <w:color w:val="2D2D2D"/>
-          <w:spacing w:val="-2"/>
-          <w:sz w:val="26"/>
-          <w:u w:val="thick" w:color="2D2D2D"/>
+          <w:u w:color="2D2D2D"/>
+        </w:rPr>
+        <w:t xml:space="preserve"> </w:t>
+      </w:r>
+      <w:r>
+        <w:rPr>
+          <w:color w:val="2D2D2D"/>
+          <w:spacing w:val="-2"/>
+          <w:sz w:val="26"/>
+          <w:u w:color="2D2D2D"/>
         </w:rPr>
         <w:t>-</w:t>
       </w:r>
       <w:r>
         <w:rPr>
-          <w:b/>
           <w:color w:val="2D2D2D"/>
           <w:spacing w:val="-5"/>
           <w:sz w:val="26"/>
-          <w:u w:val="thick" w:color="2D2D2D"/>
-        </w:rPr>
-        <w:t xml:space="preserve"> </w:t>
-      </w:r>
-      <w:r>
-        <w:rPr>
-          <w:b/>
-          <w:color w:val="2D2D2D"/>
-          <w:spacing w:val="-2"/>
-          <w:sz w:val="26"/>
-          <w:u w:val="thick" w:color="2D2D2D"/>
+          <w:u w:color="2D2D2D"/>
+        </w:rPr>
+        <w:t xml:space="preserve"> </w:t>
+      </w:r>
+      <w:r>
+        <w:rPr>
+          <w:color w:val="2D2D2D"/>
+          <w:spacing w:val="-2"/>
+          <w:sz w:val="26"/>
+          <w:u w:color="2D2D2D"/>
         </w:rPr>
         <w:t>Edit</w:t>
       </w:r>
       <w:r>
         <w:rPr>
-          <w:b/>
           <w:color w:val="2D2D2D"/>
           <w:spacing w:val="-7"/>
           <w:sz w:val="26"/>
-          <w:u w:val="thick" w:color="2D2D2D"/>
-        </w:rPr>
-        <w:t xml:space="preserve"> </w:t>
-      </w:r>
-      <w:r>
-        <w:rPr>
-          <w:b/>
-          <w:color w:val="2D2D2D"/>
-          <w:spacing w:val="-2"/>
-          <w:sz w:val="26"/>
-          <w:u w:val="thick" w:color="2D2D2D"/>
+          <w:u w:color="2D2D2D"/>
+        </w:rPr>
+        <w:t xml:space="preserve"> </w:t>
+      </w:r>
+      <w:r>
+        <w:rPr>
+          <w:color w:val="2D2D2D"/>
+          <w:spacing w:val="-2"/>
+          <w:sz w:val="26"/>
+          <w:u w:color="2D2D2D"/>
         </w:rPr>
         <w:t>Property</w:t>
       </w:r>
       <w:r>
         <w:rPr>
-          <w:b/>
           <w:color w:val="2D2D2D"/>
           <w:spacing w:val="-4"/>
           <w:sz w:val="26"/>
-          <w:u w:val="thick" w:color="2D2D2D"/>
-        </w:rPr>
-        <w:t xml:space="preserve"> </w:t>
-      </w:r>
-      <w:r>
-        <w:rPr>
-          <w:b/>
-          <w:color w:val="2D2D2D"/>
-          <w:spacing w:val="-2"/>
-          <w:sz w:val="26"/>
-          <w:u w:val="thick" w:color="2D2D2D"/>
+          <w:u w:color="2D2D2D"/>
+        </w:rPr>
+        <w:t xml:space="preserve"> </w:t>
+      </w:r>
+      <w:r>
+        <w:rPr>
+          <w:color w:val="2D2D2D"/>
+          <w:spacing w:val="-2"/>
+          <w:sz w:val="26"/>
+          <w:u w:color="2D2D2D"/>
         </w:rPr>
         <w:t>Listing</w:t>
       </w:r>
       <w:r>
         <w:rPr>
-          <w:b/>
           <w:color w:val="2D2D2D"/>
           <w:sz w:val="26"/>
         </w:rPr>
@@ -3490,7 +3254,7 @@
           <w:sz w:val="20"/>
         </w:rPr>
         <w:drawing>
-          <wp:anchor distT="0" distB="0" distL="0" distR="0" simplePos="0" relativeHeight="487594496" behindDoc="1" locked="0" layoutInCell="1" allowOverlap="1" wp14:anchorId="00FDE754" wp14:editId="00FDE755">
+          <wp:anchor distT="0" distB="0" distL="0" distR="0" simplePos="0" relativeHeight="251622912" behindDoc="1" locked="0" layoutInCell="1" allowOverlap="1" wp14:anchorId="00FDE754" wp14:editId="00FDE755">
             <wp:simplePos x="0" y="0"/>
             <wp:positionH relativeFrom="page">
               <wp:posOffset>1099185</wp:posOffset>
@@ -3513,7 +3277,7 @@
                     <pic:cNvPicPr/>
                   </pic:nvPicPr>
                   <pic:blipFill>
-                    <a:blip r:embed="rId17" cstate="print"/>
+                    <a:blip r:embed="rId19" cstate="print"/>
                     <a:stretch>
                       <a:fillRect/>
                     </a:stretch>
@@ -3558,98 +3322,97 @@
       </w:pPr>
       <w:r>
         <w:rPr>
-          <w:b/>
-          <w:color w:val="2D2D2D"/>
-          <w:spacing w:val="-2"/>
-          <w:sz w:val="26"/>
-          <w:u w:val="thick" w:color="2D2D2D"/>
+          <w:color w:val="2D2D2D"/>
+          <w:spacing w:val="-2"/>
+          <w:sz w:val="26"/>
+          <w:u w:color="2D2D2D"/>
         </w:rPr>
         <w:lastRenderedPageBreak/>
-        <w:t>FR15</w:t>
-      </w:r>
-      <w:r>
-        <w:rPr>
-          <w:b/>
+        <w:t>AC_PRS_</w:t>
+      </w:r>
+      <w:r>
+        <w:rPr>
+          <w:color w:val="2D2D2D"/>
+          <w:spacing w:val="-2"/>
+          <w:sz w:val="26"/>
+          <w:u w:color="2D2D2D"/>
+        </w:rPr>
+        <w:t>15</w:t>
+      </w:r>
+      <w:r>
+        <w:rPr>
           <w:color w:val="2D2D2D"/>
           <w:spacing w:val="-9"/>
           <w:sz w:val="26"/>
-          <w:u w:val="thick" w:color="2D2D2D"/>
-        </w:rPr>
-        <w:t xml:space="preserve"> </w:t>
-      </w:r>
-      <w:r>
-        <w:rPr>
-          <w:b/>
-          <w:color w:val="2D2D2D"/>
-          <w:spacing w:val="-2"/>
-          <w:sz w:val="26"/>
-          <w:u w:val="thick" w:color="2D2D2D"/>
+          <w:u w:color="2D2D2D"/>
+        </w:rPr>
+        <w:t xml:space="preserve"> </w:t>
+      </w:r>
+      <w:r>
+        <w:rPr>
+          <w:color w:val="2D2D2D"/>
+          <w:spacing w:val="-2"/>
+          <w:sz w:val="26"/>
+          <w:u w:color="2D2D2D"/>
         </w:rPr>
         <w:t>-</w:t>
       </w:r>
       <w:r>
         <w:rPr>
-          <w:b/>
           <w:color w:val="2D2D2D"/>
           <w:spacing w:val="-10"/>
           <w:sz w:val="26"/>
-          <w:u w:val="thick" w:color="2D2D2D"/>
-        </w:rPr>
-        <w:t xml:space="preserve"> </w:t>
-      </w:r>
-      <w:r>
-        <w:rPr>
-          <w:b/>
-          <w:color w:val="2D2D2D"/>
-          <w:spacing w:val="-2"/>
-          <w:sz w:val="26"/>
-          <w:u w:val="thick" w:color="2D2D2D"/>
+          <w:u w:color="2D2D2D"/>
+        </w:rPr>
+        <w:t xml:space="preserve"> </w:t>
+      </w:r>
+      <w:r>
+        <w:rPr>
+          <w:color w:val="2D2D2D"/>
+          <w:spacing w:val="-2"/>
+          <w:sz w:val="26"/>
+          <w:u w:color="2D2D2D"/>
         </w:rPr>
         <w:t>Delete</w:t>
       </w:r>
       <w:r>
         <w:rPr>
-          <w:b/>
           <w:color w:val="2D2D2D"/>
           <w:spacing w:val="-7"/>
           <w:sz w:val="26"/>
-          <w:u w:val="thick" w:color="2D2D2D"/>
-        </w:rPr>
-        <w:t xml:space="preserve"> </w:t>
-      </w:r>
-      <w:r>
-        <w:rPr>
-          <w:b/>
-          <w:color w:val="2D2D2D"/>
-          <w:spacing w:val="-2"/>
-          <w:sz w:val="26"/>
-          <w:u w:val="thick" w:color="2D2D2D"/>
+          <w:u w:color="2D2D2D"/>
+        </w:rPr>
+        <w:t xml:space="preserve"> </w:t>
+      </w:r>
+      <w:r>
+        <w:rPr>
+          <w:color w:val="2D2D2D"/>
+          <w:spacing w:val="-2"/>
+          <w:sz w:val="26"/>
+          <w:u w:color="2D2D2D"/>
         </w:rPr>
         <w:t>Property</w:t>
       </w:r>
       <w:r>
         <w:rPr>
-          <w:b/>
           <w:color w:val="2D2D2D"/>
           <w:spacing w:val="-4"/>
           <w:sz w:val="26"/>
-          <w:u w:val="thick" w:color="2D2D2D"/>
-        </w:rPr>
-        <w:t xml:space="preserve"> </w:t>
-      </w:r>
-      <w:r>
-        <w:rPr>
-          <w:b/>
-          <w:color w:val="2D2D2D"/>
-          <w:spacing w:val="-2"/>
-          <w:sz w:val="26"/>
-          <w:u w:val="thick" w:color="2D2D2D"/>
+          <w:u w:color="2D2D2D"/>
+        </w:rPr>
+        <w:t xml:space="preserve"> </w:t>
+      </w:r>
+      <w:r>
+        <w:rPr>
+          <w:color w:val="2D2D2D"/>
+          <w:spacing w:val="-2"/>
+          <w:sz w:val="26"/>
+          <w:u w:color="2D2D2D"/>
         </w:rPr>
         <w:t>Listing</w:t>
       </w:r>
       <w:r>
         <w:rPr>
-          <w:b/>
           <w:color w:val="2D2D2D"/>
           <w:sz w:val="26"/>
         </w:rPr>
@@ -3740,7 +3503,7 @@
           <w:sz w:val="14"/>
         </w:rPr>
         <w:drawing>
-          <wp:anchor distT="0" distB="0" distL="0" distR="0" simplePos="0" relativeHeight="487595008" behindDoc="1" locked="0" layoutInCell="1" allowOverlap="1" wp14:anchorId="00FDE756" wp14:editId="00FDE757">
+          <wp:anchor distT="0" distB="0" distL="0" distR="0" simplePos="0" relativeHeight="251627008" behindDoc="1" locked="0" layoutInCell="1" allowOverlap="1" wp14:anchorId="00FDE756" wp14:editId="00FDE757">
             <wp:simplePos x="0" y="0"/>
             <wp:positionH relativeFrom="page">
               <wp:posOffset>972819</wp:posOffset>
@@ -3763,7 +3526,7 @@
                     <pic:cNvPicPr/>
                   </pic:nvPicPr>
                   <pic:blipFill>
-                    <a:blip r:embed="rId18" cstate="print"/>
+                    <a:blip r:embed="rId20" cstate="print"/>
                     <a:stretch>
                       <a:fillRect/>
                     </a:stretch>
@@ -3808,93 +3571,91 @@
       </w:pPr>
       <w:r>
         <w:rPr>
-          <w:b/>
-          <w:color w:val="2D2D2D"/>
-          <w:sz w:val="26"/>
-          <w:u w:val="thick" w:color="2D2D2D"/>
+          <w:color w:val="2D2D2D"/>
+          <w:sz w:val="26"/>
+          <w:u w:color="2D2D2D"/>
         </w:rPr>
         <w:lastRenderedPageBreak/>
-        <w:t>FR16</w:t>
-      </w:r>
-      <w:r>
-        <w:rPr>
-          <w:b/>
+        <w:t>AC_PRS_</w:t>
+      </w:r>
+      <w:r>
+        <w:rPr>
+          <w:color w:val="2D2D2D"/>
+          <w:sz w:val="26"/>
+          <w:u w:color="2D2D2D"/>
+        </w:rPr>
+        <w:t>16</w:t>
+      </w:r>
+      <w:r>
+        <w:rPr>
           <w:color w:val="2D2D2D"/>
           <w:spacing w:val="-15"/>
           <w:sz w:val="26"/>
-          <w:u w:val="thick" w:color="2D2D2D"/>
-        </w:rPr>
-        <w:t xml:space="preserve"> </w:t>
-      </w:r>
-      <w:r>
-        <w:rPr>
-          <w:b/>
-          <w:color w:val="2D2D2D"/>
-          <w:sz w:val="26"/>
-          <w:u w:val="thick" w:color="2D2D2D"/>
+          <w:u w:color="2D2D2D"/>
+        </w:rPr>
+        <w:t xml:space="preserve"> </w:t>
+      </w:r>
+      <w:r>
+        <w:rPr>
+          <w:color w:val="2D2D2D"/>
+          <w:sz w:val="26"/>
+          <w:u w:color="2D2D2D"/>
         </w:rPr>
         <w:t>-</w:t>
       </w:r>
       <w:r>
         <w:rPr>
-          <w:b/>
           <w:color w:val="2D2D2D"/>
           <w:spacing w:val="-15"/>
           <w:sz w:val="26"/>
-          <w:u w:val="thick" w:color="2D2D2D"/>
-        </w:rPr>
-        <w:t xml:space="preserve"> </w:t>
-      </w:r>
-      <w:r>
-        <w:rPr>
-          <w:b/>
-          <w:color w:val="2D2D2D"/>
-          <w:sz w:val="26"/>
-          <w:u w:val="thick" w:color="2D2D2D"/>
+          <w:u w:color="2D2D2D"/>
+        </w:rPr>
+        <w:t xml:space="preserve"> </w:t>
+      </w:r>
+      <w:r>
+        <w:rPr>
+          <w:color w:val="2D2D2D"/>
+          <w:sz w:val="26"/>
+          <w:u w:color="2D2D2D"/>
         </w:rPr>
         <w:t>View</w:t>
       </w:r>
       <w:r>
         <w:rPr>
-          <w:b/>
           <w:color w:val="2D2D2D"/>
           <w:spacing w:val="-15"/>
           <w:sz w:val="26"/>
-          <w:u w:val="thick" w:color="2D2D2D"/>
-        </w:rPr>
-        <w:t xml:space="preserve"> </w:t>
-      </w:r>
-      <w:r>
-        <w:rPr>
-          <w:b/>
-          <w:color w:val="2D2D2D"/>
-          <w:sz w:val="26"/>
-          <w:u w:val="thick" w:color="2D2D2D"/>
+          <w:u w:color="2D2D2D"/>
+        </w:rPr>
+        <w:t xml:space="preserve"> </w:t>
+      </w:r>
+      <w:r>
+        <w:rPr>
+          <w:color w:val="2D2D2D"/>
+          <w:sz w:val="26"/>
+          <w:u w:color="2D2D2D"/>
         </w:rPr>
         <w:t>Rental</w:t>
       </w:r>
       <w:r>
         <w:rPr>
-          <w:b/>
           <w:color w:val="2D2D2D"/>
           <w:spacing w:val="-14"/>
           <w:sz w:val="26"/>
-          <w:u w:val="thick" w:color="2D2D2D"/>
-        </w:rPr>
-        <w:t xml:space="preserve"> </w:t>
-      </w:r>
-      <w:r>
-        <w:rPr>
-          <w:b/>
-          <w:color w:val="2D2D2D"/>
-          <w:sz w:val="26"/>
-          <w:u w:val="thick" w:color="2D2D2D"/>
+          <w:u w:color="2D2D2D"/>
+        </w:rPr>
+        <w:t xml:space="preserve"> </w:t>
+      </w:r>
+      <w:r>
+        <w:rPr>
+          <w:color w:val="2D2D2D"/>
+          <w:sz w:val="26"/>
+          <w:u w:color="2D2D2D"/>
         </w:rPr>
         <w:t>Requests</w:t>
       </w:r>
       <w:r>
         <w:rPr>
-          <w:b/>
           <w:color w:val="2D2D2D"/>
           <w:spacing w:val="-15"/>
           <w:sz w:val="26"/>
@@ -3983,7 +3744,7 @@
           <w:sz w:val="18"/>
         </w:rPr>
         <w:drawing>
-          <wp:anchor distT="0" distB="0" distL="0" distR="0" simplePos="0" relativeHeight="487595520" behindDoc="1" locked="0" layoutInCell="1" allowOverlap="1" wp14:anchorId="00FDE758" wp14:editId="00FDE759">
+          <wp:anchor distT="0" distB="0" distL="0" distR="0" simplePos="0" relativeHeight="251631104" behindDoc="1" locked="0" layoutInCell="1" allowOverlap="1" wp14:anchorId="00FDE758" wp14:editId="00FDE759">
             <wp:simplePos x="0" y="0"/>
             <wp:positionH relativeFrom="page">
               <wp:posOffset>1722120</wp:posOffset>
@@ -4006,7 +3767,7 @@
                     <pic:cNvPicPr/>
                   </pic:nvPicPr>
                   <pic:blipFill>
-                    <a:blip r:embed="rId19" cstate="print"/>
+                    <a:blip r:embed="rId21" cstate="print"/>
                     <a:stretch>
                       <a:fillRect/>
                     </a:stretch>
@@ -4051,131 +3812,125 @@
       </w:pPr>
       <w:r>
         <w:rPr>
-          <w:b/>
-          <w:color w:val="2D2D2D"/>
-          <w:sz w:val="26"/>
-          <w:u w:val="thick" w:color="2D2D2D"/>
+          <w:color w:val="2D2D2D"/>
+          <w:sz w:val="26"/>
+          <w:u w:color="2D2D2D"/>
         </w:rPr>
         <w:lastRenderedPageBreak/>
-        <w:t>FR17</w:t>
-      </w:r>
-      <w:r>
-        <w:rPr>
-          <w:b/>
+        <w:t>AC_PRS_</w:t>
+      </w:r>
+      <w:r>
+        <w:rPr>
+          <w:color w:val="2D2D2D"/>
+          <w:sz w:val="26"/>
+          <w:u w:color="2D2D2D"/>
+        </w:rPr>
+        <w:t>17</w:t>
+      </w:r>
+      <w:r>
+        <w:rPr>
           <w:color w:val="2D2D2D"/>
           <w:spacing w:val="-15"/>
           <w:sz w:val="26"/>
-          <w:u w:val="thick" w:color="2D2D2D"/>
-        </w:rPr>
-        <w:t xml:space="preserve"> </w:t>
-      </w:r>
-      <w:r>
-        <w:rPr>
-          <w:b/>
-          <w:color w:val="2D2D2D"/>
-          <w:sz w:val="26"/>
-          <w:u w:val="thick" w:color="2D2D2D"/>
+          <w:u w:color="2D2D2D"/>
+        </w:rPr>
+        <w:t xml:space="preserve"> </w:t>
+      </w:r>
+      <w:r>
+        <w:rPr>
+          <w:color w:val="2D2D2D"/>
+          <w:sz w:val="26"/>
+          <w:u w:color="2D2D2D"/>
         </w:rPr>
         <w:t>-</w:t>
       </w:r>
       <w:r>
         <w:rPr>
-          <w:b/>
           <w:color w:val="2D2D2D"/>
           <w:spacing w:val="-14"/>
           <w:sz w:val="26"/>
-          <w:u w:val="thick" w:color="2D2D2D"/>
-        </w:rPr>
-        <w:t xml:space="preserve"> </w:t>
-      </w:r>
-      <w:r>
-        <w:rPr>
-          <w:b/>
-          <w:color w:val="2D2D2D"/>
-          <w:sz w:val="26"/>
-          <w:u w:val="thick" w:color="2D2D2D"/>
+          <w:u w:color="2D2D2D"/>
+        </w:rPr>
+        <w:t xml:space="preserve"> </w:t>
+      </w:r>
+      <w:r>
+        <w:rPr>
+          <w:color w:val="2D2D2D"/>
+          <w:sz w:val="26"/>
+          <w:u w:color="2D2D2D"/>
         </w:rPr>
         <w:t>Accept</w:t>
       </w:r>
       <w:r>
         <w:rPr>
-          <w:b/>
           <w:color w:val="2D2D2D"/>
           <w:spacing w:val="-12"/>
           <w:sz w:val="26"/>
-          <w:u w:val="thick" w:color="2D2D2D"/>
-        </w:rPr>
-        <w:t xml:space="preserve"> </w:t>
-      </w:r>
-      <w:r>
-        <w:rPr>
-          <w:b/>
-          <w:color w:val="2D2D2D"/>
-          <w:sz w:val="26"/>
-          <w:u w:val="thick" w:color="2D2D2D"/>
+          <w:u w:color="2D2D2D"/>
+        </w:rPr>
+        <w:t xml:space="preserve"> </w:t>
+      </w:r>
+      <w:r>
+        <w:rPr>
+          <w:color w:val="2D2D2D"/>
+          <w:sz w:val="26"/>
+          <w:u w:color="2D2D2D"/>
         </w:rPr>
         <w:t>or</w:t>
       </w:r>
       <w:r>
         <w:rPr>
-          <w:b/>
           <w:color w:val="2D2D2D"/>
           <w:spacing w:val="-15"/>
           <w:sz w:val="26"/>
-          <w:u w:val="thick" w:color="2D2D2D"/>
-        </w:rPr>
-        <w:t xml:space="preserve"> </w:t>
-      </w:r>
-      <w:r>
-        <w:rPr>
-          <w:b/>
-          <w:color w:val="2D2D2D"/>
-          <w:sz w:val="26"/>
-          <w:u w:val="thick" w:color="2D2D2D"/>
+          <w:u w:color="2D2D2D"/>
+        </w:rPr>
+        <w:t xml:space="preserve"> </w:t>
+      </w:r>
+      <w:r>
+        <w:rPr>
+          <w:color w:val="2D2D2D"/>
+          <w:sz w:val="26"/>
+          <w:u w:color="2D2D2D"/>
         </w:rPr>
         <w:t>Reject</w:t>
       </w:r>
       <w:r>
         <w:rPr>
-          <w:b/>
           <w:color w:val="2D2D2D"/>
           <w:spacing w:val="-13"/>
           <w:sz w:val="26"/>
-          <w:u w:val="thick" w:color="2D2D2D"/>
-        </w:rPr>
-        <w:t xml:space="preserve"> </w:t>
-      </w:r>
-      <w:r>
-        <w:rPr>
-          <w:b/>
-          <w:color w:val="2D2D2D"/>
-          <w:sz w:val="26"/>
-          <w:u w:val="thick" w:color="2D2D2D"/>
+          <w:u w:color="2D2D2D"/>
+        </w:rPr>
+        <w:t xml:space="preserve"> </w:t>
+      </w:r>
+      <w:r>
+        <w:rPr>
+          <w:color w:val="2D2D2D"/>
+          <w:sz w:val="26"/>
+          <w:u w:color="2D2D2D"/>
         </w:rPr>
         <w:t>Rental</w:t>
       </w:r>
       <w:r>
         <w:rPr>
-          <w:b/>
           <w:color w:val="2D2D2D"/>
           <w:spacing w:val="-14"/>
           <w:sz w:val="26"/>
-          <w:u w:val="thick" w:color="2D2D2D"/>
-        </w:rPr>
-        <w:t xml:space="preserve"> </w:t>
-      </w:r>
-      <w:r>
-        <w:rPr>
-          <w:b/>
-          <w:color w:val="2D2D2D"/>
-          <w:sz w:val="26"/>
-          <w:u w:val="thick" w:color="2D2D2D"/>
+          <w:u w:color="2D2D2D"/>
+        </w:rPr>
+        <w:t xml:space="preserve"> </w:t>
+      </w:r>
+      <w:r>
+        <w:rPr>
+          <w:color w:val="2D2D2D"/>
+          <w:sz w:val="26"/>
+          <w:u w:color="2D2D2D"/>
         </w:rPr>
         <w:t>Request</w:t>
       </w:r>
       <w:r>
         <w:rPr>
-          <w:b/>
           <w:color w:val="2D2D2D"/>
           <w:spacing w:val="-13"/>
           <w:sz w:val="26"/>
@@ -4264,7 +4019,7 @@
           <w:sz w:val="20"/>
         </w:rPr>
         <w:drawing>
-          <wp:anchor distT="0" distB="0" distL="0" distR="0" simplePos="0" relativeHeight="487596032" behindDoc="1" locked="0" layoutInCell="1" allowOverlap="1" wp14:anchorId="00FDE75A" wp14:editId="00FDE75B">
+          <wp:anchor distT="0" distB="0" distL="0" distR="0" simplePos="0" relativeHeight="251635200" behindDoc="1" locked="0" layoutInCell="1" allowOverlap="1" wp14:anchorId="00FDE75A" wp14:editId="00FDE75B">
             <wp:simplePos x="0" y="0"/>
             <wp:positionH relativeFrom="page">
               <wp:posOffset>981710</wp:posOffset>
@@ -4287,7 +4042,7 @@
                     <pic:cNvPicPr/>
                   </pic:nvPicPr>
                   <pic:blipFill>
-                    <a:blip r:embed="rId20" cstate="print"/>
+                    <a:blip r:embed="rId22" cstate="print"/>
                     <a:stretch>
                       <a:fillRect/>
                     </a:stretch>
@@ -4332,112 +4087,108 @@
       </w:pPr>
       <w:r>
         <w:rPr>
-          <w:b/>
-          <w:color w:val="2D2D2D"/>
-          <w:sz w:val="26"/>
-          <w:u w:val="thick" w:color="2D2D2D"/>
+          <w:color w:val="2D2D2D"/>
+          <w:sz w:val="26"/>
+          <w:u w:color="2D2D2D"/>
         </w:rPr>
         <w:lastRenderedPageBreak/>
-        <w:t>FR18</w:t>
-      </w:r>
-      <w:r>
-        <w:rPr>
-          <w:b/>
+        <w:t>AC_PRS_</w:t>
+      </w:r>
+      <w:r>
+        <w:rPr>
+          <w:color w:val="2D2D2D"/>
+          <w:sz w:val="26"/>
+          <w:u w:color="2D2D2D"/>
+        </w:rPr>
+        <w:t>18</w:t>
+      </w:r>
+      <w:r>
+        <w:rPr>
           <w:color w:val="2D2D2D"/>
           <w:spacing w:val="-15"/>
           <w:sz w:val="26"/>
-          <w:u w:val="thick" w:color="2D2D2D"/>
-        </w:rPr>
-        <w:t xml:space="preserve"> </w:t>
-      </w:r>
-      <w:r>
-        <w:rPr>
-          <w:b/>
-          <w:color w:val="2D2D2D"/>
-          <w:sz w:val="26"/>
-          <w:u w:val="thick" w:color="2D2D2D"/>
+          <w:u w:color="2D2D2D"/>
+        </w:rPr>
+        <w:t xml:space="preserve"> </w:t>
+      </w:r>
+      <w:r>
+        <w:rPr>
+          <w:color w:val="2D2D2D"/>
+          <w:sz w:val="26"/>
+          <w:u w:color="2D2D2D"/>
         </w:rPr>
         <w:t>-</w:t>
       </w:r>
       <w:r>
         <w:rPr>
-          <w:b/>
           <w:color w:val="2D2D2D"/>
           <w:spacing w:val="-15"/>
           <w:sz w:val="26"/>
-          <w:u w:val="thick" w:color="2D2D2D"/>
-        </w:rPr>
-        <w:t xml:space="preserve"> </w:t>
-      </w:r>
-      <w:r>
-        <w:rPr>
-          <w:b/>
-          <w:color w:val="2D2D2D"/>
-          <w:sz w:val="26"/>
-          <w:u w:val="thick" w:color="2D2D2D"/>
+          <w:u w:color="2D2D2D"/>
+        </w:rPr>
+        <w:t xml:space="preserve"> </w:t>
+      </w:r>
+      <w:r>
+        <w:rPr>
+          <w:color w:val="2D2D2D"/>
+          <w:sz w:val="26"/>
+          <w:u w:color="2D2D2D"/>
         </w:rPr>
         <w:t>Send</w:t>
       </w:r>
       <w:r>
         <w:rPr>
-          <w:b/>
           <w:color w:val="2D2D2D"/>
           <w:spacing w:val="-15"/>
           <w:sz w:val="26"/>
-          <w:u w:val="thick" w:color="2D2D2D"/>
-        </w:rPr>
-        <w:t xml:space="preserve"> </w:t>
-      </w:r>
-      <w:r>
-        <w:rPr>
-          <w:b/>
-          <w:color w:val="2D2D2D"/>
-          <w:sz w:val="26"/>
-          <w:u w:val="thick" w:color="2D2D2D"/>
+          <w:u w:color="2D2D2D"/>
+        </w:rPr>
+        <w:t xml:space="preserve"> </w:t>
+      </w:r>
+      <w:r>
+        <w:rPr>
+          <w:color w:val="2D2D2D"/>
+          <w:sz w:val="26"/>
+          <w:u w:color="2D2D2D"/>
         </w:rPr>
         <w:t>Message</w:t>
       </w:r>
       <w:r>
         <w:rPr>
-          <w:b/>
           <w:color w:val="2D2D2D"/>
           <w:spacing w:val="-14"/>
           <w:sz w:val="26"/>
-          <w:u w:val="thick" w:color="2D2D2D"/>
-        </w:rPr>
-        <w:t xml:space="preserve"> </w:t>
-      </w:r>
-      <w:r>
-        <w:rPr>
-          <w:b/>
-          <w:color w:val="2D2D2D"/>
-          <w:sz w:val="26"/>
-          <w:u w:val="thick" w:color="2D2D2D"/>
+          <w:u w:color="2D2D2D"/>
+        </w:rPr>
+        <w:t xml:space="preserve"> </w:t>
+      </w:r>
+      <w:r>
+        <w:rPr>
+          <w:color w:val="2D2D2D"/>
+          <w:sz w:val="26"/>
+          <w:u w:color="2D2D2D"/>
         </w:rPr>
         <w:t>to</w:t>
       </w:r>
       <w:r>
         <w:rPr>
-          <w:b/>
           <w:color w:val="2D2D2D"/>
           <w:spacing w:val="-15"/>
           <w:sz w:val="26"/>
-          <w:u w:val="thick" w:color="2D2D2D"/>
-        </w:rPr>
-        <w:t xml:space="preserve"> </w:t>
-      </w:r>
-      <w:r>
-        <w:rPr>
-          <w:b/>
-          <w:color w:val="2D2D2D"/>
-          <w:sz w:val="26"/>
-          <w:u w:val="thick" w:color="2D2D2D"/>
+          <w:u w:color="2D2D2D"/>
+        </w:rPr>
+        <w:t xml:space="preserve"> </w:t>
+      </w:r>
+      <w:r>
+        <w:rPr>
+          <w:color w:val="2D2D2D"/>
+          <w:sz w:val="26"/>
+          <w:u w:color="2D2D2D"/>
         </w:rPr>
         <w:t>Tenant</w:t>
       </w:r>
       <w:r>
         <w:rPr>
-          <w:b/>
           <w:color w:val="2D2D2D"/>
           <w:spacing w:val="-13"/>
           <w:sz w:val="26"/>
@@ -4526,7 +4277,7 @@
           <w:sz w:val="20"/>
         </w:rPr>
         <w:drawing>
-          <wp:anchor distT="0" distB="0" distL="0" distR="0" simplePos="0" relativeHeight="487596544" behindDoc="1" locked="0" layoutInCell="1" allowOverlap="1" wp14:anchorId="00FDE75C" wp14:editId="00FDE75D">
+          <wp:anchor distT="0" distB="0" distL="0" distR="0" simplePos="0" relativeHeight="251639296" behindDoc="1" locked="0" layoutInCell="1" allowOverlap="1" wp14:anchorId="00FDE75C" wp14:editId="00FDE75D">
             <wp:simplePos x="0" y="0"/>
             <wp:positionH relativeFrom="page">
               <wp:posOffset>1047750</wp:posOffset>
@@ -4549,7 +4300,7 @@
                     <pic:cNvPicPr/>
                   </pic:nvPicPr>
                   <pic:blipFill>
-                    <a:blip r:embed="rId21" cstate="print"/>
+                    <a:blip r:embed="rId23" cstate="print"/>
                     <a:stretch>
                       <a:fillRect/>
                     </a:stretch>
@@ -4594,98 +4345,97 @@
       </w:pPr>
       <w:r>
         <w:rPr>
-          <w:b/>
-          <w:color w:val="2D2D2D"/>
-          <w:spacing w:val="-2"/>
-          <w:sz w:val="26"/>
-          <w:u w:val="thick" w:color="2D2D2D"/>
+          <w:color w:val="2D2D2D"/>
+          <w:spacing w:val="-2"/>
+          <w:sz w:val="26"/>
+          <w:u w:color="2D2D2D"/>
         </w:rPr>
         <w:lastRenderedPageBreak/>
-        <w:t>FR19</w:t>
-      </w:r>
-      <w:r>
-        <w:rPr>
-          <w:b/>
+        <w:t>AC_PRS_</w:t>
+      </w:r>
+      <w:r>
+        <w:rPr>
+          <w:color w:val="2D2D2D"/>
+          <w:spacing w:val="-2"/>
+          <w:sz w:val="26"/>
+          <w:u w:color="2D2D2D"/>
+        </w:rPr>
+        <w:t>19</w:t>
+      </w:r>
+      <w:r>
+        <w:rPr>
           <w:color w:val="2D2D2D"/>
           <w:spacing w:val="-11"/>
           <w:sz w:val="26"/>
-          <w:u w:val="thick" w:color="2D2D2D"/>
-        </w:rPr>
-        <w:t xml:space="preserve"> </w:t>
-      </w:r>
-      <w:r>
-        <w:rPr>
-          <w:b/>
-          <w:color w:val="2D2D2D"/>
-          <w:spacing w:val="-2"/>
-          <w:sz w:val="26"/>
-          <w:u w:val="thick" w:color="2D2D2D"/>
+          <w:u w:color="2D2D2D"/>
+        </w:rPr>
+        <w:t xml:space="preserve"> </w:t>
+      </w:r>
+      <w:r>
+        <w:rPr>
+          <w:color w:val="2D2D2D"/>
+          <w:spacing w:val="-2"/>
+          <w:sz w:val="26"/>
+          <w:u w:color="2D2D2D"/>
         </w:rPr>
         <w:t>-</w:t>
       </w:r>
       <w:r>
         <w:rPr>
-          <w:b/>
           <w:color w:val="2D2D2D"/>
           <w:spacing w:val="-6"/>
           <w:sz w:val="26"/>
-          <w:u w:val="thick" w:color="2D2D2D"/>
-        </w:rPr>
-        <w:t xml:space="preserve"> </w:t>
-      </w:r>
-      <w:r>
-        <w:rPr>
-          <w:b/>
-          <w:color w:val="2D2D2D"/>
-          <w:spacing w:val="-2"/>
-          <w:sz w:val="26"/>
-          <w:u w:val="thick" w:color="2D2D2D"/>
+          <w:u w:color="2D2D2D"/>
+        </w:rPr>
+        <w:t xml:space="preserve"> </w:t>
+      </w:r>
+      <w:r>
+        <w:rPr>
+          <w:color w:val="2D2D2D"/>
+          <w:spacing w:val="-2"/>
+          <w:sz w:val="26"/>
+          <w:u w:color="2D2D2D"/>
         </w:rPr>
         <w:t>View</w:t>
       </w:r>
       <w:r>
         <w:rPr>
-          <w:b/>
           <w:color w:val="2D2D2D"/>
           <w:spacing w:val="-12"/>
           <w:sz w:val="26"/>
-          <w:u w:val="thick" w:color="2D2D2D"/>
-        </w:rPr>
-        <w:t xml:space="preserve"> </w:t>
-      </w:r>
-      <w:r>
-        <w:rPr>
-          <w:b/>
-          <w:color w:val="2D2D2D"/>
-          <w:spacing w:val="-2"/>
-          <w:sz w:val="26"/>
-          <w:u w:val="thick" w:color="2D2D2D"/>
+          <w:u w:color="2D2D2D"/>
+        </w:rPr>
+        <w:t xml:space="preserve"> </w:t>
+      </w:r>
+      <w:r>
+        <w:rPr>
+          <w:color w:val="2D2D2D"/>
+          <w:spacing w:val="-2"/>
+          <w:sz w:val="26"/>
+          <w:u w:color="2D2D2D"/>
         </w:rPr>
         <w:t>Booking</w:t>
       </w:r>
       <w:r>
         <w:rPr>
-          <w:b/>
           <w:color w:val="2D2D2D"/>
           <w:spacing w:val="-6"/>
           <w:sz w:val="26"/>
-          <w:u w:val="thick" w:color="2D2D2D"/>
-        </w:rPr>
-        <w:t xml:space="preserve"> </w:t>
-      </w:r>
-      <w:r>
-        <w:rPr>
-          <w:b/>
-          <w:color w:val="2D2D2D"/>
-          <w:spacing w:val="-2"/>
-          <w:sz w:val="26"/>
-          <w:u w:val="thick" w:color="2D2D2D"/>
+          <w:u w:color="2D2D2D"/>
+        </w:rPr>
+        <w:t xml:space="preserve"> </w:t>
+      </w:r>
+      <w:r>
+        <w:rPr>
+          <w:color w:val="2D2D2D"/>
+          <w:spacing w:val="-2"/>
+          <w:sz w:val="26"/>
+          <w:u w:color="2D2D2D"/>
         </w:rPr>
         <w:t>History</w:t>
       </w:r>
       <w:r>
         <w:rPr>
-          <w:b/>
           <w:color w:val="2D2D2D"/>
           <w:sz w:val="26"/>
         </w:rPr>
@@ -4785,7 +4535,7 @@
           <w:sz w:val="20"/>
         </w:rPr>
         <w:drawing>
-          <wp:anchor distT="0" distB="0" distL="0" distR="0" simplePos="0" relativeHeight="487597056" behindDoc="1" locked="0" layoutInCell="1" allowOverlap="1" wp14:anchorId="00FDE75E" wp14:editId="00FDE75F">
+          <wp:anchor distT="0" distB="0" distL="0" distR="0" simplePos="0" relativeHeight="251643392" behindDoc="1" locked="0" layoutInCell="1" allowOverlap="1" wp14:anchorId="00FDE75E" wp14:editId="00FDE75F">
             <wp:simplePos x="0" y="0"/>
             <wp:positionH relativeFrom="page">
               <wp:posOffset>1748154</wp:posOffset>
@@ -4808,7 +4558,7 @@
                     <pic:cNvPicPr/>
                   </pic:nvPicPr>
                   <pic:blipFill>
-                    <a:blip r:embed="rId22" cstate="print"/>
+                    <a:blip r:embed="rId24" cstate="print"/>
                     <a:stretch>
                       <a:fillRect/>
                     </a:stretch>
@@ -4858,157 +4608,150 @@
       </w:pPr>
       <w:r>
         <w:rPr>
-          <w:b/>
-          <w:color w:val="2D2D2D"/>
-          <w:spacing w:val="-2"/>
-          <w:sz w:val="26"/>
-          <w:u w:val="thick" w:color="2D2D2D"/>
-        </w:rPr>
-        <w:t>FR20</w:t>
-      </w:r>
-      <w:r>
-        <w:rPr>
-          <w:b/>
+          <w:color w:val="2D2D2D"/>
+          <w:spacing w:val="-2"/>
+          <w:sz w:val="26"/>
+          <w:u w:color="2D2D2D"/>
+        </w:rPr>
+        <w:t>AC_PRS_</w:t>
+      </w:r>
+      <w:r>
+        <w:rPr>
+          <w:color w:val="2D2D2D"/>
+          <w:spacing w:val="-2"/>
+          <w:sz w:val="26"/>
+          <w:u w:color="2D2D2D"/>
+        </w:rPr>
+        <w:t>20</w:t>
+      </w:r>
+      <w:r>
+        <w:rPr>
           <w:color w:val="2D2D2D"/>
           <w:spacing w:val="-8"/>
           <w:sz w:val="26"/>
-          <w:u w:val="thick" w:color="2D2D2D"/>
-        </w:rPr>
-        <w:t xml:space="preserve"> </w:t>
-      </w:r>
-      <w:r>
-        <w:rPr>
-          <w:b/>
-          <w:color w:val="2D2D2D"/>
-          <w:spacing w:val="-2"/>
-          <w:sz w:val="26"/>
-          <w:u w:val="thick" w:color="2D2D2D"/>
+          <w:u w:color="2D2D2D"/>
+        </w:rPr>
+        <w:t xml:space="preserve"> </w:t>
+      </w:r>
+      <w:r>
+        <w:rPr>
+          <w:color w:val="2D2D2D"/>
+          <w:spacing w:val="-2"/>
+          <w:sz w:val="26"/>
+          <w:u w:color="2D2D2D"/>
         </w:rPr>
         <w:t>-</w:t>
       </w:r>
       <w:r>
         <w:rPr>
-          <w:b/>
           <w:color w:val="2D2D2D"/>
           <w:spacing w:val="-9"/>
           <w:sz w:val="26"/>
-          <w:u w:val="thick" w:color="2D2D2D"/>
-        </w:rPr>
-        <w:t xml:space="preserve"> </w:t>
-      </w:r>
-      <w:r>
-        <w:rPr>
-          <w:b/>
-          <w:color w:val="2D2D2D"/>
-          <w:spacing w:val="-2"/>
-          <w:sz w:val="26"/>
-          <w:u w:val="thick" w:color="2D2D2D"/>
+          <w:u w:color="2D2D2D"/>
+        </w:rPr>
+        <w:t xml:space="preserve"> </w:t>
+      </w:r>
+      <w:r>
+        <w:rPr>
+          <w:color w:val="2D2D2D"/>
+          <w:spacing w:val="-2"/>
+          <w:sz w:val="26"/>
+          <w:u w:color="2D2D2D"/>
         </w:rPr>
         <w:t>Mark</w:t>
       </w:r>
       <w:r>
         <w:rPr>
-          <w:b/>
           <w:color w:val="2D2D2D"/>
           <w:spacing w:val="-1"/>
           <w:sz w:val="26"/>
-          <w:u w:val="thick" w:color="2D2D2D"/>
-        </w:rPr>
-        <w:t xml:space="preserve"> </w:t>
-      </w:r>
-      <w:r>
-        <w:rPr>
-          <w:b/>
-          <w:color w:val="2D2D2D"/>
-          <w:spacing w:val="-2"/>
-          <w:sz w:val="26"/>
-          <w:u w:val="thick" w:color="2D2D2D"/>
+          <w:u w:color="2D2D2D"/>
+        </w:rPr>
+        <w:t xml:space="preserve"> </w:t>
+      </w:r>
+      <w:r>
+        <w:rPr>
+          <w:color w:val="2D2D2D"/>
+          <w:spacing w:val="-2"/>
+          <w:sz w:val="26"/>
+          <w:u w:color="2D2D2D"/>
         </w:rPr>
         <w:t>Property</w:t>
       </w:r>
       <w:r>
         <w:rPr>
-          <w:b/>
           <w:color w:val="2D2D2D"/>
           <w:spacing w:val="-3"/>
           <w:sz w:val="26"/>
-          <w:u w:val="thick" w:color="2D2D2D"/>
-        </w:rPr>
-        <w:t xml:space="preserve"> </w:t>
-      </w:r>
-      <w:r>
-        <w:rPr>
-          <w:b/>
-          <w:color w:val="2D2D2D"/>
-          <w:spacing w:val="-2"/>
-          <w:sz w:val="26"/>
-          <w:u w:val="thick" w:color="2D2D2D"/>
+          <w:u w:color="2D2D2D"/>
+        </w:rPr>
+        <w:t xml:space="preserve"> </w:t>
+      </w:r>
+      <w:r>
+        <w:rPr>
+          <w:color w:val="2D2D2D"/>
+          <w:spacing w:val="-2"/>
+          <w:sz w:val="26"/>
+          <w:u w:color="2D2D2D"/>
         </w:rPr>
         <w:t>as</w:t>
       </w:r>
       <w:r>
         <w:rPr>
-          <w:b/>
           <w:color w:val="2D2D2D"/>
           <w:spacing w:val="-9"/>
           <w:sz w:val="26"/>
-          <w:u w:val="thick" w:color="2D2D2D"/>
-        </w:rPr>
-        <w:t xml:space="preserve"> </w:t>
-      </w:r>
-      <w:r>
-        <w:rPr>
-          <w:b/>
-          <w:color w:val="2D2D2D"/>
-          <w:spacing w:val="-2"/>
-          <w:sz w:val="26"/>
-          <w:u w:val="thick" w:color="2D2D2D"/>
+          <w:u w:color="2D2D2D"/>
+        </w:rPr>
+        <w:t xml:space="preserve"> </w:t>
+      </w:r>
+      <w:r>
+        <w:rPr>
+          <w:color w:val="2D2D2D"/>
+          <w:spacing w:val="-2"/>
+          <w:sz w:val="26"/>
+          <w:u w:color="2D2D2D"/>
         </w:rPr>
         <w:t>Unavailable</w:t>
       </w:r>
       <w:r>
         <w:rPr>
-          <w:b/>
           <w:color w:val="2D2D2D"/>
           <w:spacing w:val="-5"/>
           <w:sz w:val="26"/>
-          <w:u w:val="thick" w:color="2D2D2D"/>
-        </w:rPr>
-        <w:t xml:space="preserve"> </w:t>
-      </w:r>
-      <w:r>
-        <w:rPr>
-          <w:b/>
-          <w:color w:val="2D2D2D"/>
-          <w:spacing w:val="-2"/>
-          <w:sz w:val="26"/>
-          <w:u w:val="thick" w:color="2D2D2D"/>
+          <w:u w:color="2D2D2D"/>
+        </w:rPr>
+        <w:t xml:space="preserve"> </w:t>
+      </w:r>
+      <w:r>
+        <w:rPr>
+          <w:color w:val="2D2D2D"/>
+          <w:spacing w:val="-2"/>
+          <w:sz w:val="26"/>
+          <w:u w:color="2D2D2D"/>
         </w:rPr>
         <w:t>or</w:t>
       </w:r>
       <w:r>
         <w:rPr>
-          <w:b/>
           <w:color w:val="2D2D2D"/>
           <w:spacing w:val="-12"/>
           <w:sz w:val="26"/>
-          <w:u w:val="thick" w:color="2D2D2D"/>
-        </w:rPr>
-        <w:t xml:space="preserve"> </w:t>
-      </w:r>
-      <w:r>
-        <w:rPr>
-          <w:b/>
-          <w:color w:val="2D2D2D"/>
-          <w:spacing w:val="-2"/>
-          <w:sz w:val="26"/>
-          <w:u w:val="thick" w:color="2D2D2D"/>
+          <w:u w:color="2D2D2D"/>
+        </w:rPr>
+        <w:t xml:space="preserve"> </w:t>
+      </w:r>
+      <w:r>
+        <w:rPr>
+          <w:color w:val="2D2D2D"/>
+          <w:spacing w:val="-2"/>
+          <w:sz w:val="26"/>
+          <w:u w:color="2D2D2D"/>
         </w:rPr>
         <w:t>Rented</w:t>
       </w:r>
       <w:r>
         <w:rPr>
-          <w:b/>
           <w:color w:val="2D2D2D"/>
           <w:spacing w:val="-1"/>
           <w:sz w:val="26"/>
@@ -5109,7 +4852,7 @@
           <w:sz w:val="20"/>
         </w:rPr>
         <w:drawing>
-          <wp:anchor distT="0" distB="0" distL="0" distR="0" simplePos="0" relativeHeight="487597568" behindDoc="1" locked="0" layoutInCell="1" allowOverlap="1" wp14:anchorId="00FDE760" wp14:editId="00FDE761">
+          <wp:anchor distT="0" distB="0" distL="0" distR="0" simplePos="0" relativeHeight="251647488" behindDoc="1" locked="0" layoutInCell="1" allowOverlap="1" wp14:anchorId="00FDE760" wp14:editId="00FDE761">
             <wp:simplePos x="0" y="0"/>
             <wp:positionH relativeFrom="page">
               <wp:posOffset>2065654</wp:posOffset>
@@ -5132,7 +4875,7 @@
                     <pic:cNvPicPr/>
                   </pic:nvPicPr>
                   <pic:blipFill>
-                    <a:blip r:embed="rId23" cstate="print"/>
+                    <a:blip r:embed="rId25" cstate="print"/>
                     <a:stretch>
                       <a:fillRect/>
                     </a:stretch>
@@ -5179,89 +4922,77 @@
       <w:bookmarkEnd w:id="2"/>
       <w:r>
         <w:rPr>
-          <w:b/>
-          <w:spacing w:val="-2"/>
-          <w:sz w:val="26"/>
-          <w:u w:val="thick"/>
+          <w:spacing w:val="-2"/>
+          <w:sz w:val="26"/>
         </w:rPr>
         <w:lastRenderedPageBreak/>
-        <w:t>FR21</w:t>
-      </w:r>
-      <w:r>
-        <w:rPr>
-          <w:b/>
+        <w:t>AC_PRS_</w:t>
+      </w:r>
+      <w:r>
+        <w:rPr>
+          <w:spacing w:val="-2"/>
+          <w:sz w:val="26"/>
+        </w:rPr>
+        <w:t>21</w:t>
+      </w:r>
+      <w:r>
+        <w:rPr>
           <w:spacing w:val="-10"/>
           <w:sz w:val="26"/>
-          <w:u w:val="thick"/>
-        </w:rPr>
-        <w:t xml:space="preserve"> </w:t>
-      </w:r>
-      <w:r>
-        <w:rPr>
-          <w:b/>
-          <w:spacing w:val="-2"/>
-          <w:sz w:val="26"/>
-          <w:u w:val="thick"/>
+        </w:rPr>
+        <w:t xml:space="preserve"> </w:t>
+      </w:r>
+      <w:r>
+        <w:rPr>
+          <w:spacing w:val="-2"/>
+          <w:sz w:val="26"/>
         </w:rPr>
         <w:t>-</w:t>
       </w:r>
       <w:r>
         <w:rPr>
-          <w:b/>
           <w:spacing w:val="-6"/>
           <w:sz w:val="26"/>
-          <w:u w:val="thick"/>
-        </w:rPr>
-        <w:t xml:space="preserve"> </w:t>
-      </w:r>
-      <w:r>
-        <w:rPr>
-          <w:b/>
-          <w:spacing w:val="-2"/>
-          <w:sz w:val="26"/>
-          <w:u w:val="thick"/>
+        </w:rPr>
+        <w:t xml:space="preserve"> </w:t>
+      </w:r>
+      <w:r>
+        <w:rPr>
+          <w:spacing w:val="-2"/>
+          <w:sz w:val="26"/>
         </w:rPr>
         <w:t>Edit</w:t>
       </w:r>
       <w:r>
         <w:rPr>
-          <w:b/>
           <w:spacing w:val="-7"/>
           <w:sz w:val="26"/>
-          <w:u w:val="thick"/>
-        </w:rPr>
-        <w:t xml:space="preserve"> </w:t>
-      </w:r>
-      <w:r>
-        <w:rPr>
-          <w:b/>
-          <w:spacing w:val="-2"/>
-          <w:sz w:val="26"/>
-          <w:u w:val="thick"/>
+        </w:rPr>
+        <w:t xml:space="preserve"> </w:t>
+      </w:r>
+      <w:r>
+        <w:rPr>
+          <w:spacing w:val="-2"/>
+          <w:sz w:val="26"/>
         </w:rPr>
         <w:t>User</w:t>
       </w:r>
       <w:r>
         <w:rPr>
-          <w:b/>
           <w:spacing w:val="-9"/>
           <w:sz w:val="26"/>
-          <w:u w:val="thick"/>
-        </w:rPr>
-        <w:t xml:space="preserve"> </w:t>
-      </w:r>
-      <w:r>
-        <w:rPr>
-          <w:b/>
-          <w:spacing w:val="-2"/>
-          <w:sz w:val="26"/>
-          <w:u w:val="thick"/>
+        </w:rPr>
+        <w:t xml:space="preserve"> </w:t>
+      </w:r>
+      <w:r>
+        <w:rPr>
+          <w:spacing w:val="-2"/>
+          <w:sz w:val="26"/>
         </w:rPr>
         <w:t>Accounts</w:t>
       </w:r>
       <w:r>
         <w:rPr>
-          <w:b/>
           <w:spacing w:val="-1"/>
           <w:sz w:val="26"/>
         </w:rPr>
@@ -5352,7 +5083,7 @@
           <w:sz w:val="20"/>
         </w:rPr>
         <w:drawing>
-          <wp:anchor distT="0" distB="0" distL="0" distR="0" simplePos="0" relativeHeight="487598080" behindDoc="1" locked="0" layoutInCell="1" allowOverlap="1" wp14:anchorId="00FDE762" wp14:editId="00FDE763">
+          <wp:anchor distT="0" distB="0" distL="0" distR="0" simplePos="0" relativeHeight="251651584" behindDoc="1" locked="0" layoutInCell="1" allowOverlap="1" wp14:anchorId="00FDE762" wp14:editId="00FDE763">
             <wp:simplePos x="0" y="0"/>
             <wp:positionH relativeFrom="page">
               <wp:posOffset>1391919</wp:posOffset>
@@ -5375,7 +5106,7 @@
                     <pic:cNvPicPr/>
                   </pic:nvPicPr>
                   <pic:blipFill>
-                    <a:blip r:embed="rId24" cstate="print"/>
+                    <a:blip r:embed="rId26" cstate="print"/>
                     <a:stretch>
                       <a:fillRect/>
                     </a:stretch>
@@ -5406,97 +5137,96 @@
       </w:pPr>
       <w:r>
         <w:rPr>
-          <w:b/>
-          <w:color w:val="2D2D2D"/>
-          <w:spacing w:val="-2"/>
-          <w:sz w:val="26"/>
-          <w:u w:val="thick" w:color="2D2D2D"/>
-        </w:rPr>
-        <w:t>FR22</w:t>
-      </w:r>
-      <w:r>
-        <w:rPr>
-          <w:b/>
+          <w:color w:val="2D2D2D"/>
+          <w:spacing w:val="-2"/>
+          <w:sz w:val="26"/>
+          <w:u w:color="2D2D2D"/>
+        </w:rPr>
+        <w:t>AC_PRS_</w:t>
+      </w:r>
+      <w:r>
+        <w:rPr>
+          <w:color w:val="2D2D2D"/>
+          <w:spacing w:val="-2"/>
+          <w:sz w:val="26"/>
+          <w:u w:color="2D2D2D"/>
+        </w:rPr>
+        <w:t>22</w:t>
+      </w:r>
+      <w:r>
+        <w:rPr>
           <w:color w:val="2D2D2D"/>
           <w:spacing w:val="-10"/>
           <w:sz w:val="26"/>
-          <w:u w:val="thick" w:color="2D2D2D"/>
-        </w:rPr>
-        <w:t xml:space="preserve"> </w:t>
-      </w:r>
-      <w:r>
-        <w:rPr>
-          <w:b/>
-          <w:color w:val="2D2D2D"/>
-          <w:spacing w:val="-2"/>
-          <w:sz w:val="26"/>
-          <w:u w:val="thick" w:color="2D2D2D"/>
+          <w:u w:color="2D2D2D"/>
+        </w:rPr>
+        <w:t xml:space="preserve"> </w:t>
+      </w:r>
+      <w:r>
+        <w:rPr>
+          <w:color w:val="2D2D2D"/>
+          <w:spacing w:val="-2"/>
+          <w:sz w:val="26"/>
+          <w:u w:color="2D2D2D"/>
         </w:rPr>
         <w:t>-</w:t>
       </w:r>
       <w:r>
         <w:rPr>
-          <w:b/>
           <w:color w:val="2D2D2D"/>
           <w:spacing w:val="-5"/>
           <w:sz w:val="26"/>
-          <w:u w:val="thick" w:color="2D2D2D"/>
-        </w:rPr>
-        <w:t xml:space="preserve"> </w:t>
-      </w:r>
-      <w:r>
-        <w:rPr>
-          <w:b/>
-          <w:color w:val="2D2D2D"/>
-          <w:spacing w:val="-2"/>
-          <w:sz w:val="26"/>
-          <w:u w:val="thick" w:color="2D2D2D"/>
+          <w:u w:color="2D2D2D"/>
+        </w:rPr>
+        <w:t xml:space="preserve"> </w:t>
+      </w:r>
+      <w:r>
+        <w:rPr>
+          <w:color w:val="2D2D2D"/>
+          <w:spacing w:val="-2"/>
+          <w:sz w:val="26"/>
+          <w:u w:color="2D2D2D"/>
         </w:rPr>
         <w:t>Delete</w:t>
       </w:r>
       <w:r>
         <w:rPr>
-          <w:b/>
           <w:color w:val="2D2D2D"/>
           <w:spacing w:val="-9"/>
           <w:sz w:val="26"/>
-          <w:u w:val="thick" w:color="2D2D2D"/>
-        </w:rPr>
-        <w:t xml:space="preserve"> </w:t>
-      </w:r>
-      <w:r>
-        <w:rPr>
-          <w:b/>
-          <w:color w:val="2D2D2D"/>
-          <w:spacing w:val="-2"/>
-          <w:sz w:val="26"/>
-          <w:u w:val="thick" w:color="2D2D2D"/>
+          <w:u w:color="2D2D2D"/>
+        </w:rPr>
+        <w:t xml:space="preserve"> </w:t>
+      </w:r>
+      <w:r>
+        <w:rPr>
+          <w:color w:val="2D2D2D"/>
+          <w:spacing w:val="-2"/>
+          <w:sz w:val="26"/>
+          <w:u w:color="2D2D2D"/>
         </w:rPr>
         <w:t>User</w:t>
       </w:r>
       <w:r>
         <w:rPr>
-          <w:b/>
           <w:color w:val="2D2D2D"/>
           <w:spacing w:val="-8"/>
           <w:sz w:val="26"/>
-          <w:u w:val="thick" w:color="2D2D2D"/>
-        </w:rPr>
-        <w:t xml:space="preserve"> </w:t>
-      </w:r>
-      <w:r>
-        <w:rPr>
-          <w:b/>
-          <w:color w:val="2D2D2D"/>
-          <w:spacing w:val="-2"/>
-          <w:sz w:val="26"/>
-          <w:u w:val="thick" w:color="2D2D2D"/>
+          <w:u w:color="2D2D2D"/>
+        </w:rPr>
+        <w:t xml:space="preserve"> </w:t>
+      </w:r>
+      <w:r>
+        <w:rPr>
+          <w:color w:val="2D2D2D"/>
+          <w:spacing w:val="-2"/>
+          <w:sz w:val="26"/>
+          <w:u w:color="2D2D2D"/>
         </w:rPr>
         <w:t>Accounts</w:t>
       </w:r>
       <w:r>
         <w:rPr>
-          <w:b/>
           <w:color w:val="2D2D2D"/>
           <w:sz w:val="26"/>
         </w:rPr>
@@ -5596,7 +5326,7 @@
           <w:sz w:val="20"/>
         </w:rPr>
         <w:drawing>
-          <wp:anchor distT="0" distB="0" distL="0" distR="0" simplePos="0" relativeHeight="487598592" behindDoc="1" locked="0" layoutInCell="1" allowOverlap="1" wp14:anchorId="00FDE764" wp14:editId="00FDE765">
+          <wp:anchor distT="0" distB="0" distL="0" distR="0" simplePos="0" relativeHeight="251655680" behindDoc="1" locked="0" layoutInCell="1" allowOverlap="1" wp14:anchorId="00FDE764" wp14:editId="00FDE765">
             <wp:simplePos x="0" y="0"/>
             <wp:positionH relativeFrom="page">
               <wp:posOffset>1626235</wp:posOffset>
@@ -5619,7 +5349,7 @@
                     <pic:cNvPicPr/>
                   </pic:nvPicPr>
                   <pic:blipFill>
-                    <a:blip r:embed="rId25" cstate="print"/>
+                    <a:blip r:embed="rId27" cstate="print"/>
                     <a:stretch>
                       <a:fillRect/>
                     </a:stretch>
@@ -5664,98 +5394,97 @@
       </w:pPr>
       <w:r>
         <w:rPr>
-          <w:b/>
-          <w:color w:val="2D2D2D"/>
-          <w:spacing w:val="-2"/>
-          <w:sz w:val="26"/>
-          <w:u w:val="thick" w:color="2D2D2D"/>
+          <w:color w:val="2D2D2D"/>
+          <w:spacing w:val="-2"/>
+          <w:sz w:val="26"/>
+          <w:u w:color="2D2D2D"/>
         </w:rPr>
         <w:lastRenderedPageBreak/>
-        <w:t>FR23</w:t>
-      </w:r>
-      <w:r>
-        <w:rPr>
-          <w:b/>
+        <w:t>AC_PRS_</w:t>
+      </w:r>
+      <w:r>
+        <w:rPr>
+          <w:color w:val="2D2D2D"/>
+          <w:spacing w:val="-2"/>
+          <w:sz w:val="26"/>
+          <w:u w:color="2D2D2D"/>
+        </w:rPr>
+        <w:t>23</w:t>
+      </w:r>
+      <w:r>
+        <w:rPr>
           <w:color w:val="2D2D2D"/>
           <w:spacing w:val="-10"/>
           <w:sz w:val="26"/>
-          <w:u w:val="thick" w:color="2D2D2D"/>
-        </w:rPr>
-        <w:t xml:space="preserve"> </w:t>
-      </w:r>
-      <w:r>
-        <w:rPr>
-          <w:b/>
-          <w:color w:val="2D2D2D"/>
-          <w:spacing w:val="-2"/>
-          <w:sz w:val="26"/>
-          <w:u w:val="thick" w:color="2D2D2D"/>
+          <w:u w:color="2D2D2D"/>
+        </w:rPr>
+        <w:t xml:space="preserve"> </w:t>
+      </w:r>
+      <w:r>
+        <w:rPr>
+          <w:color w:val="2D2D2D"/>
+          <w:spacing w:val="-2"/>
+          <w:sz w:val="26"/>
+          <w:u w:color="2D2D2D"/>
         </w:rPr>
         <w:t>-</w:t>
       </w:r>
       <w:r>
         <w:rPr>
-          <w:b/>
           <w:color w:val="2D2D2D"/>
           <w:spacing w:val="-6"/>
           <w:sz w:val="26"/>
-          <w:u w:val="thick" w:color="2D2D2D"/>
-        </w:rPr>
-        <w:t xml:space="preserve"> </w:t>
-      </w:r>
-      <w:r>
-        <w:rPr>
-          <w:b/>
-          <w:color w:val="2D2D2D"/>
-          <w:spacing w:val="-2"/>
-          <w:sz w:val="26"/>
-          <w:u w:val="thick" w:color="2D2D2D"/>
+          <w:u w:color="2D2D2D"/>
+        </w:rPr>
+        <w:t xml:space="preserve"> </w:t>
+      </w:r>
+      <w:r>
+        <w:rPr>
+          <w:color w:val="2D2D2D"/>
+          <w:spacing w:val="-2"/>
+          <w:sz w:val="26"/>
+          <w:u w:color="2D2D2D"/>
         </w:rPr>
         <w:t>Monitor</w:t>
       </w:r>
       <w:r>
         <w:rPr>
-          <w:b/>
           <w:color w:val="2D2D2D"/>
           <w:spacing w:val="-8"/>
           <w:sz w:val="26"/>
-          <w:u w:val="thick" w:color="2D2D2D"/>
-        </w:rPr>
-        <w:t xml:space="preserve"> </w:t>
-      </w:r>
-      <w:r>
-        <w:rPr>
-          <w:b/>
-          <w:color w:val="2D2D2D"/>
-          <w:spacing w:val="-2"/>
-          <w:sz w:val="26"/>
-          <w:u w:val="thick" w:color="2D2D2D"/>
+          <w:u w:color="2D2D2D"/>
+        </w:rPr>
+        <w:t xml:space="preserve"> </w:t>
+      </w:r>
+      <w:r>
+        <w:rPr>
+          <w:color w:val="2D2D2D"/>
+          <w:spacing w:val="-2"/>
+          <w:sz w:val="26"/>
+          <w:u w:color="2D2D2D"/>
         </w:rPr>
         <w:t>Rental</w:t>
       </w:r>
       <w:r>
         <w:rPr>
-          <w:b/>
           <w:color w:val="2D2D2D"/>
           <w:spacing w:val="-9"/>
           <w:sz w:val="26"/>
-          <w:u w:val="thick" w:color="2D2D2D"/>
-        </w:rPr>
-        <w:t xml:space="preserve"> </w:t>
-      </w:r>
-      <w:r>
-        <w:rPr>
-          <w:b/>
-          <w:color w:val="2D2D2D"/>
-          <w:spacing w:val="-2"/>
-          <w:sz w:val="26"/>
-          <w:u w:val="thick" w:color="2D2D2D"/>
+          <w:u w:color="2D2D2D"/>
+        </w:rPr>
+        <w:t xml:space="preserve"> </w:t>
+      </w:r>
+      <w:r>
+        <w:rPr>
+          <w:color w:val="2D2D2D"/>
+          <w:spacing w:val="-2"/>
+          <w:sz w:val="26"/>
+          <w:u w:color="2D2D2D"/>
         </w:rPr>
         <w:t>Transactions</w:t>
       </w:r>
       <w:r>
         <w:rPr>
-          <w:b/>
           <w:color w:val="2D2D2D"/>
           <w:sz w:val="26"/>
         </w:rPr>
@@ -5839,7 +5568,7 @@
           <w:sz w:val="20"/>
         </w:rPr>
         <w:drawing>
-          <wp:anchor distT="0" distB="0" distL="0" distR="0" simplePos="0" relativeHeight="487599104" behindDoc="1" locked="0" layoutInCell="1" allowOverlap="1" wp14:anchorId="00FDE766" wp14:editId="00FDE767">
+          <wp:anchor distT="0" distB="0" distL="0" distR="0" simplePos="0" relativeHeight="251659776" behindDoc="1" locked="0" layoutInCell="1" allowOverlap="1" wp14:anchorId="00FDE766" wp14:editId="00FDE767">
             <wp:simplePos x="0" y="0"/>
             <wp:positionH relativeFrom="page">
               <wp:posOffset>1158875</wp:posOffset>
@@ -5862,7 +5591,7 @@
                     <pic:cNvPicPr/>
                   </pic:nvPicPr>
                   <pic:blipFill>
-                    <a:blip r:embed="rId26" cstate="print"/>
+                    <a:blip r:embed="rId28" cstate="print"/>
                     <a:stretch>
                       <a:fillRect/>
                     </a:stretch>
@@ -5902,137 +5631,132 @@
       </w:pPr>
       <w:r>
         <w:rPr>
-          <w:b/>
-          <w:color w:val="2D2D2D"/>
-          <w:spacing w:val="-2"/>
-          <w:sz w:val="26"/>
-          <w:u w:val="thick" w:color="2D2D2D"/>
-        </w:rPr>
-        <w:t>FR24</w:t>
-      </w:r>
-      <w:r>
-        <w:rPr>
-          <w:b/>
+          <w:color w:val="2D2D2D"/>
+          <w:spacing w:val="-2"/>
+          <w:sz w:val="26"/>
+          <w:u w:color="2D2D2D"/>
+        </w:rPr>
+        <w:t>AC_PRS_</w:t>
+      </w:r>
+      <w:r>
+        <w:rPr>
+          <w:color w:val="2D2D2D"/>
+          <w:spacing w:val="-2"/>
+          <w:sz w:val="26"/>
+          <w:u w:color="2D2D2D"/>
+        </w:rPr>
+        <w:t>24</w:t>
+      </w:r>
+      <w:r>
+        <w:rPr>
           <w:color w:val="2D2D2D"/>
           <w:spacing w:val="-8"/>
           <w:sz w:val="26"/>
-          <w:u w:val="thick" w:color="2D2D2D"/>
-        </w:rPr>
-        <w:t xml:space="preserve"> </w:t>
-      </w:r>
-      <w:r>
-        <w:rPr>
-          <w:b/>
-          <w:color w:val="2D2D2D"/>
-          <w:spacing w:val="-2"/>
-          <w:sz w:val="26"/>
-          <w:u w:val="thick" w:color="2D2D2D"/>
+          <w:u w:color="2D2D2D"/>
+        </w:rPr>
+        <w:t xml:space="preserve"> </w:t>
+      </w:r>
+      <w:r>
+        <w:rPr>
+          <w:color w:val="2D2D2D"/>
+          <w:spacing w:val="-2"/>
+          <w:sz w:val="26"/>
+          <w:u w:color="2D2D2D"/>
         </w:rPr>
         <w:t>-</w:t>
       </w:r>
       <w:r>
         <w:rPr>
-          <w:b/>
           <w:color w:val="2D2D2D"/>
           <w:spacing w:val="-9"/>
           <w:sz w:val="26"/>
-          <w:u w:val="thick" w:color="2D2D2D"/>
-        </w:rPr>
-        <w:t xml:space="preserve"> </w:t>
-      </w:r>
-      <w:r>
-        <w:rPr>
-          <w:b/>
-          <w:color w:val="2D2D2D"/>
-          <w:spacing w:val="-2"/>
-          <w:sz w:val="26"/>
-          <w:u w:val="thick" w:color="2D2D2D"/>
+          <w:u w:color="2D2D2D"/>
+        </w:rPr>
+        <w:t xml:space="preserve"> </w:t>
+      </w:r>
+      <w:r>
+        <w:rPr>
+          <w:color w:val="2D2D2D"/>
+          <w:spacing w:val="-2"/>
+          <w:sz w:val="26"/>
+          <w:u w:color="2D2D2D"/>
         </w:rPr>
         <w:t>View</w:t>
       </w:r>
       <w:r>
         <w:rPr>
-          <w:b/>
           <w:color w:val="2D2D2D"/>
           <w:spacing w:val="-11"/>
           <w:sz w:val="26"/>
-          <w:u w:val="thick" w:color="2D2D2D"/>
-        </w:rPr>
-        <w:t xml:space="preserve"> </w:t>
-      </w:r>
-      <w:r>
-        <w:rPr>
-          <w:b/>
-          <w:color w:val="2D2D2D"/>
-          <w:spacing w:val="-2"/>
-          <w:sz w:val="26"/>
-          <w:u w:val="thick" w:color="2D2D2D"/>
+          <w:u w:color="2D2D2D"/>
+        </w:rPr>
+        <w:t xml:space="preserve"> </w:t>
+      </w:r>
+      <w:r>
+        <w:rPr>
+          <w:color w:val="2D2D2D"/>
+          <w:spacing w:val="-2"/>
+          <w:sz w:val="26"/>
+          <w:u w:color="2D2D2D"/>
         </w:rPr>
         <w:t>System</w:t>
       </w:r>
       <w:r>
         <w:rPr>
-          <w:b/>
           <w:color w:val="2D2D2D"/>
           <w:spacing w:val="-4"/>
           <w:sz w:val="26"/>
-          <w:u w:val="thick" w:color="2D2D2D"/>
-        </w:rPr>
-        <w:t xml:space="preserve"> </w:t>
-      </w:r>
-      <w:r>
-        <w:rPr>
-          <w:b/>
-          <w:color w:val="2D2D2D"/>
-          <w:spacing w:val="-2"/>
-          <w:sz w:val="26"/>
-          <w:u w:val="thick" w:color="2D2D2D"/>
+          <w:u w:color="2D2D2D"/>
+        </w:rPr>
+        <w:t xml:space="preserve"> </w:t>
+      </w:r>
+      <w:r>
+        <w:rPr>
+          <w:color w:val="2D2D2D"/>
+          <w:spacing w:val="-2"/>
+          <w:sz w:val="26"/>
+          <w:u w:color="2D2D2D"/>
         </w:rPr>
         <w:t>Reports and</w:t>
       </w:r>
       <w:r>
         <w:rPr>
-          <w:b/>
           <w:color w:val="2D2D2D"/>
           <w:spacing w:val="-6"/>
           <w:sz w:val="26"/>
-          <w:u w:val="thick" w:color="2D2D2D"/>
-        </w:rPr>
-        <w:t xml:space="preserve"> </w:t>
-      </w:r>
-      <w:r>
-        <w:rPr>
-          <w:b/>
-          <w:color w:val="2D2D2D"/>
-          <w:spacing w:val="-2"/>
-          <w:sz w:val="26"/>
-          <w:u w:val="thick" w:color="2D2D2D"/>
+          <w:u w:color="2D2D2D"/>
+        </w:rPr>
+        <w:t xml:space="preserve"> </w:t>
+      </w:r>
+      <w:r>
+        <w:rPr>
+          <w:color w:val="2D2D2D"/>
+          <w:spacing w:val="-2"/>
+          <w:sz w:val="26"/>
+          <w:u w:color="2D2D2D"/>
         </w:rPr>
         <w:t>Property</w:t>
       </w:r>
       <w:r>
         <w:rPr>
-          <w:b/>
           <w:color w:val="2D2D2D"/>
           <w:spacing w:val="-8"/>
           <w:sz w:val="26"/>
-          <w:u w:val="thick" w:color="2D2D2D"/>
-        </w:rPr>
-        <w:t xml:space="preserve"> </w:t>
-      </w:r>
-      <w:r>
-        <w:rPr>
-          <w:b/>
-          <w:color w:val="2D2D2D"/>
-          <w:spacing w:val="-2"/>
-          <w:sz w:val="26"/>
-          <w:u w:val="thick" w:color="2D2D2D"/>
+          <w:u w:color="2D2D2D"/>
+        </w:rPr>
+        <w:t xml:space="preserve"> </w:t>
+      </w:r>
+      <w:r>
+        <w:rPr>
+          <w:color w:val="2D2D2D"/>
+          <w:spacing w:val="-2"/>
+          <w:sz w:val="26"/>
+          <w:u w:color="2D2D2D"/>
         </w:rPr>
         <w:t>Listings</w:t>
       </w:r>
       <w:r>
         <w:rPr>
-          <w:b/>
           <w:color w:val="2D2D2D"/>
           <w:spacing w:val="2"/>
           <w:sz w:val="26"/>
@@ -6133,7 +5857,7 @@
           <w:sz w:val="20"/>
         </w:rPr>
         <w:drawing>
-          <wp:anchor distT="0" distB="0" distL="0" distR="0" simplePos="0" relativeHeight="487599616" behindDoc="1" locked="0" layoutInCell="1" allowOverlap="1" wp14:anchorId="00FDE768" wp14:editId="00FDE769">
+          <wp:anchor distT="0" distB="0" distL="0" distR="0" simplePos="0" relativeHeight="251663872" behindDoc="1" locked="0" layoutInCell="1" allowOverlap="1" wp14:anchorId="00FDE768" wp14:editId="00FDE769">
             <wp:simplePos x="0" y="0"/>
             <wp:positionH relativeFrom="page">
               <wp:posOffset>1454150</wp:posOffset>
@@ -6156,7 +5880,7 @@
                     <pic:cNvPicPr/>
                   </pic:nvPicPr>
                   <pic:blipFill>
-                    <a:blip r:embed="rId27" cstate="print"/>
+                    <a:blip r:embed="rId29" cstate="print"/>
                     <a:stretch>
                       <a:fillRect/>
                     </a:stretch>
@@ -6201,98 +5925,97 @@
       </w:pPr>
       <w:r>
         <w:rPr>
-          <w:b/>
-          <w:color w:val="2D2D2D"/>
-          <w:spacing w:val="-2"/>
-          <w:sz w:val="26"/>
-          <w:u w:val="thick" w:color="2D2D2D"/>
+          <w:color w:val="2D2D2D"/>
+          <w:spacing w:val="-2"/>
+          <w:sz w:val="26"/>
+          <w:u w:color="2D2D2D"/>
         </w:rPr>
         <w:lastRenderedPageBreak/>
-        <w:t>FR25</w:t>
-      </w:r>
-      <w:r>
-        <w:rPr>
-          <w:b/>
+        <w:t>AC_PRS_</w:t>
+      </w:r>
+      <w:r>
+        <w:rPr>
+          <w:color w:val="2D2D2D"/>
+          <w:spacing w:val="-2"/>
+          <w:sz w:val="26"/>
+          <w:u w:color="2D2D2D"/>
+        </w:rPr>
+        <w:t>25</w:t>
+      </w:r>
+      <w:r>
+        <w:rPr>
           <w:color w:val="2D2D2D"/>
           <w:spacing w:val="-13"/>
           <w:sz w:val="26"/>
-          <w:u w:val="thick" w:color="2D2D2D"/>
-        </w:rPr>
-        <w:t xml:space="preserve"> </w:t>
-      </w:r>
-      <w:r>
-        <w:rPr>
-          <w:b/>
-          <w:color w:val="2D2D2D"/>
-          <w:spacing w:val="-2"/>
-          <w:sz w:val="26"/>
-          <w:u w:val="thick" w:color="2D2D2D"/>
+          <w:u w:color="2D2D2D"/>
+        </w:rPr>
+        <w:t xml:space="preserve"> </w:t>
+      </w:r>
+      <w:r>
+        <w:rPr>
+          <w:color w:val="2D2D2D"/>
+          <w:spacing w:val="-2"/>
+          <w:sz w:val="26"/>
+          <w:u w:color="2D2D2D"/>
         </w:rPr>
         <w:t>-</w:t>
       </w:r>
       <w:r>
         <w:rPr>
-          <w:b/>
           <w:color w:val="2D2D2D"/>
           <w:spacing w:val="-9"/>
           <w:sz w:val="26"/>
-          <w:u w:val="thick" w:color="2D2D2D"/>
-        </w:rPr>
-        <w:t xml:space="preserve"> </w:t>
-      </w:r>
-      <w:r>
-        <w:rPr>
-          <w:b/>
-          <w:color w:val="2D2D2D"/>
-          <w:spacing w:val="-2"/>
-          <w:sz w:val="26"/>
-          <w:u w:val="thick" w:color="2D2D2D"/>
+          <w:u w:color="2D2D2D"/>
+        </w:rPr>
+        <w:t xml:space="preserve"> </w:t>
+      </w:r>
+      <w:r>
+        <w:rPr>
+          <w:color w:val="2D2D2D"/>
+          <w:spacing w:val="-2"/>
+          <w:sz w:val="26"/>
+          <w:u w:color="2D2D2D"/>
         </w:rPr>
         <w:t>Remove</w:t>
       </w:r>
       <w:r>
         <w:rPr>
-          <w:b/>
           <w:color w:val="2D2D2D"/>
           <w:spacing w:val="-11"/>
           <w:sz w:val="26"/>
-          <w:u w:val="thick" w:color="2D2D2D"/>
-        </w:rPr>
-        <w:t xml:space="preserve"> </w:t>
-      </w:r>
-      <w:r>
-        <w:rPr>
-          <w:b/>
-          <w:color w:val="2D2D2D"/>
-          <w:spacing w:val="-2"/>
-          <w:sz w:val="26"/>
-          <w:u w:val="thick" w:color="2D2D2D"/>
+          <w:u w:color="2D2D2D"/>
+        </w:rPr>
+        <w:t xml:space="preserve"> </w:t>
+      </w:r>
+      <w:r>
+        <w:rPr>
+          <w:color w:val="2D2D2D"/>
+          <w:spacing w:val="-2"/>
+          <w:sz w:val="26"/>
+          <w:u w:color="2D2D2D"/>
         </w:rPr>
         <w:t>Inappropriate</w:t>
       </w:r>
       <w:r>
         <w:rPr>
-          <w:b/>
           <w:color w:val="2D2D2D"/>
           <w:spacing w:val="-11"/>
           <w:sz w:val="26"/>
-          <w:u w:val="thick" w:color="2D2D2D"/>
-        </w:rPr>
-        <w:t xml:space="preserve"> </w:t>
-      </w:r>
-      <w:r>
-        <w:rPr>
-          <w:b/>
-          <w:color w:val="2D2D2D"/>
-          <w:spacing w:val="-2"/>
-          <w:sz w:val="26"/>
-          <w:u w:val="thick" w:color="2D2D2D"/>
+          <w:u w:color="2D2D2D"/>
+        </w:rPr>
+        <w:t xml:space="preserve"> </w:t>
+      </w:r>
+      <w:r>
+        <w:rPr>
+          <w:color w:val="2D2D2D"/>
+          <w:spacing w:val="-2"/>
+          <w:sz w:val="26"/>
+          <w:u w:color="2D2D2D"/>
         </w:rPr>
         <w:t>Listings</w:t>
       </w:r>
       <w:r>
         <w:rPr>
-          <w:b/>
           <w:color w:val="2D2D2D"/>
           <w:spacing w:val="1"/>
           <w:sz w:val="26"/>
@@ -6365,7 +6088,7 @@
           <w:sz w:val="20"/>
         </w:rPr>
         <w:drawing>
-          <wp:anchor distT="0" distB="0" distL="0" distR="0" simplePos="0" relativeHeight="487600128" behindDoc="1" locked="0" layoutInCell="1" allowOverlap="1" wp14:anchorId="00FDE76A" wp14:editId="00FDE76B">
+          <wp:anchor distT="0" distB="0" distL="0" distR="0" simplePos="0" relativeHeight="251667968" behindDoc="1" locked="0" layoutInCell="1" allowOverlap="1" wp14:anchorId="00FDE76A" wp14:editId="00FDE76B">
             <wp:simplePos x="0" y="0"/>
             <wp:positionH relativeFrom="page">
               <wp:posOffset>1752600</wp:posOffset>
@@ -6388,7 +6111,7 @@
                     <pic:cNvPicPr/>
                   </pic:nvPicPr>
                   <pic:blipFill>
-                    <a:blip r:embed="rId28" cstate="print"/>
+                    <a:blip r:embed="rId30" cstate="print"/>
                     <a:stretch>
                       <a:fillRect/>
                     </a:stretch>
@@ -6433,138 +6156,133 @@
       </w:pPr>
       <w:r>
         <w:rPr>
-          <w:b/>
-          <w:color w:val="2D2D2D"/>
-          <w:spacing w:val="-2"/>
-          <w:sz w:val="26"/>
-          <w:u w:val="thick" w:color="2D2D2D"/>
+          <w:color w:val="2D2D2D"/>
+          <w:spacing w:val="-2"/>
+          <w:sz w:val="26"/>
+          <w:u w:color="2D2D2D"/>
         </w:rPr>
         <w:lastRenderedPageBreak/>
-        <w:t>FR26</w:t>
-      </w:r>
-      <w:r>
-        <w:rPr>
-          <w:b/>
+        <w:t>AC_PRS_</w:t>
+      </w:r>
+      <w:r>
+        <w:rPr>
+          <w:color w:val="2D2D2D"/>
+          <w:spacing w:val="-2"/>
+          <w:sz w:val="26"/>
+          <w:u w:color="2D2D2D"/>
+        </w:rPr>
+        <w:t>26</w:t>
+      </w:r>
+      <w:r>
+        <w:rPr>
           <w:color w:val="2D2D2D"/>
           <w:spacing w:val="-9"/>
           <w:sz w:val="26"/>
-          <w:u w:val="thick" w:color="2D2D2D"/>
-        </w:rPr>
-        <w:t xml:space="preserve"> </w:t>
-      </w:r>
-      <w:r>
-        <w:rPr>
-          <w:b/>
-          <w:color w:val="2D2D2D"/>
-          <w:spacing w:val="-2"/>
-          <w:sz w:val="26"/>
-          <w:u w:val="thick" w:color="2D2D2D"/>
+          <w:u w:color="2D2D2D"/>
+        </w:rPr>
+        <w:t xml:space="preserve"> </w:t>
+      </w:r>
+      <w:r>
+        <w:rPr>
+          <w:color w:val="2D2D2D"/>
+          <w:spacing w:val="-2"/>
+          <w:sz w:val="26"/>
+          <w:u w:color="2D2D2D"/>
         </w:rPr>
         <w:t>-</w:t>
       </w:r>
       <w:r>
         <w:rPr>
-          <w:b/>
           <w:color w:val="2D2D2D"/>
           <w:spacing w:val="-9"/>
           <w:sz w:val="26"/>
-          <w:u w:val="thick" w:color="2D2D2D"/>
-        </w:rPr>
-        <w:t xml:space="preserve"> </w:t>
-      </w:r>
-      <w:r>
-        <w:rPr>
-          <w:b/>
-          <w:color w:val="2D2D2D"/>
-          <w:spacing w:val="-2"/>
-          <w:sz w:val="26"/>
-          <w:u w:val="thick" w:color="2D2D2D"/>
+          <w:u w:color="2D2D2D"/>
+        </w:rPr>
+        <w:t xml:space="preserve"> </w:t>
+      </w:r>
+      <w:r>
+        <w:rPr>
+          <w:color w:val="2D2D2D"/>
+          <w:spacing w:val="-2"/>
+          <w:sz w:val="26"/>
+          <w:u w:color="2D2D2D"/>
         </w:rPr>
         <w:t>Manage</w:t>
       </w:r>
       <w:r>
         <w:rPr>
-          <w:b/>
           <w:color w:val="2D2D2D"/>
           <w:spacing w:val="-7"/>
           <w:sz w:val="26"/>
-          <w:u w:val="thick" w:color="2D2D2D"/>
-        </w:rPr>
-        <w:t xml:space="preserve"> </w:t>
-      </w:r>
-      <w:r>
-        <w:rPr>
-          <w:b/>
-          <w:color w:val="2D2D2D"/>
-          <w:spacing w:val="-2"/>
-          <w:sz w:val="26"/>
-          <w:u w:val="thick" w:color="2D2D2D"/>
+          <w:u w:color="2D2D2D"/>
+        </w:rPr>
+        <w:t xml:space="preserve"> </w:t>
+      </w:r>
+      <w:r>
+        <w:rPr>
+          <w:color w:val="2D2D2D"/>
+          <w:spacing w:val="-2"/>
+          <w:sz w:val="26"/>
+          <w:u w:color="2D2D2D"/>
         </w:rPr>
         <w:t>Disputes</w:t>
       </w:r>
       <w:r>
         <w:rPr>
-          <w:b/>
           <w:color w:val="2D2D2D"/>
           <w:spacing w:val="-4"/>
           <w:sz w:val="26"/>
-          <w:u w:val="thick" w:color="2D2D2D"/>
-        </w:rPr>
-        <w:t xml:space="preserve"> </w:t>
-      </w:r>
-      <w:r>
-        <w:rPr>
-          <w:b/>
-          <w:color w:val="2D2D2D"/>
-          <w:spacing w:val="-2"/>
-          <w:sz w:val="26"/>
-          <w:u w:val="thick" w:color="2D2D2D"/>
+          <w:u w:color="2D2D2D"/>
+        </w:rPr>
+        <w:t xml:space="preserve"> </w:t>
+      </w:r>
+      <w:r>
+        <w:rPr>
+          <w:color w:val="2D2D2D"/>
+          <w:spacing w:val="-2"/>
+          <w:sz w:val="26"/>
+          <w:u w:color="2D2D2D"/>
         </w:rPr>
         <w:t>and</w:t>
       </w:r>
       <w:r>
         <w:rPr>
-          <w:b/>
           <w:color w:val="2D2D2D"/>
           <w:spacing w:val="-6"/>
           <w:sz w:val="26"/>
-          <w:u w:val="thick" w:color="2D2D2D"/>
-        </w:rPr>
-        <w:t xml:space="preserve"> </w:t>
-      </w:r>
-      <w:r>
-        <w:rPr>
-          <w:b/>
-          <w:color w:val="2D2D2D"/>
-          <w:spacing w:val="-2"/>
-          <w:sz w:val="26"/>
-          <w:u w:val="thick" w:color="2D2D2D"/>
+          <w:u w:color="2D2D2D"/>
+        </w:rPr>
+        <w:t xml:space="preserve"> </w:t>
+      </w:r>
+      <w:r>
+        <w:rPr>
+          <w:color w:val="2D2D2D"/>
+          <w:spacing w:val="-2"/>
+          <w:sz w:val="26"/>
+          <w:u w:color="2D2D2D"/>
         </w:rPr>
         <w:t>System</w:t>
       </w:r>
       <w:r>
         <w:rPr>
-          <w:b/>
           <w:color w:val="2D2D2D"/>
           <w:spacing w:val="-4"/>
           <w:sz w:val="26"/>
-          <w:u w:val="thick" w:color="2D2D2D"/>
-        </w:rPr>
-        <w:t xml:space="preserve"> </w:t>
-      </w:r>
-      <w:r>
-        <w:rPr>
-          <w:b/>
-          <w:color w:val="2D2D2D"/>
-          <w:spacing w:val="-2"/>
-          <w:sz w:val="26"/>
-          <w:u w:val="thick" w:color="2D2D2D"/>
+          <w:u w:color="2D2D2D"/>
+        </w:rPr>
+        <w:t xml:space="preserve"> </w:t>
+      </w:r>
+      <w:r>
+        <w:rPr>
+          <w:color w:val="2D2D2D"/>
+          <w:spacing w:val="-2"/>
+          <w:sz w:val="26"/>
+          <w:u w:color="2D2D2D"/>
         </w:rPr>
         <w:t>Settings</w:t>
       </w:r>
       <w:r>
         <w:rPr>
-          <w:b/>
           <w:color w:val="2D2D2D"/>
           <w:spacing w:val="-4"/>
           <w:sz w:val="26"/>
@@ -6644,7 +6362,7 @@
           <w:sz w:val="20"/>
         </w:rPr>
         <w:drawing>
-          <wp:anchor distT="0" distB="0" distL="0" distR="0" simplePos="0" relativeHeight="487600640" behindDoc="1" locked="0" layoutInCell="1" allowOverlap="1" wp14:anchorId="00FDE76C" wp14:editId="00FDE76D">
+          <wp:anchor distT="0" distB="0" distL="0" distR="0" simplePos="0" relativeHeight="251672064" behindDoc="1" locked="0" layoutInCell="1" allowOverlap="1" wp14:anchorId="00FDE76C" wp14:editId="00FDE76D">
             <wp:simplePos x="0" y="0"/>
             <wp:positionH relativeFrom="page">
               <wp:posOffset>1213485</wp:posOffset>
@@ -6667,7 +6385,7 @@
                     <pic:cNvPicPr/>
                   </pic:nvPicPr>
                   <pic:blipFill>
-                    <a:blip r:embed="rId29" cstate="print"/>
+                    <a:blip r:embed="rId31" cstate="print"/>
                     <a:stretch>
                       <a:fillRect/>
                     </a:stretch>
@@ -6717,97 +6435,96 @@
       </w:pPr>
       <w:r>
         <w:rPr>
-          <w:b/>
-          <w:color w:val="2D2D2D"/>
-          <w:spacing w:val="-2"/>
-          <w:sz w:val="26"/>
-          <w:u w:val="thick" w:color="2D2D2D"/>
-        </w:rPr>
-        <w:t>FR27</w:t>
-      </w:r>
-      <w:r>
-        <w:rPr>
-          <w:b/>
+          <w:color w:val="2D2D2D"/>
+          <w:spacing w:val="-2"/>
+          <w:sz w:val="26"/>
+          <w:u w:color="2D2D2D"/>
+        </w:rPr>
+        <w:t>AC_PRS_</w:t>
+      </w:r>
+      <w:r>
+        <w:rPr>
+          <w:color w:val="2D2D2D"/>
+          <w:spacing w:val="-2"/>
+          <w:sz w:val="26"/>
+          <w:u w:color="2D2D2D"/>
+        </w:rPr>
+        <w:t>27</w:t>
+      </w:r>
+      <w:r>
+        <w:rPr>
           <w:color w:val="2D2D2D"/>
           <w:spacing w:val="-10"/>
           <w:sz w:val="26"/>
-          <w:u w:val="thick" w:color="2D2D2D"/>
-        </w:rPr>
-        <w:t xml:space="preserve"> </w:t>
-      </w:r>
-      <w:r>
-        <w:rPr>
-          <w:b/>
-          <w:color w:val="2D2D2D"/>
-          <w:spacing w:val="-2"/>
-          <w:sz w:val="26"/>
-          <w:u w:val="thick" w:color="2D2D2D"/>
+          <w:u w:color="2D2D2D"/>
+        </w:rPr>
+        <w:t xml:space="preserve"> </w:t>
+      </w:r>
+      <w:r>
+        <w:rPr>
+          <w:color w:val="2D2D2D"/>
+          <w:spacing w:val="-2"/>
+          <w:sz w:val="26"/>
+          <w:u w:color="2D2D2D"/>
         </w:rPr>
         <w:t>-</w:t>
       </w:r>
       <w:r>
         <w:rPr>
-          <w:b/>
           <w:color w:val="2D2D2D"/>
           <w:spacing w:val="-7"/>
           <w:sz w:val="26"/>
-          <w:u w:val="thick" w:color="2D2D2D"/>
-        </w:rPr>
-        <w:t xml:space="preserve"> </w:t>
-      </w:r>
-      <w:r>
-        <w:rPr>
-          <w:b/>
-          <w:color w:val="2D2D2D"/>
-          <w:spacing w:val="-2"/>
-          <w:sz w:val="26"/>
-          <w:u w:val="thick" w:color="2D2D2D"/>
+          <w:u w:color="2D2D2D"/>
+        </w:rPr>
+        <w:t xml:space="preserve"> </w:t>
+      </w:r>
+      <w:r>
+        <w:rPr>
+          <w:color w:val="2D2D2D"/>
+          <w:spacing w:val="-2"/>
+          <w:sz w:val="26"/>
+          <w:u w:color="2D2D2D"/>
         </w:rPr>
         <w:t>Restore</w:t>
       </w:r>
       <w:r>
         <w:rPr>
-          <w:b/>
           <w:color w:val="2D2D2D"/>
           <w:spacing w:val="-3"/>
           <w:sz w:val="26"/>
-          <w:u w:val="thick" w:color="2D2D2D"/>
-        </w:rPr>
-        <w:t xml:space="preserve"> </w:t>
-      </w:r>
-      <w:r>
-        <w:rPr>
-          <w:b/>
-          <w:color w:val="2D2D2D"/>
-          <w:spacing w:val="-2"/>
-          <w:sz w:val="26"/>
-          <w:u w:val="thick" w:color="2D2D2D"/>
+          <w:u w:color="2D2D2D"/>
+        </w:rPr>
+        <w:t xml:space="preserve"> </w:t>
+      </w:r>
+      <w:r>
+        <w:rPr>
+          <w:color w:val="2D2D2D"/>
+          <w:spacing w:val="-2"/>
+          <w:sz w:val="26"/>
+          <w:u w:color="2D2D2D"/>
         </w:rPr>
         <w:t>User</w:t>
       </w:r>
       <w:r>
         <w:rPr>
-          <w:b/>
           <w:color w:val="2D2D2D"/>
           <w:spacing w:val="-9"/>
           <w:sz w:val="26"/>
-          <w:u w:val="thick" w:color="2D2D2D"/>
-        </w:rPr>
-        <w:t xml:space="preserve"> </w:t>
-      </w:r>
-      <w:r>
-        <w:rPr>
-          <w:b/>
-          <w:color w:val="2D2D2D"/>
-          <w:spacing w:val="-2"/>
-          <w:sz w:val="26"/>
-          <w:u w:val="thick" w:color="2D2D2D"/>
+          <w:u w:color="2D2D2D"/>
+        </w:rPr>
+        <w:t xml:space="preserve"> </w:t>
+      </w:r>
+      <w:r>
+        <w:rPr>
+          <w:color w:val="2D2D2D"/>
+          <w:spacing w:val="-2"/>
+          <w:sz w:val="26"/>
+          <w:u w:color="2D2D2D"/>
         </w:rPr>
         <w:t>Accounts</w:t>
       </w:r>
       <w:r>
         <w:rPr>
-          <w:b/>
           <w:color w:val="2D2D2D"/>
           <w:sz w:val="26"/>
         </w:rPr>
@@ -6886,7 +6603,7 @@
           <w:sz w:val="20"/>
         </w:rPr>
         <w:drawing>
-          <wp:anchor distT="0" distB="0" distL="0" distR="0" simplePos="0" relativeHeight="487601152" behindDoc="1" locked="0" layoutInCell="1" allowOverlap="1" wp14:anchorId="00FDE76E" wp14:editId="00FDE76F">
+          <wp:anchor distT="0" distB="0" distL="0" distR="0" simplePos="0" relativeHeight="251676160" behindDoc="1" locked="0" layoutInCell="1" allowOverlap="1" wp14:anchorId="00FDE76E" wp14:editId="00FDE76F">
             <wp:simplePos x="0" y="0"/>
             <wp:positionH relativeFrom="page">
               <wp:posOffset>1924685</wp:posOffset>
@@ -6909,7 +6626,7 @@
                     <pic:cNvPicPr/>
                   </pic:nvPicPr>
                   <pic:blipFill>
-                    <a:blip r:embed="rId30" cstate="print"/>
+                    <a:blip r:embed="rId32" cstate="print"/>
                     <a:stretch>
                       <a:fillRect/>
                     </a:stretch>
@@ -6954,98 +6671,97 @@
       </w:pPr>
       <w:r>
         <w:rPr>
-          <w:b/>
-          <w:color w:val="2D2D2D"/>
-          <w:spacing w:val="-2"/>
-          <w:sz w:val="26"/>
-          <w:u w:val="thick" w:color="2D2D2D"/>
+          <w:color w:val="2D2D2D"/>
+          <w:spacing w:val="-2"/>
+          <w:sz w:val="26"/>
+          <w:u w:color="2D2D2D"/>
         </w:rPr>
         <w:lastRenderedPageBreak/>
-        <w:t>FR28</w:t>
-      </w:r>
-      <w:r>
-        <w:rPr>
-          <w:b/>
+        <w:t>AC_PRS_</w:t>
+      </w:r>
+      <w:r>
+        <w:rPr>
+          <w:color w:val="2D2D2D"/>
+          <w:spacing w:val="-2"/>
+          <w:sz w:val="26"/>
+          <w:u w:color="2D2D2D"/>
+        </w:rPr>
+        <w:t>28</w:t>
+      </w:r>
+      <w:r>
+        <w:rPr>
           <w:color w:val="2D2D2D"/>
           <w:spacing w:val="-11"/>
           <w:sz w:val="26"/>
-          <w:u w:val="thick" w:color="2D2D2D"/>
-        </w:rPr>
-        <w:t xml:space="preserve"> </w:t>
-      </w:r>
-      <w:r>
-        <w:rPr>
-          <w:b/>
-          <w:color w:val="2D2D2D"/>
-          <w:spacing w:val="-2"/>
-          <w:sz w:val="26"/>
-          <w:u w:val="thick" w:color="2D2D2D"/>
+          <w:u w:color="2D2D2D"/>
+        </w:rPr>
+        <w:t xml:space="preserve"> </w:t>
+      </w:r>
+      <w:r>
+        <w:rPr>
+          <w:color w:val="2D2D2D"/>
+          <w:spacing w:val="-2"/>
+          <w:sz w:val="26"/>
+          <w:u w:color="2D2D2D"/>
         </w:rPr>
         <w:t>-</w:t>
       </w:r>
       <w:r>
         <w:rPr>
-          <w:b/>
           <w:color w:val="2D2D2D"/>
           <w:spacing w:val="-6"/>
           <w:sz w:val="26"/>
-          <w:u w:val="thick" w:color="2D2D2D"/>
-        </w:rPr>
-        <w:t xml:space="preserve"> </w:t>
-      </w:r>
-      <w:r>
-        <w:rPr>
-          <w:b/>
-          <w:color w:val="2D2D2D"/>
-          <w:spacing w:val="-2"/>
-          <w:sz w:val="26"/>
-          <w:u w:val="thick" w:color="2D2D2D"/>
+          <w:u w:color="2D2D2D"/>
+        </w:rPr>
+        <w:t xml:space="preserve"> </w:t>
+      </w:r>
+      <w:r>
+        <w:rPr>
+          <w:color w:val="2D2D2D"/>
+          <w:spacing w:val="-2"/>
+          <w:sz w:val="26"/>
+          <w:u w:color="2D2D2D"/>
         </w:rPr>
         <w:t>Suspend</w:t>
       </w:r>
       <w:r>
         <w:rPr>
-          <w:b/>
           <w:color w:val="2D2D2D"/>
           <w:spacing w:val="-9"/>
           <w:sz w:val="26"/>
-          <w:u w:val="thick" w:color="2D2D2D"/>
-        </w:rPr>
-        <w:t xml:space="preserve"> </w:t>
-      </w:r>
-      <w:r>
-        <w:rPr>
-          <w:b/>
-          <w:color w:val="2D2D2D"/>
-          <w:spacing w:val="-2"/>
-          <w:sz w:val="26"/>
-          <w:u w:val="thick" w:color="2D2D2D"/>
+          <w:u w:color="2D2D2D"/>
+        </w:rPr>
+        <w:t xml:space="preserve"> </w:t>
+      </w:r>
+      <w:r>
+        <w:rPr>
+          <w:color w:val="2D2D2D"/>
+          <w:spacing w:val="-2"/>
+          <w:sz w:val="26"/>
+          <w:u w:color="2D2D2D"/>
         </w:rPr>
         <w:t>User</w:t>
       </w:r>
       <w:r>
         <w:rPr>
-          <w:b/>
           <w:color w:val="2D2D2D"/>
           <w:spacing w:val="-9"/>
           <w:sz w:val="26"/>
-          <w:u w:val="thick" w:color="2D2D2D"/>
-        </w:rPr>
-        <w:t xml:space="preserve"> </w:t>
-      </w:r>
-      <w:r>
-        <w:rPr>
-          <w:b/>
-          <w:color w:val="2D2D2D"/>
-          <w:spacing w:val="-2"/>
-          <w:sz w:val="26"/>
-          <w:u w:val="thick" w:color="2D2D2D"/>
+          <w:u w:color="2D2D2D"/>
+        </w:rPr>
+        <w:t xml:space="preserve"> </w:t>
+      </w:r>
+      <w:r>
+        <w:rPr>
+          <w:color w:val="2D2D2D"/>
+          <w:spacing w:val="-2"/>
+          <w:sz w:val="26"/>
+          <w:u w:color="2D2D2D"/>
         </w:rPr>
         <w:t>Accounts</w:t>
       </w:r>
       <w:r>
         <w:rPr>
-          <w:b/>
           <w:color w:val="2D2D2D"/>
           <w:spacing w:val="-1"/>
           <w:sz w:val="26"/>
@@ -7125,7 +6841,7 @@
           <w:sz w:val="20"/>
         </w:rPr>
         <w:drawing>
-          <wp:anchor distT="0" distB="0" distL="0" distR="0" simplePos="0" relativeHeight="487601664" behindDoc="1" locked="0" layoutInCell="1" allowOverlap="1" wp14:anchorId="00FDE770" wp14:editId="00FDE771">
+          <wp:anchor distT="0" distB="0" distL="0" distR="0" simplePos="0" relativeHeight="251680256" behindDoc="1" locked="0" layoutInCell="1" allowOverlap="1" wp14:anchorId="00FDE770" wp14:editId="00FDE771">
             <wp:simplePos x="0" y="0"/>
             <wp:positionH relativeFrom="page">
               <wp:posOffset>1936750</wp:posOffset>
@@ -7148,7 +6864,7 @@
                     <pic:cNvPicPr/>
                   </pic:nvPicPr>
                   <pic:blipFill>
-                    <a:blip r:embed="rId31" cstate="print"/>
+                    <a:blip r:embed="rId33" cstate="print"/>
                     <a:stretch>
                       <a:fillRect/>
                     </a:stretch>
@@ -7206,137 +6922,132 @@
       </w:pPr>
       <w:r>
         <w:rPr>
-          <w:b/>
-          <w:color w:val="2D2D2D"/>
-          <w:spacing w:val="-2"/>
-          <w:sz w:val="26"/>
-          <w:u w:val="thick" w:color="2D2D2D"/>
-        </w:rPr>
-        <w:t>FR29</w:t>
-      </w:r>
-      <w:r>
-        <w:rPr>
-          <w:b/>
+          <w:color w:val="2D2D2D"/>
+          <w:spacing w:val="-2"/>
+          <w:sz w:val="26"/>
+          <w:u w:color="2D2D2D"/>
+        </w:rPr>
+        <w:t>AC_PRS_</w:t>
+      </w:r>
+      <w:r>
+        <w:rPr>
+          <w:color w:val="2D2D2D"/>
+          <w:spacing w:val="-2"/>
+          <w:sz w:val="26"/>
+          <w:u w:color="2D2D2D"/>
+        </w:rPr>
+        <w:t>29</w:t>
+      </w:r>
+      <w:r>
+        <w:rPr>
           <w:color w:val="2D2D2D"/>
           <w:spacing w:val="-9"/>
           <w:sz w:val="26"/>
-          <w:u w:val="thick" w:color="2D2D2D"/>
-        </w:rPr>
-        <w:t xml:space="preserve"> </w:t>
-      </w:r>
-      <w:r>
-        <w:rPr>
-          <w:b/>
-          <w:color w:val="2D2D2D"/>
-          <w:spacing w:val="-2"/>
-          <w:sz w:val="26"/>
-          <w:u w:val="thick" w:color="2D2D2D"/>
+          <w:u w:color="2D2D2D"/>
+        </w:rPr>
+        <w:t xml:space="preserve"> </w:t>
+      </w:r>
+      <w:r>
+        <w:rPr>
+          <w:color w:val="2D2D2D"/>
+          <w:spacing w:val="-2"/>
+          <w:sz w:val="26"/>
+          <w:u w:color="2D2D2D"/>
         </w:rPr>
         <w:t>-</w:t>
       </w:r>
       <w:r>
         <w:rPr>
-          <w:b/>
           <w:color w:val="2D2D2D"/>
           <w:spacing w:val="-9"/>
           <w:sz w:val="26"/>
-          <w:u w:val="thick" w:color="2D2D2D"/>
-        </w:rPr>
-        <w:t xml:space="preserve"> </w:t>
-      </w:r>
-      <w:r>
-        <w:rPr>
-          <w:b/>
-          <w:color w:val="2D2D2D"/>
-          <w:spacing w:val="-2"/>
-          <w:sz w:val="26"/>
-          <w:u w:val="thick" w:color="2D2D2D"/>
+          <w:u w:color="2D2D2D"/>
+        </w:rPr>
+        <w:t xml:space="preserve"> </w:t>
+      </w:r>
+      <w:r>
+        <w:rPr>
+          <w:color w:val="2D2D2D"/>
+          <w:spacing w:val="-2"/>
+          <w:sz w:val="26"/>
+          <w:u w:color="2D2D2D"/>
         </w:rPr>
         <w:t>Verify</w:t>
       </w:r>
       <w:r>
         <w:rPr>
-          <w:b/>
           <w:color w:val="2D2D2D"/>
           <w:spacing w:val="-6"/>
           <w:sz w:val="26"/>
-          <w:u w:val="thick" w:color="2D2D2D"/>
-        </w:rPr>
-        <w:t xml:space="preserve"> </w:t>
-      </w:r>
-      <w:r>
-        <w:rPr>
-          <w:b/>
-          <w:color w:val="2D2D2D"/>
-          <w:spacing w:val="-2"/>
-          <w:sz w:val="26"/>
-          <w:u w:val="thick" w:color="2D2D2D"/>
+          <w:u w:color="2D2D2D"/>
+        </w:rPr>
+        <w:t xml:space="preserve"> </w:t>
+      </w:r>
+      <w:r>
+        <w:rPr>
+          <w:color w:val="2D2D2D"/>
+          <w:spacing w:val="-2"/>
+          <w:sz w:val="26"/>
+          <w:u w:color="2D2D2D"/>
         </w:rPr>
         <w:t>and</w:t>
       </w:r>
       <w:r>
         <w:rPr>
-          <w:b/>
           <w:color w:val="2D2D2D"/>
           <w:spacing w:val="-6"/>
           <w:sz w:val="26"/>
-          <w:u w:val="thick" w:color="2D2D2D"/>
-        </w:rPr>
-        <w:t xml:space="preserve"> </w:t>
-      </w:r>
-      <w:r>
-        <w:rPr>
-          <w:b/>
-          <w:color w:val="2D2D2D"/>
-          <w:spacing w:val="-2"/>
-          <w:sz w:val="26"/>
-          <w:u w:val="thick" w:color="2D2D2D"/>
+          <w:u w:color="2D2D2D"/>
+        </w:rPr>
+        <w:t xml:space="preserve"> </w:t>
+      </w:r>
+      <w:r>
+        <w:rPr>
+          <w:color w:val="2D2D2D"/>
+          <w:spacing w:val="-2"/>
+          <w:sz w:val="26"/>
+          <w:u w:color="2D2D2D"/>
         </w:rPr>
         <w:t>Approve</w:t>
       </w:r>
       <w:r>
         <w:rPr>
-          <w:b/>
           <w:color w:val="2D2D2D"/>
           <w:spacing w:val="-11"/>
           <w:sz w:val="26"/>
-          <w:u w:val="thick" w:color="2D2D2D"/>
-        </w:rPr>
-        <w:t xml:space="preserve"> </w:t>
-      </w:r>
-      <w:r>
-        <w:rPr>
-          <w:b/>
-          <w:color w:val="2D2D2D"/>
-          <w:spacing w:val="-2"/>
-          <w:sz w:val="26"/>
-          <w:u w:val="thick" w:color="2D2D2D"/>
+          <w:u w:color="2D2D2D"/>
+        </w:rPr>
+        <w:t xml:space="preserve"> </w:t>
+      </w:r>
+      <w:r>
+        <w:rPr>
+          <w:color w:val="2D2D2D"/>
+          <w:spacing w:val="-2"/>
+          <w:sz w:val="26"/>
+          <w:u w:color="2D2D2D"/>
         </w:rPr>
         <w:t>property</w:t>
       </w:r>
       <w:r>
         <w:rPr>
-          <w:b/>
           <w:color w:val="2D2D2D"/>
           <w:spacing w:val="-10"/>
           <w:sz w:val="26"/>
-          <w:u w:val="thick" w:color="2D2D2D"/>
-        </w:rPr>
-        <w:t xml:space="preserve"> </w:t>
-      </w:r>
-      <w:r>
-        <w:rPr>
-          <w:b/>
-          <w:color w:val="2D2D2D"/>
-          <w:spacing w:val="-2"/>
-          <w:sz w:val="26"/>
-          <w:u w:val="thick" w:color="2D2D2D"/>
+          <w:u w:color="2D2D2D"/>
+        </w:rPr>
+        <w:t xml:space="preserve"> </w:t>
+      </w:r>
+      <w:r>
+        <w:rPr>
+          <w:color w:val="2D2D2D"/>
+          <w:spacing w:val="-2"/>
+          <w:sz w:val="26"/>
+          <w:u w:color="2D2D2D"/>
         </w:rPr>
         <w:t>listings</w:t>
       </w:r>
       <w:r>
         <w:rPr>
-          <w:b/>
           <w:color w:val="2D2D2D"/>
           <w:spacing w:val="2"/>
           <w:sz w:val="26"/>
@@ -7416,7 +7127,7 @@
           <w:sz w:val="20"/>
         </w:rPr>
         <w:drawing>
-          <wp:anchor distT="0" distB="0" distL="0" distR="0" simplePos="0" relativeHeight="487602176" behindDoc="1" locked="0" layoutInCell="1" allowOverlap="1" wp14:anchorId="00FDE772" wp14:editId="00FDE773">
+          <wp:anchor distT="0" distB="0" distL="0" distR="0" simplePos="0" relativeHeight="251684352" behindDoc="1" locked="0" layoutInCell="1" allowOverlap="1" wp14:anchorId="00FDE772" wp14:editId="00FDE773">
             <wp:simplePos x="0" y="0"/>
             <wp:positionH relativeFrom="page">
               <wp:posOffset>2037714</wp:posOffset>
@@ -7439,7 +7150,7 @@
                     <pic:cNvPicPr/>
                   </pic:nvPicPr>
                   <pic:blipFill>
-                    <a:blip r:embed="rId32" cstate="print"/>
+                    <a:blip r:embed="rId34" cstate="print"/>
                     <a:stretch>
                       <a:fillRect/>
                     </a:stretch>
@@ -7486,98 +7197,97 @@
       <w:bookmarkEnd w:id="3"/>
       <w:r>
         <w:rPr>
-          <w:b/>
-          <w:color w:val="2D2D2D"/>
-          <w:spacing w:val="-2"/>
-          <w:sz w:val="26"/>
-          <w:u w:val="thick" w:color="2D2D2D"/>
+          <w:color w:val="2D2D2D"/>
+          <w:spacing w:val="-2"/>
+          <w:sz w:val="26"/>
+          <w:u w:color="2D2D2D"/>
         </w:rPr>
         <w:lastRenderedPageBreak/>
-        <w:t>FR30</w:t>
-      </w:r>
-      <w:r>
-        <w:rPr>
-          <w:b/>
+        <w:t>AC_PRS_</w:t>
+      </w:r>
+      <w:r>
+        <w:rPr>
+          <w:color w:val="2D2D2D"/>
+          <w:spacing w:val="-2"/>
+          <w:sz w:val="26"/>
+          <w:u w:color="2D2D2D"/>
+        </w:rPr>
+        <w:t>30</w:t>
+      </w:r>
+      <w:r>
+        <w:rPr>
           <w:color w:val="2D2D2D"/>
           <w:spacing w:val="-10"/>
           <w:sz w:val="26"/>
-          <w:u w:val="thick" w:color="2D2D2D"/>
-        </w:rPr>
-        <w:t xml:space="preserve"> </w:t>
-      </w:r>
-      <w:r>
-        <w:rPr>
-          <w:b/>
-          <w:color w:val="2D2D2D"/>
-          <w:spacing w:val="-2"/>
-          <w:sz w:val="26"/>
-          <w:u w:val="thick" w:color="2D2D2D"/>
+          <w:u w:color="2D2D2D"/>
+        </w:rPr>
+        <w:t xml:space="preserve"> </w:t>
+      </w:r>
+      <w:r>
+        <w:rPr>
+          <w:color w:val="2D2D2D"/>
+          <w:spacing w:val="-2"/>
+          <w:sz w:val="26"/>
+          <w:u w:color="2D2D2D"/>
         </w:rPr>
         <w:t>-</w:t>
       </w:r>
       <w:r>
         <w:rPr>
-          <w:b/>
           <w:color w:val="2D2D2D"/>
           <w:spacing w:val="-5"/>
           <w:sz w:val="26"/>
-          <w:u w:val="thick" w:color="2D2D2D"/>
-        </w:rPr>
-        <w:t xml:space="preserve"> </w:t>
-      </w:r>
-      <w:r>
-        <w:rPr>
-          <w:b/>
-          <w:color w:val="2D2D2D"/>
-          <w:spacing w:val="-2"/>
-          <w:sz w:val="26"/>
-          <w:u w:val="thick" w:color="2D2D2D"/>
+          <w:u w:color="2D2D2D"/>
+        </w:rPr>
+        <w:t xml:space="preserve"> </w:t>
+      </w:r>
+      <w:r>
+        <w:rPr>
+          <w:color w:val="2D2D2D"/>
+          <w:spacing w:val="-2"/>
+          <w:sz w:val="26"/>
+          <w:u w:color="2D2D2D"/>
         </w:rPr>
         <w:t>Monitor</w:t>
       </w:r>
       <w:r>
         <w:rPr>
-          <w:b/>
           <w:color w:val="2D2D2D"/>
           <w:spacing w:val="-8"/>
           <w:sz w:val="26"/>
-          <w:u w:val="thick" w:color="2D2D2D"/>
-        </w:rPr>
-        <w:t xml:space="preserve"> </w:t>
-      </w:r>
-      <w:r>
-        <w:rPr>
-          <w:b/>
-          <w:color w:val="2D2D2D"/>
-          <w:spacing w:val="-2"/>
-          <w:sz w:val="26"/>
-          <w:u w:val="thick" w:color="2D2D2D"/>
+          <w:u w:color="2D2D2D"/>
+        </w:rPr>
+        <w:t xml:space="preserve"> </w:t>
+      </w:r>
+      <w:r>
+        <w:rPr>
+          <w:color w:val="2D2D2D"/>
+          <w:spacing w:val="-2"/>
+          <w:sz w:val="26"/>
+          <w:u w:color="2D2D2D"/>
         </w:rPr>
         <w:t>Rental</w:t>
       </w:r>
       <w:r>
         <w:rPr>
-          <w:b/>
           <w:color w:val="2D2D2D"/>
           <w:spacing w:val="-8"/>
           <w:sz w:val="26"/>
-          <w:u w:val="thick" w:color="2D2D2D"/>
-        </w:rPr>
-        <w:t xml:space="preserve"> </w:t>
-      </w:r>
-      <w:r>
-        <w:rPr>
-          <w:b/>
-          <w:color w:val="2D2D2D"/>
-          <w:spacing w:val="-2"/>
-          <w:sz w:val="26"/>
-          <w:u w:val="thick" w:color="2D2D2D"/>
+          <w:u w:color="2D2D2D"/>
+        </w:rPr>
+        <w:t xml:space="preserve"> </w:t>
+      </w:r>
+      <w:r>
+        <w:rPr>
+          <w:color w:val="2D2D2D"/>
+          <w:spacing w:val="-2"/>
+          <w:sz w:val="26"/>
+          <w:u w:color="2D2D2D"/>
         </w:rPr>
         <w:t>Requests</w:t>
       </w:r>
       <w:r>
         <w:rPr>
-          <w:b/>
           <w:color w:val="2D2D2D"/>
           <w:spacing w:val="-5"/>
           <w:sz w:val="26"/>
@@ -7650,7 +7360,7 @@
           <w:sz w:val="20"/>
         </w:rPr>
         <w:drawing>
-          <wp:anchor distT="0" distB="0" distL="0" distR="0" simplePos="0" relativeHeight="487602688" behindDoc="1" locked="0" layoutInCell="1" allowOverlap="1" wp14:anchorId="00FDE774" wp14:editId="00FDE775">
+          <wp:anchor distT="0" distB="0" distL="0" distR="0" simplePos="0" relativeHeight="251688448" behindDoc="1" locked="0" layoutInCell="1" allowOverlap="1" wp14:anchorId="00FDE774" wp14:editId="00FDE775">
             <wp:simplePos x="0" y="0"/>
             <wp:positionH relativeFrom="page">
               <wp:posOffset>1490344</wp:posOffset>
@@ -7673,7 +7383,7 @@
                     <pic:cNvPicPr/>
                   </pic:nvPicPr>
                   <pic:blipFill>
-                    <a:blip r:embed="rId33" cstate="print"/>
+                    <a:blip r:embed="rId35" cstate="print"/>
                     <a:stretch>
                       <a:fillRect/>
                     </a:stretch>
@@ -7718,98 +7428,97 @@
       </w:pPr>
       <w:r>
         <w:rPr>
-          <w:b/>
-          <w:color w:val="2D2D2D"/>
-          <w:spacing w:val="-2"/>
-          <w:sz w:val="26"/>
-          <w:u w:val="thick" w:color="2D2D2D"/>
+          <w:color w:val="2D2D2D"/>
+          <w:spacing w:val="-2"/>
+          <w:sz w:val="26"/>
+          <w:u w:color="2D2D2D"/>
         </w:rPr>
         <w:lastRenderedPageBreak/>
-        <w:t>FR31</w:t>
-      </w:r>
-      <w:r>
-        <w:rPr>
-          <w:b/>
+        <w:t>AC_PRS_</w:t>
+      </w:r>
+      <w:r>
+        <w:rPr>
+          <w:color w:val="2D2D2D"/>
+          <w:spacing w:val="-2"/>
+          <w:sz w:val="26"/>
+          <w:u w:color="2D2D2D"/>
+        </w:rPr>
+        <w:t>31</w:t>
+      </w:r>
+      <w:r>
+        <w:rPr>
           <w:color w:val="2D2D2D"/>
           <w:spacing w:val="-9"/>
           <w:sz w:val="26"/>
-          <w:u w:val="thick" w:color="2D2D2D"/>
-        </w:rPr>
-        <w:t xml:space="preserve"> </w:t>
-      </w:r>
-      <w:r>
-        <w:rPr>
-          <w:b/>
-          <w:color w:val="2D2D2D"/>
-          <w:spacing w:val="-2"/>
-          <w:sz w:val="26"/>
-          <w:u w:val="thick" w:color="2D2D2D"/>
+          <w:u w:color="2D2D2D"/>
+        </w:rPr>
+        <w:t xml:space="preserve"> </w:t>
+      </w:r>
+      <w:r>
+        <w:rPr>
+          <w:color w:val="2D2D2D"/>
+          <w:spacing w:val="-2"/>
+          <w:sz w:val="26"/>
+          <w:u w:color="2D2D2D"/>
         </w:rPr>
         <w:t>-</w:t>
       </w:r>
       <w:r>
         <w:rPr>
-          <w:b/>
           <w:color w:val="2D2D2D"/>
           <w:spacing w:val="-10"/>
           <w:sz w:val="26"/>
-          <w:u w:val="thick" w:color="2D2D2D"/>
-        </w:rPr>
-        <w:t xml:space="preserve"> </w:t>
-      </w:r>
-      <w:r>
-        <w:rPr>
-          <w:b/>
-          <w:color w:val="2D2D2D"/>
-          <w:spacing w:val="-2"/>
-          <w:sz w:val="26"/>
-          <w:u w:val="thick" w:color="2D2D2D"/>
+          <w:u w:color="2D2D2D"/>
+        </w:rPr>
+        <w:t xml:space="preserve"> </w:t>
+      </w:r>
+      <w:r>
+        <w:rPr>
+          <w:color w:val="2D2D2D"/>
+          <w:spacing w:val="-2"/>
+          <w:sz w:val="26"/>
+          <w:u w:color="2D2D2D"/>
         </w:rPr>
         <w:t>Generate</w:t>
       </w:r>
       <w:r>
         <w:rPr>
-          <w:b/>
           <w:color w:val="2D2D2D"/>
           <w:spacing w:val="-11"/>
           <w:sz w:val="26"/>
-          <w:u w:val="thick" w:color="2D2D2D"/>
-        </w:rPr>
-        <w:t xml:space="preserve"> </w:t>
-      </w:r>
-      <w:r>
-        <w:rPr>
-          <w:b/>
-          <w:color w:val="2D2D2D"/>
-          <w:spacing w:val="-2"/>
-          <w:sz w:val="26"/>
-          <w:u w:val="thick" w:color="2D2D2D"/>
+          <w:u w:color="2D2D2D"/>
+        </w:rPr>
+        <w:t xml:space="preserve"> </w:t>
+      </w:r>
+      <w:r>
+        <w:rPr>
+          <w:color w:val="2D2D2D"/>
+          <w:spacing w:val="-2"/>
+          <w:sz w:val="26"/>
+          <w:u w:color="2D2D2D"/>
         </w:rPr>
         <w:t>Management</w:t>
       </w:r>
       <w:r>
         <w:rPr>
-          <w:b/>
           <w:color w:val="2D2D2D"/>
           <w:spacing w:val="-10"/>
           <w:sz w:val="26"/>
-          <w:u w:val="thick" w:color="2D2D2D"/>
-        </w:rPr>
-        <w:t xml:space="preserve"> </w:t>
-      </w:r>
-      <w:r>
-        <w:rPr>
-          <w:b/>
-          <w:color w:val="2D2D2D"/>
-          <w:spacing w:val="-2"/>
-          <w:sz w:val="26"/>
-          <w:u w:val="thick" w:color="2D2D2D"/>
+          <w:u w:color="2D2D2D"/>
+        </w:rPr>
+        <w:t xml:space="preserve"> </w:t>
+      </w:r>
+      <w:r>
+        <w:rPr>
+          <w:color w:val="2D2D2D"/>
+          <w:spacing w:val="-2"/>
+          <w:sz w:val="26"/>
+          <w:u w:color="2D2D2D"/>
         </w:rPr>
         <w:t>Reports</w:t>
       </w:r>
       <w:r>
         <w:rPr>
-          <w:b/>
           <w:color w:val="2D2D2D"/>
           <w:sz w:val="26"/>
         </w:rPr>
@@ -7909,7 +7618,7 @@
           <w:sz w:val="20"/>
         </w:rPr>
         <w:drawing>
-          <wp:anchor distT="0" distB="0" distL="0" distR="0" simplePos="0" relativeHeight="487603200" behindDoc="1" locked="0" layoutInCell="1" allowOverlap="1" wp14:anchorId="00FDE776" wp14:editId="00FDE777">
+          <wp:anchor distT="0" distB="0" distL="0" distR="0" simplePos="0" relativeHeight="251692544" behindDoc="1" locked="0" layoutInCell="1" allowOverlap="1" wp14:anchorId="00FDE776" wp14:editId="00FDE777">
             <wp:simplePos x="0" y="0"/>
             <wp:positionH relativeFrom="page">
               <wp:posOffset>1621155</wp:posOffset>
@@ -7932,7 +7641,7 @@
                     <pic:cNvPicPr/>
                   </pic:nvPicPr>
                   <pic:blipFill>
-                    <a:blip r:embed="rId34" cstate="print"/>
+                    <a:blip r:embed="rId36" cstate="print"/>
                     <a:stretch>
                       <a:fillRect/>
                     </a:stretch>
@@ -7977,138 +7686,133 @@
       </w:pPr>
       <w:r>
         <w:rPr>
-          <w:b/>
-          <w:color w:val="2D2D2D"/>
-          <w:spacing w:val="-2"/>
-          <w:sz w:val="26"/>
-          <w:u w:val="thick" w:color="2D2D2D"/>
+          <w:color w:val="2D2D2D"/>
+          <w:spacing w:val="-2"/>
+          <w:sz w:val="26"/>
+          <w:u w:color="2D2D2D"/>
         </w:rPr>
         <w:lastRenderedPageBreak/>
-        <w:t>FR32</w:t>
-      </w:r>
-      <w:r>
-        <w:rPr>
-          <w:b/>
+        <w:t>AC_PRS_</w:t>
+      </w:r>
+      <w:r>
+        <w:rPr>
+          <w:color w:val="2D2D2D"/>
+          <w:spacing w:val="-2"/>
+          <w:sz w:val="26"/>
+          <w:u w:color="2D2D2D"/>
+        </w:rPr>
+        <w:t>32</w:t>
+      </w:r>
+      <w:r>
+        <w:rPr>
           <w:color w:val="2D2D2D"/>
           <w:spacing w:val="-10"/>
           <w:sz w:val="26"/>
-          <w:u w:val="thick" w:color="2D2D2D"/>
-        </w:rPr>
-        <w:t xml:space="preserve"> </w:t>
-      </w:r>
-      <w:r>
-        <w:rPr>
-          <w:b/>
-          <w:color w:val="2D2D2D"/>
-          <w:spacing w:val="-2"/>
-          <w:sz w:val="26"/>
-          <w:u w:val="thick" w:color="2D2D2D"/>
+          <w:u w:color="2D2D2D"/>
+        </w:rPr>
+        <w:t xml:space="preserve"> </w:t>
+      </w:r>
+      <w:r>
+        <w:rPr>
+          <w:color w:val="2D2D2D"/>
+          <w:spacing w:val="-2"/>
+          <w:sz w:val="26"/>
+          <w:u w:color="2D2D2D"/>
         </w:rPr>
         <w:t>-</w:t>
       </w:r>
       <w:r>
         <w:rPr>
-          <w:b/>
           <w:color w:val="2D2D2D"/>
           <w:spacing w:val="-10"/>
           <w:sz w:val="26"/>
-          <w:u w:val="thick" w:color="2D2D2D"/>
-        </w:rPr>
-        <w:t xml:space="preserve"> </w:t>
-      </w:r>
-      <w:r>
-        <w:rPr>
-          <w:b/>
-          <w:color w:val="2D2D2D"/>
-          <w:spacing w:val="-2"/>
-          <w:sz w:val="26"/>
-          <w:u w:val="thick" w:color="2D2D2D"/>
+          <w:u w:color="2D2D2D"/>
+        </w:rPr>
+        <w:t xml:space="preserve"> </w:t>
+      </w:r>
+      <w:r>
+        <w:rPr>
+          <w:color w:val="2D2D2D"/>
+          <w:spacing w:val="-2"/>
+          <w:sz w:val="26"/>
+          <w:u w:color="2D2D2D"/>
         </w:rPr>
         <w:t>Approve</w:t>
       </w:r>
       <w:r>
         <w:rPr>
-          <w:b/>
           <w:color w:val="2D2D2D"/>
           <w:spacing w:val="-7"/>
           <w:sz w:val="26"/>
-          <w:u w:val="thick" w:color="2D2D2D"/>
-        </w:rPr>
-        <w:t xml:space="preserve"> </w:t>
-      </w:r>
-      <w:r>
-        <w:rPr>
-          <w:b/>
-          <w:color w:val="2D2D2D"/>
-          <w:spacing w:val="-2"/>
-          <w:sz w:val="26"/>
-          <w:u w:val="thick" w:color="2D2D2D"/>
+          <w:u w:color="2D2D2D"/>
+        </w:rPr>
+        <w:t xml:space="preserve"> </w:t>
+      </w:r>
+      <w:r>
+        <w:rPr>
+          <w:color w:val="2D2D2D"/>
+          <w:spacing w:val="-2"/>
+          <w:sz w:val="26"/>
+          <w:u w:color="2D2D2D"/>
         </w:rPr>
         <w:t>Large</w:t>
       </w:r>
       <w:r>
         <w:rPr>
-          <w:b/>
           <w:color w:val="2D2D2D"/>
           <w:spacing w:val="-8"/>
           <w:sz w:val="26"/>
-          <w:u w:val="thick" w:color="2D2D2D"/>
-        </w:rPr>
-        <w:t xml:space="preserve"> </w:t>
-      </w:r>
-      <w:r>
-        <w:rPr>
-          <w:b/>
-          <w:color w:val="2D2D2D"/>
-          <w:spacing w:val="-2"/>
-          <w:sz w:val="26"/>
-          <w:u w:val="thick" w:color="2D2D2D"/>
+          <w:u w:color="2D2D2D"/>
+        </w:rPr>
+        <w:t xml:space="preserve"> </w:t>
+      </w:r>
+      <w:r>
+        <w:rPr>
+          <w:color w:val="2D2D2D"/>
+          <w:spacing w:val="-2"/>
+          <w:sz w:val="26"/>
+          <w:u w:color="2D2D2D"/>
         </w:rPr>
         <w:t>Discounts</w:t>
       </w:r>
       <w:r>
         <w:rPr>
-          <w:b/>
           <w:color w:val="2D2D2D"/>
           <w:spacing w:val="-5"/>
           <w:sz w:val="26"/>
-          <w:u w:val="thick" w:color="2D2D2D"/>
-        </w:rPr>
-        <w:t xml:space="preserve"> </w:t>
-      </w:r>
-      <w:r>
-        <w:rPr>
-          <w:b/>
-          <w:color w:val="2D2D2D"/>
-          <w:spacing w:val="-2"/>
-          <w:sz w:val="26"/>
-          <w:u w:val="thick" w:color="2D2D2D"/>
+          <w:u w:color="2D2D2D"/>
+        </w:rPr>
+        <w:t xml:space="preserve"> </w:t>
+      </w:r>
+      <w:r>
+        <w:rPr>
+          <w:color w:val="2D2D2D"/>
+          <w:spacing w:val="-2"/>
+          <w:sz w:val="26"/>
+          <w:u w:color="2D2D2D"/>
         </w:rPr>
         <w:t>and</w:t>
       </w:r>
       <w:r>
         <w:rPr>
-          <w:b/>
           <w:color w:val="2D2D2D"/>
           <w:spacing w:val="-7"/>
           <w:sz w:val="26"/>
-          <w:u w:val="thick" w:color="2D2D2D"/>
-        </w:rPr>
-        <w:t xml:space="preserve"> </w:t>
-      </w:r>
-      <w:r>
-        <w:rPr>
-          <w:b/>
-          <w:color w:val="2D2D2D"/>
-          <w:spacing w:val="-2"/>
-          <w:sz w:val="26"/>
-          <w:u w:val="thick" w:color="2D2D2D"/>
+          <w:u w:color="2D2D2D"/>
+        </w:rPr>
+        <w:t xml:space="preserve"> </w:t>
+      </w:r>
+      <w:r>
+        <w:rPr>
+          <w:color w:val="2D2D2D"/>
+          <w:spacing w:val="-2"/>
+          <w:sz w:val="26"/>
+          <w:u w:color="2D2D2D"/>
         </w:rPr>
         <w:t>Promotions</w:t>
       </w:r>
       <w:r>
         <w:rPr>
-          <w:b/>
           <w:color w:val="2D2D2D"/>
           <w:spacing w:val="1"/>
           <w:sz w:val="26"/>
@@ -8218,7 +7922,7 @@
           <w:sz w:val="20"/>
         </w:rPr>
         <w:drawing>
-          <wp:anchor distT="0" distB="0" distL="0" distR="0" simplePos="0" relativeHeight="487603712" behindDoc="1" locked="0" layoutInCell="1" allowOverlap="1" wp14:anchorId="00FDE778" wp14:editId="00FDE779">
+          <wp:anchor distT="0" distB="0" distL="0" distR="0" simplePos="0" relativeHeight="251696640" behindDoc="1" locked="0" layoutInCell="1" allowOverlap="1" wp14:anchorId="00FDE778" wp14:editId="00FDE779">
             <wp:simplePos x="0" y="0"/>
             <wp:positionH relativeFrom="page">
               <wp:posOffset>1817370</wp:posOffset>
@@ -8241,7 +7945,7 @@
                     <pic:cNvPicPr/>
                   </pic:nvPicPr>
                   <pic:blipFill>
-                    <a:blip r:embed="rId35" cstate="print"/>
+                    <a:blip r:embed="rId37" cstate="print"/>
                     <a:stretch>
                       <a:fillRect/>
                     </a:stretch>
@@ -8286,158 +7990,151 @@
       </w:pPr>
       <w:r>
         <w:rPr>
-          <w:b/>
-          <w:color w:val="2D2D2D"/>
-          <w:spacing w:val="-2"/>
-          <w:sz w:val="26"/>
-          <w:u w:val="thick" w:color="2D2D2D"/>
+          <w:color w:val="2D2D2D"/>
+          <w:spacing w:val="-2"/>
+          <w:sz w:val="26"/>
+          <w:u w:color="2D2D2D"/>
         </w:rPr>
         <w:lastRenderedPageBreak/>
-        <w:t>FR33</w:t>
-      </w:r>
-      <w:r>
-        <w:rPr>
-          <w:b/>
+        <w:t>AC_PRS_</w:t>
+      </w:r>
+      <w:r>
+        <w:rPr>
+          <w:color w:val="2D2D2D"/>
+          <w:spacing w:val="-2"/>
+          <w:sz w:val="26"/>
+          <w:u w:color="2D2D2D"/>
+        </w:rPr>
+        <w:t>33</w:t>
+      </w:r>
+      <w:r>
+        <w:rPr>
           <w:color w:val="2D2D2D"/>
           <w:spacing w:val="-8"/>
           <w:sz w:val="26"/>
-          <w:u w:val="thick" w:color="2D2D2D"/>
-        </w:rPr>
-        <w:t xml:space="preserve"> </w:t>
-      </w:r>
-      <w:r>
-        <w:rPr>
-          <w:b/>
-          <w:color w:val="2D2D2D"/>
-          <w:spacing w:val="-2"/>
-          <w:sz w:val="26"/>
-          <w:u w:val="thick" w:color="2D2D2D"/>
+          <w:u w:color="2D2D2D"/>
+        </w:rPr>
+        <w:t xml:space="preserve"> </w:t>
+      </w:r>
+      <w:r>
+        <w:rPr>
+          <w:color w:val="2D2D2D"/>
+          <w:spacing w:val="-2"/>
+          <w:sz w:val="26"/>
+          <w:u w:color="2D2D2D"/>
         </w:rPr>
         <w:t>-</w:t>
       </w:r>
       <w:r>
         <w:rPr>
-          <w:b/>
           <w:color w:val="2D2D2D"/>
           <w:spacing w:val="-9"/>
           <w:sz w:val="26"/>
-          <w:u w:val="thick" w:color="2D2D2D"/>
-        </w:rPr>
-        <w:t xml:space="preserve"> </w:t>
-      </w:r>
-      <w:r>
-        <w:rPr>
-          <w:b/>
-          <w:color w:val="2D2D2D"/>
-          <w:spacing w:val="-2"/>
-          <w:sz w:val="26"/>
-          <w:u w:val="thick" w:color="2D2D2D"/>
+          <w:u w:color="2D2D2D"/>
+        </w:rPr>
+        <w:t xml:space="preserve"> </w:t>
+      </w:r>
+      <w:r>
+        <w:rPr>
+          <w:color w:val="2D2D2D"/>
+          <w:spacing w:val="-2"/>
+          <w:sz w:val="26"/>
+          <w:u w:color="2D2D2D"/>
         </w:rPr>
         <w:t>Review</w:t>
       </w:r>
       <w:r>
         <w:rPr>
-          <w:b/>
           <w:color w:val="2D2D2D"/>
           <w:spacing w:val="-7"/>
           <w:sz w:val="26"/>
-          <w:u w:val="thick" w:color="2D2D2D"/>
-        </w:rPr>
-        <w:t xml:space="preserve"> </w:t>
-      </w:r>
-      <w:r>
-        <w:rPr>
-          <w:b/>
-          <w:color w:val="2D2D2D"/>
-          <w:spacing w:val="-2"/>
-          <w:sz w:val="26"/>
-          <w:u w:val="thick" w:color="2D2D2D"/>
+          <w:u w:color="2D2D2D"/>
+        </w:rPr>
+        <w:t xml:space="preserve"> </w:t>
+      </w:r>
+      <w:r>
+        <w:rPr>
+          <w:color w:val="2D2D2D"/>
+          <w:spacing w:val="-2"/>
+          <w:sz w:val="26"/>
+          <w:u w:color="2D2D2D"/>
         </w:rPr>
         <w:t>Complaints</w:t>
       </w:r>
       <w:r>
         <w:rPr>
-          <w:b/>
           <w:color w:val="2D2D2D"/>
           <w:spacing w:val="-3"/>
           <w:sz w:val="26"/>
-          <w:u w:val="thick" w:color="2D2D2D"/>
-        </w:rPr>
-        <w:t xml:space="preserve"> </w:t>
-      </w:r>
-      <w:r>
-        <w:rPr>
-          <w:b/>
-          <w:color w:val="2D2D2D"/>
-          <w:spacing w:val="-2"/>
-          <w:sz w:val="26"/>
-          <w:u w:val="thick" w:color="2D2D2D"/>
+          <w:u w:color="2D2D2D"/>
+        </w:rPr>
+        <w:t xml:space="preserve"> </w:t>
+      </w:r>
+      <w:r>
+        <w:rPr>
+          <w:color w:val="2D2D2D"/>
+          <w:spacing w:val="-2"/>
+          <w:sz w:val="26"/>
+          <w:u w:color="2D2D2D"/>
         </w:rPr>
         <w:t>and</w:t>
       </w:r>
       <w:r>
         <w:rPr>
-          <w:b/>
           <w:color w:val="2D2D2D"/>
           <w:spacing w:val="-10"/>
           <w:sz w:val="26"/>
-          <w:u w:val="thick" w:color="2D2D2D"/>
-        </w:rPr>
-        <w:t xml:space="preserve"> </w:t>
-      </w:r>
-      <w:r>
-        <w:rPr>
-          <w:b/>
-          <w:color w:val="2D2D2D"/>
-          <w:spacing w:val="-2"/>
-          <w:sz w:val="26"/>
-          <w:u w:val="thick" w:color="2D2D2D"/>
+          <w:u w:color="2D2D2D"/>
+        </w:rPr>
+        <w:t xml:space="preserve"> </w:t>
+      </w:r>
+      <w:r>
+        <w:rPr>
+          <w:color w:val="2D2D2D"/>
+          <w:spacing w:val="-2"/>
+          <w:sz w:val="26"/>
+          <w:u w:color="2D2D2D"/>
         </w:rPr>
         <w:t>Forward</w:t>
       </w:r>
       <w:r>
         <w:rPr>
-          <w:b/>
           <w:color w:val="2D2D2D"/>
           <w:spacing w:val="-5"/>
           <w:sz w:val="26"/>
-          <w:u w:val="thick" w:color="2D2D2D"/>
-        </w:rPr>
-        <w:t xml:space="preserve"> </w:t>
-      </w:r>
-      <w:r>
-        <w:rPr>
-          <w:b/>
-          <w:color w:val="2D2D2D"/>
-          <w:spacing w:val="-2"/>
-          <w:sz w:val="26"/>
-          <w:u w:val="thick" w:color="2D2D2D"/>
+          <w:u w:color="2D2D2D"/>
+        </w:rPr>
+        <w:t xml:space="preserve"> </w:t>
+      </w:r>
+      <w:r>
+        <w:rPr>
+          <w:color w:val="2D2D2D"/>
+          <w:spacing w:val="-2"/>
+          <w:sz w:val="26"/>
+          <w:u w:color="2D2D2D"/>
         </w:rPr>
         <w:t>Unresolved</w:t>
       </w:r>
       <w:r>
         <w:rPr>
-          <w:b/>
           <w:color w:val="2D2D2D"/>
           <w:spacing w:val="-5"/>
           <w:sz w:val="26"/>
-          <w:u w:val="thick" w:color="2D2D2D"/>
-        </w:rPr>
-        <w:t xml:space="preserve"> </w:t>
-      </w:r>
-      <w:r>
-        <w:rPr>
-          <w:b/>
-          <w:color w:val="2D2D2D"/>
-          <w:spacing w:val="-2"/>
-          <w:sz w:val="26"/>
-          <w:u w:val="thick" w:color="2D2D2D"/>
+          <w:u w:color="2D2D2D"/>
+        </w:rPr>
+        <w:t xml:space="preserve"> </w:t>
+      </w:r>
+      <w:r>
+        <w:rPr>
+          <w:color w:val="2D2D2D"/>
+          <w:spacing w:val="-2"/>
+          <w:sz w:val="26"/>
+          <w:u w:color="2D2D2D"/>
         </w:rPr>
         <w:t>Issues</w:t>
       </w:r>
       <w:r>
         <w:rPr>
-          <w:b/>
           <w:color w:val="2D2D2D"/>
           <w:spacing w:val="1"/>
           <w:sz w:val="26"/>
@@ -8537,7 +8234,7 @@
           <w:sz w:val="20"/>
         </w:rPr>
         <w:drawing>
-          <wp:anchor distT="0" distB="0" distL="0" distR="0" simplePos="0" relativeHeight="487604224" behindDoc="1" locked="0" layoutInCell="1" allowOverlap="1" wp14:anchorId="00FDE77A" wp14:editId="00FDE77B">
+          <wp:anchor distT="0" distB="0" distL="0" distR="0" simplePos="0" relativeHeight="251700736" behindDoc="1" locked="0" layoutInCell="1" allowOverlap="1" wp14:anchorId="00FDE77A" wp14:editId="00FDE77B">
             <wp:simplePos x="0" y="0"/>
             <wp:positionH relativeFrom="page">
               <wp:posOffset>2012314</wp:posOffset>
@@ -8560,7 +8257,7 @@
                     <pic:cNvPicPr/>
                   </pic:nvPicPr>
                   <pic:blipFill>
-                    <a:blip r:embed="rId36" cstate="print"/>
+                    <a:blip r:embed="rId38" cstate="print"/>
                     <a:stretch>
                       <a:fillRect/>
                     </a:stretch>
@@ -8607,98 +8304,97 @@
       <w:bookmarkEnd w:id="4"/>
       <w:r>
         <w:rPr>
-          <w:b/>
-          <w:color w:val="2D2D2D"/>
-          <w:spacing w:val="-2"/>
-          <w:sz w:val="26"/>
-          <w:u w:val="thick" w:color="2D2D2D"/>
+          <w:color w:val="2D2D2D"/>
+          <w:spacing w:val="-2"/>
+          <w:sz w:val="26"/>
+          <w:u w:color="2D2D2D"/>
         </w:rPr>
         <w:lastRenderedPageBreak/>
-        <w:t>FR34</w:t>
-      </w:r>
-      <w:r>
-        <w:rPr>
-          <w:b/>
+        <w:t>AC_PRS_</w:t>
+      </w:r>
+      <w:r>
+        <w:rPr>
+          <w:color w:val="2D2D2D"/>
+          <w:spacing w:val="-2"/>
+          <w:sz w:val="26"/>
+          <w:u w:color="2D2D2D"/>
+        </w:rPr>
+        <w:t>34</w:t>
+      </w:r>
+      <w:r>
+        <w:rPr>
           <w:color w:val="2D2D2D"/>
           <w:spacing w:val="-9"/>
           <w:sz w:val="26"/>
-          <w:u w:val="thick" w:color="2D2D2D"/>
-        </w:rPr>
-        <w:t xml:space="preserve"> </w:t>
-      </w:r>
-      <w:r>
-        <w:rPr>
-          <w:b/>
-          <w:color w:val="2D2D2D"/>
-          <w:spacing w:val="-2"/>
-          <w:sz w:val="26"/>
-          <w:u w:val="thick" w:color="2D2D2D"/>
+          <w:u w:color="2D2D2D"/>
+        </w:rPr>
+        <w:t xml:space="preserve"> </w:t>
+      </w:r>
+      <w:r>
+        <w:rPr>
+          <w:color w:val="2D2D2D"/>
+          <w:spacing w:val="-2"/>
+          <w:sz w:val="26"/>
+          <w:u w:color="2D2D2D"/>
         </w:rPr>
         <w:t>-</w:t>
       </w:r>
       <w:r>
         <w:rPr>
-          <w:b/>
           <w:color w:val="2D2D2D"/>
           <w:spacing w:val="-9"/>
           <w:sz w:val="26"/>
-          <w:u w:val="thick" w:color="2D2D2D"/>
-        </w:rPr>
-        <w:t xml:space="preserve"> </w:t>
-      </w:r>
-      <w:r>
-        <w:rPr>
-          <w:b/>
-          <w:color w:val="2D2D2D"/>
-          <w:spacing w:val="-2"/>
-          <w:sz w:val="26"/>
-          <w:u w:val="thick" w:color="2D2D2D"/>
+          <w:u w:color="2D2D2D"/>
+        </w:rPr>
+        <w:t xml:space="preserve"> </w:t>
+      </w:r>
+      <w:r>
+        <w:rPr>
+          <w:color w:val="2D2D2D"/>
+          <w:spacing w:val="-2"/>
+          <w:sz w:val="26"/>
+          <w:u w:color="2D2D2D"/>
         </w:rPr>
         <w:t>View</w:t>
       </w:r>
       <w:r>
         <w:rPr>
-          <w:b/>
           <w:color w:val="2D2D2D"/>
           <w:spacing w:val="-8"/>
           <w:sz w:val="26"/>
-          <w:u w:val="thick" w:color="2D2D2D"/>
-        </w:rPr>
-        <w:t xml:space="preserve"> </w:t>
-      </w:r>
-      <w:r>
-        <w:rPr>
-          <w:b/>
-          <w:color w:val="2D2D2D"/>
-          <w:spacing w:val="-2"/>
-          <w:sz w:val="26"/>
-          <w:u w:val="thick" w:color="2D2D2D"/>
+          <w:u w:color="2D2D2D"/>
+        </w:rPr>
+        <w:t xml:space="preserve"> </w:t>
+      </w:r>
+      <w:r>
+        <w:rPr>
+          <w:color w:val="2D2D2D"/>
+          <w:spacing w:val="-2"/>
+          <w:sz w:val="26"/>
+          <w:u w:color="2D2D2D"/>
         </w:rPr>
         <w:t>Transaction</w:t>
       </w:r>
       <w:r>
         <w:rPr>
-          <w:b/>
           <w:color w:val="2D2D2D"/>
           <w:spacing w:val="-9"/>
           <w:sz w:val="26"/>
-          <w:u w:val="thick" w:color="2D2D2D"/>
-        </w:rPr>
-        <w:t xml:space="preserve"> </w:t>
-      </w:r>
-      <w:r>
-        <w:rPr>
-          <w:b/>
-          <w:color w:val="2D2D2D"/>
-          <w:spacing w:val="-2"/>
-          <w:sz w:val="26"/>
-          <w:u w:val="thick" w:color="2D2D2D"/>
+          <w:u w:color="2D2D2D"/>
+        </w:rPr>
+        <w:t xml:space="preserve"> </w:t>
+      </w:r>
+      <w:r>
+        <w:rPr>
+          <w:color w:val="2D2D2D"/>
+          <w:spacing w:val="-2"/>
+          <w:sz w:val="26"/>
+          <w:u w:color="2D2D2D"/>
         </w:rPr>
         <w:t>History</w:t>
       </w:r>
       <w:r>
         <w:rPr>
-          <w:b/>
           <w:color w:val="2D2D2D"/>
           <w:spacing w:val="2"/>
           <w:sz w:val="26"/>
@@ -8808,7 +8504,7 @@
           <w:sz w:val="20"/>
         </w:rPr>
         <w:drawing>
-          <wp:anchor distT="0" distB="0" distL="0" distR="0" simplePos="0" relativeHeight="487604736" behindDoc="1" locked="0" layoutInCell="1" allowOverlap="1" wp14:anchorId="00FDE77C" wp14:editId="00FDE77D">
+          <wp:anchor distT="0" distB="0" distL="0" distR="0" simplePos="0" relativeHeight="251704832" behindDoc="1" locked="0" layoutInCell="1" allowOverlap="1" wp14:anchorId="00FDE77C" wp14:editId="00FDE77D">
             <wp:simplePos x="0" y="0"/>
             <wp:positionH relativeFrom="page">
               <wp:posOffset>1071880</wp:posOffset>
@@ -8831,7 +8527,7 @@
                     <pic:cNvPicPr/>
                   </pic:nvPicPr>
                   <pic:blipFill>
-                    <a:blip r:embed="rId37" cstate="print"/>
+                    <a:blip r:embed="rId39" cstate="print"/>
                     <a:stretch>
                       <a:fillRect/>
                     </a:stretch>
@@ -8876,138 +8572,133 @@
       </w:pPr>
       <w:r>
         <w:rPr>
-          <w:b/>
-          <w:color w:val="2D2D2D"/>
-          <w:spacing w:val="-2"/>
-          <w:sz w:val="26"/>
-          <w:u w:val="thick" w:color="2D2D2D"/>
+          <w:color w:val="2D2D2D"/>
+          <w:spacing w:val="-2"/>
+          <w:sz w:val="26"/>
+          <w:u w:color="2D2D2D"/>
         </w:rPr>
         <w:lastRenderedPageBreak/>
-        <w:t>FR35</w:t>
-      </w:r>
-      <w:r>
-        <w:rPr>
-          <w:b/>
+        <w:t>AC_PRS_</w:t>
+      </w:r>
+      <w:r>
+        <w:rPr>
+          <w:color w:val="2D2D2D"/>
+          <w:spacing w:val="-2"/>
+          <w:sz w:val="26"/>
+          <w:u w:color="2D2D2D"/>
+        </w:rPr>
+        <w:t>35</w:t>
+      </w:r>
+      <w:r>
+        <w:rPr>
           <w:color w:val="2D2D2D"/>
           <w:spacing w:val="-9"/>
           <w:sz w:val="26"/>
-          <w:u w:val="thick" w:color="2D2D2D"/>
-        </w:rPr>
-        <w:t xml:space="preserve"> </w:t>
-      </w:r>
-      <w:r>
-        <w:rPr>
-          <w:b/>
-          <w:color w:val="2D2D2D"/>
-          <w:spacing w:val="-2"/>
-          <w:sz w:val="26"/>
-          <w:u w:val="thick" w:color="2D2D2D"/>
+          <w:u w:color="2D2D2D"/>
+        </w:rPr>
+        <w:t xml:space="preserve"> </w:t>
+      </w:r>
+      <w:r>
+        <w:rPr>
+          <w:color w:val="2D2D2D"/>
+          <w:spacing w:val="-2"/>
+          <w:sz w:val="26"/>
+          <w:u w:color="2D2D2D"/>
         </w:rPr>
         <w:t>-</w:t>
       </w:r>
       <w:r>
         <w:rPr>
-          <w:b/>
           <w:color w:val="2D2D2D"/>
           <w:spacing w:val="-9"/>
           <w:sz w:val="26"/>
-          <w:u w:val="thick" w:color="2D2D2D"/>
-        </w:rPr>
-        <w:t xml:space="preserve"> </w:t>
-      </w:r>
-      <w:r>
-        <w:rPr>
-          <w:b/>
-          <w:color w:val="2D2D2D"/>
-          <w:spacing w:val="-2"/>
-          <w:sz w:val="26"/>
-          <w:u w:val="thick" w:color="2D2D2D"/>
+          <w:u w:color="2D2D2D"/>
+        </w:rPr>
+        <w:t xml:space="preserve"> </w:t>
+      </w:r>
+      <w:r>
+        <w:rPr>
+          <w:color w:val="2D2D2D"/>
+          <w:spacing w:val="-2"/>
+          <w:sz w:val="26"/>
+          <w:u w:color="2D2D2D"/>
         </w:rPr>
         <w:t>Monitor</w:t>
       </w:r>
       <w:r>
         <w:rPr>
-          <w:b/>
           <w:color w:val="2D2D2D"/>
           <w:spacing w:val="-11"/>
           <w:sz w:val="26"/>
-          <w:u w:val="thick" w:color="2D2D2D"/>
-        </w:rPr>
-        <w:t xml:space="preserve"> </w:t>
-      </w:r>
-      <w:r>
-        <w:rPr>
-          <w:b/>
-          <w:color w:val="2D2D2D"/>
-          <w:spacing w:val="-2"/>
-          <w:sz w:val="26"/>
-          <w:u w:val="thick" w:color="2D2D2D"/>
+          <w:u w:color="2D2D2D"/>
+        </w:rPr>
+        <w:t xml:space="preserve"> </w:t>
+      </w:r>
+      <w:r>
+        <w:rPr>
+          <w:color w:val="2D2D2D"/>
+          <w:spacing w:val="-2"/>
+          <w:sz w:val="26"/>
+          <w:u w:color="2D2D2D"/>
         </w:rPr>
         <w:t>Payment</w:t>
       </w:r>
       <w:r>
         <w:rPr>
-          <w:b/>
           <w:color w:val="2D2D2D"/>
           <w:spacing w:val="-11"/>
           <w:sz w:val="26"/>
-          <w:u w:val="thick" w:color="2D2D2D"/>
-        </w:rPr>
-        <w:t xml:space="preserve"> </w:t>
-      </w:r>
-      <w:r>
-        <w:rPr>
-          <w:b/>
-          <w:color w:val="2D2D2D"/>
-          <w:spacing w:val="-2"/>
-          <w:sz w:val="26"/>
-          <w:u w:val="thick" w:color="2D2D2D"/>
+          <w:u w:color="2D2D2D"/>
+        </w:rPr>
+        <w:t xml:space="preserve"> </w:t>
+      </w:r>
+      <w:r>
+        <w:rPr>
+          <w:color w:val="2D2D2D"/>
+          <w:spacing w:val="-2"/>
+          <w:sz w:val="26"/>
+          <w:u w:color="2D2D2D"/>
         </w:rPr>
         <w:t>Process</w:t>
       </w:r>
       <w:r>
         <w:rPr>
-          <w:b/>
           <w:color w:val="2D2D2D"/>
           <w:spacing w:val="-3"/>
           <w:sz w:val="26"/>
-          <w:u w:val="thick" w:color="2D2D2D"/>
-        </w:rPr>
-        <w:t xml:space="preserve"> </w:t>
-      </w:r>
-      <w:r>
-        <w:rPr>
-          <w:b/>
-          <w:color w:val="2D2D2D"/>
-          <w:spacing w:val="-2"/>
-          <w:sz w:val="26"/>
-          <w:u w:val="thick" w:color="2D2D2D"/>
+          <w:u w:color="2D2D2D"/>
+        </w:rPr>
+        <w:t xml:space="preserve"> </w:t>
+      </w:r>
+      <w:r>
+        <w:rPr>
+          <w:color w:val="2D2D2D"/>
+          <w:spacing w:val="-2"/>
+          <w:sz w:val="26"/>
+          <w:u w:color="2D2D2D"/>
         </w:rPr>
         <w:t>and</w:t>
       </w:r>
       <w:r>
         <w:rPr>
-          <w:b/>
           <w:color w:val="2D2D2D"/>
           <w:spacing w:val="-6"/>
           <w:sz w:val="26"/>
-          <w:u w:val="thick" w:color="2D2D2D"/>
-        </w:rPr>
-        <w:t xml:space="preserve"> </w:t>
-      </w:r>
-      <w:r>
-        <w:rPr>
-          <w:b/>
-          <w:color w:val="2D2D2D"/>
-          <w:spacing w:val="-2"/>
-          <w:sz w:val="26"/>
-          <w:u w:val="thick" w:color="2D2D2D"/>
+          <w:u w:color="2D2D2D"/>
+        </w:rPr>
+        <w:t xml:space="preserve"> </w:t>
+      </w:r>
+      <w:r>
+        <w:rPr>
+          <w:color w:val="2D2D2D"/>
+          <w:spacing w:val="-2"/>
+          <w:sz w:val="26"/>
+          <w:u w:color="2D2D2D"/>
         </w:rPr>
         <w:t>Security</w:t>
       </w:r>
       <w:r>
         <w:rPr>
-          <w:b/>
           <w:color w:val="2D2D2D"/>
           <w:spacing w:val="-4"/>
           <w:sz w:val="26"/>
@@ -9099,7 +8790,7 @@
           <w:sz w:val="20"/>
         </w:rPr>
         <w:drawing>
-          <wp:anchor distT="0" distB="0" distL="0" distR="0" simplePos="0" relativeHeight="487605248" behindDoc="1" locked="0" layoutInCell="1" allowOverlap="1" wp14:anchorId="00FDE77E" wp14:editId="00FDE77F">
+          <wp:anchor distT="0" distB="0" distL="0" distR="0" simplePos="0" relativeHeight="251708928" behindDoc="1" locked="0" layoutInCell="1" allowOverlap="1" wp14:anchorId="00FDE77E" wp14:editId="00FDE77F">
             <wp:simplePos x="0" y="0"/>
             <wp:positionH relativeFrom="page">
               <wp:posOffset>1028064</wp:posOffset>
@@ -9122,7 +8813,7 @@
                     <pic:cNvPicPr/>
                   </pic:nvPicPr>
                   <pic:blipFill>
-                    <a:blip r:embed="rId38" cstate="print"/>
+                    <a:blip r:embed="rId40" cstate="print"/>
                     <a:stretch>
                       <a:fillRect/>
                     </a:stretch>
@@ -9172,177 +8863,168 @@
       </w:pPr>
       <w:r>
         <w:rPr>
-          <w:b/>
-          <w:color w:val="2D2D2D"/>
-          <w:spacing w:val="-2"/>
-          <w:sz w:val="26"/>
-          <w:u w:val="thick" w:color="2D2D2D"/>
-        </w:rPr>
-        <w:t>FR36</w:t>
-      </w:r>
-      <w:r>
-        <w:rPr>
-          <w:b/>
+          <w:color w:val="2D2D2D"/>
+          <w:spacing w:val="-2"/>
+          <w:sz w:val="26"/>
+          <w:u w:color="2D2D2D"/>
+        </w:rPr>
+        <w:t>AC_PRS_</w:t>
+      </w:r>
+      <w:r>
+        <w:rPr>
+          <w:color w:val="2D2D2D"/>
+          <w:spacing w:val="-2"/>
+          <w:sz w:val="26"/>
+          <w:u w:color="2D2D2D"/>
+        </w:rPr>
+        <w:t>36</w:t>
+      </w:r>
+      <w:r>
+        <w:rPr>
           <w:color w:val="2D2D2D"/>
           <w:spacing w:val="-8"/>
           <w:sz w:val="26"/>
-          <w:u w:val="thick" w:color="2D2D2D"/>
-        </w:rPr>
-        <w:t xml:space="preserve"> </w:t>
-      </w:r>
-      <w:r>
-        <w:rPr>
-          <w:b/>
-          <w:color w:val="2D2D2D"/>
-          <w:spacing w:val="-2"/>
-          <w:sz w:val="26"/>
-          <w:u w:val="thick" w:color="2D2D2D"/>
+          <w:u w:color="2D2D2D"/>
+        </w:rPr>
+        <w:t xml:space="preserve"> </w:t>
+      </w:r>
+      <w:r>
+        <w:rPr>
+          <w:color w:val="2D2D2D"/>
+          <w:spacing w:val="-2"/>
+          <w:sz w:val="26"/>
+          <w:u w:color="2D2D2D"/>
         </w:rPr>
         <w:t>-</w:t>
       </w:r>
       <w:r>
         <w:rPr>
-          <w:b/>
           <w:color w:val="2D2D2D"/>
           <w:spacing w:val="-8"/>
           <w:sz w:val="26"/>
-          <w:u w:val="thick" w:color="2D2D2D"/>
-        </w:rPr>
-        <w:t xml:space="preserve"> </w:t>
-      </w:r>
-      <w:r>
-        <w:rPr>
-          <w:b/>
-          <w:color w:val="2D2D2D"/>
-          <w:spacing w:val="-2"/>
-          <w:sz w:val="26"/>
-          <w:u w:val="thick" w:color="2D2D2D"/>
+          <w:u w:color="2D2D2D"/>
+        </w:rPr>
+        <w:t xml:space="preserve"> </w:t>
+      </w:r>
+      <w:r>
+        <w:rPr>
+          <w:color w:val="2D2D2D"/>
+          <w:spacing w:val="-2"/>
+          <w:sz w:val="26"/>
+          <w:u w:color="2D2D2D"/>
         </w:rPr>
         <w:t>Communicate</w:t>
       </w:r>
       <w:r>
         <w:rPr>
-          <w:b/>
           <w:color w:val="2D2D2D"/>
           <w:spacing w:val="-4"/>
           <w:sz w:val="26"/>
-          <w:u w:val="thick" w:color="2D2D2D"/>
-        </w:rPr>
-        <w:t xml:space="preserve"> </w:t>
-      </w:r>
-      <w:r>
-        <w:rPr>
-          <w:b/>
-          <w:color w:val="2D2D2D"/>
-          <w:spacing w:val="-2"/>
-          <w:sz w:val="26"/>
-          <w:u w:val="thick" w:color="2D2D2D"/>
+          <w:u w:color="2D2D2D"/>
+        </w:rPr>
+        <w:t xml:space="preserve"> </w:t>
+      </w:r>
+      <w:r>
+        <w:rPr>
+          <w:color w:val="2D2D2D"/>
+          <w:spacing w:val="-2"/>
+          <w:sz w:val="26"/>
+          <w:u w:color="2D2D2D"/>
         </w:rPr>
         <w:t>Payment</w:t>
       </w:r>
       <w:r>
         <w:rPr>
-          <w:b/>
           <w:color w:val="2D2D2D"/>
           <w:spacing w:val="-8"/>
           <w:sz w:val="26"/>
-          <w:u w:val="thick" w:color="2D2D2D"/>
-        </w:rPr>
-        <w:t xml:space="preserve"> </w:t>
-      </w:r>
-      <w:r>
-        <w:rPr>
-          <w:b/>
-          <w:color w:val="2D2D2D"/>
-          <w:spacing w:val="-2"/>
-          <w:sz w:val="26"/>
-          <w:u w:val="thick" w:color="2D2D2D"/>
+          <w:u w:color="2D2D2D"/>
+        </w:rPr>
+        <w:t xml:space="preserve"> </w:t>
+      </w:r>
+      <w:r>
+        <w:rPr>
+          <w:color w:val="2D2D2D"/>
+          <w:spacing w:val="-2"/>
+          <w:sz w:val="26"/>
+          <w:u w:color="2D2D2D"/>
         </w:rPr>
         <w:t>Issues</w:t>
       </w:r>
       <w:r>
         <w:rPr>
-          <w:b/>
           <w:color w:val="2D2D2D"/>
           <w:spacing w:val="-9"/>
           <w:sz w:val="26"/>
-          <w:u w:val="thick" w:color="2D2D2D"/>
-        </w:rPr>
-        <w:t xml:space="preserve"> </w:t>
-      </w:r>
-      <w:r>
-        <w:rPr>
-          <w:b/>
-          <w:color w:val="2D2D2D"/>
-          <w:spacing w:val="-2"/>
-          <w:sz w:val="26"/>
-          <w:u w:val="thick" w:color="2D2D2D"/>
+          <w:u w:color="2D2D2D"/>
+        </w:rPr>
+        <w:t xml:space="preserve"> </w:t>
+      </w:r>
+      <w:r>
+        <w:rPr>
+          <w:color w:val="2D2D2D"/>
+          <w:spacing w:val="-2"/>
+          <w:sz w:val="26"/>
+          <w:u w:color="2D2D2D"/>
         </w:rPr>
         <w:t>with</w:t>
       </w:r>
       <w:r>
         <w:rPr>
-          <w:b/>
           <w:color w:val="2D2D2D"/>
           <w:spacing w:val="-5"/>
           <w:sz w:val="26"/>
-          <w:u w:val="thick" w:color="2D2D2D"/>
-        </w:rPr>
-        <w:t xml:space="preserve"> </w:t>
-      </w:r>
-      <w:r>
-        <w:rPr>
-          <w:b/>
-          <w:color w:val="2D2D2D"/>
-          <w:spacing w:val="-2"/>
-          <w:sz w:val="26"/>
-          <w:u w:val="thick" w:color="2D2D2D"/>
+          <w:u w:color="2D2D2D"/>
+        </w:rPr>
+        <w:t xml:space="preserve"> </w:t>
+      </w:r>
+      <w:r>
+        <w:rPr>
+          <w:color w:val="2D2D2D"/>
+          <w:spacing w:val="-2"/>
+          <w:sz w:val="26"/>
+          <w:u w:color="2D2D2D"/>
         </w:rPr>
         <w:t>Tenants</w:t>
       </w:r>
       <w:r>
         <w:rPr>
-          <w:b/>
           <w:color w:val="2D2D2D"/>
           <w:spacing w:val="-7"/>
           <w:sz w:val="26"/>
-          <w:u w:val="thick" w:color="2D2D2D"/>
-        </w:rPr>
-        <w:t xml:space="preserve"> </w:t>
-      </w:r>
-      <w:r>
-        <w:rPr>
-          <w:b/>
-          <w:color w:val="2D2D2D"/>
-          <w:spacing w:val="-2"/>
-          <w:sz w:val="26"/>
-          <w:u w:val="thick" w:color="2D2D2D"/>
+          <w:u w:color="2D2D2D"/>
+        </w:rPr>
+        <w:t xml:space="preserve"> </w:t>
+      </w:r>
+      <w:r>
+        <w:rPr>
+          <w:color w:val="2D2D2D"/>
+          <w:spacing w:val="-2"/>
+          <w:sz w:val="26"/>
+          <w:u w:color="2D2D2D"/>
         </w:rPr>
         <w:t>and</w:t>
       </w:r>
       <w:r>
         <w:rPr>
-          <w:b/>
           <w:color w:val="2D2D2D"/>
           <w:spacing w:val="-5"/>
           <w:sz w:val="26"/>
-          <w:u w:val="thick" w:color="2D2D2D"/>
-        </w:rPr>
-        <w:t xml:space="preserve"> </w:t>
-      </w:r>
-      <w:r>
-        <w:rPr>
-          <w:b/>
-          <w:color w:val="2D2D2D"/>
-          <w:spacing w:val="-2"/>
-          <w:sz w:val="26"/>
-          <w:u w:val="thick" w:color="2D2D2D"/>
+          <w:u w:color="2D2D2D"/>
+        </w:rPr>
+        <w:t xml:space="preserve"> </w:t>
+      </w:r>
+      <w:r>
+        <w:rPr>
+          <w:color w:val="2D2D2D"/>
+          <w:spacing w:val="-2"/>
+          <w:sz w:val="26"/>
+          <w:u w:color="2D2D2D"/>
         </w:rPr>
         <w:t>Owners</w:t>
       </w:r>
       <w:r>
         <w:rPr>
-          <w:b/>
           <w:color w:val="2D2D2D"/>
           <w:spacing w:val="3"/>
           <w:sz w:val="26"/>
@@ -9443,7 +9125,7 @@
           <w:sz w:val="20"/>
         </w:rPr>
         <w:drawing>
-          <wp:anchor distT="0" distB="0" distL="0" distR="0" simplePos="0" relativeHeight="487605760" behindDoc="1" locked="0" layoutInCell="1" allowOverlap="1" wp14:anchorId="00FDE780" wp14:editId="00FDE781">
+          <wp:anchor distT="0" distB="0" distL="0" distR="0" simplePos="0" relativeHeight="251713024" behindDoc="1" locked="0" layoutInCell="1" allowOverlap="1" wp14:anchorId="00FDE780" wp14:editId="00FDE781">
             <wp:simplePos x="0" y="0"/>
             <wp:positionH relativeFrom="page">
               <wp:posOffset>2755900</wp:posOffset>
@@ -9466,7 +9148,7 @@
                     <pic:cNvPicPr/>
                   </pic:nvPicPr>
                   <pic:blipFill>
-                    <a:blip r:embed="rId39" cstate="print"/>
+                    <a:blip r:embed="rId41" cstate="print"/>
                     <a:stretch>
                       <a:fillRect/>
                     </a:stretch>
@@ -9511,158 +9193,151 @@
       </w:pPr>
       <w:r>
         <w:rPr>
-          <w:b/>
-          <w:color w:val="2D2D2D"/>
-          <w:spacing w:val="-2"/>
-          <w:sz w:val="26"/>
-          <w:u w:val="thick" w:color="2D2D2D"/>
+          <w:color w:val="2D2D2D"/>
+          <w:spacing w:val="-2"/>
+          <w:sz w:val="26"/>
+          <w:u w:color="2D2D2D"/>
         </w:rPr>
         <w:lastRenderedPageBreak/>
-        <w:t>FR37</w:t>
-      </w:r>
-      <w:r>
-        <w:rPr>
-          <w:b/>
+        <w:t>AC_PRS_</w:t>
+      </w:r>
+      <w:r>
+        <w:rPr>
+          <w:color w:val="2D2D2D"/>
+          <w:spacing w:val="-2"/>
+          <w:sz w:val="26"/>
+          <w:u w:color="2D2D2D"/>
+        </w:rPr>
+        <w:t>37</w:t>
+      </w:r>
+      <w:r>
+        <w:rPr>
           <w:color w:val="2D2D2D"/>
           <w:spacing w:val="-10"/>
           <w:sz w:val="26"/>
-          <w:u w:val="thick" w:color="2D2D2D"/>
-        </w:rPr>
-        <w:t xml:space="preserve"> </w:t>
-      </w:r>
-      <w:r>
-        <w:rPr>
-          <w:b/>
-          <w:color w:val="2D2D2D"/>
-          <w:spacing w:val="-2"/>
-          <w:sz w:val="26"/>
-          <w:u w:val="thick" w:color="2D2D2D"/>
+          <w:u w:color="2D2D2D"/>
+        </w:rPr>
+        <w:t xml:space="preserve"> </w:t>
+      </w:r>
+      <w:r>
+        <w:rPr>
+          <w:color w:val="2D2D2D"/>
+          <w:spacing w:val="-2"/>
+          <w:sz w:val="26"/>
+          <w:u w:color="2D2D2D"/>
         </w:rPr>
         <w:t>-</w:t>
       </w:r>
       <w:r>
         <w:rPr>
-          <w:b/>
           <w:color w:val="2D2D2D"/>
           <w:spacing w:val="-10"/>
           <w:sz w:val="26"/>
-          <w:u w:val="thick" w:color="2D2D2D"/>
-        </w:rPr>
-        <w:t xml:space="preserve"> </w:t>
-      </w:r>
-      <w:r>
-        <w:rPr>
-          <w:b/>
-          <w:color w:val="2D2D2D"/>
-          <w:spacing w:val="-2"/>
-          <w:sz w:val="26"/>
-          <w:u w:val="thick" w:color="2D2D2D"/>
+          <w:u w:color="2D2D2D"/>
+        </w:rPr>
+        <w:t xml:space="preserve"> </w:t>
+      </w:r>
+      <w:r>
+        <w:rPr>
+          <w:color w:val="2D2D2D"/>
+          <w:spacing w:val="-2"/>
+          <w:sz w:val="26"/>
+          <w:u w:color="2D2D2D"/>
         </w:rPr>
         <w:t>Approve</w:t>
       </w:r>
       <w:r>
         <w:rPr>
-          <w:b/>
           <w:color w:val="2D2D2D"/>
           <w:spacing w:val="-7"/>
           <w:sz w:val="26"/>
-          <w:u w:val="thick" w:color="2D2D2D"/>
-        </w:rPr>
-        <w:t xml:space="preserve"> </w:t>
-      </w:r>
-      <w:r>
-        <w:rPr>
-          <w:b/>
-          <w:color w:val="2D2D2D"/>
-          <w:spacing w:val="-2"/>
-          <w:sz w:val="26"/>
-          <w:u w:val="thick" w:color="2D2D2D"/>
+          <w:u w:color="2D2D2D"/>
+        </w:rPr>
+        <w:t xml:space="preserve"> </w:t>
+      </w:r>
+      <w:r>
+        <w:rPr>
+          <w:color w:val="2D2D2D"/>
+          <w:spacing w:val="-2"/>
+          <w:sz w:val="26"/>
+          <w:u w:color="2D2D2D"/>
         </w:rPr>
         <w:t>Refunds</w:t>
       </w:r>
       <w:r>
         <w:rPr>
-          <w:b/>
           <w:color w:val="2D2D2D"/>
           <w:spacing w:val="-10"/>
           <w:sz w:val="26"/>
-          <w:u w:val="thick" w:color="2D2D2D"/>
-        </w:rPr>
-        <w:t xml:space="preserve"> </w:t>
-      </w:r>
-      <w:r>
-        <w:rPr>
-          <w:b/>
-          <w:color w:val="2D2D2D"/>
-          <w:spacing w:val="-2"/>
-          <w:sz w:val="26"/>
-          <w:u w:val="thick" w:color="2D2D2D"/>
+          <w:u w:color="2D2D2D"/>
+        </w:rPr>
+        <w:t xml:space="preserve"> </w:t>
+      </w:r>
+      <w:r>
+        <w:rPr>
+          <w:color w:val="2D2D2D"/>
+          <w:spacing w:val="-2"/>
+          <w:sz w:val="26"/>
+          <w:u w:color="2D2D2D"/>
         </w:rPr>
         <w:t>for</w:t>
       </w:r>
       <w:r>
         <w:rPr>
-          <w:b/>
           <w:color w:val="2D2D2D"/>
           <w:spacing w:val="-8"/>
           <w:sz w:val="26"/>
-          <w:u w:val="thick" w:color="2D2D2D"/>
-        </w:rPr>
-        <w:t xml:space="preserve"> </w:t>
-      </w:r>
-      <w:r>
-        <w:rPr>
-          <w:b/>
-          <w:color w:val="2D2D2D"/>
-          <w:spacing w:val="-2"/>
-          <w:sz w:val="26"/>
-          <w:u w:val="thick" w:color="2D2D2D"/>
+          <w:u w:color="2D2D2D"/>
+        </w:rPr>
+        <w:t xml:space="preserve"> </w:t>
+      </w:r>
+      <w:r>
+        <w:rPr>
+          <w:color w:val="2D2D2D"/>
+          <w:spacing w:val="-2"/>
+          <w:sz w:val="26"/>
+          <w:u w:color="2D2D2D"/>
         </w:rPr>
         <w:t>cancelled</w:t>
       </w:r>
       <w:r>
         <w:rPr>
-          <w:b/>
           <w:color w:val="2D2D2D"/>
           <w:spacing w:val="-6"/>
           <w:sz w:val="26"/>
-          <w:u w:val="thick" w:color="2D2D2D"/>
-        </w:rPr>
-        <w:t xml:space="preserve"> </w:t>
-      </w:r>
-      <w:r>
-        <w:rPr>
-          <w:b/>
-          <w:color w:val="2D2D2D"/>
-          <w:spacing w:val="-2"/>
-          <w:sz w:val="26"/>
-          <w:u w:val="thick" w:color="2D2D2D"/>
+          <w:u w:color="2D2D2D"/>
+        </w:rPr>
+        <w:t xml:space="preserve"> </w:t>
+      </w:r>
+      <w:r>
+        <w:rPr>
+          <w:color w:val="2D2D2D"/>
+          <w:spacing w:val="-2"/>
+          <w:sz w:val="26"/>
+          <w:u w:color="2D2D2D"/>
         </w:rPr>
         <w:t>Rental</w:t>
       </w:r>
       <w:r>
         <w:rPr>
-          <w:b/>
           <w:color w:val="2D2D2D"/>
           <w:spacing w:val="-4"/>
           <w:sz w:val="26"/>
-          <w:u w:val="thick" w:color="2D2D2D"/>
-        </w:rPr>
-        <w:t xml:space="preserve"> </w:t>
-      </w:r>
-      <w:r>
-        <w:rPr>
-          <w:b/>
-          <w:color w:val="2D2D2D"/>
-          <w:spacing w:val="-2"/>
-          <w:sz w:val="26"/>
-          <w:u w:val="thick" w:color="2D2D2D"/>
+          <w:u w:color="2D2D2D"/>
+        </w:rPr>
+        <w:t xml:space="preserve"> </w:t>
+      </w:r>
+      <w:r>
+        <w:rPr>
+          <w:color w:val="2D2D2D"/>
+          <w:spacing w:val="-2"/>
+          <w:sz w:val="26"/>
+          <w:u w:color="2D2D2D"/>
         </w:rPr>
         <w:t>Transactions</w:t>
       </w:r>
       <w:r>
         <w:rPr>
-          <w:b/>
           <w:color w:val="2D2D2D"/>
           <w:spacing w:val="1"/>
           <w:sz w:val="26"/>
@@ -9770,7 +9445,7 @@
           <w:sz w:val="20"/>
         </w:rPr>
         <w:drawing>
-          <wp:anchor distT="0" distB="0" distL="0" distR="0" simplePos="0" relativeHeight="487606272" behindDoc="1" locked="0" layoutInCell="1" allowOverlap="1" wp14:anchorId="00FDE782" wp14:editId="00FDE783">
+          <wp:anchor distT="0" distB="0" distL="0" distR="0" simplePos="0" relativeHeight="251717120" behindDoc="1" locked="0" layoutInCell="1" allowOverlap="1" wp14:anchorId="00FDE782" wp14:editId="00FDE783">
             <wp:simplePos x="0" y="0"/>
             <wp:positionH relativeFrom="page">
               <wp:posOffset>1011555</wp:posOffset>
@@ -9793,7 +9468,7 @@
                     <pic:cNvPicPr/>
                   </pic:nvPicPr>
                   <pic:blipFill>
-                    <a:blip r:embed="rId40" cstate="print"/>
+                    <a:blip r:embed="rId42" cstate="print"/>
                     <a:stretch>
                       <a:fillRect/>
                     </a:stretch>
@@ -9840,78 +9515,79 @@
       <w:bookmarkEnd w:id="5"/>
       <w:r>
         <w:rPr>
-          <w:b/>
-          <w:color w:val="2D2D2D"/>
-          <w:spacing w:val="-2"/>
-          <w:sz w:val="26"/>
-          <w:u w:val="thick" w:color="2D2D2D"/>
+          <w:color w:val="2D2D2D"/>
+          <w:spacing w:val="-2"/>
+          <w:sz w:val="26"/>
+          <w:u w:color="2D2D2D"/>
         </w:rPr>
         <w:lastRenderedPageBreak/>
-        <w:t>FR38</w:t>
-      </w:r>
-      <w:r>
-        <w:rPr>
-          <w:b/>
+        <w:t>AC_PRS_</w:t>
+      </w:r>
+      <w:r>
+        <w:rPr>
+          <w:color w:val="2D2D2D"/>
+          <w:spacing w:val="-2"/>
+          <w:sz w:val="26"/>
+          <w:u w:color="2D2D2D"/>
+        </w:rPr>
+        <w:t>38</w:t>
+      </w:r>
+      <w:r>
+        <w:rPr>
           <w:color w:val="2D2D2D"/>
           <w:spacing w:val="-11"/>
           <w:sz w:val="26"/>
-          <w:u w:val="thick" w:color="2D2D2D"/>
-        </w:rPr>
-        <w:t xml:space="preserve"> </w:t>
-      </w:r>
-      <w:r>
-        <w:rPr>
-          <w:b/>
-          <w:color w:val="2D2D2D"/>
-          <w:spacing w:val="-2"/>
-          <w:sz w:val="26"/>
-          <w:u w:val="thick" w:color="2D2D2D"/>
+          <w:u w:color="2D2D2D"/>
+        </w:rPr>
+        <w:t xml:space="preserve"> </w:t>
+      </w:r>
+      <w:r>
+        <w:rPr>
+          <w:color w:val="2D2D2D"/>
+          <w:spacing w:val="-2"/>
+          <w:sz w:val="26"/>
+          <w:u w:color="2D2D2D"/>
         </w:rPr>
         <w:t>-</w:t>
       </w:r>
       <w:r>
         <w:rPr>
-          <w:b/>
           <w:color w:val="2D2D2D"/>
           <w:spacing w:val="-8"/>
           <w:sz w:val="26"/>
-          <w:u w:val="thick" w:color="2D2D2D"/>
-        </w:rPr>
-        <w:t xml:space="preserve"> </w:t>
-      </w:r>
-      <w:r>
-        <w:rPr>
-          <w:b/>
-          <w:color w:val="2D2D2D"/>
-          <w:spacing w:val="-2"/>
-          <w:sz w:val="26"/>
-          <w:u w:val="thick" w:color="2D2D2D"/>
+          <w:u w:color="2D2D2D"/>
+        </w:rPr>
+        <w:t xml:space="preserve"> </w:t>
+      </w:r>
+      <w:r>
+        <w:rPr>
+          <w:color w:val="2D2D2D"/>
+          <w:spacing w:val="-2"/>
+          <w:sz w:val="26"/>
+          <w:u w:color="2D2D2D"/>
         </w:rPr>
         <w:t>Manage</w:t>
       </w:r>
       <w:r>
         <w:rPr>
-          <w:b/>
           <w:color w:val="2D2D2D"/>
           <w:spacing w:val="-9"/>
           <w:sz w:val="26"/>
-          <w:u w:val="thick" w:color="2D2D2D"/>
-        </w:rPr>
-        <w:t xml:space="preserve"> </w:t>
-      </w:r>
-      <w:r>
-        <w:rPr>
-          <w:b/>
-          <w:color w:val="2D2D2D"/>
-          <w:spacing w:val="-2"/>
-          <w:sz w:val="26"/>
-          <w:u w:val="thick" w:color="2D2D2D"/>
+          <w:u w:color="2D2D2D"/>
+        </w:rPr>
+        <w:t xml:space="preserve"> </w:t>
+      </w:r>
+      <w:r>
+        <w:rPr>
+          <w:color w:val="2D2D2D"/>
+          <w:spacing w:val="-2"/>
+          <w:sz w:val="26"/>
+          <w:u w:color="2D2D2D"/>
         </w:rPr>
         <w:t>Complaints</w:t>
       </w:r>
       <w:r>
         <w:rPr>
-          <w:b/>
           <w:color w:val="2D2D2D"/>
           <w:spacing w:val="-1"/>
           <w:sz w:val="26"/>
@@ -10010,7 +9686,7 @@
           <w:sz w:val="20"/>
         </w:rPr>
         <w:drawing>
-          <wp:anchor distT="0" distB="0" distL="0" distR="0" simplePos="0" relativeHeight="487606784" behindDoc="1" locked="0" layoutInCell="1" allowOverlap="1" wp14:anchorId="00FDE784" wp14:editId="00FDE785">
+          <wp:anchor distT="0" distB="0" distL="0" distR="0" simplePos="0" relativeHeight="251721216" behindDoc="1" locked="0" layoutInCell="1" allowOverlap="1" wp14:anchorId="00FDE784" wp14:editId="00FDE785">
             <wp:simplePos x="0" y="0"/>
             <wp:positionH relativeFrom="page">
               <wp:posOffset>1350644</wp:posOffset>
@@ -10033,7 +9709,7 @@
                     <pic:cNvPicPr/>
                   </pic:nvPicPr>
                   <pic:blipFill>
-                    <a:blip r:embed="rId41" cstate="print"/>
+                    <a:blip r:embed="rId43" cstate="print"/>
                     <a:stretch>
                       <a:fillRect/>
                     </a:stretch>
@@ -10064,117 +9740,114 @@
       </w:pPr>
       <w:r>
         <w:rPr>
-          <w:b/>
-          <w:color w:val="2D2D2D"/>
-          <w:spacing w:val="-2"/>
-          <w:sz w:val="26"/>
-          <w:u w:val="thick" w:color="2D2D2D"/>
-        </w:rPr>
-        <w:t>FR39</w:t>
-      </w:r>
-      <w:r>
-        <w:rPr>
-          <w:b/>
+          <w:color w:val="2D2D2D"/>
+          <w:spacing w:val="-2"/>
+          <w:sz w:val="26"/>
+          <w:u w:color="2D2D2D"/>
+        </w:rPr>
+        <w:t>AC_PRS_</w:t>
+      </w:r>
+      <w:r>
+        <w:rPr>
+          <w:color w:val="2D2D2D"/>
+          <w:spacing w:val="-2"/>
+          <w:sz w:val="26"/>
+          <w:u w:color="2D2D2D"/>
+        </w:rPr>
+        <w:t>39</w:t>
+      </w:r>
+      <w:r>
+        <w:rPr>
           <w:color w:val="2D2D2D"/>
           <w:spacing w:val="-9"/>
           <w:sz w:val="26"/>
-          <w:u w:val="thick" w:color="2D2D2D"/>
-        </w:rPr>
-        <w:t xml:space="preserve"> </w:t>
-      </w:r>
-      <w:r>
-        <w:rPr>
-          <w:b/>
-          <w:color w:val="2D2D2D"/>
-          <w:spacing w:val="-2"/>
-          <w:sz w:val="26"/>
-          <w:u w:val="thick" w:color="2D2D2D"/>
+          <w:u w:color="2D2D2D"/>
+        </w:rPr>
+        <w:t xml:space="preserve"> </w:t>
+      </w:r>
+      <w:r>
+        <w:rPr>
+          <w:color w:val="2D2D2D"/>
+          <w:spacing w:val="-2"/>
+          <w:sz w:val="26"/>
+          <w:u w:color="2D2D2D"/>
         </w:rPr>
         <w:t>-</w:t>
       </w:r>
       <w:r>
         <w:rPr>
-          <w:b/>
           <w:color w:val="2D2D2D"/>
           <w:spacing w:val="-10"/>
           <w:sz w:val="26"/>
-          <w:u w:val="thick" w:color="2D2D2D"/>
-        </w:rPr>
-        <w:t xml:space="preserve"> </w:t>
-      </w:r>
-      <w:r>
-        <w:rPr>
-          <w:b/>
-          <w:color w:val="2D2D2D"/>
-          <w:spacing w:val="-2"/>
-          <w:sz w:val="26"/>
-          <w:u w:val="thick" w:color="2D2D2D"/>
+          <w:u w:color="2D2D2D"/>
+        </w:rPr>
+        <w:t xml:space="preserve"> </w:t>
+      </w:r>
+      <w:r>
+        <w:rPr>
+          <w:color w:val="2D2D2D"/>
+          <w:spacing w:val="-2"/>
+          <w:sz w:val="26"/>
+          <w:u w:color="2D2D2D"/>
         </w:rPr>
         <w:t>Send</w:t>
       </w:r>
       <w:r>
         <w:rPr>
-          <w:b/>
           <w:color w:val="2D2D2D"/>
           <w:spacing w:val="-6"/>
           <w:sz w:val="26"/>
-          <w:u w:val="thick" w:color="2D2D2D"/>
-        </w:rPr>
-        <w:t xml:space="preserve"> </w:t>
-      </w:r>
-      <w:r>
-        <w:rPr>
-          <w:b/>
-          <w:color w:val="2D2D2D"/>
-          <w:spacing w:val="-2"/>
-          <w:sz w:val="26"/>
-          <w:u w:val="thick" w:color="2D2D2D"/>
+          <w:u w:color="2D2D2D"/>
+        </w:rPr>
+        <w:t xml:space="preserve"> </w:t>
+      </w:r>
+      <w:r>
+        <w:rPr>
+          <w:color w:val="2D2D2D"/>
+          <w:spacing w:val="-2"/>
+          <w:sz w:val="26"/>
+          <w:u w:color="2D2D2D"/>
         </w:rPr>
         <w:t>Notifications</w:t>
       </w:r>
       <w:r>
         <w:rPr>
-          <w:b/>
           <w:color w:val="2D2D2D"/>
           <w:spacing w:val="-4"/>
           <w:sz w:val="26"/>
-          <w:u w:val="thick" w:color="2D2D2D"/>
-        </w:rPr>
-        <w:t xml:space="preserve"> </w:t>
-      </w:r>
-      <w:r>
-        <w:rPr>
-          <w:b/>
-          <w:color w:val="2D2D2D"/>
-          <w:spacing w:val="-2"/>
-          <w:sz w:val="26"/>
-          <w:u w:val="thick" w:color="2D2D2D"/>
+          <w:u w:color="2D2D2D"/>
+        </w:rPr>
+        <w:t xml:space="preserve"> </w:t>
+      </w:r>
+      <w:r>
+        <w:rPr>
+          <w:color w:val="2D2D2D"/>
+          <w:spacing w:val="-2"/>
+          <w:sz w:val="26"/>
+          <w:u w:color="2D2D2D"/>
         </w:rPr>
         <w:t>and</w:t>
       </w:r>
       <w:r>
         <w:rPr>
-          <w:b/>
           <w:color w:val="2D2D2D"/>
           <w:spacing w:val="-11"/>
           <w:sz w:val="26"/>
-          <w:u w:val="thick" w:color="2D2D2D"/>
-        </w:rPr>
-        <w:t xml:space="preserve"> </w:t>
-      </w:r>
-      <w:r>
-        <w:rPr>
-          <w:b/>
-          <w:color w:val="2D2D2D"/>
-          <w:spacing w:val="-2"/>
-          <w:sz w:val="26"/>
-          <w:u w:val="thick" w:color="2D2D2D"/>
+          <w:u w:color="2D2D2D"/>
+        </w:rPr>
+        <w:t xml:space="preserve"> </w:t>
+      </w:r>
+      <w:r>
+        <w:rPr>
+          <w:color w:val="2D2D2D"/>
+          <w:spacing w:val="-2"/>
+          <w:sz w:val="26"/>
+          <w:u w:color="2D2D2D"/>
         </w:rPr>
         <w:t>Reminders</w:t>
       </w:r>
       <w:r>
         <w:rPr>
-          <w:b/>
           <w:color w:val="2D2D2D"/>
           <w:sz w:val="26"/>
         </w:rPr>
@@ -10265,7 +9938,7 @@
           <w:sz w:val="20"/>
         </w:rPr>
         <w:drawing>
-          <wp:anchor distT="0" distB="0" distL="0" distR="0" simplePos="0" relativeHeight="487607296" behindDoc="1" locked="0" layoutInCell="1" allowOverlap="1" wp14:anchorId="00FDE786" wp14:editId="00FDE787">
+          <wp:anchor distT="0" distB="0" distL="0" distR="0" simplePos="0" relativeHeight="251725312" behindDoc="1" locked="0" layoutInCell="1" allowOverlap="1" wp14:anchorId="00FDE786" wp14:editId="00FDE787">
             <wp:simplePos x="0" y="0"/>
             <wp:positionH relativeFrom="page">
               <wp:posOffset>1986914</wp:posOffset>
@@ -10288,7 +9961,7 @@
                     <pic:cNvPicPr/>
                   </pic:nvPicPr>
                   <pic:blipFill>
-                    <a:blip r:embed="rId42" cstate="print"/>
+                    <a:blip r:embed="rId44" cstate="print"/>
                     <a:stretch>
                       <a:fillRect/>
                     </a:stretch>
@@ -10333,178 +10006,169 @@
       </w:pPr>
       <w:r>
         <w:rPr>
-          <w:b/>
-          <w:color w:val="2D2D2D"/>
-          <w:spacing w:val="-2"/>
-          <w:sz w:val="26"/>
-          <w:u w:val="thick" w:color="2D2D2D"/>
+          <w:color w:val="2D2D2D"/>
+          <w:spacing w:val="-2"/>
+          <w:sz w:val="26"/>
+          <w:u w:color="2D2D2D"/>
         </w:rPr>
         <w:lastRenderedPageBreak/>
-        <w:t>FR40</w:t>
-      </w:r>
-      <w:r>
-        <w:rPr>
-          <w:b/>
+        <w:t>AC_PRS_</w:t>
+      </w:r>
+      <w:r>
+        <w:rPr>
+          <w:color w:val="2D2D2D"/>
+          <w:spacing w:val="-2"/>
+          <w:sz w:val="26"/>
+          <w:u w:color="2D2D2D"/>
+        </w:rPr>
+        <w:t>40</w:t>
+      </w:r>
+      <w:r>
+        <w:rPr>
           <w:color w:val="2D2D2D"/>
           <w:spacing w:val="-9"/>
           <w:sz w:val="26"/>
-          <w:u w:val="thick" w:color="2D2D2D"/>
-        </w:rPr>
-        <w:t xml:space="preserve"> </w:t>
-      </w:r>
-      <w:r>
-        <w:rPr>
-          <w:b/>
-          <w:color w:val="2D2D2D"/>
-          <w:spacing w:val="-2"/>
-          <w:sz w:val="26"/>
-          <w:u w:val="thick" w:color="2D2D2D"/>
+          <w:u w:color="2D2D2D"/>
+        </w:rPr>
+        <w:t xml:space="preserve"> </w:t>
+      </w:r>
+      <w:r>
+        <w:rPr>
+          <w:color w:val="2D2D2D"/>
+          <w:spacing w:val="-2"/>
+          <w:sz w:val="26"/>
+          <w:u w:color="2D2D2D"/>
         </w:rPr>
         <w:t>-</w:t>
       </w:r>
       <w:r>
         <w:rPr>
-          <w:b/>
           <w:color w:val="2D2D2D"/>
           <w:spacing w:val="-5"/>
           <w:sz w:val="26"/>
-          <w:u w:val="thick" w:color="2D2D2D"/>
-        </w:rPr>
-        <w:t xml:space="preserve"> </w:t>
-      </w:r>
-      <w:r>
-        <w:rPr>
-          <w:b/>
-          <w:color w:val="2D2D2D"/>
-          <w:spacing w:val="-2"/>
-          <w:sz w:val="26"/>
-          <w:u w:val="thick" w:color="2D2D2D"/>
+          <w:u w:color="2D2D2D"/>
+        </w:rPr>
+        <w:t xml:space="preserve"> </w:t>
+      </w:r>
+      <w:r>
+        <w:rPr>
+          <w:color w:val="2D2D2D"/>
+          <w:spacing w:val="-2"/>
+          <w:sz w:val="26"/>
+          <w:u w:color="2D2D2D"/>
         </w:rPr>
         <w:t>Maintain</w:t>
       </w:r>
       <w:r>
         <w:rPr>
-          <w:b/>
           <w:color w:val="2D2D2D"/>
           <w:spacing w:val="-5"/>
           <w:sz w:val="26"/>
-          <w:u w:val="thick" w:color="2D2D2D"/>
-        </w:rPr>
-        <w:t xml:space="preserve"> </w:t>
-      </w:r>
-      <w:r>
-        <w:rPr>
-          <w:b/>
-          <w:color w:val="2D2D2D"/>
-          <w:spacing w:val="-2"/>
-          <w:sz w:val="26"/>
-          <w:u w:val="thick" w:color="2D2D2D"/>
+          <w:u w:color="2D2D2D"/>
+        </w:rPr>
+        <w:t xml:space="preserve"> </w:t>
+      </w:r>
+      <w:r>
+        <w:rPr>
+          <w:color w:val="2D2D2D"/>
+          <w:spacing w:val="-2"/>
+          <w:sz w:val="26"/>
+          <w:u w:color="2D2D2D"/>
         </w:rPr>
         <w:t>Records</w:t>
       </w:r>
       <w:r>
         <w:rPr>
-          <w:b/>
           <w:color w:val="2D2D2D"/>
           <w:spacing w:val="-5"/>
           <w:sz w:val="26"/>
-          <w:u w:val="thick" w:color="2D2D2D"/>
-        </w:rPr>
-        <w:t xml:space="preserve"> </w:t>
-      </w:r>
-      <w:r>
-        <w:rPr>
-          <w:b/>
-          <w:color w:val="2D2D2D"/>
-          <w:spacing w:val="-2"/>
-          <w:sz w:val="26"/>
-          <w:u w:val="thick" w:color="2D2D2D"/>
+          <w:u w:color="2D2D2D"/>
+        </w:rPr>
+        <w:t xml:space="preserve"> </w:t>
+      </w:r>
+      <w:r>
+        <w:rPr>
+          <w:color w:val="2D2D2D"/>
+          <w:spacing w:val="-2"/>
+          <w:sz w:val="26"/>
+          <w:u w:color="2D2D2D"/>
         </w:rPr>
         <w:t>of</w:t>
       </w:r>
       <w:r>
         <w:rPr>
-          <w:b/>
           <w:color w:val="2D2D2D"/>
           <w:spacing w:val="-6"/>
           <w:sz w:val="26"/>
-          <w:u w:val="thick" w:color="2D2D2D"/>
-        </w:rPr>
-        <w:t xml:space="preserve"> </w:t>
-      </w:r>
-      <w:r>
-        <w:rPr>
-          <w:b/>
-          <w:color w:val="2D2D2D"/>
-          <w:spacing w:val="-2"/>
-          <w:sz w:val="26"/>
-          <w:u w:val="thick" w:color="2D2D2D"/>
+          <w:u w:color="2D2D2D"/>
+        </w:rPr>
+        <w:t xml:space="preserve"> </w:t>
+      </w:r>
+      <w:r>
+        <w:rPr>
+          <w:color w:val="2D2D2D"/>
+          <w:spacing w:val="-2"/>
+          <w:sz w:val="26"/>
+          <w:u w:color="2D2D2D"/>
         </w:rPr>
         <w:t>User</w:t>
       </w:r>
       <w:r>
         <w:rPr>
-          <w:b/>
           <w:color w:val="2D2D2D"/>
           <w:spacing w:val="-8"/>
           <w:sz w:val="26"/>
-          <w:u w:val="thick" w:color="2D2D2D"/>
-        </w:rPr>
-        <w:t xml:space="preserve"> </w:t>
-      </w:r>
-      <w:r>
-        <w:rPr>
-          <w:b/>
-          <w:color w:val="2D2D2D"/>
-          <w:spacing w:val="-2"/>
-          <w:sz w:val="26"/>
-          <w:u w:val="thick" w:color="2D2D2D"/>
+          <w:u w:color="2D2D2D"/>
+        </w:rPr>
+        <w:t xml:space="preserve"> </w:t>
+      </w:r>
+      <w:r>
+        <w:rPr>
+          <w:color w:val="2D2D2D"/>
+          <w:spacing w:val="-2"/>
+          <w:sz w:val="26"/>
+          <w:u w:color="2D2D2D"/>
         </w:rPr>
         <w:t>Issues</w:t>
       </w:r>
       <w:r>
         <w:rPr>
-          <w:b/>
           <w:color w:val="2D2D2D"/>
           <w:spacing w:val="-4"/>
           <w:sz w:val="26"/>
-          <w:u w:val="thick" w:color="2D2D2D"/>
-        </w:rPr>
-        <w:t xml:space="preserve"> </w:t>
-      </w:r>
-      <w:r>
-        <w:rPr>
-          <w:b/>
-          <w:color w:val="2D2D2D"/>
-          <w:spacing w:val="-2"/>
-          <w:sz w:val="26"/>
-          <w:u w:val="thick" w:color="2D2D2D"/>
+          <w:u w:color="2D2D2D"/>
+        </w:rPr>
+        <w:t xml:space="preserve"> </w:t>
+      </w:r>
+      <w:r>
+        <w:rPr>
+          <w:color w:val="2D2D2D"/>
+          <w:spacing w:val="-2"/>
+          <w:sz w:val="26"/>
+          <w:u w:color="2D2D2D"/>
         </w:rPr>
         <w:t>and</w:t>
       </w:r>
       <w:r>
         <w:rPr>
-          <w:b/>
           <w:color w:val="2D2D2D"/>
           <w:spacing w:val="-7"/>
           <w:sz w:val="26"/>
-          <w:u w:val="thick" w:color="2D2D2D"/>
-        </w:rPr>
-        <w:t xml:space="preserve"> </w:t>
-      </w:r>
-      <w:r>
-        <w:rPr>
-          <w:b/>
-          <w:color w:val="2D2D2D"/>
-          <w:spacing w:val="-2"/>
-          <w:sz w:val="26"/>
-          <w:u w:val="thick" w:color="2D2D2D"/>
+          <w:u w:color="2D2D2D"/>
+        </w:rPr>
+        <w:t xml:space="preserve"> </w:t>
+      </w:r>
+      <w:r>
+        <w:rPr>
+          <w:color w:val="2D2D2D"/>
+          <w:spacing w:val="-2"/>
+          <w:sz w:val="26"/>
+          <w:u w:color="2D2D2D"/>
         </w:rPr>
         <w:t>Resolutions</w:t>
       </w:r>
       <w:r>
         <w:rPr>
-          <w:b/>
           <w:color w:val="2D2D2D"/>
           <w:spacing w:val="2"/>
           <w:sz w:val="26"/>
@@ -10592,7 +10256,7 @@
           <w:sz w:val="20"/>
         </w:rPr>
         <w:drawing>
-          <wp:anchor distT="0" distB="0" distL="0" distR="0" simplePos="0" relativeHeight="487607808" behindDoc="1" locked="0" layoutInCell="1" allowOverlap="1" wp14:anchorId="00FDE788" wp14:editId="00FDE789">
+          <wp:anchor distT="0" distB="0" distL="0" distR="0" simplePos="0" relativeHeight="251729408" behindDoc="1" locked="0" layoutInCell="1" allowOverlap="1" wp14:anchorId="00FDE788" wp14:editId="00FDE789">
             <wp:simplePos x="0" y="0"/>
             <wp:positionH relativeFrom="page">
               <wp:posOffset>2404745</wp:posOffset>
@@ -10615,7 +10279,7 @@
                     <pic:cNvPicPr/>
                   </pic:nvPicPr>
                   <pic:blipFill>
-                    <a:blip r:embed="rId43" cstate="print"/>
+                    <a:blip r:embed="rId45" cstate="print"/>
                     <a:stretch>
                       <a:fillRect/>
                     </a:stretch>
@@ -10635,19 +10299,20 @@
           </wp:anchor>
         </w:drawing>
       </w:r>
-      <w:bookmarkStart w:id="6" w:name="_GoBack"/>
+    </w:p>
+    <w:p>
+      <w:pPr>
+        <w:pStyle w:val="BodyText"/>
+        <w:spacing w:before="5"/>
+        <w:rPr>
+          <w:b w:val="0"/>
+        </w:rPr>
+      </w:pPr>
+      <w:bookmarkStart w:id="6" w:name="User_(these_2_processes_are_the_same_for"/>
       <w:bookmarkEnd w:id="6"/>
     </w:p>
     <w:p>
       <w:pPr>
-        <w:pStyle w:val="BodyText"/>
-        <w:spacing w:before="5"/>
-      </w:pPr>
-      <w:bookmarkStart w:id="7" w:name="User_(these_2_processes_are_the_same_for"/>
-      <w:bookmarkEnd w:id="7"/>
-    </w:p>
-    <w:p>
-      <w:pPr>
         <w:ind w:left="424"/>
         <w:rPr>
           <w:sz w:val="26"/>
@@ -10655,73 +10320,73 @@
       </w:pPr>
       <w:r>
         <w:rPr>
-          <w:b/>
-          <w:color w:val="2D2D2D"/>
-          <w:sz w:val="26"/>
-          <w:u w:val="thick" w:color="2D2D2D"/>
-        </w:rPr>
-        <w:t>FR41</w:t>
-      </w:r>
-      <w:r>
-        <w:rPr>
-          <w:b/>
+          <w:color w:val="2D2D2D"/>
+          <w:sz w:val="26"/>
+          <w:u w:color="2D2D2D"/>
+        </w:rPr>
+        <w:t>AC_PRS_</w:t>
+      </w:r>
+      <w:r>
+        <w:rPr>
+          <w:color w:val="2D2D2D"/>
+          <w:sz w:val="26"/>
+          <w:u w:color="2D2D2D"/>
+        </w:rPr>
+        <w:t>41</w:t>
+      </w:r>
+      <w:r>
+        <w:rPr>
           <w:color w:val="2D2D2D"/>
           <w:spacing w:val="-15"/>
           <w:sz w:val="26"/>
-          <w:u w:val="thick" w:color="2D2D2D"/>
-        </w:rPr>
-        <w:t xml:space="preserve"> </w:t>
-      </w:r>
-      <w:r>
-        <w:rPr>
-          <w:b/>
-          <w:color w:val="2D2D2D"/>
-          <w:sz w:val="26"/>
-          <w:u w:val="thick" w:color="2D2D2D"/>
+          <w:u w:color="2D2D2D"/>
+        </w:rPr>
+        <w:t xml:space="preserve"> </w:t>
+      </w:r>
+      <w:r>
+        <w:rPr>
+          <w:color w:val="2D2D2D"/>
+          <w:sz w:val="26"/>
+          <w:u w:color="2D2D2D"/>
         </w:rPr>
         <w:t>-</w:t>
       </w:r>
       <w:r>
         <w:rPr>
-          <w:b/>
           <w:color w:val="2D2D2D"/>
           <w:spacing w:val="-13"/>
           <w:sz w:val="26"/>
-          <w:u w:val="thick" w:color="2D2D2D"/>
-        </w:rPr>
-        <w:t xml:space="preserve"> </w:t>
-      </w:r>
-      <w:r>
-        <w:rPr>
-          <w:b/>
-          <w:color w:val="2D2D2D"/>
-          <w:sz w:val="26"/>
-          <w:u w:val="thick" w:color="2D2D2D"/>
+          <w:u w:color="2D2D2D"/>
+        </w:rPr>
+        <w:t xml:space="preserve"> </w:t>
+      </w:r>
+      <w:r>
+        <w:rPr>
+          <w:color w:val="2D2D2D"/>
+          <w:sz w:val="26"/>
+          <w:u w:color="2D2D2D"/>
         </w:rPr>
         <w:t>Register</w:t>
       </w:r>
       <w:r>
         <w:rPr>
-          <w:b/>
           <w:color w:val="2D2D2D"/>
           <w:spacing w:val="-14"/>
           <w:sz w:val="26"/>
-          <w:u w:val="thick" w:color="2D2D2D"/>
-        </w:rPr>
-        <w:t xml:space="preserve"> </w:t>
-      </w:r>
-      <w:r>
-        <w:rPr>
-          <w:b/>
-          <w:color w:val="2D2D2D"/>
-          <w:sz w:val="26"/>
-          <w:u w:val="thick" w:color="2D2D2D"/>
+          <w:u w:color="2D2D2D"/>
+        </w:rPr>
+        <w:t xml:space="preserve"> </w:t>
+      </w:r>
+      <w:r>
+        <w:rPr>
+          <w:color w:val="2D2D2D"/>
+          <w:sz w:val="26"/>
+          <w:u w:color="2D2D2D"/>
         </w:rPr>
         <w:t>Account</w:t>
       </w:r>
       <w:r>
         <w:rPr>
-          <w:b/>
           <w:color w:val="2D2D2D"/>
           <w:spacing w:val="60"/>
           <w:w w:val="150"/>
@@ -10827,7 +10492,7 @@
           <w:sz w:val="20"/>
         </w:rPr>
         <w:drawing>
-          <wp:anchor distT="0" distB="0" distL="0" distR="0" simplePos="0" relativeHeight="487608320" behindDoc="1" locked="0" layoutInCell="1" allowOverlap="1" wp14:anchorId="00FDE78A" wp14:editId="00FDE78B">
+          <wp:anchor distT="0" distB="0" distL="0" distR="0" simplePos="0" relativeHeight="251733504" behindDoc="1" locked="0" layoutInCell="1" allowOverlap="1" wp14:anchorId="00FDE78A" wp14:editId="00FDE78B">
             <wp:simplePos x="0" y="0"/>
             <wp:positionH relativeFrom="page">
               <wp:posOffset>1987550</wp:posOffset>
@@ -10850,7 +10515,7 @@
                     <pic:cNvPicPr/>
                   </pic:nvPicPr>
                   <pic:blipFill>
-                    <a:blip r:embed="rId44" cstate="print"/>
+                    <a:blip r:embed="rId46" cstate="print"/>
                     <a:stretch>
                       <a:fillRect/>
                     </a:stretch>
@@ -10895,74 +10560,74 @@
       </w:pPr>
       <w:r>
         <w:rPr>
-          <w:b/>
-          <w:color w:val="2D2D2D"/>
-          <w:sz w:val="26"/>
-          <w:u w:val="thick" w:color="2D2D2D"/>
+          <w:color w:val="2D2D2D"/>
+          <w:sz w:val="26"/>
+          <w:u w:color="2D2D2D"/>
         </w:rPr>
         <w:lastRenderedPageBreak/>
-        <w:t>FR42</w:t>
-      </w:r>
-      <w:r>
-        <w:rPr>
-          <w:b/>
+        <w:t>AC_PRS_</w:t>
+      </w:r>
+      <w:r>
+        <w:rPr>
+          <w:color w:val="2D2D2D"/>
+          <w:sz w:val="26"/>
+          <w:u w:color="2D2D2D"/>
+        </w:rPr>
+        <w:t>42</w:t>
+      </w:r>
+      <w:r>
+        <w:rPr>
           <w:color w:val="2D2D2D"/>
           <w:spacing w:val="-15"/>
           <w:sz w:val="26"/>
-          <w:u w:val="thick" w:color="2D2D2D"/>
-        </w:rPr>
-        <w:t xml:space="preserve"> </w:t>
-      </w:r>
-      <w:r>
-        <w:rPr>
-          <w:b/>
-          <w:color w:val="2D2D2D"/>
-          <w:sz w:val="26"/>
-          <w:u w:val="thick" w:color="2D2D2D"/>
+          <w:u w:color="2D2D2D"/>
+        </w:rPr>
+        <w:t xml:space="preserve"> </w:t>
+      </w:r>
+      <w:r>
+        <w:rPr>
+          <w:color w:val="2D2D2D"/>
+          <w:sz w:val="26"/>
+          <w:u w:color="2D2D2D"/>
         </w:rPr>
         <w:t>-</w:t>
       </w:r>
       <w:r>
         <w:rPr>
-          <w:b/>
           <w:color w:val="2D2D2D"/>
           <w:spacing w:val="-10"/>
           <w:sz w:val="26"/>
-          <w:u w:val="thick" w:color="2D2D2D"/>
-        </w:rPr>
-        <w:t xml:space="preserve"> </w:t>
-      </w:r>
-      <w:r>
-        <w:rPr>
-          <w:b/>
-          <w:color w:val="2D2D2D"/>
-          <w:sz w:val="26"/>
-          <w:u w:val="thick" w:color="2D2D2D"/>
+          <w:u w:color="2D2D2D"/>
+        </w:rPr>
+        <w:t xml:space="preserve"> </w:t>
+      </w:r>
+      <w:r>
+        <w:rPr>
+          <w:color w:val="2D2D2D"/>
+          <w:sz w:val="26"/>
+          <w:u w:color="2D2D2D"/>
         </w:rPr>
         <w:t>Log</w:t>
       </w:r>
       <w:r>
         <w:rPr>
-          <w:b/>
           <w:color w:val="2D2D2D"/>
           <w:spacing w:val="-6"/>
           <w:sz w:val="26"/>
-          <w:u w:val="thick" w:color="2D2D2D"/>
-        </w:rPr>
-        <w:t xml:space="preserve"> </w:t>
-      </w:r>
-      <w:r>
-        <w:rPr>
-          <w:b/>
-          <w:color w:val="2D2D2D"/>
-          <w:sz w:val="26"/>
-          <w:u w:val="thick" w:color="2D2D2D"/>
+          <w:u w:color="2D2D2D"/>
+        </w:rPr>
+        <w:t xml:space="preserve"> </w:t>
+      </w:r>
+      <w:r>
+        <w:rPr>
+          <w:color w:val="2D2D2D"/>
+          <w:sz w:val="26"/>
+          <w:u w:color="2D2D2D"/>
         </w:rPr>
         <w:t>In</w:t>
       </w:r>
       <w:r>
         <w:rPr>
-          <w:b/>
           <w:color w:val="2D2D2D"/>
           <w:spacing w:val="52"/>
           <w:w w:val="150"/>
@@ -11059,7 +10724,7 @@
           <w:sz w:val="20"/>
         </w:rPr>
         <w:drawing>
-          <wp:anchor distT="0" distB="0" distL="0" distR="0" simplePos="0" relativeHeight="487608832" behindDoc="1" locked="0" layoutInCell="1" allowOverlap="1" wp14:anchorId="00FDE78C" wp14:editId="00FDE78D">
+          <wp:anchor distT="0" distB="0" distL="0" distR="0" simplePos="0" relativeHeight="251737600" behindDoc="1" locked="0" layoutInCell="1" allowOverlap="1" wp14:anchorId="00FDE78C" wp14:editId="00FDE78D">
             <wp:simplePos x="0" y="0"/>
             <wp:positionH relativeFrom="page">
               <wp:posOffset>1385569</wp:posOffset>
@@ -11082,7 +10747,7 @@
                     <pic:cNvPicPr/>
                   </pic:nvPicPr>
                   <pic:blipFill>
-                    <a:blip r:embed="rId45" cstate="print"/>
+                    <a:blip r:embed="rId47" cstate="print"/>
                     <a:stretch>
                       <a:fillRect/>
                     </a:stretch>
@@ -11122,66 +10787,57 @@
       </w:pPr>
       <w:r>
         <w:rPr>
-          <w:b/>
-          <w:sz w:val="26"/>
-          <w:u w:val="thick"/>
-        </w:rPr>
-        <w:t>FR43</w:t>
-      </w:r>
-      <w:r>
-        <w:rPr>
-          <w:b/>
+          <w:sz w:val="26"/>
+        </w:rPr>
+        <w:t>AC_PRS_</w:t>
+      </w:r>
+      <w:r>
+        <w:rPr>
+          <w:sz w:val="26"/>
+        </w:rPr>
+        <w:t>43</w:t>
+      </w:r>
+      <w:r>
+        <w:rPr>
           <w:spacing w:val="-15"/>
           <w:sz w:val="26"/>
-          <w:u w:val="thick"/>
-        </w:rPr>
-        <w:t xml:space="preserve"> </w:t>
-      </w:r>
-      <w:r>
-        <w:rPr>
-          <w:b/>
-          <w:sz w:val="26"/>
-          <w:u w:val="thick"/>
+        </w:rPr>
+        <w:t xml:space="preserve"> </w:t>
+      </w:r>
+      <w:r>
+        <w:rPr>
+          <w:sz w:val="26"/>
         </w:rPr>
         <w:t>–</w:t>
       </w:r>
       <w:r>
         <w:rPr>
-          <w:b/>
           <w:spacing w:val="-13"/>
           <w:sz w:val="26"/>
-          <w:u w:val="thick"/>
-        </w:rPr>
-        <w:t xml:space="preserve"> </w:t>
-      </w:r>
-      <w:r>
-        <w:rPr>
-          <w:b/>
-          <w:sz w:val="26"/>
-          <w:u w:val="thick"/>
+        </w:rPr>
+        <w:t xml:space="preserve"> </w:t>
+      </w:r>
+      <w:r>
+        <w:rPr>
+          <w:sz w:val="26"/>
         </w:rPr>
         <w:t>Log</w:t>
       </w:r>
       <w:r>
         <w:rPr>
-          <w:b/>
           <w:spacing w:val="-7"/>
           <w:sz w:val="26"/>
-          <w:u w:val="thick"/>
-        </w:rPr>
-        <w:t xml:space="preserve"> </w:t>
-      </w:r>
-      <w:r>
-        <w:rPr>
-          <w:b/>
-          <w:sz w:val="26"/>
-          <w:u w:val="thick"/>
+        </w:rPr>
+        <w:t xml:space="preserve"> </w:t>
+      </w:r>
+      <w:r>
+        <w:rPr>
+          <w:sz w:val="26"/>
         </w:rPr>
         <w:t>Out</w:t>
       </w:r>
       <w:r>
         <w:rPr>
-          <w:b/>
           <w:spacing w:val="75"/>
           <w:sz w:val="26"/>
         </w:rPr>
@@ -11276,7 +10932,7 @@
           <w:sz w:val="20"/>
         </w:rPr>
         <w:drawing>
-          <wp:anchor distT="0" distB="0" distL="0" distR="0" simplePos="0" relativeHeight="487609344" behindDoc="1" locked="0" layoutInCell="1" allowOverlap="1" wp14:anchorId="00FDE78E" wp14:editId="00FDE78F">
+          <wp:anchor distT="0" distB="0" distL="0" distR="0" simplePos="0" relativeHeight="251740672" behindDoc="1" locked="0" layoutInCell="1" allowOverlap="1" wp14:anchorId="00FDE78E" wp14:editId="00FDE78F">
             <wp:simplePos x="0" y="0"/>
             <wp:positionH relativeFrom="page">
               <wp:posOffset>1384300</wp:posOffset>
@@ -11299,7 +10955,7 @@
                     <pic:cNvPicPr/>
                   </pic:nvPicPr>
                   <pic:blipFill>
-                    <a:blip r:embed="rId46" cstate="print"/>
+                    <a:blip r:embed="rId48" cstate="print"/>
                     <a:stretch>
                       <a:fillRect/>
                     </a:stretch>
@@ -11327,6 +10983,44 @@
     </w:sectPr>
   </w:body>
 </w:document>
+</file>
+
+<file path=word/endnotes.xml><?xml version="1.0" encoding="utf-8"?>
+<w:endnotes xmlns:wpc="http://schemas.microsoft.com/office/word/2010/wordprocessingCanvas" xmlns:cx="http://schemas.microsoft.com/office/drawing/2014/chartex" xmlns:cx1="http://schemas.microsoft.com/office/drawing/2015/9/8/chartex" xmlns:cx2="http://schemas.microsoft.com/office/drawing/2015/10/21/chartex" xmlns:cx3="http://schemas.microsoft.com/office/drawing/2016/5/9/chartex" xmlns:cx4="http://schemas.microsoft.com/office/drawing/2016/5/10/chartex" xmlns:cx5="http://schemas.microsoft.com/office/drawing/2016/5/11/chartex" xmlns:cx6="http://schemas.microsoft.com/office/drawing/2016/5/12/chartex" xmlns:cx7="http://schemas.microsoft.com/office/drawing/2016/5/13/chartex" xmlns:cx8="http://schemas.microsoft.com/office/drawing/2016/5/14/chartex" xmlns:mc="http://schemas.openxmlformats.org/markup-compatibility/2006" xmlns:aink="http://schemas.microsoft.com/office/drawing/2016/ink" xmlns:am3d="http://schemas.microsoft.com/office/drawing/2017/model3d" xmlns:o="urn:schemas-microsoft-com:office:office" xmlns:r="http://schemas.openxmlformats.org/officeDocument/2006/relationships" xmlns:m="http://schemas.openxmlformats.org/officeDocument/2006/math" xmlns:v="urn:schemas-microsoft-com:vml" xmlns:wp14="http://schemas.microsoft.com/office/word/2010/wordprocessingDrawing" xmlns:wp="http://schemas.openxmlformats.org/drawingml/2006/wordprocessingDrawing" xmlns:w10="urn:schemas-microsoft-com:office:word" xmlns:w="http://schemas.openxmlformats.org/wordprocessingml/2006/main" xmlns:w14="http://schemas.microsoft.com/office/word/2010/wordml" xmlns:w15="http://schemas.microsoft.com/office/word/2012/wordml" xmlns:w16cid="http://schemas.microsoft.com/office/word/2016/wordml/cid" xmlns:w16se="http://schemas.microsoft.com/office/word/2015/wordml/symex" xmlns:wpg="http://schemas.microsoft.com/office/word/2010/wordprocessingGroup" xmlns:wpi="http://schemas.microsoft.com/office/word/2010/wordprocessingInk" xmlns:wne="http://schemas.microsoft.com/office/word/2006/wordml" xmlns:wps="http://schemas.microsoft.com/office/word/2010/wordprocessingShape" mc:Ignorable="w14 w15 w16se w16cid wp14">
+  <w:endnote w:type="separator" w:id="-1">
+    <w:p>
+      <w:r>
+        <w:separator/>
+      </w:r>
+    </w:p>
+  </w:endnote>
+  <w:endnote w:type="continuationSeparator" w:id="0">
+    <w:p>
+      <w:r>
+        <w:continuationSeparator/>
+      </w:r>
+    </w:p>
+  </w:endnote>
+</w:endnotes>
+</file>
+
+<file path=word/footnotes.xml><?xml version="1.0" encoding="utf-8"?>
+<w:footnotes xmlns:wpc="http://schemas.microsoft.com/office/word/2010/wordprocessingCanvas" xmlns:cx="http://schemas.microsoft.com/office/drawing/2014/chartex" xmlns:cx1="http://schemas.microsoft.com/office/drawing/2015/9/8/chartex" xmlns:cx2="http://schemas.microsoft.com/office/drawing/2015/10/21/chartex" xmlns:cx3="http://schemas.microsoft.com/office/drawing/2016/5/9/chartex" xmlns:cx4="http://schemas.microsoft.com/office/drawing/2016/5/10/chartex" xmlns:cx5="http://schemas.microsoft.com/office/drawing/2016/5/11/chartex" xmlns:cx6="http://schemas.microsoft.com/office/drawing/2016/5/12/chartex" xmlns:cx7="http://schemas.microsoft.com/office/drawing/2016/5/13/chartex" xmlns:cx8="http://schemas.microsoft.com/office/drawing/2016/5/14/chartex" xmlns:mc="http://schemas.openxmlformats.org/markup-compatibility/2006" xmlns:aink="http://schemas.microsoft.com/office/drawing/2016/ink" xmlns:am3d="http://schemas.microsoft.com/office/drawing/2017/model3d" xmlns:o="urn:schemas-microsoft-com:office:office" xmlns:r="http://schemas.openxmlformats.org/officeDocument/2006/relationships" xmlns:m="http://schemas.openxmlformats.org/officeDocument/2006/math" xmlns:v="urn:schemas-microsoft-com:vml" xmlns:wp14="http://schemas.microsoft.com/office/word/2010/wordprocessingDrawing" xmlns:wp="http://schemas.openxmlformats.org/drawingml/2006/wordprocessingDrawing" xmlns:w10="urn:schemas-microsoft-com:office:word" xmlns:w="http://schemas.openxmlformats.org/wordprocessingml/2006/main" xmlns:w14="http://schemas.microsoft.com/office/word/2010/wordml" xmlns:w15="http://schemas.microsoft.com/office/word/2012/wordml" xmlns:w16cid="http://schemas.microsoft.com/office/word/2016/wordml/cid" xmlns:w16se="http://schemas.microsoft.com/office/word/2015/wordml/symex" xmlns:wpg="http://schemas.microsoft.com/office/word/2010/wordprocessingGroup" xmlns:wpi="http://schemas.microsoft.com/office/word/2010/wordprocessingInk" xmlns:wne="http://schemas.microsoft.com/office/word/2006/wordml" xmlns:wps="http://schemas.microsoft.com/office/word/2010/wordprocessingShape" mc:Ignorable="w14 w15 w16se w16cid wp14">
+  <w:footnote w:type="separator" w:id="-1">
+    <w:p>
+      <w:r>
+        <w:separator/>
+      </w:r>
+    </w:p>
+  </w:footnote>
+  <w:footnote w:type="continuationSeparator" w:id="0">
+    <w:p>
+      <w:r>
+        <w:continuationSeparator/>
+      </w:r>
+    </w:p>
+  </w:footnote>
+</w:footnotes>
 </file>
 
 <file path=word/styles.xml><?xml version="1.0" encoding="utf-8"?>
@@ -11801,6 +11495,54 @@
     <w:uiPriority w:val="1"/>
     <w:qFormat/>
   </w:style>
+  <w:style w:type="paragraph" w:styleId="Header">
+    <w:name w:val="header"/>
+    <w:basedOn w:val="Normal"/>
+    <w:link w:val="HeaderChar"/>
+    <w:uiPriority w:val="99"/>
+    <w:unhideWhenUsed/>
+    <w:rsid w:val="009F03D1"/>
+    <w:pPr>
+      <w:tabs>
+        <w:tab w:val="center" w:pos="4536"/>
+        <w:tab w:val="right" w:pos="9072"/>
+      </w:tabs>
+    </w:pPr>
+  </w:style>
+  <w:style w:type="character" w:customStyle="1" w:styleId="HeaderChar">
+    <w:name w:val="Header Char"/>
+    <w:basedOn w:val="DefaultParagraphFont"/>
+    <w:link w:val="Header"/>
+    <w:uiPriority w:val="99"/>
+    <w:rsid w:val="009F03D1"/>
+    <w:rPr>
+      <w:rFonts w:ascii="Calibri" w:eastAsia="Calibri" w:hAnsi="Calibri" w:cs="Calibri"/>
+    </w:rPr>
+  </w:style>
+  <w:style w:type="paragraph" w:styleId="Footer">
+    <w:name w:val="footer"/>
+    <w:basedOn w:val="Normal"/>
+    <w:link w:val="FooterChar"/>
+    <w:uiPriority w:val="99"/>
+    <w:unhideWhenUsed/>
+    <w:rsid w:val="009F03D1"/>
+    <w:pPr>
+      <w:tabs>
+        <w:tab w:val="center" w:pos="4536"/>
+        <w:tab w:val="right" w:pos="9072"/>
+      </w:tabs>
+    </w:pPr>
+  </w:style>
+  <w:style w:type="character" w:customStyle="1" w:styleId="FooterChar">
+    <w:name w:val="Footer Char"/>
+    <w:basedOn w:val="DefaultParagraphFont"/>
+    <w:link w:val="Footer"/>
+    <w:uiPriority w:val="99"/>
+    <w:rsid w:val="009F03D1"/>
+    <w:rPr>
+      <w:rFonts w:ascii="Calibri" w:eastAsia="Calibri" w:hAnsi="Calibri" w:cs="Calibri"/>
+    </w:rPr>
+  </w:style>
 </w:styles>
 </file>
 
